--- a/Project_Report.docx
+++ b/Project_Report.docx
@@ -72,6 +72,7 @@
         <w:spacing w:after="160"/>
         <w:jc w:val="center"/>
       </w:pPr>
+      <w:proofErr w:type="spellStart"/>
       <w:r>
         <w:rPr>
           <w:b/>
@@ -82,6 +83,7 @@
         </w:rPr>
         <w:t>PhishGuard</w:t>
       </w:r>
+      <w:proofErr w:type="spellEnd"/>
     </w:p>
     <w:p>
       <w:pPr>
@@ -403,33 +405,97 @@
           <w:sz w:val="24"/>
           <w:szCs w:val="24"/>
         </w:rPr>
-        <w:t>While email is still the leading communication channel used in current organizations, it is also the principal source of cyberattacks and breaches such as phishing attacks and information leakage. As a way of resolving these issues, this work introduces PhishGuard, an email filtering software that utilizes rule-based logic to detect any phishing activity and stop confidential data from leaking. Different from typical approaches, which use machine learning and threat intelligence, PhishGuard works completely offline and uses deterministic algorithms, providing high explainability and predictability.</w:t>
-      </w:r>
-    </w:p>
-    <w:p>
-      <w:pPr>
-        <w:rPr>
-          <w:rFonts w:ascii="Times New Roman" w:hAnsi="Times New Roman" w:cs="Times New Roman"/>
-          <w:sz w:val="24"/>
-          <w:szCs w:val="24"/>
-        </w:rPr>
-      </w:pPr>
-    </w:p>
-    <w:p>
-      <w:pPr>
-        <w:rPr>
-          <w:rFonts w:ascii="Times New Roman" w:hAnsi="Times New Roman" w:cs="Times New Roman"/>
-          <w:sz w:val="24"/>
-          <w:szCs w:val="24"/>
-        </w:rPr>
-      </w:pPr>
-      <w:r>
-        <w:rPr>
-          <w:rFonts w:ascii="Times New Roman" w:hAnsi="Times New Roman" w:cs="Times New Roman"/>
-          <w:sz w:val="24"/>
-          <w:szCs w:val="24"/>
-        </w:rPr>
-        <w:t xml:space="preserve">PhishGuard consists of two engines: a Phishing Detection Engine used for examining incoming emails for any signs of phishing activities and a Data Loss Prevention (DLP) Engine, which scans outgoing emails for any signs of information leakage. Using various methods, such as regular expression matching, checking SPF and DKIM authentication, risk rating, and Luhn checksums, PhishGuard ensures high accuracy and audibility. Moreover, the ability to detect phishing campaigns in batch is included in </w:t>
+        <w:t xml:space="preserve">While email is still the leading communication channel used in current organizations, it is also the principal source of cyberattacks and breaches such as phishing attacks and information leakage. As a way of resolving these issues, this work introduces </w:t>
+      </w:r>
+      <w:proofErr w:type="spellStart"/>
+      <w:r>
+        <w:rPr>
+          <w:rFonts w:ascii="Times New Roman" w:hAnsi="Times New Roman" w:cs="Times New Roman"/>
+          <w:sz w:val="24"/>
+          <w:szCs w:val="24"/>
+        </w:rPr>
+        <w:t>PhishGuard</w:t>
+      </w:r>
+      <w:proofErr w:type="spellEnd"/>
+      <w:r>
+        <w:rPr>
+          <w:rFonts w:ascii="Times New Roman" w:hAnsi="Times New Roman" w:cs="Times New Roman"/>
+          <w:sz w:val="24"/>
+          <w:szCs w:val="24"/>
+        </w:rPr>
+        <w:t xml:space="preserve">, an email filtering software that utilizes rule-based logic to detect any phishing activity and stop confidential data from leaking. Different from typical approaches, which use machine learning and threat intelligence, </w:t>
+      </w:r>
+      <w:proofErr w:type="spellStart"/>
+      <w:r>
+        <w:rPr>
+          <w:rFonts w:ascii="Times New Roman" w:hAnsi="Times New Roman" w:cs="Times New Roman"/>
+          <w:sz w:val="24"/>
+          <w:szCs w:val="24"/>
+        </w:rPr>
+        <w:t>PhishGuard</w:t>
+      </w:r>
+      <w:proofErr w:type="spellEnd"/>
+      <w:r>
+        <w:rPr>
+          <w:rFonts w:ascii="Times New Roman" w:hAnsi="Times New Roman" w:cs="Times New Roman"/>
+          <w:sz w:val="24"/>
+          <w:szCs w:val="24"/>
+        </w:rPr>
+        <w:t xml:space="preserve"> works completely offline and uses deterministic algorithms, providing high explainability and predictability.</w:t>
+      </w:r>
+    </w:p>
+    <w:p>
+      <w:pPr>
+        <w:rPr>
+          <w:rFonts w:ascii="Times New Roman" w:hAnsi="Times New Roman" w:cs="Times New Roman"/>
+          <w:sz w:val="24"/>
+          <w:szCs w:val="24"/>
+        </w:rPr>
+      </w:pPr>
+    </w:p>
+    <w:p>
+      <w:pPr>
+        <w:rPr>
+          <w:rFonts w:ascii="Times New Roman" w:hAnsi="Times New Roman" w:cs="Times New Roman"/>
+          <w:sz w:val="24"/>
+          <w:szCs w:val="24"/>
+        </w:rPr>
+      </w:pPr>
+      <w:proofErr w:type="spellStart"/>
+      <w:r>
+        <w:rPr>
+          <w:rFonts w:ascii="Times New Roman" w:hAnsi="Times New Roman" w:cs="Times New Roman"/>
+          <w:sz w:val="24"/>
+          <w:szCs w:val="24"/>
+        </w:rPr>
+        <w:t>PhishGuard</w:t>
+      </w:r>
+      <w:proofErr w:type="spellEnd"/>
+      <w:r>
+        <w:rPr>
+          <w:rFonts w:ascii="Times New Roman" w:hAnsi="Times New Roman" w:cs="Times New Roman"/>
+          <w:sz w:val="24"/>
+          <w:szCs w:val="24"/>
+        </w:rPr>
+        <w:t xml:space="preserve"> consists of two engines: a Phishing Detection Engine used for examining incoming emails for any signs of phishing activities and a Data Loss Prevention (DLP) Engine, which scans outgoing emails for any signs of information leakage. Using various methods, such as regular expression matching, checking SPF and DKIM authentication, risk rating, and Luhn checksums, </w:t>
+      </w:r>
+      <w:proofErr w:type="spellStart"/>
+      <w:r>
+        <w:rPr>
+          <w:rFonts w:ascii="Times New Roman" w:hAnsi="Times New Roman" w:cs="Times New Roman"/>
+          <w:sz w:val="24"/>
+          <w:szCs w:val="24"/>
+        </w:rPr>
+        <w:t>PhishGuard</w:t>
+      </w:r>
+      <w:proofErr w:type="spellEnd"/>
+      <w:r>
+        <w:rPr>
+          <w:rFonts w:ascii="Times New Roman" w:hAnsi="Times New Roman" w:cs="Times New Roman"/>
+          <w:sz w:val="24"/>
+          <w:szCs w:val="24"/>
+        </w:rPr>
+        <w:t xml:space="preserve"> ensures high accuracy and audibility. Moreover, the ability to detect phishing campaigns in batch is included in </w:t>
       </w:r>
       <w:proofErr w:type="spellStart"/>
       <w:r>
@@ -1071,13 +1137,23 @@
           <w:szCs w:val="24"/>
         </w:rPr>
       </w:pPr>
-      <w:r>
-        <w:rPr>
-          <w:rFonts w:ascii="Times New Roman" w:hAnsi="Times New Roman" w:cs="Times New Roman"/>
-          <w:sz w:val="24"/>
-          <w:szCs w:val="24"/>
-        </w:rPr>
-        <w:t>PhishGuard is a rule-based email security tool that analyses both incoming and outgoing emails without using any Artificial Intelligence or Machine Learning. Every decision the system makes is driven by explicit, readable, deterministic rules — making it fully transparent and auditable.</w:t>
+      <w:proofErr w:type="spellStart"/>
+      <w:r>
+        <w:rPr>
+          <w:rFonts w:ascii="Times New Roman" w:hAnsi="Times New Roman" w:cs="Times New Roman"/>
+          <w:sz w:val="24"/>
+          <w:szCs w:val="24"/>
+        </w:rPr>
+        <w:t>PhishGuard</w:t>
+      </w:r>
+      <w:proofErr w:type="spellEnd"/>
+      <w:r>
+        <w:rPr>
+          <w:rFonts w:ascii="Times New Roman" w:hAnsi="Times New Roman" w:cs="Times New Roman"/>
+          <w:sz w:val="24"/>
+          <w:szCs w:val="24"/>
+        </w:rPr>
+        <w:t xml:space="preserve"> is a rule-based email security tool that analyses both incoming and outgoing emails without using any Artificial Intelligence or Machine Learning. Every decision the system makes is driven by explicit, readable, deterministic rules — making it fully transparent and auditable.</w:t>
       </w:r>
     </w:p>
     <w:p>
@@ -1324,15 +1400,7 @@
           <w:sz w:val="28"/>
           <w:szCs w:val="28"/>
         </w:rPr>
-        <w:t>2.1 Incoming</w:t>
-      </w:r>
-      <w:r>
-        <w:rPr>
-          <w:rFonts w:ascii="Times New Roman" w:hAnsi="Times New Roman" w:cs="Times New Roman"/>
-          <w:sz w:val="28"/>
-          <w:szCs w:val="28"/>
-        </w:rPr>
-        <w:t xml:space="preserve"> Email — Phishing Detection Flow</w:t>
+        <w:t>2.1 Incoming Email — Phishing Detection Flow</w:t>
       </w:r>
     </w:p>
     <w:p>
@@ -1603,15 +1671,7 @@
           <w:sz w:val="28"/>
           <w:szCs w:val="28"/>
         </w:rPr>
-        <w:t>2.2 Outgoing</w:t>
-      </w:r>
-      <w:r>
-        <w:rPr>
-          <w:rFonts w:ascii="Times New Roman" w:hAnsi="Times New Roman" w:cs="Times New Roman"/>
-          <w:sz w:val="28"/>
-          <w:szCs w:val="28"/>
-        </w:rPr>
-        <w:t xml:space="preserve"> Email — DLP Flow</w:t>
+        <w:t>2.2 Outgoing Email — DLP Flow</w:t>
       </w:r>
     </w:p>
     <w:p>
@@ -1961,18 +2021,7 @@
           <w:sz w:val="32"/>
           <w:szCs w:val="32"/>
         </w:rPr>
-        <w:t xml:space="preserve">3. </w:t>
-      </w:r>
-      <w:r>
-        <w:rPr>
-          <w:rFonts w:ascii="Times New Roman" w:hAnsi="Times New Roman" w:cs="Times New Roman"/>
-          <w:b/>
-          <w:bCs/>
-          <w:color w:val="auto"/>
-          <w:sz w:val="32"/>
-          <w:szCs w:val="32"/>
-        </w:rPr>
-        <w:t>System Architecture</w:t>
+        <w:t>3. System Architecture</w:t>
       </w:r>
     </w:p>
     <w:p/>
@@ -2218,23 +2267,7 @@
           <w:sz w:val="24"/>
           <w:szCs w:val="24"/>
         </w:rPr>
-        <w:t xml:space="preserve">The </w:t>
-      </w:r>
-      <w:r>
-        <w:rPr>
-          <w:rFonts w:ascii="Times New Roman" w:hAnsi="Times New Roman" w:cs="Times New Roman"/>
-          <w:sz w:val="24"/>
-          <w:szCs w:val="24"/>
-        </w:rPr>
-        <w:t>single-entry</w:t>
-      </w:r>
-      <w:r>
-        <w:rPr>
-          <w:rFonts w:ascii="Times New Roman" w:hAnsi="Times New Roman" w:cs="Times New Roman"/>
-          <w:sz w:val="24"/>
-          <w:szCs w:val="24"/>
-        </w:rPr>
-        <w:t xml:space="preserve"> point for the entire system. Accepts CLI arguments to control the scan mode:</w:t>
+        <w:t>The single-entry point for the entire system. Accepts CLI arguments to control the scan mode:</w:t>
       </w:r>
     </w:p>
     <w:p>
@@ -4029,7 +4062,27 @@
                 <w:sz w:val="24"/>
                 <w:szCs w:val="24"/>
               </w:rPr>
-              <w:t>Regex for 13-19 digit card formats + Luhn algorithm validation</w:t>
+              <w:t xml:space="preserve">Regex for </w:t>
+            </w:r>
+            <w:proofErr w:type="gramStart"/>
+            <w:r>
+              <w:rPr>
+                <w:rFonts w:ascii="Times New Roman" w:hAnsi="Times New Roman" w:cs="Times New Roman"/>
+                <w:color w:val="4A4A4A"/>
+                <w:sz w:val="24"/>
+                <w:szCs w:val="24"/>
+              </w:rPr>
+              <w:t>13-19 digit</w:t>
+            </w:r>
+            <w:proofErr w:type="gramEnd"/>
+            <w:r>
+              <w:rPr>
+                <w:rFonts w:ascii="Times New Roman" w:hAnsi="Times New Roman" w:cs="Times New Roman"/>
+                <w:color w:val="4A4A4A"/>
+                <w:sz w:val="24"/>
+                <w:szCs w:val="24"/>
+              </w:rPr>
+              <w:t xml:space="preserve"> card formats + Luhn algorithm validation</w:t>
             </w:r>
           </w:p>
         </w:tc>
@@ -4274,7 +4327,27 @@
                 <w:sz w:val="24"/>
                 <w:szCs w:val="24"/>
               </w:rPr>
-              <w:t>Regex: 9-18 digit sequences (flagged if 3+ instances found)</w:t>
+              <w:t xml:space="preserve">Regex: </w:t>
+            </w:r>
+            <w:proofErr w:type="gramStart"/>
+            <w:r>
+              <w:rPr>
+                <w:rFonts w:ascii="Times New Roman" w:hAnsi="Times New Roman" w:cs="Times New Roman"/>
+                <w:color w:val="4A4A4A"/>
+                <w:sz w:val="24"/>
+                <w:szCs w:val="24"/>
+              </w:rPr>
+              <w:t>9-18 digit</w:t>
+            </w:r>
+            <w:proofErr w:type="gramEnd"/>
+            <w:r>
+              <w:rPr>
+                <w:rFonts w:ascii="Times New Roman" w:hAnsi="Times New Roman" w:cs="Times New Roman"/>
+                <w:color w:val="4A4A4A"/>
+                <w:sz w:val="24"/>
+                <w:szCs w:val="24"/>
+              </w:rPr>
+              <w:t xml:space="preserve"> sequences (flagged if 3+ instances found)</w:t>
             </w:r>
           </w:p>
         </w:tc>
@@ -4764,8 +4837,20 @@
           <w:sz w:val="24"/>
           <w:szCs w:val="24"/>
         </w:rPr>
-        <w:t>Why It Is Used in PhishGuard</w:t>
-      </w:r>
+        <w:t xml:space="preserve">Why It Is Used in </w:t>
+      </w:r>
+      <w:proofErr w:type="spellStart"/>
+      <w:r>
+        <w:rPr>
+          <w:rFonts w:ascii="Times New Roman" w:hAnsi="Times New Roman" w:cs="Times New Roman"/>
+          <w:b/>
+          <w:bCs/>
+          <w:sz w:val="24"/>
+          <w:szCs w:val="24"/>
+        </w:rPr>
+        <w:t>PhishGuard</w:t>
+      </w:r>
+      <w:proofErr w:type="spellEnd"/>
     </w:p>
     <w:p>
       <w:pPr>
@@ -4782,7 +4867,25 @@
           <w:sz w:val="24"/>
           <w:szCs w:val="24"/>
         </w:rPr>
-        <w:t>Regex alone matches any 13-19 digit sequence, which produces many false positives (e.g., phone numbers, order IDs). The Luhn check filters out sequences that look like card numbers but fail the checksum — dramatically improving precision without any database lookup.</w:t>
+        <w:t xml:space="preserve">Regex alone matches any </w:t>
+      </w:r>
+      <w:proofErr w:type="gramStart"/>
+      <w:r>
+        <w:rPr>
+          <w:rFonts w:ascii="Times New Roman" w:hAnsi="Times New Roman" w:cs="Times New Roman"/>
+          <w:sz w:val="24"/>
+          <w:szCs w:val="24"/>
+        </w:rPr>
+        <w:t>13-19 digit</w:t>
+      </w:r>
+      <w:proofErr w:type="gramEnd"/>
+      <w:r>
+        <w:rPr>
+          <w:rFonts w:ascii="Times New Roman" w:hAnsi="Times New Roman" w:cs="Times New Roman"/>
+          <w:sz w:val="24"/>
+          <w:szCs w:val="24"/>
+        </w:rPr>
+        <w:t xml:space="preserve"> sequence, which produces many false positives (e.g., phone numbers, order IDs). The Luhn check filters out sequences that look like card numbers but fail the checksum — dramatically improving precision without any database lookup.</w:t>
       </w:r>
     </w:p>
     <w:p>
@@ -4992,7 +5095,77 @@
         <w:rPr>
           <w:rFonts w:ascii="Times New Roman" w:eastAsia="Courier New" w:hAnsi="Times New Roman" w:cs="Times New Roman"/>
         </w:rPr>
-        <w:t>Position:   1  2  3  4  5  6  7  8  9  10 11 12 13 14 15 16</w:t>
+        <w:t xml:space="preserve">Position:   </w:t>
+      </w:r>
+      <w:proofErr w:type="gramStart"/>
+      <w:r>
+        <w:rPr>
+          <w:rFonts w:ascii="Times New Roman" w:eastAsia="Courier New" w:hAnsi="Times New Roman" w:cs="Times New Roman"/>
+        </w:rPr>
+        <w:t>1  2</w:t>
+      </w:r>
+      <w:proofErr w:type="gramEnd"/>
+      <w:r>
+        <w:rPr>
+          <w:rFonts w:ascii="Times New Roman" w:eastAsia="Courier New" w:hAnsi="Times New Roman" w:cs="Times New Roman"/>
+        </w:rPr>
+        <w:t xml:space="preserve">  </w:t>
+      </w:r>
+      <w:proofErr w:type="gramStart"/>
+      <w:r>
+        <w:rPr>
+          <w:rFonts w:ascii="Times New Roman" w:eastAsia="Courier New" w:hAnsi="Times New Roman" w:cs="Times New Roman"/>
+        </w:rPr>
+        <w:t>3  4</w:t>
+      </w:r>
+      <w:proofErr w:type="gramEnd"/>
+      <w:r>
+        <w:rPr>
+          <w:rFonts w:ascii="Times New Roman" w:eastAsia="Courier New" w:hAnsi="Times New Roman" w:cs="Times New Roman"/>
+        </w:rPr>
+        <w:t xml:space="preserve">  </w:t>
+      </w:r>
+      <w:proofErr w:type="gramStart"/>
+      <w:r>
+        <w:rPr>
+          <w:rFonts w:ascii="Times New Roman" w:eastAsia="Courier New" w:hAnsi="Times New Roman" w:cs="Times New Roman"/>
+        </w:rPr>
+        <w:t>5  6</w:t>
+      </w:r>
+      <w:proofErr w:type="gramEnd"/>
+      <w:r>
+        <w:rPr>
+          <w:rFonts w:ascii="Times New Roman" w:eastAsia="Courier New" w:hAnsi="Times New Roman" w:cs="Times New Roman"/>
+        </w:rPr>
+        <w:t xml:space="preserve">  </w:t>
+      </w:r>
+      <w:proofErr w:type="gramStart"/>
+      <w:r>
+        <w:rPr>
+          <w:rFonts w:ascii="Times New Roman" w:eastAsia="Courier New" w:hAnsi="Times New Roman" w:cs="Times New Roman"/>
+        </w:rPr>
+        <w:t>7  8</w:t>
+      </w:r>
+      <w:proofErr w:type="gramEnd"/>
+      <w:r>
+        <w:rPr>
+          <w:rFonts w:ascii="Times New Roman" w:eastAsia="Courier New" w:hAnsi="Times New Roman" w:cs="Times New Roman"/>
+        </w:rPr>
+        <w:t xml:space="preserve">  </w:t>
+      </w:r>
+      <w:proofErr w:type="gramStart"/>
+      <w:r>
+        <w:rPr>
+          <w:rFonts w:ascii="Times New Roman" w:eastAsia="Courier New" w:hAnsi="Times New Roman" w:cs="Times New Roman"/>
+        </w:rPr>
+        <w:t>9  10</w:t>
+      </w:r>
+      <w:proofErr w:type="gramEnd"/>
+      <w:r>
+        <w:rPr>
+          <w:rFonts w:ascii="Times New Roman" w:eastAsia="Courier New" w:hAnsi="Times New Roman" w:cs="Times New Roman"/>
+        </w:rPr>
+        <w:t xml:space="preserve"> 11 12 13 14 15 16</w:t>
       </w:r>
     </w:p>
     <w:p>
@@ -5008,8 +5181,114 @@
         <w:rPr>
           <w:rFonts w:ascii="Times New Roman" w:eastAsia="Courier New" w:hAnsi="Times New Roman" w:cs="Times New Roman"/>
         </w:rPr>
-        <w:t>Digit:      1  1  1  1  1  1  1  1  1  1  1  1  1  1  1  4</w:t>
-      </w:r>
+        <w:t xml:space="preserve">Digit:      </w:t>
+      </w:r>
+      <w:proofErr w:type="gramStart"/>
+      <w:r>
+        <w:rPr>
+          <w:rFonts w:ascii="Times New Roman" w:eastAsia="Courier New" w:hAnsi="Times New Roman" w:cs="Times New Roman"/>
+        </w:rPr>
+        <w:t>1  1</w:t>
+      </w:r>
+      <w:proofErr w:type="gramEnd"/>
+      <w:r>
+        <w:rPr>
+          <w:rFonts w:ascii="Times New Roman" w:eastAsia="Courier New" w:hAnsi="Times New Roman" w:cs="Times New Roman"/>
+        </w:rPr>
+        <w:t xml:space="preserve">  </w:t>
+      </w:r>
+      <w:proofErr w:type="gramStart"/>
+      <w:r>
+        <w:rPr>
+          <w:rFonts w:ascii="Times New Roman" w:eastAsia="Courier New" w:hAnsi="Times New Roman" w:cs="Times New Roman"/>
+        </w:rPr>
+        <w:t>1  1</w:t>
+      </w:r>
+      <w:proofErr w:type="gramEnd"/>
+      <w:r>
+        <w:rPr>
+          <w:rFonts w:ascii="Times New Roman" w:eastAsia="Courier New" w:hAnsi="Times New Roman" w:cs="Times New Roman"/>
+        </w:rPr>
+        <w:t xml:space="preserve">  </w:t>
+      </w:r>
+      <w:proofErr w:type="gramStart"/>
+      <w:r>
+        <w:rPr>
+          <w:rFonts w:ascii="Times New Roman" w:eastAsia="Courier New" w:hAnsi="Times New Roman" w:cs="Times New Roman"/>
+        </w:rPr>
+        <w:t>1  1</w:t>
+      </w:r>
+      <w:proofErr w:type="gramEnd"/>
+      <w:r>
+        <w:rPr>
+          <w:rFonts w:ascii="Times New Roman" w:eastAsia="Courier New" w:hAnsi="Times New Roman" w:cs="Times New Roman"/>
+        </w:rPr>
+        <w:t xml:space="preserve">  </w:t>
+      </w:r>
+      <w:proofErr w:type="gramStart"/>
+      <w:r>
+        <w:rPr>
+          <w:rFonts w:ascii="Times New Roman" w:eastAsia="Courier New" w:hAnsi="Times New Roman" w:cs="Times New Roman"/>
+        </w:rPr>
+        <w:t>1  1</w:t>
+      </w:r>
+      <w:proofErr w:type="gramEnd"/>
+      <w:r>
+        <w:rPr>
+          <w:rFonts w:ascii="Times New Roman" w:eastAsia="Courier New" w:hAnsi="Times New Roman" w:cs="Times New Roman"/>
+        </w:rPr>
+        <w:t xml:space="preserve">  </w:t>
+      </w:r>
+      <w:proofErr w:type="gramStart"/>
+      <w:r>
+        <w:rPr>
+          <w:rFonts w:ascii="Times New Roman" w:eastAsia="Courier New" w:hAnsi="Times New Roman" w:cs="Times New Roman"/>
+        </w:rPr>
+        <w:t>1  1</w:t>
+      </w:r>
+      <w:proofErr w:type="gramEnd"/>
+      <w:r>
+        <w:rPr>
+          <w:rFonts w:ascii="Times New Roman" w:eastAsia="Courier New" w:hAnsi="Times New Roman" w:cs="Times New Roman"/>
+        </w:rPr>
+        <w:t xml:space="preserve">  </w:t>
+      </w:r>
+      <w:proofErr w:type="gramStart"/>
+      <w:r>
+        <w:rPr>
+          <w:rFonts w:ascii="Times New Roman" w:eastAsia="Courier New" w:hAnsi="Times New Roman" w:cs="Times New Roman"/>
+        </w:rPr>
+        <w:t>1  1</w:t>
+      </w:r>
+      <w:proofErr w:type="gramEnd"/>
+      <w:r>
+        <w:rPr>
+          <w:rFonts w:ascii="Times New Roman" w:eastAsia="Courier New" w:hAnsi="Times New Roman" w:cs="Times New Roman"/>
+        </w:rPr>
+        <w:t xml:space="preserve">  </w:t>
+      </w:r>
+      <w:proofErr w:type="gramStart"/>
+      <w:r>
+        <w:rPr>
+          <w:rFonts w:ascii="Times New Roman" w:eastAsia="Courier New" w:hAnsi="Times New Roman" w:cs="Times New Roman"/>
+        </w:rPr>
+        <w:t>1  1</w:t>
+      </w:r>
+      <w:proofErr w:type="gramEnd"/>
+      <w:r>
+        <w:rPr>
+          <w:rFonts w:ascii="Times New Roman" w:eastAsia="Courier New" w:hAnsi="Times New Roman" w:cs="Times New Roman"/>
+        </w:rPr>
+        <w:t xml:space="preserve">  </w:t>
+      </w:r>
+      <w:proofErr w:type="gramStart"/>
+      <w:r>
+        <w:rPr>
+          <w:rFonts w:ascii="Times New Roman" w:eastAsia="Courier New" w:hAnsi="Times New Roman" w:cs="Times New Roman"/>
+        </w:rPr>
+        <w:t>1  4</w:t>
+      </w:r>
+      <w:proofErr w:type="gramEnd"/>
     </w:p>
     <w:p>
       <w:pPr>
@@ -5024,8 +5303,114 @@
         <w:rPr>
           <w:rFonts w:ascii="Times New Roman" w:eastAsia="Courier New" w:hAnsi="Times New Roman" w:cs="Times New Roman"/>
         </w:rPr>
-        <w:t>Double?     N  Y  N  Y  N  Y  N  Y  N  Y  N  Y  N  Y  N  Y</w:t>
-      </w:r>
+        <w:t xml:space="preserve">Double?     </w:t>
+      </w:r>
+      <w:proofErr w:type="gramStart"/>
+      <w:r>
+        <w:rPr>
+          <w:rFonts w:ascii="Times New Roman" w:eastAsia="Courier New" w:hAnsi="Times New Roman" w:cs="Times New Roman"/>
+        </w:rPr>
+        <w:t>N  Y</w:t>
+      </w:r>
+      <w:proofErr w:type="gramEnd"/>
+      <w:r>
+        <w:rPr>
+          <w:rFonts w:ascii="Times New Roman" w:eastAsia="Courier New" w:hAnsi="Times New Roman" w:cs="Times New Roman"/>
+        </w:rPr>
+        <w:t xml:space="preserve">  </w:t>
+      </w:r>
+      <w:proofErr w:type="gramStart"/>
+      <w:r>
+        <w:rPr>
+          <w:rFonts w:ascii="Times New Roman" w:eastAsia="Courier New" w:hAnsi="Times New Roman" w:cs="Times New Roman"/>
+        </w:rPr>
+        <w:t>N  Y</w:t>
+      </w:r>
+      <w:proofErr w:type="gramEnd"/>
+      <w:r>
+        <w:rPr>
+          <w:rFonts w:ascii="Times New Roman" w:eastAsia="Courier New" w:hAnsi="Times New Roman" w:cs="Times New Roman"/>
+        </w:rPr>
+        <w:t xml:space="preserve">  </w:t>
+      </w:r>
+      <w:proofErr w:type="gramStart"/>
+      <w:r>
+        <w:rPr>
+          <w:rFonts w:ascii="Times New Roman" w:eastAsia="Courier New" w:hAnsi="Times New Roman" w:cs="Times New Roman"/>
+        </w:rPr>
+        <w:t>N  Y</w:t>
+      </w:r>
+      <w:proofErr w:type="gramEnd"/>
+      <w:r>
+        <w:rPr>
+          <w:rFonts w:ascii="Times New Roman" w:eastAsia="Courier New" w:hAnsi="Times New Roman" w:cs="Times New Roman"/>
+        </w:rPr>
+        <w:t xml:space="preserve">  </w:t>
+      </w:r>
+      <w:proofErr w:type="gramStart"/>
+      <w:r>
+        <w:rPr>
+          <w:rFonts w:ascii="Times New Roman" w:eastAsia="Courier New" w:hAnsi="Times New Roman" w:cs="Times New Roman"/>
+        </w:rPr>
+        <w:t>N  Y</w:t>
+      </w:r>
+      <w:proofErr w:type="gramEnd"/>
+      <w:r>
+        <w:rPr>
+          <w:rFonts w:ascii="Times New Roman" w:eastAsia="Courier New" w:hAnsi="Times New Roman" w:cs="Times New Roman"/>
+        </w:rPr>
+        <w:t xml:space="preserve">  </w:t>
+      </w:r>
+      <w:proofErr w:type="gramStart"/>
+      <w:r>
+        <w:rPr>
+          <w:rFonts w:ascii="Times New Roman" w:eastAsia="Courier New" w:hAnsi="Times New Roman" w:cs="Times New Roman"/>
+        </w:rPr>
+        <w:t>N  Y</w:t>
+      </w:r>
+      <w:proofErr w:type="gramEnd"/>
+      <w:r>
+        <w:rPr>
+          <w:rFonts w:ascii="Times New Roman" w:eastAsia="Courier New" w:hAnsi="Times New Roman" w:cs="Times New Roman"/>
+        </w:rPr>
+        <w:t xml:space="preserve">  </w:t>
+      </w:r>
+      <w:proofErr w:type="gramStart"/>
+      <w:r>
+        <w:rPr>
+          <w:rFonts w:ascii="Times New Roman" w:eastAsia="Courier New" w:hAnsi="Times New Roman" w:cs="Times New Roman"/>
+        </w:rPr>
+        <w:t>N  Y</w:t>
+      </w:r>
+      <w:proofErr w:type="gramEnd"/>
+      <w:r>
+        <w:rPr>
+          <w:rFonts w:ascii="Times New Roman" w:eastAsia="Courier New" w:hAnsi="Times New Roman" w:cs="Times New Roman"/>
+        </w:rPr>
+        <w:t xml:space="preserve">  </w:t>
+      </w:r>
+      <w:proofErr w:type="gramStart"/>
+      <w:r>
+        <w:rPr>
+          <w:rFonts w:ascii="Times New Roman" w:eastAsia="Courier New" w:hAnsi="Times New Roman" w:cs="Times New Roman"/>
+        </w:rPr>
+        <w:t>N  Y</w:t>
+      </w:r>
+      <w:proofErr w:type="gramEnd"/>
+      <w:r>
+        <w:rPr>
+          <w:rFonts w:ascii="Times New Roman" w:eastAsia="Courier New" w:hAnsi="Times New Roman" w:cs="Times New Roman"/>
+        </w:rPr>
+        <w:t xml:space="preserve">  </w:t>
+      </w:r>
+      <w:proofErr w:type="gramStart"/>
+      <w:r>
+        <w:rPr>
+          <w:rFonts w:ascii="Times New Roman" w:eastAsia="Courier New" w:hAnsi="Times New Roman" w:cs="Times New Roman"/>
+        </w:rPr>
+        <w:t>N  Y</w:t>
+      </w:r>
+      <w:proofErr w:type="gramEnd"/>
     </w:p>
     <w:p>
       <w:pPr>
@@ -5054,8 +5439,114 @@
         <w:rPr>
           <w:rFonts w:ascii="Times New Roman" w:eastAsia="Courier New" w:hAnsi="Times New Roman" w:cs="Times New Roman"/>
         </w:rPr>
-        <w:t>:  1  2  1  2  1  2  1  2  1  2  1  2  1  2  1  8</w:t>
-      </w:r>
+        <w:t xml:space="preserve">:  </w:t>
+      </w:r>
+      <w:proofErr w:type="gramStart"/>
+      <w:r>
+        <w:rPr>
+          <w:rFonts w:ascii="Times New Roman" w:eastAsia="Courier New" w:hAnsi="Times New Roman" w:cs="Times New Roman"/>
+        </w:rPr>
+        <w:t>1  2</w:t>
+      </w:r>
+      <w:proofErr w:type="gramEnd"/>
+      <w:r>
+        <w:rPr>
+          <w:rFonts w:ascii="Times New Roman" w:eastAsia="Courier New" w:hAnsi="Times New Roman" w:cs="Times New Roman"/>
+        </w:rPr>
+        <w:t xml:space="preserve">  </w:t>
+      </w:r>
+      <w:proofErr w:type="gramStart"/>
+      <w:r>
+        <w:rPr>
+          <w:rFonts w:ascii="Times New Roman" w:eastAsia="Courier New" w:hAnsi="Times New Roman" w:cs="Times New Roman"/>
+        </w:rPr>
+        <w:t>1  2</w:t>
+      </w:r>
+      <w:proofErr w:type="gramEnd"/>
+      <w:r>
+        <w:rPr>
+          <w:rFonts w:ascii="Times New Roman" w:eastAsia="Courier New" w:hAnsi="Times New Roman" w:cs="Times New Roman"/>
+        </w:rPr>
+        <w:t xml:space="preserve">  </w:t>
+      </w:r>
+      <w:proofErr w:type="gramStart"/>
+      <w:r>
+        <w:rPr>
+          <w:rFonts w:ascii="Times New Roman" w:eastAsia="Courier New" w:hAnsi="Times New Roman" w:cs="Times New Roman"/>
+        </w:rPr>
+        <w:t>1  2</w:t>
+      </w:r>
+      <w:proofErr w:type="gramEnd"/>
+      <w:r>
+        <w:rPr>
+          <w:rFonts w:ascii="Times New Roman" w:eastAsia="Courier New" w:hAnsi="Times New Roman" w:cs="Times New Roman"/>
+        </w:rPr>
+        <w:t xml:space="preserve">  </w:t>
+      </w:r>
+      <w:proofErr w:type="gramStart"/>
+      <w:r>
+        <w:rPr>
+          <w:rFonts w:ascii="Times New Roman" w:eastAsia="Courier New" w:hAnsi="Times New Roman" w:cs="Times New Roman"/>
+        </w:rPr>
+        <w:t>1  2</w:t>
+      </w:r>
+      <w:proofErr w:type="gramEnd"/>
+      <w:r>
+        <w:rPr>
+          <w:rFonts w:ascii="Times New Roman" w:eastAsia="Courier New" w:hAnsi="Times New Roman" w:cs="Times New Roman"/>
+        </w:rPr>
+        <w:t xml:space="preserve">  </w:t>
+      </w:r>
+      <w:proofErr w:type="gramStart"/>
+      <w:r>
+        <w:rPr>
+          <w:rFonts w:ascii="Times New Roman" w:eastAsia="Courier New" w:hAnsi="Times New Roman" w:cs="Times New Roman"/>
+        </w:rPr>
+        <w:t>1  2</w:t>
+      </w:r>
+      <w:proofErr w:type="gramEnd"/>
+      <w:r>
+        <w:rPr>
+          <w:rFonts w:ascii="Times New Roman" w:eastAsia="Courier New" w:hAnsi="Times New Roman" w:cs="Times New Roman"/>
+        </w:rPr>
+        <w:t xml:space="preserve">  </w:t>
+      </w:r>
+      <w:proofErr w:type="gramStart"/>
+      <w:r>
+        <w:rPr>
+          <w:rFonts w:ascii="Times New Roman" w:eastAsia="Courier New" w:hAnsi="Times New Roman" w:cs="Times New Roman"/>
+        </w:rPr>
+        <w:t>1  2</w:t>
+      </w:r>
+      <w:proofErr w:type="gramEnd"/>
+      <w:r>
+        <w:rPr>
+          <w:rFonts w:ascii="Times New Roman" w:eastAsia="Courier New" w:hAnsi="Times New Roman" w:cs="Times New Roman"/>
+        </w:rPr>
+        <w:t xml:space="preserve">  </w:t>
+      </w:r>
+      <w:proofErr w:type="gramStart"/>
+      <w:r>
+        <w:rPr>
+          <w:rFonts w:ascii="Times New Roman" w:eastAsia="Courier New" w:hAnsi="Times New Roman" w:cs="Times New Roman"/>
+        </w:rPr>
+        <w:t>1  2</w:t>
+      </w:r>
+      <w:proofErr w:type="gramEnd"/>
+      <w:r>
+        <w:rPr>
+          <w:rFonts w:ascii="Times New Roman" w:eastAsia="Courier New" w:hAnsi="Times New Roman" w:cs="Times New Roman"/>
+        </w:rPr>
+        <w:t xml:space="preserve">  </w:t>
+      </w:r>
+      <w:proofErr w:type="gramStart"/>
+      <w:r>
+        <w:rPr>
+          <w:rFonts w:ascii="Times New Roman" w:eastAsia="Courier New" w:hAnsi="Times New Roman" w:cs="Times New Roman"/>
+        </w:rPr>
+        <w:t>1  8</w:t>
+      </w:r>
+      <w:proofErr w:type="gramEnd"/>
     </w:p>
     <w:p>
       <w:pPr>
@@ -5094,7 +5585,21 @@
         <w:rPr>
           <w:rFonts w:ascii="Times New Roman" w:eastAsia="Courier New" w:hAnsi="Times New Roman" w:cs="Times New Roman"/>
         </w:rPr>
-        <w:t>30 mod 10 = 0  →  VALID</w:t>
+        <w:t xml:space="preserve">30 mod 10 = </w:t>
+      </w:r>
+      <w:proofErr w:type="gramStart"/>
+      <w:r>
+        <w:rPr>
+          <w:rFonts w:ascii="Times New Roman" w:eastAsia="Courier New" w:hAnsi="Times New Roman" w:cs="Times New Roman"/>
+        </w:rPr>
+        <w:t>0  →</w:t>
+      </w:r>
+      <w:proofErr w:type="gramEnd"/>
+      <w:r>
+        <w:rPr>
+          <w:rFonts w:ascii="Times New Roman" w:eastAsia="Courier New" w:hAnsi="Times New Roman" w:cs="Times New Roman"/>
+        </w:rPr>
+        <w:t xml:space="preserve">  VALID</w:t>
       </w:r>
     </w:p>
     <w:p>
@@ -5160,71 +5665,57 @@
         <w:t>5.2 Regex Pattern Matching</w:t>
       </w:r>
     </w:p>
-    <w:p>
-      <w:pPr>
-        <w:rPr>
-          <w:sz w:val="8"/>
-          <w:szCs w:val="8"/>
-        </w:rPr>
-      </w:pPr>
-    </w:p>
     <w:tbl>
       <w:tblPr>
         <w:tblStyle w:val="GridTable4-Accent1"/>
-        <w:tblW w:w="9026" w:type="dxa"/>
-        <w:tblLook w:val="0480" w:firstRow="0" w:lastRow="0" w:firstColumn="1" w:lastColumn="0" w:noHBand="0" w:noVBand="1"/>
+        <w:tblW w:w="10456" w:type="dxa"/>
+        <w:tblLook w:val="04A0" w:firstRow="1" w:lastRow="0" w:firstColumn="1" w:lastColumn="0" w:noHBand="0" w:noVBand="1"/>
       </w:tblPr>
       <w:tblGrid>
-        <w:gridCol w:w="1853"/>
+        <w:gridCol w:w="2847"/>
         <w:gridCol w:w="4231"/>
-        <w:gridCol w:w="2942"/>
+        <w:gridCol w:w="3378"/>
       </w:tblGrid>
       <w:tr>
         <w:trPr>
-          <w:cnfStyle w:val="000000100000" w:firstRow="0" w:lastRow="0" w:firstColumn="0" w:lastColumn="0" w:oddVBand="0" w:evenVBand="0" w:oddHBand="1" w:evenHBand="0" w:firstRowFirstColumn="0" w:firstRowLastColumn="0" w:lastRowFirstColumn="0" w:lastRowLastColumn="0"/>
+          <w:cnfStyle w:val="100000000000" w:firstRow="1" w:lastRow="0" w:firstColumn="0" w:lastColumn="0" w:oddVBand="0" w:evenVBand="0" w:oddHBand="0" w:evenHBand="0" w:firstRowFirstColumn="0" w:firstRowLastColumn="0" w:lastRowFirstColumn="0" w:lastRowLastColumn="0"/>
         </w:trPr>
         <w:tc>
           <w:tcPr>
             <w:cnfStyle w:val="001000000000" w:firstRow="0" w:lastRow="0" w:firstColumn="1" w:lastColumn="0" w:oddVBand="0" w:evenVBand="0" w:oddHBand="0" w:evenHBand="0" w:firstRowFirstColumn="0" w:firstRowLastColumn="0" w:lastRowFirstColumn="0" w:lastRowLastColumn="0"/>
-            <w:tcW w:w="2200" w:type="dxa"/>
-          </w:tcPr>
-          <w:p>
-            <w:pPr>
-              <w:rPr>
-                <w:rFonts w:ascii="Times New Roman" w:hAnsi="Times New Roman" w:cs="Times New Roman"/>
-                <w:sz w:val="24"/>
-                <w:szCs w:val="24"/>
-              </w:rPr>
-            </w:pPr>
-            <w:r>
+            <w:tcW w:w="2847" w:type="dxa"/>
+          </w:tcPr>
+          <w:p>
+            <w:pPr>
               <w:rPr>
                 <w:rFonts w:ascii="Times New Roman" w:hAnsi="Times New Roman" w:cs="Times New Roman"/>
                 <w:color w:val="FFFFFF"/>
                 <w:sz w:val="24"/>
                 <w:szCs w:val="24"/>
               </w:rPr>
+            </w:pPr>
+            <w:r>
+              <w:rPr>
+                <w:rFonts w:ascii="Times New Roman" w:hAnsi="Times New Roman" w:cs="Times New Roman"/>
+                <w:color w:val="FFFFFF"/>
+                <w:sz w:val="24"/>
+                <w:szCs w:val="24"/>
+              </w:rPr>
               <w:t>Target</w:t>
             </w:r>
           </w:p>
         </w:tc>
         <w:tc>
           <w:tcPr>
-            <w:tcW w:w="3226" w:type="dxa"/>
-          </w:tcPr>
-          <w:p>
-            <w:pPr>
-              <w:cnfStyle w:val="000000100000" w:firstRow="0" w:lastRow="0" w:firstColumn="0" w:lastColumn="0" w:oddVBand="0" w:evenVBand="0" w:oddHBand="1" w:evenHBand="0" w:firstRowFirstColumn="0" w:firstRowLastColumn="0" w:lastRowFirstColumn="0" w:lastRowLastColumn="0"/>
-              <w:rPr>
-                <w:rFonts w:ascii="Times New Roman" w:hAnsi="Times New Roman" w:cs="Times New Roman"/>
-                <w:sz w:val="24"/>
-                <w:szCs w:val="24"/>
-              </w:rPr>
-            </w:pPr>
-            <w:r>
-              <w:rPr>
-                <w:rFonts w:ascii="Times New Roman" w:hAnsi="Times New Roman" w:cs="Times New Roman"/>
-                <w:b/>
-                <w:bCs/>
+            <w:tcW w:w="4231" w:type="dxa"/>
+          </w:tcPr>
+          <w:p>
+            <w:pPr>
+              <w:cnfStyle w:val="100000000000" w:firstRow="1" w:lastRow="0" w:firstColumn="0" w:lastColumn="0" w:oddVBand="0" w:evenVBand="0" w:oddHBand="0" w:evenHBand="0" w:firstRowFirstColumn="0" w:firstRowLastColumn="0" w:lastRowFirstColumn="0" w:lastRowLastColumn="0"/>
+            </w:pPr>
+            <w:r>
+              <w:rPr>
+                <w:rFonts w:ascii="Times New Roman" w:hAnsi="Times New Roman" w:cs="Times New Roman"/>
                 <w:color w:val="FFFFFF"/>
                 <w:sz w:val="24"/>
                 <w:szCs w:val="24"/>
@@ -5235,101 +5726,28 @@
         </w:tc>
         <w:tc>
           <w:tcPr>
-            <w:tcW w:w="3600" w:type="dxa"/>
-          </w:tcPr>
-          <w:p>
-            <w:pPr>
-              <w:cnfStyle w:val="000000100000" w:firstRow="0" w:lastRow="0" w:firstColumn="0" w:lastColumn="0" w:oddVBand="0" w:evenVBand="0" w:oddHBand="1" w:evenHBand="0" w:firstRowFirstColumn="0" w:firstRowLastColumn="0" w:lastRowFirstColumn="0" w:lastRowLastColumn="0"/>
-              <w:rPr>
-                <w:rFonts w:ascii="Times New Roman" w:hAnsi="Times New Roman" w:cs="Times New Roman"/>
-                <w:sz w:val="24"/>
-                <w:szCs w:val="24"/>
-              </w:rPr>
-            </w:pPr>
-            <w:r>
-              <w:rPr>
-                <w:rFonts w:ascii="Times New Roman" w:hAnsi="Times New Roman" w:cs="Times New Roman"/>
-                <w:b/>
-                <w:bCs/>
+            <w:tcW w:w="3378" w:type="dxa"/>
+          </w:tcPr>
+          <w:p>
+            <w:pPr>
+              <w:cnfStyle w:val="100000000000" w:firstRow="1" w:lastRow="0" w:firstColumn="0" w:lastColumn="0" w:oddVBand="0" w:evenVBand="0" w:oddHBand="0" w:evenHBand="0" w:firstRowFirstColumn="0" w:firstRowLastColumn="0" w:lastRowFirstColumn="0" w:lastRowLastColumn="0"/>
+              <w:rPr>
+                <w:rFonts w:ascii="Times New Roman" w:hAnsi="Times New Roman" w:cs="Times New Roman"/>
+                <w:b w:val="0"/>
+                <w:bCs w:val="0"/>
                 <w:color w:val="FFFFFF"/>
                 <w:sz w:val="24"/>
                 <w:szCs w:val="24"/>
               </w:rPr>
+            </w:pPr>
+            <w:r>
+              <w:rPr>
+                <w:rFonts w:ascii="Times New Roman" w:hAnsi="Times New Roman" w:cs="Times New Roman"/>
+                <w:color w:val="FFFFFF"/>
+                <w:sz w:val="24"/>
+                <w:szCs w:val="24"/>
+              </w:rPr>
               <w:t>Explanation</w:t>
-            </w:r>
-          </w:p>
-        </w:tc>
-      </w:tr>
-      <w:tr>
-        <w:tc>
-          <w:tcPr>
-            <w:cnfStyle w:val="001000000000" w:firstRow="0" w:lastRow="0" w:firstColumn="1" w:lastColumn="0" w:oddVBand="0" w:evenVBand="0" w:oddHBand="0" w:evenHBand="0" w:firstRowFirstColumn="0" w:firstRowLastColumn="0" w:lastRowFirstColumn="0" w:lastRowLastColumn="0"/>
-            <w:tcW w:w="2200" w:type="dxa"/>
-          </w:tcPr>
-          <w:p>
-            <w:pPr>
-              <w:rPr>
-                <w:rFonts w:ascii="Times New Roman" w:hAnsi="Times New Roman" w:cs="Times New Roman"/>
-                <w:sz w:val="24"/>
-                <w:szCs w:val="24"/>
-              </w:rPr>
-            </w:pPr>
-            <w:r>
-              <w:rPr>
-                <w:rFonts w:ascii="Times New Roman" w:hAnsi="Times New Roman" w:cs="Times New Roman"/>
-                <w:color w:val="4A4A4A"/>
-                <w:sz w:val="24"/>
-                <w:szCs w:val="24"/>
-              </w:rPr>
-              <w:t>PAN Card</w:t>
-            </w:r>
-          </w:p>
-        </w:tc>
-        <w:tc>
-          <w:tcPr>
-            <w:tcW w:w="3226" w:type="dxa"/>
-          </w:tcPr>
-          <w:p>
-            <w:pPr>
-              <w:cnfStyle w:val="000000000000" w:firstRow="0" w:lastRow="0" w:firstColumn="0" w:lastColumn="0" w:oddVBand="0" w:evenVBand="0" w:oddHBand="0" w:evenHBand="0" w:firstRowFirstColumn="0" w:firstRowLastColumn="0" w:lastRowFirstColumn="0" w:lastRowLastColumn="0"/>
-              <w:rPr>
-                <w:rFonts w:ascii="Times New Roman" w:hAnsi="Times New Roman" w:cs="Times New Roman"/>
-                <w:sz w:val="24"/>
-                <w:szCs w:val="24"/>
-              </w:rPr>
-            </w:pPr>
-            <w:r>
-              <w:rPr>
-                <w:rFonts w:ascii="Times New Roman" w:hAnsi="Times New Roman" w:cs="Times New Roman"/>
-                <w:color w:val="4A4A4A"/>
-                <w:sz w:val="24"/>
-                <w:szCs w:val="24"/>
-              </w:rPr>
-              <w:t>[A-Z]{5}[0-9]{4}[A-Z]</w:t>
-            </w:r>
-          </w:p>
-        </w:tc>
-        <w:tc>
-          <w:tcPr>
-            <w:tcW w:w="3600" w:type="dxa"/>
-          </w:tcPr>
-          <w:p>
-            <w:pPr>
-              <w:cnfStyle w:val="000000000000" w:firstRow="0" w:lastRow="0" w:firstColumn="0" w:lastColumn="0" w:oddVBand="0" w:evenVBand="0" w:oddHBand="0" w:evenHBand="0" w:firstRowFirstColumn="0" w:firstRowLastColumn="0" w:lastRowFirstColumn="0" w:lastRowLastColumn="0"/>
-              <w:rPr>
-                <w:rFonts w:ascii="Times New Roman" w:hAnsi="Times New Roman" w:cs="Times New Roman"/>
-                <w:sz w:val="24"/>
-                <w:szCs w:val="24"/>
-              </w:rPr>
-            </w:pPr>
-            <w:r>
-              <w:rPr>
-                <w:rFonts w:ascii="Times New Roman" w:hAnsi="Times New Roman" w:cs="Times New Roman"/>
-                <w:color w:val="4A4A4A"/>
-                <w:sz w:val="24"/>
-                <w:szCs w:val="24"/>
-              </w:rPr>
-              <w:t>5 uppercase + 4 digits + 1 uppercase. Exact Indian PAN format.</w:t>
             </w:r>
           </w:p>
         </w:tc>
@@ -5341,72 +5759,101 @@
         <w:tc>
           <w:tcPr>
             <w:cnfStyle w:val="001000000000" w:firstRow="0" w:lastRow="0" w:firstColumn="1" w:lastColumn="0" w:oddVBand="0" w:evenVBand="0" w:oddHBand="0" w:evenHBand="0" w:firstRowFirstColumn="0" w:firstRowLastColumn="0" w:lastRowFirstColumn="0" w:lastRowLastColumn="0"/>
-            <w:tcW w:w="2200" w:type="dxa"/>
-          </w:tcPr>
-          <w:p>
-            <w:pPr>
-              <w:rPr>
-                <w:rFonts w:ascii="Times New Roman" w:hAnsi="Times New Roman" w:cs="Times New Roman"/>
-                <w:sz w:val="24"/>
-                <w:szCs w:val="24"/>
-              </w:rPr>
-            </w:pPr>
-            <w:r>
-              <w:rPr>
-                <w:rFonts w:ascii="Times New Roman" w:hAnsi="Times New Roman" w:cs="Times New Roman"/>
-                <w:color w:val="4A4A4A"/>
-                <w:sz w:val="24"/>
-                <w:szCs w:val="24"/>
-              </w:rPr>
-              <w:t>Aadhaar</w:t>
-            </w:r>
-          </w:p>
-        </w:tc>
-        <w:tc>
-          <w:tcPr>
-            <w:tcW w:w="3226" w:type="dxa"/>
+            <w:tcW w:w="2847" w:type="dxa"/>
+          </w:tcPr>
+          <w:p>
+            <w:r>
+              <w:rPr>
+                <w:rFonts w:ascii="Times New Roman" w:hAnsi="Times New Roman" w:cs="Times New Roman"/>
+                <w:color w:val="4A4A4A"/>
+                <w:sz w:val="24"/>
+                <w:szCs w:val="24"/>
+              </w:rPr>
+              <w:t>PAN Card</w:t>
+            </w:r>
+          </w:p>
+        </w:tc>
+        <w:tc>
+          <w:tcPr>
+            <w:tcW w:w="4231" w:type="dxa"/>
           </w:tcPr>
           <w:p>
             <w:pPr>
               <w:cnfStyle w:val="000000100000" w:firstRow="0" w:lastRow="0" w:firstColumn="0" w:lastColumn="0" w:oddVBand="0" w:evenVBand="0" w:oddHBand="1" w:evenHBand="0" w:firstRowFirstColumn="0" w:firstRowLastColumn="0" w:lastRowFirstColumn="0" w:lastRowLastColumn="0"/>
-              <w:rPr>
-                <w:rFonts w:ascii="Times New Roman" w:hAnsi="Times New Roman" w:cs="Times New Roman"/>
-                <w:sz w:val="24"/>
-                <w:szCs w:val="24"/>
-              </w:rPr>
-            </w:pPr>
-            <w:r>
-              <w:rPr>
-                <w:rFonts w:ascii="Times New Roman" w:hAnsi="Times New Roman" w:cs="Times New Roman"/>
-                <w:color w:val="4A4A4A"/>
-                <w:sz w:val="24"/>
-                <w:szCs w:val="24"/>
-              </w:rPr>
-              <w:t>[2-9]\d{3}[\s-]?\d{4}[\s-]?\d{4}</w:t>
-            </w:r>
-          </w:p>
-        </w:tc>
-        <w:tc>
-          <w:tcPr>
-            <w:tcW w:w="3600" w:type="dxa"/>
+            </w:pPr>
+            <w:r>
+              <w:rPr>
+                <w:rFonts w:ascii="Times New Roman" w:hAnsi="Times New Roman" w:cs="Times New Roman"/>
+                <w:color w:val="4A4A4A"/>
+                <w:sz w:val="24"/>
+                <w:szCs w:val="24"/>
+              </w:rPr>
+              <w:t>[A-Z]{</w:t>
+            </w:r>
+            <w:proofErr w:type="gramStart"/>
+            <w:r>
+              <w:rPr>
+                <w:rFonts w:ascii="Times New Roman" w:hAnsi="Times New Roman" w:cs="Times New Roman"/>
+                <w:color w:val="4A4A4A"/>
+                <w:sz w:val="24"/>
+                <w:szCs w:val="24"/>
+              </w:rPr>
+              <w:t>5}[</w:t>
+            </w:r>
+            <w:proofErr w:type="gramEnd"/>
+            <w:r>
+              <w:rPr>
+                <w:rFonts w:ascii="Times New Roman" w:hAnsi="Times New Roman" w:cs="Times New Roman"/>
+                <w:color w:val="4A4A4A"/>
+                <w:sz w:val="24"/>
+                <w:szCs w:val="24"/>
+              </w:rPr>
+              <w:t>0-9]{</w:t>
+            </w:r>
+            <w:proofErr w:type="gramStart"/>
+            <w:r>
+              <w:rPr>
+                <w:rFonts w:ascii="Times New Roman" w:hAnsi="Times New Roman" w:cs="Times New Roman"/>
+                <w:color w:val="4A4A4A"/>
+                <w:sz w:val="24"/>
+                <w:szCs w:val="24"/>
+              </w:rPr>
+              <w:t>4}[</w:t>
+            </w:r>
+            <w:proofErr w:type="gramEnd"/>
+            <w:r>
+              <w:rPr>
+                <w:rFonts w:ascii="Times New Roman" w:hAnsi="Times New Roman" w:cs="Times New Roman"/>
+                <w:color w:val="4A4A4A"/>
+                <w:sz w:val="24"/>
+                <w:szCs w:val="24"/>
+              </w:rPr>
+              <w:t>A-Z]</w:t>
+            </w:r>
+          </w:p>
+        </w:tc>
+        <w:tc>
+          <w:tcPr>
+            <w:tcW w:w="3378" w:type="dxa"/>
           </w:tcPr>
           <w:p>
             <w:pPr>
               <w:cnfStyle w:val="000000100000" w:firstRow="0" w:lastRow="0" w:firstColumn="0" w:lastColumn="0" w:oddVBand="0" w:evenVBand="0" w:oddHBand="1" w:evenHBand="0" w:firstRowFirstColumn="0" w:firstRowLastColumn="0" w:lastRowFirstColumn="0" w:lastRowLastColumn="0"/>
               <w:rPr>
                 <w:rFonts w:ascii="Times New Roman" w:hAnsi="Times New Roman" w:cs="Times New Roman"/>
-                <w:sz w:val="24"/>
-                <w:szCs w:val="24"/>
-              </w:rPr>
-            </w:pPr>
-            <w:r>
-              <w:rPr>
-                <w:rFonts w:ascii="Times New Roman" w:hAnsi="Times New Roman" w:cs="Times New Roman"/>
-                <w:color w:val="4A4A4A"/>
-                <w:sz w:val="24"/>
-                <w:szCs w:val="24"/>
-              </w:rPr>
-              <w:t>12-digit number starting 2-9. Optional spaces/hyphens between groups.</w:t>
+                <w:color w:val="4A4A4A"/>
+                <w:sz w:val="24"/>
+                <w:szCs w:val="24"/>
+              </w:rPr>
+            </w:pPr>
+            <w:r>
+              <w:rPr>
+                <w:rFonts w:ascii="Times New Roman" w:hAnsi="Times New Roman" w:cs="Times New Roman"/>
+                <w:color w:val="4A4A4A"/>
+                <w:sz w:val="24"/>
+                <w:szCs w:val="24"/>
+              </w:rPr>
+              <w:t>5 uppercase + 4 digits + 1 uppercase. Exact Indian PAN format.</w:t>
             </w:r>
           </w:p>
         </w:tc>
@@ -5415,72 +5862,161 @@
         <w:tc>
           <w:tcPr>
             <w:cnfStyle w:val="001000000000" w:firstRow="0" w:lastRow="0" w:firstColumn="1" w:lastColumn="0" w:oddVBand="0" w:evenVBand="0" w:oddHBand="0" w:evenHBand="0" w:firstRowFirstColumn="0" w:firstRowLastColumn="0" w:lastRowFirstColumn="0" w:lastRowLastColumn="0"/>
-            <w:tcW w:w="2200" w:type="dxa"/>
-          </w:tcPr>
-          <w:p>
-            <w:pPr>
-              <w:rPr>
-                <w:rFonts w:ascii="Times New Roman" w:hAnsi="Times New Roman" w:cs="Times New Roman"/>
-                <w:sz w:val="24"/>
-                <w:szCs w:val="24"/>
-              </w:rPr>
-            </w:pPr>
-            <w:r>
-              <w:rPr>
-                <w:rFonts w:ascii="Times New Roman" w:hAnsi="Times New Roman" w:cs="Times New Roman"/>
-                <w:color w:val="4A4A4A"/>
-                <w:sz w:val="24"/>
-                <w:szCs w:val="24"/>
-              </w:rPr>
-              <w:t>IFSC Code</w:t>
-            </w:r>
-          </w:p>
-        </w:tc>
-        <w:tc>
-          <w:tcPr>
-            <w:tcW w:w="3226" w:type="dxa"/>
+            <w:tcW w:w="2847" w:type="dxa"/>
+          </w:tcPr>
+          <w:p>
+            <w:r>
+              <w:rPr>
+                <w:rFonts w:ascii="Times New Roman" w:hAnsi="Times New Roman" w:cs="Times New Roman"/>
+                <w:color w:val="4A4A4A"/>
+                <w:sz w:val="24"/>
+                <w:szCs w:val="24"/>
+              </w:rPr>
+              <w:t>Aadhaar</w:t>
+            </w:r>
+          </w:p>
+        </w:tc>
+        <w:tc>
+          <w:tcPr>
+            <w:tcW w:w="4231" w:type="dxa"/>
           </w:tcPr>
           <w:p>
             <w:pPr>
               <w:cnfStyle w:val="000000000000" w:firstRow="0" w:lastRow="0" w:firstColumn="0" w:lastColumn="0" w:oddVBand="0" w:evenVBand="0" w:oddHBand="0" w:evenHBand="0" w:firstRowFirstColumn="0" w:firstRowLastColumn="0" w:lastRowFirstColumn="0" w:lastRowLastColumn="0"/>
-              <w:rPr>
-                <w:rFonts w:ascii="Times New Roman" w:hAnsi="Times New Roman" w:cs="Times New Roman"/>
-                <w:sz w:val="24"/>
-                <w:szCs w:val="24"/>
-              </w:rPr>
-            </w:pPr>
-            <w:r>
-              <w:rPr>
-                <w:rFonts w:ascii="Times New Roman" w:hAnsi="Times New Roman" w:cs="Times New Roman"/>
-                <w:color w:val="4A4A4A"/>
-                <w:sz w:val="24"/>
-                <w:szCs w:val="24"/>
-              </w:rPr>
-              <w:t>[A-Z]{4}0[A-Z0-9]{6}</w:t>
-            </w:r>
-          </w:p>
-        </w:tc>
-        <w:tc>
-          <w:tcPr>
-            <w:tcW w:w="3600" w:type="dxa"/>
+            </w:pPr>
+            <w:r>
+              <w:rPr>
+                <w:rFonts w:ascii="Times New Roman" w:hAnsi="Times New Roman" w:cs="Times New Roman"/>
+                <w:color w:val="4A4A4A"/>
+                <w:sz w:val="24"/>
+                <w:szCs w:val="24"/>
+              </w:rPr>
+              <w:t>[2-</w:t>
+            </w:r>
+            <w:proofErr w:type="gramStart"/>
+            <w:r>
+              <w:rPr>
+                <w:rFonts w:ascii="Times New Roman" w:hAnsi="Times New Roman" w:cs="Times New Roman"/>
+                <w:color w:val="4A4A4A"/>
+                <w:sz w:val="24"/>
+                <w:szCs w:val="24"/>
+              </w:rPr>
+              <w:t>9]\</w:t>
+            </w:r>
+            <w:proofErr w:type="gramEnd"/>
+            <w:r>
+              <w:rPr>
+                <w:rFonts w:ascii="Times New Roman" w:hAnsi="Times New Roman" w:cs="Times New Roman"/>
+                <w:color w:val="4A4A4A"/>
+                <w:sz w:val="24"/>
+                <w:szCs w:val="24"/>
+              </w:rPr>
+              <w:t>d{</w:t>
+            </w:r>
+            <w:proofErr w:type="gramStart"/>
+            <w:r>
+              <w:rPr>
+                <w:rFonts w:ascii="Times New Roman" w:hAnsi="Times New Roman" w:cs="Times New Roman"/>
+                <w:color w:val="4A4A4A"/>
+                <w:sz w:val="24"/>
+                <w:szCs w:val="24"/>
+              </w:rPr>
+              <w:t>3}[</w:t>
+            </w:r>
+            <w:proofErr w:type="gramEnd"/>
+            <w:r>
+              <w:rPr>
+                <w:rFonts w:ascii="Times New Roman" w:hAnsi="Times New Roman" w:cs="Times New Roman"/>
+                <w:color w:val="4A4A4A"/>
+                <w:sz w:val="24"/>
+                <w:szCs w:val="24"/>
+              </w:rPr>
+              <w:t>\s-</w:t>
+            </w:r>
+            <w:proofErr w:type="gramStart"/>
+            <w:r>
+              <w:rPr>
+                <w:rFonts w:ascii="Times New Roman" w:hAnsi="Times New Roman" w:cs="Times New Roman"/>
+                <w:color w:val="4A4A4A"/>
+                <w:sz w:val="24"/>
+                <w:szCs w:val="24"/>
+              </w:rPr>
+              <w:t>]?\</w:t>
+            </w:r>
+            <w:proofErr w:type="gramEnd"/>
+            <w:r>
+              <w:rPr>
+                <w:rFonts w:ascii="Times New Roman" w:hAnsi="Times New Roman" w:cs="Times New Roman"/>
+                <w:color w:val="4A4A4A"/>
+                <w:sz w:val="24"/>
+                <w:szCs w:val="24"/>
+              </w:rPr>
+              <w:t>d{</w:t>
+            </w:r>
+            <w:proofErr w:type="gramStart"/>
+            <w:r>
+              <w:rPr>
+                <w:rFonts w:ascii="Times New Roman" w:hAnsi="Times New Roman" w:cs="Times New Roman"/>
+                <w:color w:val="4A4A4A"/>
+                <w:sz w:val="24"/>
+                <w:szCs w:val="24"/>
+              </w:rPr>
+              <w:t>4}[</w:t>
+            </w:r>
+            <w:proofErr w:type="gramEnd"/>
+            <w:r>
+              <w:rPr>
+                <w:rFonts w:ascii="Times New Roman" w:hAnsi="Times New Roman" w:cs="Times New Roman"/>
+                <w:color w:val="4A4A4A"/>
+                <w:sz w:val="24"/>
+                <w:szCs w:val="24"/>
+              </w:rPr>
+              <w:t>\s-</w:t>
+            </w:r>
+            <w:proofErr w:type="gramStart"/>
+            <w:r>
+              <w:rPr>
+                <w:rFonts w:ascii="Times New Roman" w:hAnsi="Times New Roman" w:cs="Times New Roman"/>
+                <w:color w:val="4A4A4A"/>
+                <w:sz w:val="24"/>
+                <w:szCs w:val="24"/>
+              </w:rPr>
+              <w:t>]?\d{</w:t>
+            </w:r>
+            <w:proofErr w:type="gramEnd"/>
+            <w:r>
+              <w:rPr>
+                <w:rFonts w:ascii="Times New Roman" w:hAnsi="Times New Roman" w:cs="Times New Roman"/>
+                <w:color w:val="4A4A4A"/>
+                <w:sz w:val="24"/>
+                <w:szCs w:val="24"/>
+              </w:rPr>
+              <w:t>4}</w:t>
+            </w:r>
+          </w:p>
+        </w:tc>
+        <w:tc>
+          <w:tcPr>
+            <w:tcW w:w="3378" w:type="dxa"/>
           </w:tcPr>
           <w:p>
             <w:pPr>
               <w:cnfStyle w:val="000000000000" w:firstRow="0" w:lastRow="0" w:firstColumn="0" w:lastColumn="0" w:oddVBand="0" w:evenVBand="0" w:oddHBand="0" w:evenHBand="0" w:firstRowFirstColumn="0" w:firstRowLastColumn="0" w:lastRowFirstColumn="0" w:lastRowLastColumn="0"/>
               <w:rPr>
                 <w:rFonts w:ascii="Times New Roman" w:hAnsi="Times New Roman" w:cs="Times New Roman"/>
-                <w:sz w:val="24"/>
-                <w:szCs w:val="24"/>
-              </w:rPr>
-            </w:pPr>
-            <w:r>
-              <w:rPr>
-                <w:rFonts w:ascii="Times New Roman" w:hAnsi="Times New Roman" w:cs="Times New Roman"/>
-                <w:color w:val="4A4A4A"/>
-                <w:sz w:val="24"/>
-                <w:szCs w:val="24"/>
-              </w:rPr>
-              <w:t>4-letter bank code + 0 + 6 alphanumeric branch code.</w:t>
+                <w:color w:val="4A4A4A"/>
+                <w:sz w:val="24"/>
+                <w:szCs w:val="24"/>
+              </w:rPr>
+            </w:pPr>
+            <w:r>
+              <w:rPr>
+                <w:rFonts w:ascii="Times New Roman" w:hAnsi="Times New Roman" w:cs="Times New Roman"/>
+                <w:color w:val="4A4A4A"/>
+                <w:sz w:val="24"/>
+                <w:szCs w:val="24"/>
+              </w:rPr>
+              <w:t>12-digit number starting 2-9. Optional spaces/hyphens between groups.</w:t>
             </w:r>
           </w:p>
         </w:tc>
@@ -5492,92 +6028,61 @@
         <w:tc>
           <w:tcPr>
             <w:cnfStyle w:val="001000000000" w:firstRow="0" w:lastRow="0" w:firstColumn="1" w:lastColumn="0" w:oddVBand="0" w:evenVBand="0" w:oddHBand="0" w:evenHBand="0" w:firstRowFirstColumn="0" w:firstRowLastColumn="0" w:lastRowFirstColumn="0" w:lastRowLastColumn="0"/>
-            <w:tcW w:w="2200" w:type="dxa"/>
-          </w:tcPr>
-          <w:p>
-            <w:pPr>
-              <w:rPr>
-                <w:rFonts w:ascii="Times New Roman" w:hAnsi="Times New Roman" w:cs="Times New Roman"/>
-                <w:sz w:val="24"/>
-                <w:szCs w:val="24"/>
-              </w:rPr>
-            </w:pPr>
-            <w:r>
-              <w:rPr>
-                <w:rFonts w:ascii="Times New Roman" w:hAnsi="Times New Roman" w:cs="Times New Roman"/>
-                <w:color w:val="4A4A4A"/>
-                <w:sz w:val="24"/>
-                <w:szCs w:val="24"/>
-              </w:rPr>
-              <w:t>Password</w:t>
-            </w:r>
-          </w:p>
-        </w:tc>
-        <w:tc>
-          <w:tcPr>
-            <w:tcW w:w="3226" w:type="dxa"/>
+            <w:tcW w:w="2847" w:type="dxa"/>
+          </w:tcPr>
+          <w:p>
+            <w:r>
+              <w:rPr>
+                <w:rFonts w:ascii="Times New Roman" w:hAnsi="Times New Roman" w:cs="Times New Roman"/>
+                <w:color w:val="4A4A4A"/>
+                <w:sz w:val="24"/>
+                <w:szCs w:val="24"/>
+              </w:rPr>
+              <w:t>IFSC Code</w:t>
+            </w:r>
+          </w:p>
+        </w:tc>
+        <w:tc>
+          <w:tcPr>
+            <w:tcW w:w="4231" w:type="dxa"/>
           </w:tcPr>
           <w:p>
             <w:pPr>
               <w:cnfStyle w:val="000000100000" w:firstRow="0" w:lastRow="0" w:firstColumn="0" w:lastColumn="0" w:oddVBand="0" w:evenVBand="0" w:oddHBand="1" w:evenHBand="0" w:firstRowFirstColumn="0" w:firstRowLastColumn="0" w:lastRowFirstColumn="0" w:lastRowLastColumn="0"/>
-              <w:rPr>
-                <w:rFonts w:ascii="Times New Roman" w:hAnsi="Times New Roman" w:cs="Times New Roman"/>
-                <w:sz w:val="24"/>
-                <w:szCs w:val="24"/>
-              </w:rPr>
-            </w:pPr>
-            <w:r>
-              <w:rPr>
-                <w:rFonts w:ascii="Times New Roman" w:hAnsi="Times New Roman" w:cs="Times New Roman"/>
-                <w:color w:val="4A4A4A"/>
-                <w:sz w:val="24"/>
-                <w:szCs w:val="24"/>
-              </w:rPr>
-              <w:t>(</w:t>
-            </w:r>
-            <w:proofErr w:type="spellStart"/>
-            <w:r>
-              <w:rPr>
-                <w:rFonts w:ascii="Times New Roman" w:hAnsi="Times New Roman" w:cs="Times New Roman"/>
-                <w:color w:val="4A4A4A"/>
-                <w:sz w:val="24"/>
-                <w:szCs w:val="24"/>
-              </w:rPr>
-              <w:t>password|secret|api_key</w:t>
-            </w:r>
-            <w:proofErr w:type="spellEnd"/>
-            <w:r>
-              <w:rPr>
-                <w:rFonts w:ascii="Times New Roman" w:hAnsi="Times New Roman" w:cs="Times New Roman"/>
-                <w:color w:val="4A4A4A"/>
-                <w:sz w:val="24"/>
-                <w:szCs w:val="24"/>
-              </w:rPr>
-              <w:t>)\s*[=:]\s*\S{6,}</w:t>
-            </w:r>
-          </w:p>
-        </w:tc>
-        <w:tc>
-          <w:tcPr>
-            <w:tcW w:w="3600" w:type="dxa"/>
+            </w:pPr>
+            <w:r>
+              <w:rPr>
+                <w:rFonts w:ascii="Times New Roman" w:hAnsi="Times New Roman" w:cs="Times New Roman"/>
+                <w:color w:val="4A4A4A"/>
+                <w:sz w:val="24"/>
+                <w:szCs w:val="24"/>
+              </w:rPr>
+              <w:t>[A-Z]{4}0[A-Z0-9]{6}</w:t>
+            </w:r>
+          </w:p>
+        </w:tc>
+        <w:tc>
+          <w:tcPr>
+            <w:tcW w:w="3378" w:type="dxa"/>
           </w:tcPr>
           <w:p>
             <w:pPr>
               <w:cnfStyle w:val="000000100000" w:firstRow="0" w:lastRow="0" w:firstColumn="0" w:lastColumn="0" w:oddVBand="0" w:evenVBand="0" w:oddHBand="1" w:evenHBand="0" w:firstRowFirstColumn="0" w:firstRowLastColumn="0" w:lastRowFirstColumn="0" w:lastRowLastColumn="0"/>
               <w:rPr>
                 <w:rFonts w:ascii="Times New Roman" w:hAnsi="Times New Roman" w:cs="Times New Roman"/>
-                <w:sz w:val="24"/>
-                <w:szCs w:val="24"/>
-              </w:rPr>
-            </w:pPr>
-            <w:r>
-              <w:rPr>
-                <w:rFonts w:ascii="Times New Roman" w:hAnsi="Times New Roman" w:cs="Times New Roman"/>
-                <w:color w:val="4A4A4A"/>
-                <w:sz w:val="24"/>
-                <w:szCs w:val="24"/>
-              </w:rPr>
-              <w:t>Key=value assignment pattern. Catches password=xxx and secret: xxx.</w:t>
+                <w:color w:val="4A4A4A"/>
+                <w:sz w:val="24"/>
+                <w:szCs w:val="24"/>
+              </w:rPr>
+            </w:pPr>
+            <w:r>
+              <w:rPr>
+                <w:rFonts w:ascii="Times New Roman" w:hAnsi="Times New Roman" w:cs="Times New Roman"/>
+                <w:color w:val="4A4A4A"/>
+                <w:sz w:val="24"/>
+                <w:szCs w:val="24"/>
+              </w:rPr>
+              <w:t>4-letter bank code + 0 + 6 alphanumeric branch code.</w:t>
             </w:r>
           </w:p>
         </w:tc>
@@ -5586,16 +6091,155 @@
         <w:tc>
           <w:tcPr>
             <w:cnfStyle w:val="001000000000" w:firstRow="0" w:lastRow="0" w:firstColumn="1" w:lastColumn="0" w:oddVBand="0" w:evenVBand="0" w:oddHBand="0" w:evenHBand="0" w:firstRowFirstColumn="0" w:firstRowLastColumn="0" w:lastRowFirstColumn="0" w:lastRowLastColumn="0"/>
-            <w:tcW w:w="2200" w:type="dxa"/>
-          </w:tcPr>
-          <w:p>
-            <w:pPr>
-              <w:rPr>
-                <w:rFonts w:ascii="Times New Roman" w:hAnsi="Times New Roman" w:cs="Times New Roman"/>
-                <w:sz w:val="24"/>
-                <w:szCs w:val="24"/>
-              </w:rPr>
-            </w:pPr>
+            <w:tcW w:w="2847" w:type="dxa"/>
+          </w:tcPr>
+          <w:p>
+            <w:r>
+              <w:rPr>
+                <w:rFonts w:ascii="Times New Roman" w:hAnsi="Times New Roman" w:cs="Times New Roman"/>
+                <w:color w:val="4A4A4A"/>
+                <w:sz w:val="24"/>
+                <w:szCs w:val="24"/>
+              </w:rPr>
+              <w:t>Password</w:t>
+            </w:r>
+          </w:p>
+        </w:tc>
+        <w:tc>
+          <w:tcPr>
+            <w:tcW w:w="4231" w:type="dxa"/>
+          </w:tcPr>
+          <w:p>
+            <w:pPr>
+              <w:cnfStyle w:val="000000000000" w:firstRow="0" w:lastRow="0" w:firstColumn="0" w:lastColumn="0" w:oddVBand="0" w:evenVBand="0" w:oddHBand="0" w:evenHBand="0" w:firstRowFirstColumn="0" w:firstRowLastColumn="0" w:lastRowFirstColumn="0" w:lastRowLastColumn="0"/>
+            </w:pPr>
+            <w:r>
+              <w:rPr>
+                <w:rFonts w:ascii="Times New Roman" w:hAnsi="Times New Roman" w:cs="Times New Roman"/>
+                <w:color w:val="4A4A4A"/>
+                <w:sz w:val="24"/>
+                <w:szCs w:val="24"/>
+              </w:rPr>
+              <w:t>(</w:t>
+            </w:r>
+            <w:proofErr w:type="spellStart"/>
+            <w:r>
+              <w:rPr>
+                <w:rFonts w:ascii="Times New Roman" w:hAnsi="Times New Roman" w:cs="Times New Roman"/>
+                <w:color w:val="4A4A4A"/>
+                <w:sz w:val="24"/>
+                <w:szCs w:val="24"/>
+              </w:rPr>
+              <w:t>password|secret|api_</w:t>
+            </w:r>
+            <w:proofErr w:type="gramStart"/>
+            <w:r>
+              <w:rPr>
+                <w:rFonts w:ascii="Times New Roman" w:hAnsi="Times New Roman" w:cs="Times New Roman"/>
+                <w:color w:val="4A4A4A"/>
+                <w:sz w:val="24"/>
+                <w:szCs w:val="24"/>
+              </w:rPr>
+              <w:t>key</w:t>
+            </w:r>
+            <w:proofErr w:type="spellEnd"/>
+            <w:r>
+              <w:rPr>
+                <w:rFonts w:ascii="Times New Roman" w:hAnsi="Times New Roman" w:cs="Times New Roman"/>
+                <w:color w:val="4A4A4A"/>
+                <w:sz w:val="24"/>
+                <w:szCs w:val="24"/>
+              </w:rPr>
+              <w:t>)\</w:t>
+            </w:r>
+            <w:proofErr w:type="gramEnd"/>
+            <w:r>
+              <w:rPr>
+                <w:rFonts w:ascii="Times New Roman" w:hAnsi="Times New Roman" w:cs="Times New Roman"/>
+                <w:color w:val="4A4A4A"/>
+                <w:sz w:val="24"/>
+                <w:szCs w:val="24"/>
+              </w:rPr>
+              <w:t>s*[=</w:t>
+            </w:r>
+            <w:proofErr w:type="gramStart"/>
+            <w:r>
+              <w:rPr>
+                <w:rFonts w:ascii="Times New Roman" w:hAnsi="Times New Roman" w:cs="Times New Roman"/>
+                <w:color w:val="4A4A4A"/>
+                <w:sz w:val="24"/>
+                <w:szCs w:val="24"/>
+              </w:rPr>
+              <w:t>:]\</w:t>
+            </w:r>
+            <w:proofErr w:type="gramEnd"/>
+            <w:r>
+              <w:rPr>
+                <w:rFonts w:ascii="Times New Roman" w:hAnsi="Times New Roman" w:cs="Times New Roman"/>
+                <w:color w:val="4A4A4A"/>
+                <w:sz w:val="24"/>
+                <w:szCs w:val="24"/>
+              </w:rPr>
+              <w:t>s*\</w:t>
+            </w:r>
+            <w:proofErr w:type="gramStart"/>
+            <w:r>
+              <w:rPr>
+                <w:rFonts w:ascii="Times New Roman" w:hAnsi="Times New Roman" w:cs="Times New Roman"/>
+                <w:color w:val="4A4A4A"/>
+                <w:sz w:val="24"/>
+                <w:szCs w:val="24"/>
+              </w:rPr>
+              <w:t>S{</w:t>
+            </w:r>
+            <w:proofErr w:type="gramEnd"/>
+            <w:r>
+              <w:rPr>
+                <w:rFonts w:ascii="Times New Roman" w:hAnsi="Times New Roman" w:cs="Times New Roman"/>
+                <w:color w:val="4A4A4A"/>
+                <w:sz w:val="24"/>
+                <w:szCs w:val="24"/>
+              </w:rPr>
+              <w:t>6,}</w:t>
+            </w:r>
+          </w:p>
+        </w:tc>
+        <w:tc>
+          <w:tcPr>
+            <w:tcW w:w="3378" w:type="dxa"/>
+          </w:tcPr>
+          <w:p>
+            <w:pPr>
+              <w:cnfStyle w:val="000000000000" w:firstRow="0" w:lastRow="0" w:firstColumn="0" w:lastColumn="0" w:oddVBand="0" w:evenVBand="0" w:oddHBand="0" w:evenHBand="0" w:firstRowFirstColumn="0" w:firstRowLastColumn="0" w:lastRowFirstColumn="0" w:lastRowLastColumn="0"/>
+              <w:rPr>
+                <w:rFonts w:ascii="Times New Roman" w:hAnsi="Times New Roman" w:cs="Times New Roman"/>
+                <w:color w:val="4A4A4A"/>
+                <w:sz w:val="24"/>
+                <w:szCs w:val="24"/>
+              </w:rPr>
+            </w:pPr>
+            <w:r>
+              <w:rPr>
+                <w:rFonts w:ascii="Times New Roman" w:hAnsi="Times New Roman" w:cs="Times New Roman"/>
+                <w:color w:val="4A4A4A"/>
+                <w:sz w:val="24"/>
+                <w:szCs w:val="24"/>
+              </w:rPr>
+              <w:t>Key=value assignment pattern. Catches password=xxx and secret: xxx.</w:t>
+            </w:r>
+          </w:p>
+        </w:tc>
+      </w:tr>
+      <w:tr>
+        <w:trPr>
+          <w:cnfStyle w:val="000000100000" w:firstRow="0" w:lastRow="0" w:firstColumn="0" w:lastColumn="0" w:oddVBand="0" w:evenVBand="0" w:oddHBand="1" w:evenHBand="0" w:firstRowFirstColumn="0" w:firstRowLastColumn="0" w:lastRowFirstColumn="0" w:lastRowLastColumn="0"/>
+        </w:trPr>
+        <w:tc>
+          <w:tcPr>
+            <w:cnfStyle w:val="001000000000" w:firstRow="0" w:lastRow="0" w:firstColumn="1" w:lastColumn="0" w:oddVBand="0" w:evenVBand="0" w:oddHBand="0" w:evenHBand="0" w:firstRowFirstColumn="0" w:firstRowLastColumn="0" w:lastRowFirstColumn="0" w:lastRowLastColumn="0"/>
+            <w:tcW w:w="2847" w:type="dxa"/>
+          </w:tcPr>
+          <w:p>
             <w:r>
               <w:rPr>
                 <w:rFonts w:ascii="Times New Roman" w:hAnsi="Times New Roman" w:cs="Times New Roman"/>
@@ -5609,37 +6253,64 @@
         </w:tc>
         <w:tc>
           <w:tcPr>
-            <w:tcW w:w="3226" w:type="dxa"/>
-          </w:tcPr>
-          <w:p>
-            <w:pPr>
-              <w:cnfStyle w:val="000000000000" w:firstRow="0" w:lastRow="0" w:firstColumn="0" w:lastColumn="0" w:oddVBand="0" w:evenVBand="0" w:oddHBand="0" w:evenHBand="0" w:firstRowFirstColumn="0" w:firstRowLastColumn="0" w:lastRowFirstColumn="0" w:lastRowLastColumn="0"/>
-              <w:rPr>
-                <w:rFonts w:ascii="Times New Roman" w:hAnsi="Times New Roman" w:cs="Times New Roman"/>
-                <w:sz w:val="24"/>
-                <w:szCs w:val="24"/>
-              </w:rPr>
-            </w:pPr>
-            <w:r>
-              <w:rPr>
-                <w:rFonts w:ascii="Times New Roman" w:hAnsi="Times New Roman" w:cs="Times New Roman"/>
-                <w:color w:val="4A4A4A"/>
-                <w:sz w:val="24"/>
-                <w:szCs w:val="24"/>
-              </w:rPr>
-              <w:t>https?://(\d{1,3}\.){3}\d{1,3}</w:t>
-            </w:r>
-          </w:p>
-        </w:tc>
-        <w:tc>
-          <w:tcPr>
-            <w:tcW w:w="3600" w:type="dxa"/>
-          </w:tcPr>
-          <w:p>
-            <w:pPr>
-              <w:cnfStyle w:val="000000000000" w:firstRow="0" w:lastRow="0" w:firstColumn="0" w:lastColumn="0" w:oddVBand="0" w:evenVBand="0" w:oddHBand="0" w:evenHBand="0" w:firstRowFirstColumn="0" w:firstRowLastColumn="0" w:lastRowFirstColumn="0" w:lastRowLastColumn="0"/>
-              <w:rPr>
-                <w:rFonts w:ascii="Times New Roman" w:hAnsi="Times New Roman" w:cs="Times New Roman"/>
+            <w:tcW w:w="4231" w:type="dxa"/>
+          </w:tcPr>
+          <w:p>
+            <w:pPr>
+              <w:cnfStyle w:val="000000100000" w:firstRow="0" w:lastRow="0" w:firstColumn="0" w:lastColumn="0" w:oddVBand="0" w:evenVBand="0" w:oddHBand="1" w:evenHBand="0" w:firstRowFirstColumn="0" w:firstRowLastColumn="0" w:lastRowFirstColumn="0" w:lastRowLastColumn="0"/>
+            </w:pPr>
+            <w:proofErr w:type="gramStart"/>
+            <w:r>
+              <w:rPr>
+                <w:rFonts w:ascii="Times New Roman" w:hAnsi="Times New Roman" w:cs="Times New Roman"/>
+                <w:color w:val="4A4A4A"/>
+                <w:sz w:val="24"/>
+                <w:szCs w:val="24"/>
+              </w:rPr>
+              <w:t>https?:/</w:t>
+            </w:r>
+            <w:proofErr w:type="gramEnd"/>
+            <w:r>
+              <w:rPr>
+                <w:rFonts w:ascii="Times New Roman" w:hAnsi="Times New Roman" w:cs="Times New Roman"/>
+                <w:color w:val="4A4A4A"/>
+                <w:sz w:val="24"/>
+                <w:szCs w:val="24"/>
+              </w:rPr>
+              <w:t>/(\d{1,</w:t>
+            </w:r>
+            <w:proofErr w:type="gramStart"/>
+            <w:r>
+              <w:rPr>
+                <w:rFonts w:ascii="Times New Roman" w:hAnsi="Times New Roman" w:cs="Times New Roman"/>
+                <w:color w:val="4A4A4A"/>
+                <w:sz w:val="24"/>
+                <w:szCs w:val="24"/>
+              </w:rPr>
+              <w:t>3}\.){3}\d{</w:t>
+            </w:r>
+            <w:proofErr w:type="gramEnd"/>
+            <w:r>
+              <w:rPr>
+                <w:rFonts w:ascii="Times New Roman" w:hAnsi="Times New Roman" w:cs="Times New Roman"/>
+                <w:color w:val="4A4A4A"/>
+                <w:sz w:val="24"/>
+                <w:szCs w:val="24"/>
+              </w:rPr>
+              <w:t>1,3}</w:t>
+            </w:r>
+          </w:p>
+        </w:tc>
+        <w:tc>
+          <w:tcPr>
+            <w:tcW w:w="3378" w:type="dxa"/>
+          </w:tcPr>
+          <w:p>
+            <w:pPr>
+              <w:cnfStyle w:val="000000100000" w:firstRow="0" w:lastRow="0" w:firstColumn="0" w:lastColumn="0" w:oddVBand="0" w:evenVBand="0" w:oddHBand="1" w:evenHBand="0" w:firstRowFirstColumn="0" w:firstRowLastColumn="0" w:lastRowFirstColumn="0" w:lastRowLastColumn="0"/>
+              <w:rPr>
+                <w:rFonts w:ascii="Times New Roman" w:hAnsi="Times New Roman" w:cs="Times New Roman"/>
+                <w:color w:val="4A4A4A"/>
                 <w:sz w:val="24"/>
                 <w:szCs w:val="24"/>
               </w:rPr>
@@ -5657,6 +6328,15 @@
         </w:tc>
       </w:tr>
     </w:tbl>
+    <w:p/>
+    <w:p>
+      <w:pPr>
+        <w:rPr>
+          <w:sz w:val="8"/>
+          <w:szCs w:val="8"/>
+        </w:rPr>
+      </w:pPr>
+    </w:p>
     <w:p>
       <w:pPr>
         <w:spacing w:before="80"/>
@@ -5697,13 +6377,23 @@
           <w:szCs w:val="24"/>
         </w:rPr>
       </w:pPr>
-      <w:r>
-        <w:rPr>
-          <w:rFonts w:ascii="Times New Roman" w:hAnsi="Times New Roman" w:cs="Times New Roman"/>
-          <w:sz w:val="24"/>
-          <w:szCs w:val="24"/>
-        </w:rPr>
-        <w:t>PhishGuard assigns a different weight to each phishing indicator based on how strongly it correlates with real phishing. A single triggered indicator of weight 3 (e.g., a known phishing template match) contributes more than three low-weight indicators of weight 1 each.</w:t>
+      <w:proofErr w:type="spellStart"/>
+      <w:r>
+        <w:rPr>
+          <w:rFonts w:ascii="Times New Roman" w:hAnsi="Times New Roman" w:cs="Times New Roman"/>
+          <w:sz w:val="24"/>
+          <w:szCs w:val="24"/>
+        </w:rPr>
+        <w:t>PhishGuard</w:t>
+      </w:r>
+      <w:proofErr w:type="spellEnd"/>
+      <w:r>
+        <w:rPr>
+          <w:rFonts w:ascii="Times New Roman" w:hAnsi="Times New Roman" w:cs="Times New Roman"/>
+          <w:sz w:val="24"/>
+          <w:szCs w:val="24"/>
+        </w:rPr>
+        <w:t xml:space="preserve"> assigns a different weight to each phishing indicator based on how strongly it correlates with real phishing. A single triggered indicator of weight 3 (e.g., a known phishing template match) contributes more than three low-weight indicators of weight 1 each.</w:t>
       </w:r>
     </w:p>
     <w:p>
@@ -5852,7 +6542,25 @@
           <w:sz w:val="24"/>
           <w:szCs w:val="24"/>
         </w:rPr>
-        <w:t>After all emails are individually scanned, PhishGuard performs a cross-email analysis using Python's collections.</w:t>
+        <w:t xml:space="preserve">After all emails are individually scanned, </w:t>
+      </w:r>
+      <w:proofErr w:type="spellStart"/>
+      <w:r>
+        <w:rPr>
+          <w:rFonts w:ascii="Times New Roman" w:hAnsi="Times New Roman" w:cs="Times New Roman"/>
+          <w:sz w:val="24"/>
+          <w:szCs w:val="24"/>
+        </w:rPr>
+        <w:t>PhishGuard</w:t>
+      </w:r>
+      <w:proofErr w:type="spellEnd"/>
+      <w:r>
+        <w:rPr>
+          <w:rFonts w:ascii="Times New Roman" w:hAnsi="Times New Roman" w:cs="Times New Roman"/>
+          <w:sz w:val="24"/>
+          <w:szCs w:val="24"/>
+        </w:rPr>
+        <w:t xml:space="preserve"> performs a cross-email analysis using Python's collections.</w:t>
       </w:r>
       <w:r>
         <w:rPr>
@@ -7137,13 +7845,23 @@
           <w:szCs w:val="24"/>
         </w:rPr>
       </w:pPr>
-      <w:r>
-        <w:rPr>
-          <w:rFonts w:ascii="Times New Roman" w:hAnsi="Times New Roman" w:cs="Times New Roman"/>
-          <w:sz w:val="24"/>
-          <w:szCs w:val="24"/>
-        </w:rPr>
-        <w:t>PhishGuard demonstrates that effective email security does not require Artificial Intelligence. By combining deterministic rule-based detection, weighted risk scoring, cryptographic checksum validation (Luhn), and regex-based sensitive data scanning, the system achieves reliable phishing detection and data loss prevention for both incoming and outgoing emails.</w:t>
+      <w:proofErr w:type="spellStart"/>
+      <w:r>
+        <w:rPr>
+          <w:rFonts w:ascii="Times New Roman" w:hAnsi="Times New Roman" w:cs="Times New Roman"/>
+          <w:sz w:val="24"/>
+          <w:szCs w:val="24"/>
+        </w:rPr>
+        <w:t>PhishGuard</w:t>
+      </w:r>
+      <w:proofErr w:type="spellEnd"/>
+      <w:r>
+        <w:rPr>
+          <w:rFonts w:ascii="Times New Roman" w:hAnsi="Times New Roman" w:cs="Times New Roman"/>
+          <w:sz w:val="24"/>
+          <w:szCs w:val="24"/>
+        </w:rPr>
+        <w:t xml:space="preserve"> demonstrates that effective email security does not require Artificial Intelligence. By combining deterministic rule-based detection, weighted risk scoring, cryptographic checksum validation (Luhn), and regex-based sensitive data scanning, the system achieves reliable phishing detection and data loss prevention for both incoming and outgoing emails.</w:t>
       </w:r>
     </w:p>
     <w:p>
@@ -7217,7 +7935,25 @@
           <w:sz w:val="24"/>
           <w:szCs w:val="24"/>
         </w:rPr>
-        <w:t>) make PhishGuard directly relevant to the Indian regulatory and compliance context.</w:t>
+        <w:t xml:space="preserve">) make </w:t>
+      </w:r>
+      <w:proofErr w:type="spellStart"/>
+      <w:r>
+        <w:rPr>
+          <w:rFonts w:ascii="Times New Roman" w:hAnsi="Times New Roman" w:cs="Times New Roman"/>
+          <w:sz w:val="24"/>
+          <w:szCs w:val="24"/>
+        </w:rPr>
+        <w:t>PhishGuard</w:t>
+      </w:r>
+      <w:proofErr w:type="spellEnd"/>
+      <w:r>
+        <w:rPr>
+          <w:rFonts w:ascii="Times New Roman" w:hAnsi="Times New Roman" w:cs="Times New Roman"/>
+          <w:sz w:val="24"/>
+          <w:szCs w:val="24"/>
+        </w:rPr>
+        <w:t xml:space="preserve"> directly relevant to the Indian regulatory and compliance context.</w:t>
       </w:r>
     </w:p>
     <w:p>
@@ -7228,6 +7964,23 @@
           <w:szCs w:val="40"/>
         </w:rPr>
       </w:pPr>
+    </w:p>
+    <w:p>
+      <w:pPr>
+        <w:rPr>
+          <w:rFonts w:ascii="Times New Roman" w:hAnsi="Times New Roman" w:cs="Times New Roman"/>
+          <w:sz w:val="40"/>
+          <w:szCs w:val="40"/>
+        </w:rPr>
+      </w:pPr>
+      <w:r>
+        <w:rPr>
+          <w:rFonts w:ascii="Times New Roman" w:hAnsi="Times New Roman" w:cs="Times New Roman"/>
+          <w:sz w:val="40"/>
+          <w:szCs w:val="40"/>
+        </w:rPr>
+        <w:t>Future work</w:t>
+      </w:r>
     </w:p>
     <w:sectPr>
       <w:headerReference w:type="default" r:id="rId8"/>
@@ -7367,6 +8120,7 @@
         <w:rFonts w:ascii="Times New Roman" w:hAnsi="Times New Roman" w:cs="Times New Roman"/>
       </w:rPr>
     </w:pPr>
+    <w:proofErr w:type="spellStart"/>
     <w:r>
       <w:rPr>
         <w:rFonts w:ascii="Times New Roman" w:hAnsi="Times New Roman" w:cs="Times New Roman"/>
@@ -7375,7 +8129,18 @@
         <w:color w:val="4472C4" w:themeColor="accent1"/>
         <w:u w:val="single"/>
       </w:rPr>
-      <w:t>PhishGuard — Project Report</w:t>
+      <w:t>PhishGuard</w:t>
+    </w:r>
+    <w:proofErr w:type="spellEnd"/>
+    <w:r>
+      <w:rPr>
+        <w:rFonts w:ascii="Times New Roman" w:hAnsi="Times New Roman" w:cs="Times New Roman"/>
+        <w:b/>
+        <w:bCs/>
+        <w:color w:val="4472C4" w:themeColor="accent1"/>
+        <w:u w:val="single"/>
+      </w:rPr>
+      <w:t xml:space="preserve"> — Project Report</w:t>
     </w:r>
     <w:r>
       <w:rPr>
@@ -8521,6 +9286,7 @@
   <w:style w:type="character" w:default="1" w:styleId="DefaultParagraphFont">
     <w:name w:val="Default Paragraph Font"/>
     <w:uiPriority w:val="1"/>
+    <w:semiHidden/>
     <w:unhideWhenUsed/>
   </w:style>
   <w:style w:type="table" w:default="1" w:styleId="TableNormal">
@@ -9072,6 +9838,25 @@
       <w:szCs w:val="24"/>
     </w:rPr>
   </w:style>
+  <w:style w:type="table" w:styleId="TableGrid">
+    <w:name w:val="Table Grid"/>
+    <w:basedOn w:val="TableNormal"/>
+    <w:uiPriority w:val="39"/>
+    <w:rsid w:val="0070042D"/>
+    <w:pPr>
+      <w:spacing w:after="0" w:line="240" w:lineRule="auto"/>
+    </w:pPr>
+    <w:tblPr>
+      <w:tblBorders>
+        <w:top w:val="single" w:sz="4" w:space="0" w:color="auto"/>
+        <w:left w:val="single" w:sz="4" w:space="0" w:color="auto"/>
+        <w:bottom w:val="single" w:sz="4" w:space="0" w:color="auto"/>
+        <w:right w:val="single" w:sz="4" w:space="0" w:color="auto"/>
+        <w:insideH w:val="single" w:sz="4" w:space="0" w:color="auto"/>
+        <w:insideV w:val="single" w:sz="4" w:space="0" w:color="auto"/>
+      </w:tblBorders>
+    </w:tblPr>
+  </w:style>
 </w:styles>
 </file>
 

--- a/Project_Report.docx
+++ b/Project_Report.docx
@@ -5665,16 +5665,25 @@
         <w:t>5.2 Regex Pattern Matching</w:t>
       </w:r>
     </w:p>
+    <w:p/>
+    <w:p>
+      <w:pPr>
+        <w:rPr>
+          <w:sz w:val="8"/>
+          <w:szCs w:val="8"/>
+        </w:rPr>
+      </w:pPr>
+    </w:p>
     <w:tbl>
       <w:tblPr>
         <w:tblStyle w:val="GridTable4-Accent1"/>
-        <w:tblW w:w="10456" w:type="dxa"/>
+        <w:tblW w:w="0" w:type="auto"/>
         <w:tblLook w:val="04A0" w:firstRow="1" w:lastRow="0" w:firstColumn="1" w:lastColumn="0" w:noHBand="0" w:noVBand="1"/>
       </w:tblPr>
       <w:tblGrid>
-        <w:gridCol w:w="2847"/>
-        <w:gridCol w:w="4231"/>
-        <w:gridCol w:w="3378"/>
+        <w:gridCol w:w="2225"/>
+        <w:gridCol w:w="4530"/>
+        <w:gridCol w:w="3701"/>
       </w:tblGrid>
       <w:tr>
         <w:trPr>
@@ -5683,21 +5692,21 @@
         <w:tc>
           <w:tcPr>
             <w:cnfStyle w:val="001000000000" w:firstRow="0" w:lastRow="0" w:firstColumn="1" w:lastColumn="0" w:oddVBand="0" w:evenVBand="0" w:oddHBand="0" w:evenHBand="0" w:firstRowFirstColumn="0" w:firstRowLastColumn="0" w:lastRowFirstColumn="0" w:lastRowLastColumn="0"/>
-            <w:tcW w:w="2847" w:type="dxa"/>
-          </w:tcPr>
-          <w:p>
-            <w:pPr>
-              <w:rPr>
-                <w:rFonts w:ascii="Times New Roman" w:hAnsi="Times New Roman" w:cs="Times New Roman"/>
-                <w:color w:val="FFFFFF"/>
-                <w:sz w:val="24"/>
-                <w:szCs w:val="24"/>
-              </w:rPr>
-            </w:pPr>
-            <w:r>
-              <w:rPr>
-                <w:rFonts w:ascii="Times New Roman" w:hAnsi="Times New Roman" w:cs="Times New Roman"/>
-                <w:color w:val="FFFFFF"/>
+            <w:tcW w:w="0" w:type="auto"/>
+            <w:hideMark/>
+          </w:tcPr>
+          <w:p>
+            <w:pPr>
+              <w:spacing w:before="80"/>
+              <w:rPr>
+                <w:rFonts w:ascii="Times New Roman" w:hAnsi="Times New Roman" w:cs="Times New Roman"/>
+                <w:sz w:val="24"/>
+                <w:szCs w:val="24"/>
+              </w:rPr>
+            </w:pPr>
+            <w:r>
+              <w:rPr>
+                <w:rFonts w:ascii="Times New Roman" w:hAnsi="Times New Roman" w:cs="Times New Roman"/>
                 <w:sz w:val="24"/>
                 <w:szCs w:val="24"/>
               </w:rPr>
@@ -5707,16 +5716,22 @@
         </w:tc>
         <w:tc>
           <w:tcPr>
-            <w:tcW w:w="4231" w:type="dxa"/>
-          </w:tcPr>
-          <w:p>
-            <w:pPr>
+            <w:tcW w:w="0" w:type="auto"/>
+            <w:hideMark/>
+          </w:tcPr>
+          <w:p>
+            <w:pPr>
+              <w:spacing w:before="80"/>
               <w:cnfStyle w:val="100000000000" w:firstRow="1" w:lastRow="0" w:firstColumn="0" w:lastColumn="0" w:oddVBand="0" w:evenVBand="0" w:oddHBand="0" w:evenHBand="0" w:firstRowFirstColumn="0" w:firstRowLastColumn="0" w:lastRowFirstColumn="0" w:lastRowLastColumn="0"/>
-            </w:pPr>
-            <w:r>
-              <w:rPr>
-                <w:rFonts w:ascii="Times New Roman" w:hAnsi="Times New Roman" w:cs="Times New Roman"/>
-                <w:color w:val="FFFFFF"/>
+              <w:rPr>
+                <w:rFonts w:ascii="Times New Roman" w:hAnsi="Times New Roman" w:cs="Times New Roman"/>
+                <w:sz w:val="24"/>
+                <w:szCs w:val="24"/>
+              </w:rPr>
+            </w:pPr>
+            <w:r>
+              <w:rPr>
+                <w:rFonts w:ascii="Times New Roman" w:hAnsi="Times New Roman" w:cs="Times New Roman"/>
                 <w:sz w:val="24"/>
                 <w:szCs w:val="24"/>
               </w:rPr>
@@ -5726,24 +5741,22 @@
         </w:tc>
         <w:tc>
           <w:tcPr>
-            <w:tcW w:w="3378" w:type="dxa"/>
-          </w:tcPr>
-          <w:p>
-            <w:pPr>
+            <w:tcW w:w="0" w:type="auto"/>
+            <w:hideMark/>
+          </w:tcPr>
+          <w:p>
+            <w:pPr>
+              <w:spacing w:before="80"/>
               <w:cnfStyle w:val="100000000000" w:firstRow="1" w:lastRow="0" w:firstColumn="0" w:lastColumn="0" w:oddVBand="0" w:evenVBand="0" w:oddHBand="0" w:evenHBand="0" w:firstRowFirstColumn="0" w:firstRowLastColumn="0" w:lastRowFirstColumn="0" w:lastRowLastColumn="0"/>
               <w:rPr>
                 <w:rFonts w:ascii="Times New Roman" w:hAnsi="Times New Roman" w:cs="Times New Roman"/>
-                <w:b w:val="0"/>
-                <w:bCs w:val="0"/>
-                <w:color w:val="FFFFFF"/>
-                <w:sz w:val="24"/>
-                <w:szCs w:val="24"/>
-              </w:rPr>
-            </w:pPr>
-            <w:r>
-              <w:rPr>
-                <w:rFonts w:ascii="Times New Roman" w:hAnsi="Times New Roman" w:cs="Times New Roman"/>
-                <w:color w:val="FFFFFF"/>
+                <w:sz w:val="24"/>
+                <w:szCs w:val="24"/>
+              </w:rPr>
+            </w:pPr>
+            <w:r>
+              <w:rPr>
+                <w:rFonts w:ascii="Times New Roman" w:hAnsi="Times New Roman" w:cs="Times New Roman"/>
                 <w:sz w:val="24"/>
                 <w:szCs w:val="24"/>
               </w:rPr>
@@ -5759,13 +5772,21 @@
         <w:tc>
           <w:tcPr>
             <w:cnfStyle w:val="001000000000" w:firstRow="0" w:lastRow="0" w:firstColumn="1" w:lastColumn="0" w:oddVBand="0" w:evenVBand="0" w:oddHBand="0" w:evenHBand="0" w:firstRowFirstColumn="0" w:firstRowLastColumn="0" w:lastRowFirstColumn="0" w:lastRowLastColumn="0"/>
-            <w:tcW w:w="2847" w:type="dxa"/>
-          </w:tcPr>
-          <w:p>
-            <w:r>
-              <w:rPr>
-                <w:rFonts w:ascii="Times New Roman" w:hAnsi="Times New Roman" w:cs="Times New Roman"/>
-                <w:color w:val="4A4A4A"/>
+            <w:tcW w:w="0" w:type="auto"/>
+            <w:hideMark/>
+          </w:tcPr>
+          <w:p>
+            <w:pPr>
+              <w:spacing w:before="80"/>
+              <w:rPr>
+                <w:rFonts w:ascii="Times New Roman" w:hAnsi="Times New Roman" w:cs="Times New Roman"/>
+                <w:sz w:val="24"/>
+                <w:szCs w:val="24"/>
+              </w:rPr>
+            </w:pPr>
+            <w:r>
+              <w:rPr>
+                <w:rFonts w:ascii="Times New Roman" w:hAnsi="Times New Roman" w:cs="Times New Roman"/>
                 <w:sz w:val="24"/>
                 <w:szCs w:val="24"/>
               </w:rPr>
@@ -5775,16 +5796,22 @@
         </w:tc>
         <w:tc>
           <w:tcPr>
-            <w:tcW w:w="4231" w:type="dxa"/>
-          </w:tcPr>
-          <w:p>
-            <w:pPr>
+            <w:tcW w:w="0" w:type="auto"/>
+            <w:hideMark/>
+          </w:tcPr>
+          <w:p>
+            <w:pPr>
+              <w:spacing w:before="80"/>
               <w:cnfStyle w:val="000000100000" w:firstRow="0" w:lastRow="0" w:firstColumn="0" w:lastColumn="0" w:oddVBand="0" w:evenVBand="0" w:oddHBand="1" w:evenHBand="0" w:firstRowFirstColumn="0" w:firstRowLastColumn="0" w:lastRowFirstColumn="0" w:lastRowLastColumn="0"/>
-            </w:pPr>
-            <w:r>
-              <w:rPr>
-                <w:rFonts w:ascii="Times New Roman" w:hAnsi="Times New Roman" w:cs="Times New Roman"/>
-                <w:color w:val="4A4A4A"/>
+              <w:rPr>
+                <w:rFonts w:ascii="Times New Roman" w:hAnsi="Times New Roman" w:cs="Times New Roman"/>
+                <w:sz w:val="24"/>
+                <w:szCs w:val="24"/>
+              </w:rPr>
+            </w:pPr>
+            <w:r>
+              <w:rPr>
+                <w:rFonts w:ascii="Times New Roman" w:hAnsi="Times New Roman" w:cs="Times New Roman"/>
                 <w:sz w:val="24"/>
                 <w:szCs w:val="24"/>
               </w:rPr>
@@ -5794,7 +5821,6 @@
             <w:r>
               <w:rPr>
                 <w:rFonts w:ascii="Times New Roman" w:hAnsi="Times New Roman" w:cs="Times New Roman"/>
-                <w:color w:val="4A4A4A"/>
                 <w:sz w:val="24"/>
                 <w:szCs w:val="24"/>
               </w:rPr>
@@ -5804,7 +5830,6 @@
             <w:r>
               <w:rPr>
                 <w:rFonts w:ascii="Times New Roman" w:hAnsi="Times New Roman" w:cs="Times New Roman"/>
-                <w:color w:val="4A4A4A"/>
                 <w:sz w:val="24"/>
                 <w:szCs w:val="24"/>
               </w:rPr>
@@ -5814,7 +5839,6 @@
             <w:r>
               <w:rPr>
                 <w:rFonts w:ascii="Times New Roman" w:hAnsi="Times New Roman" w:cs="Times New Roman"/>
-                <w:color w:val="4A4A4A"/>
                 <w:sz w:val="24"/>
                 <w:szCs w:val="24"/>
               </w:rPr>
@@ -5824,7 +5848,6 @@
             <w:r>
               <w:rPr>
                 <w:rFonts w:ascii="Times New Roman" w:hAnsi="Times New Roman" w:cs="Times New Roman"/>
-                <w:color w:val="4A4A4A"/>
                 <w:sz w:val="24"/>
                 <w:szCs w:val="24"/>
               </w:rPr>
@@ -5834,22 +5857,22 @@
         </w:tc>
         <w:tc>
           <w:tcPr>
-            <w:tcW w:w="3378" w:type="dxa"/>
-          </w:tcPr>
-          <w:p>
-            <w:pPr>
+            <w:tcW w:w="0" w:type="auto"/>
+            <w:hideMark/>
+          </w:tcPr>
+          <w:p>
+            <w:pPr>
+              <w:spacing w:before="80"/>
               <w:cnfStyle w:val="000000100000" w:firstRow="0" w:lastRow="0" w:firstColumn="0" w:lastColumn="0" w:oddVBand="0" w:evenVBand="0" w:oddHBand="1" w:evenHBand="0" w:firstRowFirstColumn="0" w:firstRowLastColumn="0" w:lastRowFirstColumn="0" w:lastRowLastColumn="0"/>
               <w:rPr>
                 <w:rFonts w:ascii="Times New Roman" w:hAnsi="Times New Roman" w:cs="Times New Roman"/>
-                <w:color w:val="4A4A4A"/>
-                <w:sz w:val="24"/>
-                <w:szCs w:val="24"/>
-              </w:rPr>
-            </w:pPr>
-            <w:r>
-              <w:rPr>
-                <w:rFonts w:ascii="Times New Roman" w:hAnsi="Times New Roman" w:cs="Times New Roman"/>
-                <w:color w:val="4A4A4A"/>
+                <w:sz w:val="24"/>
+                <w:szCs w:val="24"/>
+              </w:rPr>
+            </w:pPr>
+            <w:r>
+              <w:rPr>
+                <w:rFonts w:ascii="Times New Roman" w:hAnsi="Times New Roman" w:cs="Times New Roman"/>
                 <w:sz w:val="24"/>
                 <w:szCs w:val="24"/>
               </w:rPr>
@@ -5862,13 +5885,21 @@
         <w:tc>
           <w:tcPr>
             <w:cnfStyle w:val="001000000000" w:firstRow="0" w:lastRow="0" w:firstColumn="1" w:lastColumn="0" w:oddVBand="0" w:evenVBand="0" w:oddHBand="0" w:evenHBand="0" w:firstRowFirstColumn="0" w:firstRowLastColumn="0" w:lastRowFirstColumn="0" w:lastRowLastColumn="0"/>
-            <w:tcW w:w="2847" w:type="dxa"/>
-          </w:tcPr>
-          <w:p>
-            <w:r>
-              <w:rPr>
-                <w:rFonts w:ascii="Times New Roman" w:hAnsi="Times New Roman" w:cs="Times New Roman"/>
-                <w:color w:val="4A4A4A"/>
+            <w:tcW w:w="0" w:type="auto"/>
+            <w:hideMark/>
+          </w:tcPr>
+          <w:p>
+            <w:pPr>
+              <w:spacing w:before="80"/>
+              <w:rPr>
+                <w:rFonts w:ascii="Times New Roman" w:hAnsi="Times New Roman" w:cs="Times New Roman"/>
+                <w:sz w:val="24"/>
+                <w:szCs w:val="24"/>
+              </w:rPr>
+            </w:pPr>
+            <w:r>
+              <w:rPr>
+                <w:rFonts w:ascii="Times New Roman" w:hAnsi="Times New Roman" w:cs="Times New Roman"/>
                 <w:sz w:val="24"/>
                 <w:szCs w:val="24"/>
               </w:rPr>
@@ -5878,16 +5909,22 @@
         </w:tc>
         <w:tc>
           <w:tcPr>
-            <w:tcW w:w="4231" w:type="dxa"/>
-          </w:tcPr>
-          <w:p>
-            <w:pPr>
+            <w:tcW w:w="0" w:type="auto"/>
+            <w:hideMark/>
+          </w:tcPr>
+          <w:p>
+            <w:pPr>
+              <w:spacing w:before="80"/>
               <w:cnfStyle w:val="000000000000" w:firstRow="0" w:lastRow="0" w:firstColumn="0" w:lastColumn="0" w:oddVBand="0" w:evenVBand="0" w:oddHBand="0" w:evenHBand="0" w:firstRowFirstColumn="0" w:firstRowLastColumn="0" w:lastRowFirstColumn="0" w:lastRowLastColumn="0"/>
-            </w:pPr>
-            <w:r>
-              <w:rPr>
-                <w:rFonts w:ascii="Times New Roman" w:hAnsi="Times New Roman" w:cs="Times New Roman"/>
-                <w:color w:val="4A4A4A"/>
+              <w:rPr>
+                <w:rFonts w:ascii="Times New Roman" w:hAnsi="Times New Roman" w:cs="Times New Roman"/>
+                <w:sz w:val="24"/>
+                <w:szCs w:val="24"/>
+              </w:rPr>
+            </w:pPr>
+            <w:r>
+              <w:rPr>
+                <w:rFonts w:ascii="Times New Roman" w:hAnsi="Times New Roman" w:cs="Times New Roman"/>
                 <w:sz w:val="24"/>
                 <w:szCs w:val="24"/>
               </w:rPr>
@@ -5897,7 +5934,6 @@
             <w:r>
               <w:rPr>
                 <w:rFonts w:ascii="Times New Roman" w:hAnsi="Times New Roman" w:cs="Times New Roman"/>
-                <w:color w:val="4A4A4A"/>
                 <w:sz w:val="24"/>
                 <w:szCs w:val="24"/>
               </w:rPr>
@@ -5907,7 +5943,6 @@
             <w:r>
               <w:rPr>
                 <w:rFonts w:ascii="Times New Roman" w:hAnsi="Times New Roman" w:cs="Times New Roman"/>
-                <w:color w:val="4A4A4A"/>
                 <w:sz w:val="24"/>
                 <w:szCs w:val="24"/>
               </w:rPr>
@@ -5917,7 +5952,6 @@
             <w:r>
               <w:rPr>
                 <w:rFonts w:ascii="Times New Roman" w:hAnsi="Times New Roman" w:cs="Times New Roman"/>
-                <w:color w:val="4A4A4A"/>
                 <w:sz w:val="24"/>
                 <w:szCs w:val="24"/>
               </w:rPr>
@@ -5927,7 +5961,6 @@
             <w:r>
               <w:rPr>
                 <w:rFonts w:ascii="Times New Roman" w:hAnsi="Times New Roman" w:cs="Times New Roman"/>
-                <w:color w:val="4A4A4A"/>
                 <w:sz w:val="24"/>
                 <w:szCs w:val="24"/>
               </w:rPr>
@@ -5937,7 +5970,6 @@
             <w:r>
               <w:rPr>
                 <w:rFonts w:ascii="Times New Roman" w:hAnsi="Times New Roman" w:cs="Times New Roman"/>
-                <w:color w:val="4A4A4A"/>
                 <w:sz w:val="24"/>
                 <w:szCs w:val="24"/>
               </w:rPr>
@@ -5947,7 +5979,6 @@
             <w:r>
               <w:rPr>
                 <w:rFonts w:ascii="Times New Roman" w:hAnsi="Times New Roman" w:cs="Times New Roman"/>
-                <w:color w:val="4A4A4A"/>
                 <w:sz w:val="24"/>
                 <w:szCs w:val="24"/>
               </w:rPr>
@@ -5957,7 +5988,6 @@
             <w:r>
               <w:rPr>
                 <w:rFonts w:ascii="Times New Roman" w:hAnsi="Times New Roman" w:cs="Times New Roman"/>
-                <w:color w:val="4A4A4A"/>
                 <w:sz w:val="24"/>
                 <w:szCs w:val="24"/>
               </w:rPr>
@@ -5967,7 +5997,6 @@
             <w:r>
               <w:rPr>
                 <w:rFonts w:ascii="Times New Roman" w:hAnsi="Times New Roman" w:cs="Times New Roman"/>
-                <w:color w:val="4A4A4A"/>
                 <w:sz w:val="24"/>
                 <w:szCs w:val="24"/>
               </w:rPr>
@@ -5977,7 +6006,6 @@
             <w:r>
               <w:rPr>
                 <w:rFonts w:ascii="Times New Roman" w:hAnsi="Times New Roman" w:cs="Times New Roman"/>
-                <w:color w:val="4A4A4A"/>
                 <w:sz w:val="24"/>
                 <w:szCs w:val="24"/>
               </w:rPr>
@@ -5987,7 +6015,6 @@
             <w:r>
               <w:rPr>
                 <w:rFonts w:ascii="Times New Roman" w:hAnsi="Times New Roman" w:cs="Times New Roman"/>
-                <w:color w:val="4A4A4A"/>
                 <w:sz w:val="24"/>
                 <w:szCs w:val="24"/>
               </w:rPr>
@@ -5997,22 +6024,22 @@
         </w:tc>
         <w:tc>
           <w:tcPr>
-            <w:tcW w:w="3378" w:type="dxa"/>
-          </w:tcPr>
-          <w:p>
-            <w:pPr>
+            <w:tcW w:w="0" w:type="auto"/>
+            <w:hideMark/>
+          </w:tcPr>
+          <w:p>
+            <w:pPr>
+              <w:spacing w:before="80"/>
               <w:cnfStyle w:val="000000000000" w:firstRow="0" w:lastRow="0" w:firstColumn="0" w:lastColumn="0" w:oddVBand="0" w:evenVBand="0" w:oddHBand="0" w:evenHBand="0" w:firstRowFirstColumn="0" w:firstRowLastColumn="0" w:lastRowFirstColumn="0" w:lastRowLastColumn="0"/>
               <w:rPr>
                 <w:rFonts w:ascii="Times New Roman" w:hAnsi="Times New Roman" w:cs="Times New Roman"/>
-                <w:color w:val="4A4A4A"/>
-                <w:sz w:val="24"/>
-                <w:szCs w:val="24"/>
-              </w:rPr>
-            </w:pPr>
-            <w:r>
-              <w:rPr>
-                <w:rFonts w:ascii="Times New Roman" w:hAnsi="Times New Roman" w:cs="Times New Roman"/>
-                <w:color w:val="4A4A4A"/>
+                <w:sz w:val="24"/>
+                <w:szCs w:val="24"/>
+              </w:rPr>
+            </w:pPr>
+            <w:r>
+              <w:rPr>
+                <w:rFonts w:ascii="Times New Roman" w:hAnsi="Times New Roman" w:cs="Times New Roman"/>
                 <w:sz w:val="24"/>
                 <w:szCs w:val="24"/>
               </w:rPr>
@@ -6028,13 +6055,21 @@
         <w:tc>
           <w:tcPr>
             <w:cnfStyle w:val="001000000000" w:firstRow="0" w:lastRow="0" w:firstColumn="1" w:lastColumn="0" w:oddVBand="0" w:evenVBand="0" w:oddHBand="0" w:evenHBand="0" w:firstRowFirstColumn="0" w:firstRowLastColumn="0" w:lastRowFirstColumn="0" w:lastRowLastColumn="0"/>
-            <w:tcW w:w="2847" w:type="dxa"/>
-          </w:tcPr>
-          <w:p>
-            <w:r>
-              <w:rPr>
-                <w:rFonts w:ascii="Times New Roman" w:hAnsi="Times New Roman" w:cs="Times New Roman"/>
-                <w:color w:val="4A4A4A"/>
+            <w:tcW w:w="0" w:type="auto"/>
+            <w:hideMark/>
+          </w:tcPr>
+          <w:p>
+            <w:pPr>
+              <w:spacing w:before="80"/>
+              <w:rPr>
+                <w:rFonts w:ascii="Times New Roman" w:hAnsi="Times New Roman" w:cs="Times New Roman"/>
+                <w:sz w:val="24"/>
+                <w:szCs w:val="24"/>
+              </w:rPr>
+            </w:pPr>
+            <w:r>
+              <w:rPr>
+                <w:rFonts w:ascii="Times New Roman" w:hAnsi="Times New Roman" w:cs="Times New Roman"/>
                 <w:sz w:val="24"/>
                 <w:szCs w:val="24"/>
               </w:rPr>
@@ -6044,16 +6079,22 @@
         </w:tc>
         <w:tc>
           <w:tcPr>
-            <w:tcW w:w="4231" w:type="dxa"/>
-          </w:tcPr>
-          <w:p>
-            <w:pPr>
+            <w:tcW w:w="0" w:type="auto"/>
+            <w:hideMark/>
+          </w:tcPr>
+          <w:p>
+            <w:pPr>
+              <w:spacing w:before="80"/>
               <w:cnfStyle w:val="000000100000" w:firstRow="0" w:lastRow="0" w:firstColumn="0" w:lastColumn="0" w:oddVBand="0" w:evenVBand="0" w:oddHBand="1" w:evenHBand="0" w:firstRowFirstColumn="0" w:firstRowLastColumn="0" w:lastRowFirstColumn="0" w:lastRowLastColumn="0"/>
-            </w:pPr>
-            <w:r>
-              <w:rPr>
-                <w:rFonts w:ascii="Times New Roman" w:hAnsi="Times New Roman" w:cs="Times New Roman"/>
-                <w:color w:val="4A4A4A"/>
+              <w:rPr>
+                <w:rFonts w:ascii="Times New Roman" w:hAnsi="Times New Roman" w:cs="Times New Roman"/>
+                <w:sz w:val="24"/>
+                <w:szCs w:val="24"/>
+              </w:rPr>
+            </w:pPr>
+            <w:r>
+              <w:rPr>
+                <w:rFonts w:ascii="Times New Roman" w:hAnsi="Times New Roman" w:cs="Times New Roman"/>
                 <w:sz w:val="24"/>
                 <w:szCs w:val="24"/>
               </w:rPr>
@@ -6063,22 +6104,22 @@
         </w:tc>
         <w:tc>
           <w:tcPr>
-            <w:tcW w:w="3378" w:type="dxa"/>
-          </w:tcPr>
-          <w:p>
-            <w:pPr>
+            <w:tcW w:w="0" w:type="auto"/>
+            <w:hideMark/>
+          </w:tcPr>
+          <w:p>
+            <w:pPr>
+              <w:spacing w:before="80"/>
               <w:cnfStyle w:val="000000100000" w:firstRow="0" w:lastRow="0" w:firstColumn="0" w:lastColumn="0" w:oddVBand="0" w:evenVBand="0" w:oddHBand="1" w:evenHBand="0" w:firstRowFirstColumn="0" w:firstRowLastColumn="0" w:lastRowFirstColumn="0" w:lastRowLastColumn="0"/>
               <w:rPr>
                 <w:rFonts w:ascii="Times New Roman" w:hAnsi="Times New Roman" w:cs="Times New Roman"/>
-                <w:color w:val="4A4A4A"/>
-                <w:sz w:val="24"/>
-                <w:szCs w:val="24"/>
-              </w:rPr>
-            </w:pPr>
-            <w:r>
-              <w:rPr>
-                <w:rFonts w:ascii="Times New Roman" w:hAnsi="Times New Roman" w:cs="Times New Roman"/>
-                <w:color w:val="4A4A4A"/>
+                <w:sz w:val="24"/>
+                <w:szCs w:val="24"/>
+              </w:rPr>
+            </w:pPr>
+            <w:r>
+              <w:rPr>
+                <w:rFonts w:ascii="Times New Roman" w:hAnsi="Times New Roman" w:cs="Times New Roman"/>
                 <w:sz w:val="24"/>
                 <w:szCs w:val="24"/>
               </w:rPr>
@@ -6091,13 +6132,21 @@
         <w:tc>
           <w:tcPr>
             <w:cnfStyle w:val="001000000000" w:firstRow="0" w:lastRow="0" w:firstColumn="1" w:lastColumn="0" w:oddVBand="0" w:evenVBand="0" w:oddHBand="0" w:evenHBand="0" w:firstRowFirstColumn="0" w:firstRowLastColumn="0" w:lastRowFirstColumn="0" w:lastRowLastColumn="0"/>
-            <w:tcW w:w="2847" w:type="dxa"/>
-          </w:tcPr>
-          <w:p>
-            <w:r>
-              <w:rPr>
-                <w:rFonts w:ascii="Times New Roman" w:hAnsi="Times New Roman" w:cs="Times New Roman"/>
-                <w:color w:val="4A4A4A"/>
+            <w:tcW w:w="0" w:type="auto"/>
+            <w:hideMark/>
+          </w:tcPr>
+          <w:p>
+            <w:pPr>
+              <w:spacing w:before="80"/>
+              <w:rPr>
+                <w:rFonts w:ascii="Times New Roman" w:hAnsi="Times New Roman" w:cs="Times New Roman"/>
+                <w:sz w:val="24"/>
+                <w:szCs w:val="24"/>
+              </w:rPr>
+            </w:pPr>
+            <w:r>
+              <w:rPr>
+                <w:rFonts w:ascii="Times New Roman" w:hAnsi="Times New Roman" w:cs="Times New Roman"/>
                 <w:sz w:val="24"/>
                 <w:szCs w:val="24"/>
               </w:rPr>
@@ -6107,16 +6156,22 @@
         </w:tc>
         <w:tc>
           <w:tcPr>
-            <w:tcW w:w="4231" w:type="dxa"/>
-          </w:tcPr>
-          <w:p>
-            <w:pPr>
+            <w:tcW w:w="0" w:type="auto"/>
+            <w:hideMark/>
+          </w:tcPr>
+          <w:p>
+            <w:pPr>
+              <w:spacing w:before="80"/>
               <w:cnfStyle w:val="000000000000" w:firstRow="0" w:lastRow="0" w:firstColumn="0" w:lastColumn="0" w:oddVBand="0" w:evenVBand="0" w:oddHBand="0" w:evenHBand="0" w:firstRowFirstColumn="0" w:firstRowLastColumn="0" w:lastRowFirstColumn="0" w:lastRowLastColumn="0"/>
-            </w:pPr>
-            <w:r>
-              <w:rPr>
-                <w:rFonts w:ascii="Times New Roman" w:hAnsi="Times New Roman" w:cs="Times New Roman"/>
-                <w:color w:val="4A4A4A"/>
+              <w:rPr>
+                <w:rFonts w:ascii="Times New Roman" w:hAnsi="Times New Roman" w:cs="Times New Roman"/>
+                <w:sz w:val="24"/>
+                <w:szCs w:val="24"/>
+              </w:rPr>
+            </w:pPr>
+            <w:r>
+              <w:rPr>
+                <w:rFonts w:ascii="Times New Roman" w:hAnsi="Times New Roman" w:cs="Times New Roman"/>
                 <w:sz w:val="24"/>
                 <w:szCs w:val="24"/>
               </w:rPr>
@@ -6126,7 +6181,6 @@
             <w:r>
               <w:rPr>
                 <w:rFonts w:ascii="Times New Roman" w:hAnsi="Times New Roman" w:cs="Times New Roman"/>
-                <w:color w:val="4A4A4A"/>
                 <w:sz w:val="24"/>
                 <w:szCs w:val="24"/>
               </w:rPr>
@@ -6136,7 +6190,6 @@
             <w:r>
               <w:rPr>
                 <w:rFonts w:ascii="Times New Roman" w:hAnsi="Times New Roman" w:cs="Times New Roman"/>
-                <w:color w:val="4A4A4A"/>
                 <w:sz w:val="24"/>
                 <w:szCs w:val="24"/>
               </w:rPr>
@@ -6146,7 +6199,6 @@
             <w:r>
               <w:rPr>
                 <w:rFonts w:ascii="Times New Roman" w:hAnsi="Times New Roman" w:cs="Times New Roman"/>
-                <w:color w:val="4A4A4A"/>
                 <w:sz w:val="24"/>
                 <w:szCs w:val="24"/>
               </w:rPr>
@@ -6156,7 +6208,6 @@
             <w:r>
               <w:rPr>
                 <w:rFonts w:ascii="Times New Roman" w:hAnsi="Times New Roman" w:cs="Times New Roman"/>
-                <w:color w:val="4A4A4A"/>
                 <w:sz w:val="24"/>
                 <w:szCs w:val="24"/>
               </w:rPr>
@@ -6166,7 +6217,6 @@
             <w:r>
               <w:rPr>
                 <w:rFonts w:ascii="Times New Roman" w:hAnsi="Times New Roman" w:cs="Times New Roman"/>
-                <w:color w:val="4A4A4A"/>
                 <w:sz w:val="24"/>
                 <w:szCs w:val="24"/>
               </w:rPr>
@@ -6176,7 +6226,6 @@
             <w:r>
               <w:rPr>
                 <w:rFonts w:ascii="Times New Roman" w:hAnsi="Times New Roman" w:cs="Times New Roman"/>
-                <w:color w:val="4A4A4A"/>
                 <w:sz w:val="24"/>
                 <w:szCs w:val="24"/>
               </w:rPr>
@@ -6186,7 +6235,6 @@
             <w:r>
               <w:rPr>
                 <w:rFonts w:ascii="Times New Roman" w:hAnsi="Times New Roman" w:cs="Times New Roman"/>
-                <w:color w:val="4A4A4A"/>
                 <w:sz w:val="24"/>
                 <w:szCs w:val="24"/>
               </w:rPr>
@@ -6196,7 +6244,6 @@
             <w:r>
               <w:rPr>
                 <w:rFonts w:ascii="Times New Roman" w:hAnsi="Times New Roman" w:cs="Times New Roman"/>
-                <w:color w:val="4A4A4A"/>
                 <w:sz w:val="24"/>
                 <w:szCs w:val="24"/>
               </w:rPr>
@@ -6206,22 +6253,22 @@
         </w:tc>
         <w:tc>
           <w:tcPr>
-            <w:tcW w:w="3378" w:type="dxa"/>
-          </w:tcPr>
-          <w:p>
-            <w:pPr>
+            <w:tcW w:w="0" w:type="auto"/>
+            <w:hideMark/>
+          </w:tcPr>
+          <w:p>
+            <w:pPr>
+              <w:spacing w:before="80"/>
               <w:cnfStyle w:val="000000000000" w:firstRow="0" w:lastRow="0" w:firstColumn="0" w:lastColumn="0" w:oddVBand="0" w:evenVBand="0" w:oddHBand="0" w:evenHBand="0" w:firstRowFirstColumn="0" w:firstRowLastColumn="0" w:lastRowFirstColumn="0" w:lastRowLastColumn="0"/>
               <w:rPr>
                 <w:rFonts w:ascii="Times New Roman" w:hAnsi="Times New Roman" w:cs="Times New Roman"/>
-                <w:color w:val="4A4A4A"/>
-                <w:sz w:val="24"/>
-                <w:szCs w:val="24"/>
-              </w:rPr>
-            </w:pPr>
-            <w:r>
-              <w:rPr>
-                <w:rFonts w:ascii="Times New Roman" w:hAnsi="Times New Roman" w:cs="Times New Roman"/>
-                <w:color w:val="4A4A4A"/>
+                <w:sz w:val="24"/>
+                <w:szCs w:val="24"/>
+              </w:rPr>
+            </w:pPr>
+            <w:r>
+              <w:rPr>
+                <w:rFonts w:ascii="Times New Roman" w:hAnsi="Times New Roman" w:cs="Times New Roman"/>
                 <w:sz w:val="24"/>
                 <w:szCs w:val="24"/>
               </w:rPr>
@@ -6237,13 +6284,21 @@
         <w:tc>
           <w:tcPr>
             <w:cnfStyle w:val="001000000000" w:firstRow="0" w:lastRow="0" w:firstColumn="1" w:lastColumn="0" w:oddVBand="0" w:evenVBand="0" w:oddHBand="0" w:evenHBand="0" w:firstRowFirstColumn="0" w:firstRowLastColumn="0" w:lastRowFirstColumn="0" w:lastRowLastColumn="0"/>
-            <w:tcW w:w="2847" w:type="dxa"/>
-          </w:tcPr>
-          <w:p>
-            <w:r>
-              <w:rPr>
-                <w:rFonts w:ascii="Times New Roman" w:hAnsi="Times New Roman" w:cs="Times New Roman"/>
-                <w:color w:val="4A4A4A"/>
+            <w:tcW w:w="0" w:type="auto"/>
+            <w:hideMark/>
+          </w:tcPr>
+          <w:p>
+            <w:pPr>
+              <w:spacing w:before="80"/>
+              <w:rPr>
+                <w:rFonts w:ascii="Times New Roman" w:hAnsi="Times New Roman" w:cs="Times New Roman"/>
+                <w:sz w:val="24"/>
+                <w:szCs w:val="24"/>
+              </w:rPr>
+            </w:pPr>
+            <w:r>
+              <w:rPr>
+                <w:rFonts w:ascii="Times New Roman" w:hAnsi="Times New Roman" w:cs="Times New Roman"/>
                 <w:sz w:val="24"/>
                 <w:szCs w:val="24"/>
               </w:rPr>
@@ -6253,17 +6308,23 @@
         </w:tc>
         <w:tc>
           <w:tcPr>
-            <w:tcW w:w="4231" w:type="dxa"/>
-          </w:tcPr>
-          <w:p>
-            <w:pPr>
+            <w:tcW w:w="0" w:type="auto"/>
+            <w:hideMark/>
+          </w:tcPr>
+          <w:p>
+            <w:pPr>
+              <w:spacing w:before="80"/>
               <w:cnfStyle w:val="000000100000" w:firstRow="0" w:lastRow="0" w:firstColumn="0" w:lastColumn="0" w:oddVBand="0" w:evenVBand="0" w:oddHBand="1" w:evenHBand="0" w:firstRowFirstColumn="0" w:firstRowLastColumn="0" w:lastRowFirstColumn="0" w:lastRowLastColumn="0"/>
+              <w:rPr>
+                <w:rFonts w:ascii="Times New Roman" w:hAnsi="Times New Roman" w:cs="Times New Roman"/>
+                <w:sz w:val="24"/>
+                <w:szCs w:val="24"/>
+              </w:rPr>
             </w:pPr>
             <w:proofErr w:type="gramStart"/>
             <w:r>
               <w:rPr>
                 <w:rFonts w:ascii="Times New Roman" w:hAnsi="Times New Roman" w:cs="Times New Roman"/>
-                <w:color w:val="4A4A4A"/>
                 <w:sz w:val="24"/>
                 <w:szCs w:val="24"/>
               </w:rPr>
@@ -6273,7 +6334,6 @@
             <w:r>
               <w:rPr>
                 <w:rFonts w:ascii="Times New Roman" w:hAnsi="Times New Roman" w:cs="Times New Roman"/>
-                <w:color w:val="4A4A4A"/>
                 <w:sz w:val="24"/>
                 <w:szCs w:val="24"/>
               </w:rPr>
@@ -6283,7 +6343,6 @@
             <w:r>
               <w:rPr>
                 <w:rFonts w:ascii="Times New Roman" w:hAnsi="Times New Roman" w:cs="Times New Roman"/>
-                <w:color w:val="4A4A4A"/>
                 <w:sz w:val="24"/>
                 <w:szCs w:val="24"/>
               </w:rPr>
@@ -6293,7 +6352,6 @@
             <w:r>
               <w:rPr>
                 <w:rFonts w:ascii="Times New Roman" w:hAnsi="Times New Roman" w:cs="Times New Roman"/>
-                <w:color w:val="4A4A4A"/>
                 <w:sz w:val="24"/>
                 <w:szCs w:val="24"/>
               </w:rPr>
@@ -6303,38 +6361,1182 @@
         </w:tc>
         <w:tc>
           <w:tcPr>
-            <w:tcW w:w="3378" w:type="dxa"/>
-          </w:tcPr>
-          <w:p>
-            <w:pPr>
+            <w:tcW w:w="0" w:type="auto"/>
+            <w:hideMark/>
+          </w:tcPr>
+          <w:p>
+            <w:pPr>
+              <w:spacing w:before="80"/>
               <w:cnfStyle w:val="000000100000" w:firstRow="0" w:lastRow="0" w:firstColumn="0" w:lastColumn="0" w:oddVBand="0" w:evenVBand="0" w:oddHBand="1" w:evenHBand="0" w:firstRowFirstColumn="0" w:firstRowLastColumn="0" w:lastRowFirstColumn="0" w:lastRowLastColumn="0"/>
               <w:rPr>
                 <w:rFonts w:ascii="Times New Roman" w:hAnsi="Times New Roman" w:cs="Times New Roman"/>
-                <w:color w:val="4A4A4A"/>
-                <w:sz w:val="24"/>
-                <w:szCs w:val="24"/>
-              </w:rPr>
-            </w:pPr>
-            <w:r>
-              <w:rPr>
-                <w:rFonts w:ascii="Times New Roman" w:hAnsi="Times New Roman" w:cs="Times New Roman"/>
-                <w:color w:val="4A4A4A"/>
+                <w:sz w:val="24"/>
+                <w:szCs w:val="24"/>
+              </w:rPr>
+            </w:pPr>
+            <w:r>
+              <w:rPr>
+                <w:rFonts w:ascii="Times New Roman" w:hAnsi="Times New Roman" w:cs="Times New Roman"/>
                 <w:sz w:val="24"/>
                 <w:szCs w:val="24"/>
               </w:rPr>
               <w:t>URL using raw IP address instead of domain name.</w:t>
+            </w:r>
+          </w:p>
+        </w:tc>
+      </w:tr>
+      <w:tr>
+        <w:tc>
+          <w:tcPr>
+            <w:cnfStyle w:val="001000000000" w:firstRow="0" w:lastRow="0" w:firstColumn="1" w:lastColumn="0" w:oddVBand="0" w:evenVBand="0" w:oddHBand="0" w:evenHBand="0" w:firstRowFirstColumn="0" w:firstRowLastColumn="0" w:lastRowFirstColumn="0" w:lastRowLastColumn="0"/>
+            <w:tcW w:w="0" w:type="auto"/>
+            <w:hideMark/>
+          </w:tcPr>
+          <w:p>
+            <w:pPr>
+              <w:spacing w:before="80"/>
+              <w:rPr>
+                <w:rFonts w:ascii="Times New Roman" w:hAnsi="Times New Roman" w:cs="Times New Roman"/>
+                <w:sz w:val="24"/>
+                <w:szCs w:val="24"/>
+              </w:rPr>
+            </w:pPr>
+            <w:r>
+              <w:rPr>
+                <w:rFonts w:ascii="Times New Roman" w:hAnsi="Times New Roman" w:cs="Times New Roman"/>
+                <w:sz w:val="24"/>
+                <w:szCs w:val="24"/>
+              </w:rPr>
+              <w:t>Credit Card – Visa</w:t>
+            </w:r>
+          </w:p>
+        </w:tc>
+        <w:tc>
+          <w:tcPr>
+            <w:tcW w:w="0" w:type="auto"/>
+            <w:hideMark/>
+          </w:tcPr>
+          <w:p>
+            <w:pPr>
+              <w:spacing w:before="80"/>
+              <w:cnfStyle w:val="000000000000" w:firstRow="0" w:lastRow="0" w:firstColumn="0" w:lastColumn="0" w:oddVBand="0" w:evenVBand="0" w:oddHBand="0" w:evenHBand="0" w:firstRowFirstColumn="0" w:firstRowLastColumn="0" w:lastRowFirstColumn="0" w:lastRowLastColumn="0"/>
+              <w:rPr>
+                <w:rFonts w:ascii="Times New Roman" w:hAnsi="Times New Roman" w:cs="Times New Roman"/>
+                <w:sz w:val="24"/>
+                <w:szCs w:val="24"/>
+              </w:rPr>
+            </w:pPr>
+            <w:r>
+              <w:rPr>
+                <w:rFonts w:ascii="Times New Roman" w:hAnsi="Times New Roman" w:cs="Times New Roman"/>
+                <w:sz w:val="24"/>
+                <w:szCs w:val="24"/>
+              </w:rPr>
+              <w:t>4[0-9]{</w:t>
+            </w:r>
+            <w:proofErr w:type="gramStart"/>
+            <w:r>
+              <w:rPr>
+                <w:rFonts w:ascii="Times New Roman" w:hAnsi="Times New Roman" w:cs="Times New Roman"/>
+                <w:sz w:val="24"/>
+                <w:szCs w:val="24"/>
+              </w:rPr>
+              <w:t>12}(?:</w:t>
+            </w:r>
+            <w:proofErr w:type="gramEnd"/>
+            <w:r>
+              <w:rPr>
+                <w:rFonts w:ascii="Times New Roman" w:hAnsi="Times New Roman" w:cs="Times New Roman"/>
+                <w:sz w:val="24"/>
+                <w:szCs w:val="24"/>
+              </w:rPr>
+              <w:t>[0-9]{3})?</w:t>
+            </w:r>
+          </w:p>
+        </w:tc>
+        <w:tc>
+          <w:tcPr>
+            <w:tcW w:w="0" w:type="auto"/>
+            <w:hideMark/>
+          </w:tcPr>
+          <w:p>
+            <w:pPr>
+              <w:spacing w:before="80"/>
+              <w:cnfStyle w:val="000000000000" w:firstRow="0" w:lastRow="0" w:firstColumn="0" w:lastColumn="0" w:oddVBand="0" w:evenVBand="0" w:oddHBand="0" w:evenHBand="0" w:firstRowFirstColumn="0" w:firstRowLastColumn="0" w:lastRowFirstColumn="0" w:lastRowLastColumn="0"/>
+              <w:rPr>
+                <w:rFonts w:ascii="Times New Roman" w:hAnsi="Times New Roman" w:cs="Times New Roman"/>
+                <w:sz w:val="24"/>
+                <w:szCs w:val="24"/>
+              </w:rPr>
+            </w:pPr>
+            <w:r>
+              <w:rPr>
+                <w:rFonts w:ascii="Times New Roman" w:hAnsi="Times New Roman" w:cs="Times New Roman"/>
+                <w:sz w:val="24"/>
+                <w:szCs w:val="24"/>
+              </w:rPr>
+              <w:t>Visa cards start with 4 and contain 13 or 16 digits.</w:t>
+            </w:r>
+          </w:p>
+        </w:tc>
+      </w:tr>
+      <w:tr>
+        <w:trPr>
+          <w:cnfStyle w:val="000000100000" w:firstRow="0" w:lastRow="0" w:firstColumn="0" w:lastColumn="0" w:oddVBand="0" w:evenVBand="0" w:oddHBand="1" w:evenHBand="0" w:firstRowFirstColumn="0" w:firstRowLastColumn="0" w:lastRowFirstColumn="0" w:lastRowLastColumn="0"/>
+        </w:trPr>
+        <w:tc>
+          <w:tcPr>
+            <w:cnfStyle w:val="001000000000" w:firstRow="0" w:lastRow="0" w:firstColumn="1" w:lastColumn="0" w:oddVBand="0" w:evenVBand="0" w:oddHBand="0" w:evenHBand="0" w:firstRowFirstColumn="0" w:firstRowLastColumn="0" w:lastRowFirstColumn="0" w:lastRowLastColumn="0"/>
+            <w:tcW w:w="0" w:type="auto"/>
+            <w:hideMark/>
+          </w:tcPr>
+          <w:p>
+            <w:pPr>
+              <w:spacing w:before="80"/>
+              <w:rPr>
+                <w:rFonts w:ascii="Times New Roman" w:hAnsi="Times New Roman" w:cs="Times New Roman"/>
+                <w:sz w:val="24"/>
+                <w:szCs w:val="24"/>
+              </w:rPr>
+            </w:pPr>
+            <w:r>
+              <w:rPr>
+                <w:rFonts w:ascii="Times New Roman" w:hAnsi="Times New Roman" w:cs="Times New Roman"/>
+                <w:sz w:val="24"/>
+                <w:szCs w:val="24"/>
+              </w:rPr>
+              <w:t>Credit Card – Mastercard</w:t>
+            </w:r>
+          </w:p>
+        </w:tc>
+        <w:tc>
+          <w:tcPr>
+            <w:tcW w:w="0" w:type="auto"/>
+            <w:hideMark/>
+          </w:tcPr>
+          <w:p>
+            <w:pPr>
+              <w:spacing w:before="80"/>
+              <w:cnfStyle w:val="000000100000" w:firstRow="0" w:lastRow="0" w:firstColumn="0" w:lastColumn="0" w:oddVBand="0" w:evenVBand="0" w:oddHBand="1" w:evenHBand="0" w:firstRowFirstColumn="0" w:firstRowLastColumn="0" w:lastRowFirstColumn="0" w:lastRowLastColumn="0"/>
+              <w:rPr>
+                <w:rFonts w:ascii="Times New Roman" w:hAnsi="Times New Roman" w:cs="Times New Roman"/>
+                <w:sz w:val="24"/>
+                <w:szCs w:val="24"/>
+              </w:rPr>
+            </w:pPr>
+            <w:r>
+              <w:rPr>
+                <w:rFonts w:ascii="Times New Roman" w:hAnsi="Times New Roman" w:cs="Times New Roman"/>
+                <w:sz w:val="24"/>
+                <w:szCs w:val="24"/>
+              </w:rPr>
+              <w:t>5[1-</w:t>
+            </w:r>
+            <w:proofErr w:type="gramStart"/>
+            <w:r>
+              <w:rPr>
+                <w:rFonts w:ascii="Times New Roman" w:hAnsi="Times New Roman" w:cs="Times New Roman"/>
+                <w:sz w:val="24"/>
+                <w:szCs w:val="24"/>
+              </w:rPr>
+              <w:t>5][</w:t>
+            </w:r>
+            <w:proofErr w:type="gramEnd"/>
+            <w:r>
+              <w:rPr>
+                <w:rFonts w:ascii="Times New Roman" w:hAnsi="Times New Roman" w:cs="Times New Roman"/>
+                <w:sz w:val="24"/>
+                <w:szCs w:val="24"/>
+              </w:rPr>
+              <w:t>0-9]{14}</w:t>
+            </w:r>
+          </w:p>
+        </w:tc>
+        <w:tc>
+          <w:tcPr>
+            <w:tcW w:w="0" w:type="auto"/>
+            <w:hideMark/>
+          </w:tcPr>
+          <w:p>
+            <w:pPr>
+              <w:spacing w:before="80"/>
+              <w:cnfStyle w:val="000000100000" w:firstRow="0" w:lastRow="0" w:firstColumn="0" w:lastColumn="0" w:oddVBand="0" w:evenVBand="0" w:oddHBand="1" w:evenHBand="0" w:firstRowFirstColumn="0" w:firstRowLastColumn="0" w:lastRowFirstColumn="0" w:lastRowLastColumn="0"/>
+              <w:rPr>
+                <w:rFonts w:ascii="Times New Roman" w:hAnsi="Times New Roman" w:cs="Times New Roman"/>
+                <w:sz w:val="24"/>
+                <w:szCs w:val="24"/>
+              </w:rPr>
+            </w:pPr>
+            <w:r>
+              <w:rPr>
+                <w:rFonts w:ascii="Times New Roman" w:hAnsi="Times New Roman" w:cs="Times New Roman"/>
+                <w:sz w:val="24"/>
+                <w:szCs w:val="24"/>
+              </w:rPr>
+              <w:t>Mastercard numbers start with 51–55 and contain 16 digits.</w:t>
+            </w:r>
+          </w:p>
+        </w:tc>
+      </w:tr>
+      <w:tr>
+        <w:tc>
+          <w:tcPr>
+            <w:cnfStyle w:val="001000000000" w:firstRow="0" w:lastRow="0" w:firstColumn="1" w:lastColumn="0" w:oddVBand="0" w:evenVBand="0" w:oddHBand="0" w:evenHBand="0" w:firstRowFirstColumn="0" w:firstRowLastColumn="0" w:lastRowFirstColumn="0" w:lastRowLastColumn="0"/>
+            <w:tcW w:w="0" w:type="auto"/>
+            <w:hideMark/>
+          </w:tcPr>
+          <w:p>
+            <w:pPr>
+              <w:spacing w:before="80"/>
+              <w:rPr>
+                <w:rFonts w:ascii="Times New Roman" w:hAnsi="Times New Roman" w:cs="Times New Roman"/>
+                <w:sz w:val="24"/>
+                <w:szCs w:val="24"/>
+              </w:rPr>
+            </w:pPr>
+            <w:r>
+              <w:rPr>
+                <w:rFonts w:ascii="Times New Roman" w:hAnsi="Times New Roman" w:cs="Times New Roman"/>
+                <w:sz w:val="24"/>
+                <w:szCs w:val="24"/>
+              </w:rPr>
+              <w:t>Credit Card – Mastercard (New Range)</w:t>
+            </w:r>
+          </w:p>
+        </w:tc>
+        <w:tc>
+          <w:tcPr>
+            <w:tcW w:w="0" w:type="auto"/>
+            <w:hideMark/>
+          </w:tcPr>
+          <w:p>
+            <w:pPr>
+              <w:spacing w:before="80"/>
+              <w:cnfStyle w:val="000000000000" w:firstRow="0" w:lastRow="0" w:firstColumn="0" w:lastColumn="0" w:oddVBand="0" w:evenVBand="0" w:oddHBand="0" w:evenHBand="0" w:firstRowFirstColumn="0" w:firstRowLastColumn="0" w:lastRowFirstColumn="0" w:lastRowLastColumn="0"/>
+              <w:rPr>
+                <w:rFonts w:ascii="Times New Roman" w:hAnsi="Times New Roman" w:cs="Times New Roman"/>
+                <w:sz w:val="24"/>
+                <w:szCs w:val="24"/>
+              </w:rPr>
+            </w:pPr>
+            <w:r>
+              <w:rPr>
+                <w:rFonts w:ascii="Times New Roman" w:hAnsi="Times New Roman" w:cs="Times New Roman"/>
+                <w:sz w:val="24"/>
+                <w:szCs w:val="24"/>
+              </w:rPr>
+              <w:t>2</w:t>
+            </w:r>
+            <w:proofErr w:type="gramStart"/>
+            <w:r>
+              <w:rPr>
+                <w:rFonts w:ascii="Times New Roman" w:hAnsi="Times New Roman" w:cs="Times New Roman"/>
+                <w:sz w:val="24"/>
+                <w:szCs w:val="24"/>
+              </w:rPr>
+              <w:t>(?:</w:t>
+            </w:r>
+            <w:proofErr w:type="gramEnd"/>
+            <w:r>
+              <w:rPr>
+                <w:rFonts w:ascii="Times New Roman" w:hAnsi="Times New Roman" w:cs="Times New Roman"/>
+                <w:sz w:val="24"/>
+                <w:szCs w:val="24"/>
+              </w:rPr>
+              <w:t>2[2-</w:t>
+            </w:r>
+            <w:proofErr w:type="gramStart"/>
+            <w:r>
+              <w:rPr>
+                <w:rFonts w:ascii="Times New Roman" w:hAnsi="Times New Roman" w:cs="Times New Roman"/>
+                <w:sz w:val="24"/>
+                <w:szCs w:val="24"/>
+              </w:rPr>
+              <w:t>9]\</w:t>
+            </w:r>
+            <w:proofErr w:type="gramEnd"/>
+            <w:r>
+              <w:rPr>
+                <w:rFonts w:ascii="Times New Roman" w:hAnsi="Times New Roman" w:cs="Times New Roman"/>
+                <w:sz w:val="24"/>
+                <w:szCs w:val="24"/>
+              </w:rPr>
+              <w:t>d{</w:t>
+            </w:r>
+            <w:proofErr w:type="gramStart"/>
+            <w:r>
+              <w:rPr>
+                <w:rFonts w:ascii="Times New Roman" w:hAnsi="Times New Roman" w:cs="Times New Roman"/>
+                <w:sz w:val="24"/>
+                <w:szCs w:val="24"/>
+              </w:rPr>
+              <w:t>12}|</w:t>
+            </w:r>
+            <w:proofErr w:type="gramEnd"/>
+            <w:r>
+              <w:rPr>
+                <w:rFonts w:ascii="Times New Roman" w:hAnsi="Times New Roman" w:cs="Times New Roman"/>
+                <w:sz w:val="24"/>
+                <w:szCs w:val="24"/>
+              </w:rPr>
+              <w:t>[3-</w:t>
+            </w:r>
+            <w:proofErr w:type="gramStart"/>
+            <w:r>
+              <w:rPr>
+                <w:rFonts w:ascii="Times New Roman" w:hAnsi="Times New Roman" w:cs="Times New Roman"/>
+                <w:sz w:val="24"/>
+                <w:szCs w:val="24"/>
+              </w:rPr>
+              <w:t>6]\</w:t>
+            </w:r>
+            <w:proofErr w:type="gramEnd"/>
+            <w:r>
+              <w:rPr>
+                <w:rFonts w:ascii="Times New Roman" w:hAnsi="Times New Roman" w:cs="Times New Roman"/>
+                <w:sz w:val="24"/>
+                <w:szCs w:val="24"/>
+              </w:rPr>
+              <w:t>d{</w:t>
+            </w:r>
+            <w:proofErr w:type="gramStart"/>
+            <w:r>
+              <w:rPr>
+                <w:rFonts w:ascii="Times New Roman" w:hAnsi="Times New Roman" w:cs="Times New Roman"/>
+                <w:sz w:val="24"/>
+                <w:szCs w:val="24"/>
+              </w:rPr>
+              <w:t>13}|</w:t>
+            </w:r>
+            <w:proofErr w:type="gramEnd"/>
+            <w:r>
+              <w:rPr>
+                <w:rFonts w:ascii="Times New Roman" w:hAnsi="Times New Roman" w:cs="Times New Roman"/>
+                <w:sz w:val="24"/>
+                <w:szCs w:val="24"/>
+              </w:rPr>
+              <w:t>7[</w:t>
+            </w:r>
+            <w:proofErr w:type="gramStart"/>
+            <w:r>
+              <w:rPr>
+                <w:rFonts w:ascii="Times New Roman" w:hAnsi="Times New Roman" w:cs="Times New Roman"/>
+                <w:sz w:val="24"/>
+                <w:szCs w:val="24"/>
+              </w:rPr>
+              <w:t>01]\</w:t>
+            </w:r>
+            <w:proofErr w:type="gramEnd"/>
+            <w:r>
+              <w:rPr>
+                <w:rFonts w:ascii="Times New Roman" w:hAnsi="Times New Roman" w:cs="Times New Roman"/>
+                <w:sz w:val="24"/>
+                <w:szCs w:val="24"/>
+              </w:rPr>
+              <w:t>d{</w:t>
+            </w:r>
+            <w:proofErr w:type="gramStart"/>
+            <w:r>
+              <w:rPr>
+                <w:rFonts w:ascii="Times New Roman" w:hAnsi="Times New Roman" w:cs="Times New Roman"/>
+                <w:sz w:val="24"/>
+                <w:szCs w:val="24"/>
+              </w:rPr>
+              <w:t>12}|</w:t>
+            </w:r>
+            <w:proofErr w:type="gramEnd"/>
+            <w:r>
+              <w:rPr>
+                <w:rFonts w:ascii="Times New Roman" w:hAnsi="Times New Roman" w:cs="Times New Roman"/>
+                <w:sz w:val="24"/>
+                <w:szCs w:val="24"/>
+              </w:rPr>
+              <w:t>720\</w:t>
+            </w:r>
+            <w:proofErr w:type="gramStart"/>
+            <w:r>
+              <w:rPr>
+                <w:rFonts w:ascii="Times New Roman" w:hAnsi="Times New Roman" w:cs="Times New Roman"/>
+                <w:sz w:val="24"/>
+                <w:szCs w:val="24"/>
+              </w:rPr>
+              <w:t>d{</w:t>
+            </w:r>
+            <w:proofErr w:type="gramEnd"/>
+            <w:r>
+              <w:rPr>
+                <w:rFonts w:ascii="Times New Roman" w:hAnsi="Times New Roman" w:cs="Times New Roman"/>
+                <w:sz w:val="24"/>
+                <w:szCs w:val="24"/>
+              </w:rPr>
+              <w:t>12})</w:t>
+            </w:r>
+          </w:p>
+        </w:tc>
+        <w:tc>
+          <w:tcPr>
+            <w:tcW w:w="0" w:type="auto"/>
+            <w:hideMark/>
+          </w:tcPr>
+          <w:p>
+            <w:pPr>
+              <w:spacing w:before="80"/>
+              <w:cnfStyle w:val="000000000000" w:firstRow="0" w:lastRow="0" w:firstColumn="0" w:lastColumn="0" w:oddVBand="0" w:evenVBand="0" w:oddHBand="0" w:evenHBand="0" w:firstRowFirstColumn="0" w:firstRowLastColumn="0" w:lastRowFirstColumn="0" w:lastRowLastColumn="0"/>
+              <w:rPr>
+                <w:rFonts w:ascii="Times New Roman" w:hAnsi="Times New Roman" w:cs="Times New Roman"/>
+                <w:sz w:val="24"/>
+                <w:szCs w:val="24"/>
+              </w:rPr>
+            </w:pPr>
+            <w:r>
+              <w:rPr>
+                <w:rFonts w:ascii="Times New Roman" w:hAnsi="Times New Roman" w:cs="Times New Roman"/>
+                <w:sz w:val="24"/>
+                <w:szCs w:val="24"/>
+              </w:rPr>
+              <w:t>New Mastercard BIN range from 2221–2720.</w:t>
+            </w:r>
+          </w:p>
+        </w:tc>
+      </w:tr>
+      <w:tr>
+        <w:trPr>
+          <w:cnfStyle w:val="000000100000" w:firstRow="0" w:lastRow="0" w:firstColumn="0" w:lastColumn="0" w:oddVBand="0" w:evenVBand="0" w:oddHBand="1" w:evenHBand="0" w:firstRowFirstColumn="0" w:firstRowLastColumn="0" w:lastRowFirstColumn="0" w:lastRowLastColumn="0"/>
+        </w:trPr>
+        <w:tc>
+          <w:tcPr>
+            <w:cnfStyle w:val="001000000000" w:firstRow="0" w:lastRow="0" w:firstColumn="1" w:lastColumn="0" w:oddVBand="0" w:evenVBand="0" w:oddHBand="0" w:evenHBand="0" w:firstRowFirstColumn="0" w:firstRowLastColumn="0" w:lastRowFirstColumn="0" w:lastRowLastColumn="0"/>
+            <w:tcW w:w="0" w:type="auto"/>
+            <w:hideMark/>
+          </w:tcPr>
+          <w:p>
+            <w:pPr>
+              <w:spacing w:before="80"/>
+              <w:rPr>
+                <w:rFonts w:ascii="Times New Roman" w:hAnsi="Times New Roman" w:cs="Times New Roman"/>
+                <w:sz w:val="24"/>
+                <w:szCs w:val="24"/>
+              </w:rPr>
+            </w:pPr>
+            <w:r>
+              <w:rPr>
+                <w:rFonts w:ascii="Times New Roman" w:hAnsi="Times New Roman" w:cs="Times New Roman"/>
+                <w:sz w:val="24"/>
+                <w:szCs w:val="24"/>
+              </w:rPr>
+              <w:t>Credit Card – American Express</w:t>
+            </w:r>
+          </w:p>
+        </w:tc>
+        <w:tc>
+          <w:tcPr>
+            <w:tcW w:w="0" w:type="auto"/>
+            <w:hideMark/>
+          </w:tcPr>
+          <w:p>
+            <w:pPr>
+              <w:spacing w:before="80"/>
+              <w:cnfStyle w:val="000000100000" w:firstRow="0" w:lastRow="0" w:firstColumn="0" w:lastColumn="0" w:oddVBand="0" w:evenVBand="0" w:oddHBand="1" w:evenHBand="0" w:firstRowFirstColumn="0" w:firstRowLastColumn="0" w:lastRowFirstColumn="0" w:lastRowLastColumn="0"/>
+              <w:rPr>
+                <w:rFonts w:ascii="Times New Roman" w:hAnsi="Times New Roman" w:cs="Times New Roman"/>
+                <w:sz w:val="24"/>
+                <w:szCs w:val="24"/>
+              </w:rPr>
+            </w:pPr>
+            <w:r>
+              <w:rPr>
+                <w:rFonts w:ascii="Times New Roman" w:hAnsi="Times New Roman" w:cs="Times New Roman"/>
+                <w:sz w:val="24"/>
+                <w:szCs w:val="24"/>
+              </w:rPr>
+              <w:t>3[</w:t>
+            </w:r>
+            <w:proofErr w:type="gramStart"/>
+            <w:r>
+              <w:rPr>
+                <w:rFonts w:ascii="Times New Roman" w:hAnsi="Times New Roman" w:cs="Times New Roman"/>
+                <w:sz w:val="24"/>
+                <w:szCs w:val="24"/>
+              </w:rPr>
+              <w:t>47][</w:t>
+            </w:r>
+            <w:proofErr w:type="gramEnd"/>
+            <w:r>
+              <w:rPr>
+                <w:rFonts w:ascii="Times New Roman" w:hAnsi="Times New Roman" w:cs="Times New Roman"/>
+                <w:sz w:val="24"/>
+                <w:szCs w:val="24"/>
+              </w:rPr>
+              <w:t>0-9]{13}</w:t>
+            </w:r>
+          </w:p>
+        </w:tc>
+        <w:tc>
+          <w:tcPr>
+            <w:tcW w:w="0" w:type="auto"/>
+            <w:hideMark/>
+          </w:tcPr>
+          <w:p>
+            <w:pPr>
+              <w:spacing w:before="80"/>
+              <w:cnfStyle w:val="000000100000" w:firstRow="0" w:lastRow="0" w:firstColumn="0" w:lastColumn="0" w:oddVBand="0" w:evenVBand="0" w:oddHBand="1" w:evenHBand="0" w:firstRowFirstColumn="0" w:firstRowLastColumn="0" w:lastRowFirstColumn="0" w:lastRowLastColumn="0"/>
+              <w:rPr>
+                <w:rFonts w:ascii="Times New Roman" w:hAnsi="Times New Roman" w:cs="Times New Roman"/>
+                <w:sz w:val="24"/>
+                <w:szCs w:val="24"/>
+              </w:rPr>
+            </w:pPr>
+            <w:r>
+              <w:rPr>
+                <w:rFonts w:ascii="Times New Roman" w:hAnsi="Times New Roman" w:cs="Times New Roman"/>
+                <w:sz w:val="24"/>
+                <w:szCs w:val="24"/>
+              </w:rPr>
+              <w:t>American Express cards start with 34 or 37 and contain 15 digits.</w:t>
+            </w:r>
+          </w:p>
+        </w:tc>
+      </w:tr>
+      <w:tr>
+        <w:tc>
+          <w:tcPr>
+            <w:cnfStyle w:val="001000000000" w:firstRow="0" w:lastRow="0" w:firstColumn="1" w:lastColumn="0" w:oddVBand="0" w:evenVBand="0" w:oddHBand="0" w:evenHBand="0" w:firstRowFirstColumn="0" w:firstRowLastColumn="0" w:lastRowFirstColumn="0" w:lastRowLastColumn="0"/>
+            <w:tcW w:w="0" w:type="auto"/>
+            <w:hideMark/>
+          </w:tcPr>
+          <w:p>
+            <w:pPr>
+              <w:spacing w:before="80"/>
+              <w:rPr>
+                <w:rFonts w:ascii="Times New Roman" w:hAnsi="Times New Roman" w:cs="Times New Roman"/>
+                <w:sz w:val="24"/>
+                <w:szCs w:val="24"/>
+              </w:rPr>
+            </w:pPr>
+            <w:r>
+              <w:rPr>
+                <w:rFonts w:ascii="Times New Roman" w:hAnsi="Times New Roman" w:cs="Times New Roman"/>
+                <w:sz w:val="24"/>
+                <w:szCs w:val="24"/>
+              </w:rPr>
+              <w:t xml:space="preserve">Credit Card – </w:t>
+            </w:r>
+            <w:proofErr w:type="spellStart"/>
+            <w:r>
+              <w:rPr>
+                <w:rFonts w:ascii="Times New Roman" w:hAnsi="Times New Roman" w:cs="Times New Roman"/>
+                <w:sz w:val="24"/>
+                <w:szCs w:val="24"/>
+              </w:rPr>
+              <w:t>RuPay</w:t>
+            </w:r>
+            <w:proofErr w:type="spellEnd"/>
+          </w:p>
+        </w:tc>
+        <w:tc>
+          <w:tcPr>
+            <w:tcW w:w="0" w:type="auto"/>
+            <w:hideMark/>
+          </w:tcPr>
+          <w:p>
+            <w:pPr>
+              <w:spacing w:before="80"/>
+              <w:cnfStyle w:val="000000000000" w:firstRow="0" w:lastRow="0" w:firstColumn="0" w:lastColumn="0" w:oddVBand="0" w:evenVBand="0" w:oddHBand="0" w:evenHBand="0" w:firstRowFirstColumn="0" w:firstRowLastColumn="0" w:lastRowFirstColumn="0" w:lastRowLastColumn="0"/>
+              <w:rPr>
+                <w:rFonts w:ascii="Times New Roman" w:hAnsi="Times New Roman" w:cs="Times New Roman"/>
+                <w:sz w:val="24"/>
+                <w:szCs w:val="24"/>
+              </w:rPr>
+            </w:pPr>
+            <w:proofErr w:type="gramStart"/>
+            <w:r>
+              <w:rPr>
+                <w:rFonts w:ascii="Times New Roman" w:hAnsi="Times New Roman" w:cs="Times New Roman"/>
+                <w:sz w:val="24"/>
+                <w:szCs w:val="24"/>
+              </w:rPr>
+              <w:t>(?:</w:t>
+            </w:r>
+            <w:proofErr w:type="gramEnd"/>
+            <w:r>
+              <w:rPr>
+                <w:rFonts w:ascii="Times New Roman" w:hAnsi="Times New Roman" w:cs="Times New Roman"/>
+                <w:sz w:val="24"/>
+                <w:szCs w:val="24"/>
+              </w:rPr>
+              <w:t>6[0-9]{</w:t>
+            </w:r>
+            <w:proofErr w:type="gramStart"/>
+            <w:r>
+              <w:rPr>
+                <w:rFonts w:ascii="Times New Roman" w:hAnsi="Times New Roman" w:cs="Times New Roman"/>
+                <w:sz w:val="24"/>
+                <w:szCs w:val="24"/>
+              </w:rPr>
+              <w:t>15}|</w:t>
+            </w:r>
+            <w:proofErr w:type="gramEnd"/>
+            <w:r>
+              <w:rPr>
+                <w:rFonts w:ascii="Times New Roman" w:hAnsi="Times New Roman" w:cs="Times New Roman"/>
+                <w:sz w:val="24"/>
+                <w:szCs w:val="24"/>
+              </w:rPr>
+              <w:t>8[0-9]{</w:t>
+            </w:r>
+            <w:proofErr w:type="gramStart"/>
+            <w:r>
+              <w:rPr>
+                <w:rFonts w:ascii="Times New Roman" w:hAnsi="Times New Roman" w:cs="Times New Roman"/>
+                <w:sz w:val="24"/>
+                <w:szCs w:val="24"/>
+              </w:rPr>
+              <w:t>15}|</w:t>
+            </w:r>
+            <w:proofErr w:type="gramEnd"/>
+            <w:r>
+              <w:rPr>
+                <w:rFonts w:ascii="Times New Roman" w:hAnsi="Times New Roman" w:cs="Times New Roman"/>
+                <w:sz w:val="24"/>
+                <w:szCs w:val="24"/>
+              </w:rPr>
+              <w:t>508[0-9]{13})</w:t>
+            </w:r>
+          </w:p>
+        </w:tc>
+        <w:tc>
+          <w:tcPr>
+            <w:tcW w:w="0" w:type="auto"/>
+            <w:hideMark/>
+          </w:tcPr>
+          <w:p>
+            <w:pPr>
+              <w:spacing w:before="80"/>
+              <w:cnfStyle w:val="000000000000" w:firstRow="0" w:lastRow="0" w:firstColumn="0" w:lastColumn="0" w:oddVBand="0" w:evenVBand="0" w:oddHBand="0" w:evenHBand="0" w:firstRowFirstColumn="0" w:firstRowLastColumn="0" w:lastRowFirstColumn="0" w:lastRowLastColumn="0"/>
+              <w:rPr>
+                <w:rFonts w:ascii="Times New Roman" w:hAnsi="Times New Roman" w:cs="Times New Roman"/>
+                <w:sz w:val="24"/>
+                <w:szCs w:val="24"/>
+              </w:rPr>
+            </w:pPr>
+            <w:proofErr w:type="spellStart"/>
+            <w:r>
+              <w:rPr>
+                <w:rFonts w:ascii="Times New Roman" w:hAnsi="Times New Roman" w:cs="Times New Roman"/>
+                <w:sz w:val="24"/>
+                <w:szCs w:val="24"/>
+              </w:rPr>
+              <w:t>RuPay</w:t>
+            </w:r>
+            <w:proofErr w:type="spellEnd"/>
+            <w:r>
+              <w:rPr>
+                <w:rFonts w:ascii="Times New Roman" w:hAnsi="Times New Roman" w:cs="Times New Roman"/>
+                <w:sz w:val="24"/>
+                <w:szCs w:val="24"/>
+              </w:rPr>
+              <w:t xml:space="preserve"> cards issued in India with prefixes 60, 65, 81, 82, or 508.</w:t>
+            </w:r>
+          </w:p>
+        </w:tc>
+      </w:tr>
+      <w:tr>
+        <w:trPr>
+          <w:cnfStyle w:val="000000100000" w:firstRow="0" w:lastRow="0" w:firstColumn="0" w:lastColumn="0" w:oddVBand="0" w:evenVBand="0" w:oddHBand="1" w:evenHBand="0" w:firstRowFirstColumn="0" w:firstRowLastColumn="0" w:lastRowFirstColumn="0" w:lastRowLastColumn="0"/>
+        </w:trPr>
+        <w:tc>
+          <w:tcPr>
+            <w:cnfStyle w:val="001000000000" w:firstRow="0" w:lastRow="0" w:firstColumn="1" w:lastColumn="0" w:oddVBand="0" w:evenVBand="0" w:oddHBand="0" w:evenHBand="0" w:firstRowFirstColumn="0" w:firstRowLastColumn="0" w:lastRowFirstColumn="0" w:lastRowLastColumn="0"/>
+            <w:tcW w:w="0" w:type="auto"/>
+            <w:hideMark/>
+          </w:tcPr>
+          <w:p>
+            <w:pPr>
+              <w:spacing w:before="80"/>
+              <w:rPr>
+                <w:rFonts w:ascii="Times New Roman" w:hAnsi="Times New Roman" w:cs="Times New Roman"/>
+                <w:sz w:val="24"/>
+                <w:szCs w:val="24"/>
+              </w:rPr>
+            </w:pPr>
+            <w:r>
+              <w:rPr>
+                <w:rFonts w:ascii="Times New Roman" w:hAnsi="Times New Roman" w:cs="Times New Roman"/>
+                <w:sz w:val="24"/>
+                <w:szCs w:val="24"/>
+              </w:rPr>
+              <w:t>Credit Card – Discover</w:t>
+            </w:r>
+          </w:p>
+        </w:tc>
+        <w:tc>
+          <w:tcPr>
+            <w:tcW w:w="0" w:type="auto"/>
+            <w:hideMark/>
+          </w:tcPr>
+          <w:p>
+            <w:pPr>
+              <w:spacing w:before="80"/>
+              <w:cnfStyle w:val="000000100000" w:firstRow="0" w:lastRow="0" w:firstColumn="0" w:lastColumn="0" w:oddVBand="0" w:evenVBand="0" w:oddHBand="1" w:evenHBand="0" w:firstRowFirstColumn="0" w:firstRowLastColumn="0" w:lastRowFirstColumn="0" w:lastRowLastColumn="0"/>
+              <w:rPr>
+                <w:rFonts w:ascii="Times New Roman" w:hAnsi="Times New Roman" w:cs="Times New Roman"/>
+                <w:sz w:val="24"/>
+                <w:szCs w:val="24"/>
+              </w:rPr>
+            </w:pPr>
+            <w:r>
+              <w:rPr>
+                <w:rFonts w:ascii="Times New Roman" w:hAnsi="Times New Roman" w:cs="Times New Roman"/>
+                <w:sz w:val="24"/>
+                <w:szCs w:val="24"/>
+              </w:rPr>
+              <w:t>6</w:t>
+            </w:r>
+            <w:proofErr w:type="gramStart"/>
+            <w:r>
+              <w:rPr>
+                <w:rFonts w:ascii="Times New Roman" w:hAnsi="Times New Roman" w:cs="Times New Roman"/>
+                <w:sz w:val="24"/>
+                <w:szCs w:val="24"/>
+              </w:rPr>
+              <w:t>(?:</w:t>
+            </w:r>
+            <w:proofErr w:type="gramEnd"/>
+            <w:r>
+              <w:rPr>
+                <w:rFonts w:ascii="Times New Roman" w:hAnsi="Times New Roman" w:cs="Times New Roman"/>
+                <w:sz w:val="24"/>
+                <w:szCs w:val="24"/>
+              </w:rPr>
+              <w:t>011|5[0-9]{2</w:t>
+            </w:r>
+            <w:proofErr w:type="gramStart"/>
+            <w:r>
+              <w:rPr>
+                <w:rFonts w:ascii="Times New Roman" w:hAnsi="Times New Roman" w:cs="Times New Roman"/>
+                <w:sz w:val="24"/>
+                <w:szCs w:val="24"/>
+              </w:rPr>
+              <w:t>})[</w:t>
+            </w:r>
+            <w:proofErr w:type="gramEnd"/>
+            <w:r>
+              <w:rPr>
+                <w:rFonts w:ascii="Times New Roman" w:hAnsi="Times New Roman" w:cs="Times New Roman"/>
+                <w:sz w:val="24"/>
+                <w:szCs w:val="24"/>
+              </w:rPr>
+              <w:t>0-9]{12}</w:t>
+            </w:r>
+          </w:p>
+        </w:tc>
+        <w:tc>
+          <w:tcPr>
+            <w:tcW w:w="0" w:type="auto"/>
+            <w:hideMark/>
+          </w:tcPr>
+          <w:p>
+            <w:pPr>
+              <w:spacing w:before="80"/>
+              <w:cnfStyle w:val="000000100000" w:firstRow="0" w:lastRow="0" w:firstColumn="0" w:lastColumn="0" w:oddVBand="0" w:evenVBand="0" w:oddHBand="1" w:evenHBand="0" w:firstRowFirstColumn="0" w:firstRowLastColumn="0" w:lastRowFirstColumn="0" w:lastRowLastColumn="0"/>
+              <w:rPr>
+                <w:rFonts w:ascii="Times New Roman" w:hAnsi="Times New Roman" w:cs="Times New Roman"/>
+                <w:sz w:val="24"/>
+                <w:szCs w:val="24"/>
+              </w:rPr>
+            </w:pPr>
+            <w:r>
+              <w:rPr>
+                <w:rFonts w:ascii="Times New Roman" w:hAnsi="Times New Roman" w:cs="Times New Roman"/>
+                <w:sz w:val="24"/>
+                <w:szCs w:val="24"/>
+              </w:rPr>
+              <w:t>Discover cards begin with 6011 or 65 and contain 16 digits.</w:t>
+            </w:r>
+          </w:p>
+        </w:tc>
+      </w:tr>
+      <w:tr>
+        <w:tc>
+          <w:tcPr>
+            <w:cnfStyle w:val="001000000000" w:firstRow="0" w:lastRow="0" w:firstColumn="1" w:lastColumn="0" w:oddVBand="0" w:evenVBand="0" w:oddHBand="0" w:evenHBand="0" w:firstRowFirstColumn="0" w:firstRowLastColumn="0" w:lastRowFirstColumn="0" w:lastRowLastColumn="0"/>
+            <w:tcW w:w="0" w:type="auto"/>
+            <w:hideMark/>
+          </w:tcPr>
+          <w:p>
+            <w:pPr>
+              <w:spacing w:before="80"/>
+              <w:rPr>
+                <w:rFonts w:ascii="Times New Roman" w:hAnsi="Times New Roman" w:cs="Times New Roman"/>
+                <w:sz w:val="24"/>
+                <w:szCs w:val="24"/>
+              </w:rPr>
+            </w:pPr>
+            <w:r>
+              <w:rPr>
+                <w:rFonts w:ascii="Times New Roman" w:hAnsi="Times New Roman" w:cs="Times New Roman"/>
+                <w:sz w:val="24"/>
+                <w:szCs w:val="24"/>
+              </w:rPr>
+              <w:t>Credit Card – UnionPay</w:t>
+            </w:r>
+          </w:p>
+        </w:tc>
+        <w:tc>
+          <w:tcPr>
+            <w:tcW w:w="0" w:type="auto"/>
+            <w:hideMark/>
+          </w:tcPr>
+          <w:p>
+            <w:pPr>
+              <w:spacing w:before="80"/>
+              <w:cnfStyle w:val="000000000000" w:firstRow="0" w:lastRow="0" w:firstColumn="0" w:lastColumn="0" w:oddVBand="0" w:evenVBand="0" w:oddHBand="0" w:evenHBand="0" w:firstRowFirstColumn="0" w:firstRowLastColumn="0" w:lastRowFirstColumn="0" w:lastRowLastColumn="0"/>
+              <w:rPr>
+                <w:rFonts w:ascii="Times New Roman" w:hAnsi="Times New Roman" w:cs="Times New Roman"/>
+                <w:sz w:val="24"/>
+                <w:szCs w:val="24"/>
+              </w:rPr>
+            </w:pPr>
+            <w:r>
+              <w:rPr>
+                <w:rFonts w:ascii="Times New Roman" w:hAnsi="Times New Roman" w:cs="Times New Roman"/>
+                <w:sz w:val="24"/>
+                <w:szCs w:val="24"/>
+              </w:rPr>
+              <w:t>62[0-</w:t>
+            </w:r>
+            <w:proofErr w:type="gramStart"/>
+            <w:r>
+              <w:rPr>
+                <w:rFonts w:ascii="Times New Roman" w:hAnsi="Times New Roman" w:cs="Times New Roman"/>
+                <w:sz w:val="24"/>
+                <w:szCs w:val="24"/>
+              </w:rPr>
+              <w:t>9]{</w:t>
+            </w:r>
+            <w:proofErr w:type="gramEnd"/>
+            <w:r>
+              <w:rPr>
+                <w:rFonts w:ascii="Times New Roman" w:hAnsi="Times New Roman" w:cs="Times New Roman"/>
+                <w:sz w:val="24"/>
+                <w:szCs w:val="24"/>
+              </w:rPr>
+              <w:t>14,17}</w:t>
+            </w:r>
+          </w:p>
+        </w:tc>
+        <w:tc>
+          <w:tcPr>
+            <w:tcW w:w="0" w:type="auto"/>
+            <w:hideMark/>
+          </w:tcPr>
+          <w:p>
+            <w:pPr>
+              <w:spacing w:before="80"/>
+              <w:cnfStyle w:val="000000000000" w:firstRow="0" w:lastRow="0" w:firstColumn="0" w:lastColumn="0" w:oddVBand="0" w:evenVBand="0" w:oddHBand="0" w:evenHBand="0" w:firstRowFirstColumn="0" w:firstRowLastColumn="0" w:lastRowFirstColumn="0" w:lastRowLastColumn="0"/>
+              <w:rPr>
+                <w:rFonts w:ascii="Times New Roman" w:hAnsi="Times New Roman" w:cs="Times New Roman"/>
+                <w:sz w:val="24"/>
+                <w:szCs w:val="24"/>
+              </w:rPr>
+            </w:pPr>
+            <w:r>
+              <w:rPr>
+                <w:rFonts w:ascii="Times New Roman" w:hAnsi="Times New Roman" w:cs="Times New Roman"/>
+                <w:sz w:val="24"/>
+                <w:szCs w:val="24"/>
+              </w:rPr>
+              <w:t>China UnionPay cards contain 16–19 digits and start with 62.</w:t>
+            </w:r>
+          </w:p>
+        </w:tc>
+      </w:tr>
+      <w:tr>
+        <w:trPr>
+          <w:cnfStyle w:val="000000100000" w:firstRow="0" w:lastRow="0" w:firstColumn="0" w:lastColumn="0" w:oddVBand="0" w:evenVBand="0" w:oddHBand="1" w:evenHBand="0" w:firstRowFirstColumn="0" w:firstRowLastColumn="0" w:lastRowFirstColumn="0" w:lastRowLastColumn="0"/>
+        </w:trPr>
+        <w:tc>
+          <w:tcPr>
+            <w:cnfStyle w:val="001000000000" w:firstRow="0" w:lastRow="0" w:firstColumn="1" w:lastColumn="0" w:oddVBand="0" w:evenVBand="0" w:oddHBand="0" w:evenHBand="0" w:firstRowFirstColumn="0" w:firstRowLastColumn="0" w:lastRowFirstColumn="0" w:lastRowLastColumn="0"/>
+            <w:tcW w:w="0" w:type="auto"/>
+            <w:hideMark/>
+          </w:tcPr>
+          <w:p>
+            <w:pPr>
+              <w:spacing w:before="80"/>
+              <w:rPr>
+                <w:rFonts w:ascii="Times New Roman" w:hAnsi="Times New Roman" w:cs="Times New Roman"/>
+                <w:sz w:val="24"/>
+                <w:szCs w:val="24"/>
+              </w:rPr>
+            </w:pPr>
+            <w:r>
+              <w:rPr>
+                <w:rFonts w:ascii="Times New Roman" w:hAnsi="Times New Roman" w:cs="Times New Roman"/>
+                <w:sz w:val="24"/>
+                <w:szCs w:val="24"/>
+              </w:rPr>
+              <w:t>Credit/Debit Card (Generic)</w:t>
+            </w:r>
+          </w:p>
+        </w:tc>
+        <w:tc>
+          <w:tcPr>
+            <w:tcW w:w="0" w:type="auto"/>
+            <w:hideMark/>
+          </w:tcPr>
+          <w:p>
+            <w:pPr>
+              <w:spacing w:before="80"/>
+              <w:cnfStyle w:val="000000100000" w:firstRow="0" w:lastRow="0" w:firstColumn="0" w:lastColumn="0" w:oddVBand="0" w:evenVBand="0" w:oddHBand="1" w:evenHBand="0" w:firstRowFirstColumn="0" w:firstRowLastColumn="0" w:lastRowFirstColumn="0" w:lastRowLastColumn="0"/>
+              <w:rPr>
+                <w:rFonts w:ascii="Times New Roman" w:hAnsi="Times New Roman" w:cs="Times New Roman"/>
+                <w:sz w:val="24"/>
+                <w:szCs w:val="24"/>
+              </w:rPr>
+            </w:pPr>
+            <w:r>
+              <w:rPr>
+                <w:rFonts w:ascii="Times New Roman" w:hAnsi="Times New Roman" w:cs="Times New Roman"/>
+                <w:sz w:val="24"/>
+                <w:szCs w:val="24"/>
+              </w:rPr>
+              <w:t>\b</w:t>
+            </w:r>
+            <w:proofErr w:type="gramStart"/>
+            <w:r>
+              <w:rPr>
+                <w:rFonts w:ascii="Times New Roman" w:hAnsi="Times New Roman" w:cs="Times New Roman"/>
+                <w:sz w:val="24"/>
+                <w:szCs w:val="24"/>
+              </w:rPr>
+              <w:t>(?:</w:t>
+            </w:r>
+            <w:proofErr w:type="gramEnd"/>
+            <w:r>
+              <w:rPr>
+                <w:rFonts w:ascii="Times New Roman" w:hAnsi="Times New Roman" w:cs="Times New Roman"/>
+                <w:sz w:val="24"/>
+                <w:szCs w:val="24"/>
+              </w:rPr>
+              <w:t>\</w:t>
+            </w:r>
+            <w:proofErr w:type="gramStart"/>
+            <w:r>
+              <w:rPr>
+                <w:rFonts w:ascii="Times New Roman" w:hAnsi="Times New Roman" w:cs="Times New Roman"/>
+                <w:sz w:val="24"/>
+                <w:szCs w:val="24"/>
+              </w:rPr>
+              <w:t>d[</w:t>
+            </w:r>
+            <w:proofErr w:type="gramEnd"/>
+            <w:r>
+              <w:rPr>
+                <w:rFonts w:ascii="Times New Roman" w:hAnsi="Times New Roman" w:cs="Times New Roman"/>
+                <w:sz w:val="24"/>
+                <w:szCs w:val="24"/>
+              </w:rPr>
+              <w:t xml:space="preserve"> </w:t>
+            </w:r>
+            <w:proofErr w:type="gramStart"/>
+            <w:r>
+              <w:rPr>
+                <w:rFonts w:ascii="Times New Roman" w:hAnsi="Times New Roman" w:cs="Times New Roman"/>
+                <w:sz w:val="24"/>
+                <w:szCs w:val="24"/>
+              </w:rPr>
+              <w:t>-]*?){</w:t>
+            </w:r>
+            <w:proofErr w:type="gramEnd"/>
+            <w:r>
+              <w:rPr>
+                <w:rFonts w:ascii="Times New Roman" w:hAnsi="Times New Roman" w:cs="Times New Roman"/>
+                <w:sz w:val="24"/>
+                <w:szCs w:val="24"/>
+              </w:rPr>
+              <w:t>13,</w:t>
+            </w:r>
+            <w:proofErr w:type="gramStart"/>
+            <w:r>
+              <w:rPr>
+                <w:rFonts w:ascii="Times New Roman" w:hAnsi="Times New Roman" w:cs="Times New Roman"/>
+                <w:sz w:val="24"/>
+                <w:szCs w:val="24"/>
+              </w:rPr>
+              <w:t>19}\</w:t>
+            </w:r>
+            <w:proofErr w:type="gramEnd"/>
+            <w:r>
+              <w:rPr>
+                <w:rFonts w:ascii="Times New Roman" w:hAnsi="Times New Roman" w:cs="Times New Roman"/>
+                <w:sz w:val="24"/>
+                <w:szCs w:val="24"/>
+              </w:rPr>
+              <w:t>b</w:t>
+            </w:r>
+          </w:p>
+        </w:tc>
+        <w:tc>
+          <w:tcPr>
+            <w:tcW w:w="0" w:type="auto"/>
+            <w:hideMark/>
+          </w:tcPr>
+          <w:p>
+            <w:pPr>
+              <w:spacing w:before="80"/>
+              <w:cnfStyle w:val="000000100000" w:firstRow="0" w:lastRow="0" w:firstColumn="0" w:lastColumn="0" w:oddVBand="0" w:evenVBand="0" w:oddHBand="1" w:evenHBand="0" w:firstRowFirstColumn="0" w:firstRowLastColumn="0" w:lastRowFirstColumn="0" w:lastRowLastColumn="0"/>
+              <w:rPr>
+                <w:rFonts w:ascii="Times New Roman" w:hAnsi="Times New Roman" w:cs="Times New Roman"/>
+                <w:sz w:val="24"/>
+                <w:szCs w:val="24"/>
+              </w:rPr>
+            </w:pPr>
+            <w:r>
+              <w:rPr>
+                <w:rFonts w:ascii="Times New Roman" w:hAnsi="Times New Roman" w:cs="Times New Roman"/>
+                <w:sz w:val="24"/>
+                <w:szCs w:val="24"/>
+              </w:rPr>
+              <w:t>Detects card numbers of 13–19 digits with optional spaces or hyphens; requires Luhn validation.</w:t>
+            </w:r>
+          </w:p>
+        </w:tc>
+      </w:tr>
+      <w:tr>
+        <w:tc>
+          <w:tcPr>
+            <w:cnfStyle w:val="001000000000" w:firstRow="0" w:lastRow="0" w:firstColumn="1" w:lastColumn="0" w:oddVBand="0" w:evenVBand="0" w:oddHBand="0" w:evenHBand="0" w:firstRowFirstColumn="0" w:firstRowLastColumn="0" w:lastRowFirstColumn="0" w:lastRowLastColumn="0"/>
+            <w:tcW w:w="0" w:type="auto"/>
+            <w:hideMark/>
+          </w:tcPr>
+          <w:p>
+            <w:pPr>
+              <w:spacing w:before="80"/>
+              <w:rPr>
+                <w:rFonts w:ascii="Times New Roman" w:hAnsi="Times New Roman" w:cs="Times New Roman"/>
+                <w:sz w:val="24"/>
+                <w:szCs w:val="24"/>
+              </w:rPr>
+            </w:pPr>
+            <w:r>
+              <w:rPr>
+                <w:rFonts w:ascii="Times New Roman" w:hAnsi="Times New Roman" w:cs="Times New Roman"/>
+                <w:sz w:val="24"/>
+                <w:szCs w:val="24"/>
+              </w:rPr>
+              <w:t>Bank Account Number</w:t>
+            </w:r>
+          </w:p>
+        </w:tc>
+        <w:tc>
+          <w:tcPr>
+            <w:tcW w:w="0" w:type="auto"/>
+            <w:hideMark/>
+          </w:tcPr>
+          <w:p>
+            <w:pPr>
+              <w:spacing w:before="80"/>
+              <w:cnfStyle w:val="000000000000" w:firstRow="0" w:lastRow="0" w:firstColumn="0" w:lastColumn="0" w:oddVBand="0" w:evenVBand="0" w:oddHBand="0" w:evenHBand="0" w:firstRowFirstColumn="0" w:firstRowLastColumn="0" w:lastRowFirstColumn="0" w:lastRowLastColumn="0"/>
+              <w:rPr>
+                <w:rFonts w:ascii="Times New Roman" w:hAnsi="Times New Roman" w:cs="Times New Roman"/>
+                <w:sz w:val="24"/>
+                <w:szCs w:val="24"/>
+              </w:rPr>
+            </w:pPr>
+            <w:proofErr w:type="gramStart"/>
+            <w:r>
+              <w:rPr>
+                <w:rFonts w:ascii="Times New Roman" w:hAnsi="Times New Roman" w:cs="Times New Roman"/>
+                <w:sz w:val="24"/>
+                <w:szCs w:val="24"/>
+              </w:rPr>
+              <w:t>\b\d{</w:t>
+            </w:r>
+            <w:proofErr w:type="gramEnd"/>
+            <w:r>
+              <w:rPr>
+                <w:rFonts w:ascii="Times New Roman" w:hAnsi="Times New Roman" w:cs="Times New Roman"/>
+                <w:sz w:val="24"/>
+                <w:szCs w:val="24"/>
+              </w:rPr>
+              <w:t>9,</w:t>
+            </w:r>
+            <w:proofErr w:type="gramStart"/>
+            <w:r>
+              <w:rPr>
+                <w:rFonts w:ascii="Times New Roman" w:hAnsi="Times New Roman" w:cs="Times New Roman"/>
+                <w:sz w:val="24"/>
+                <w:szCs w:val="24"/>
+              </w:rPr>
+              <w:t>18}\</w:t>
+            </w:r>
+            <w:proofErr w:type="gramEnd"/>
+            <w:r>
+              <w:rPr>
+                <w:rFonts w:ascii="Times New Roman" w:hAnsi="Times New Roman" w:cs="Times New Roman"/>
+                <w:sz w:val="24"/>
+                <w:szCs w:val="24"/>
+              </w:rPr>
+              <w:t>b</w:t>
+            </w:r>
+          </w:p>
+        </w:tc>
+        <w:tc>
+          <w:tcPr>
+            <w:tcW w:w="0" w:type="auto"/>
+            <w:hideMark/>
+          </w:tcPr>
+          <w:p>
+            <w:pPr>
+              <w:spacing w:before="80"/>
+              <w:cnfStyle w:val="000000000000" w:firstRow="0" w:lastRow="0" w:firstColumn="0" w:lastColumn="0" w:oddVBand="0" w:evenVBand="0" w:oddHBand="0" w:evenHBand="0" w:firstRowFirstColumn="0" w:firstRowLastColumn="0" w:lastRowFirstColumn="0" w:lastRowLastColumn="0"/>
+              <w:rPr>
+                <w:rFonts w:ascii="Times New Roman" w:hAnsi="Times New Roman" w:cs="Times New Roman"/>
+                <w:sz w:val="24"/>
+                <w:szCs w:val="24"/>
+              </w:rPr>
+            </w:pPr>
+            <w:r>
+              <w:rPr>
+                <w:rFonts w:ascii="Times New Roman" w:hAnsi="Times New Roman" w:cs="Times New Roman"/>
+                <w:sz w:val="24"/>
+                <w:szCs w:val="24"/>
+              </w:rPr>
+              <w:t>Detects bank account numbers typically ranging from 9 to 18 digits.</w:t>
             </w:r>
           </w:p>
         </w:tc>
       </w:tr>
     </w:tbl>
-    <w:p/>
-    <w:p>
-      <w:pPr>
-        <w:rPr>
-          <w:sz w:val="8"/>
-          <w:szCs w:val="8"/>
-        </w:rPr>
+    <w:p>
+      <w:pPr>
+        <w:spacing w:before="80"/>
+      </w:pPr>
+    </w:p>
+    <w:p>
+      <w:pPr>
+        <w:spacing w:before="80"/>
+      </w:pPr>
+    </w:p>
+    <w:p>
+      <w:pPr>
+        <w:spacing w:before="80"/>
+      </w:pPr>
+    </w:p>
+    <w:p>
+      <w:pPr>
+        <w:spacing w:before="80"/>
+      </w:pPr>
+    </w:p>
+    <w:p>
+      <w:pPr>
+        <w:spacing w:before="80"/>
+      </w:pPr>
+    </w:p>
+    <w:p>
+      <w:pPr>
+        <w:spacing w:before="80"/>
       </w:pPr>
     </w:p>
     <w:p>
@@ -6578,105 +7780,6 @@
         </w:rPr>
         <w:t>Counter to detect coordinated phishing campaigns. If the same subject line, URL, or sender address appears in multiple emails, it is flagged — a strong signal of a mass phishing attack rather than an isolated incident.</w:t>
       </w:r>
-    </w:p>
-    <w:p>
-      <w:pPr>
-        <w:rPr>
-          <w:rFonts w:ascii="Times New Roman" w:hAnsi="Times New Roman" w:cs="Times New Roman"/>
-          <w:sz w:val="40"/>
-          <w:szCs w:val="40"/>
-        </w:rPr>
-      </w:pPr>
-    </w:p>
-    <w:p>
-      <w:pPr>
-        <w:rPr>
-          <w:rFonts w:ascii="Times New Roman" w:hAnsi="Times New Roman" w:cs="Times New Roman"/>
-          <w:sz w:val="40"/>
-          <w:szCs w:val="40"/>
-        </w:rPr>
-      </w:pPr>
-    </w:p>
-    <w:p>
-      <w:pPr>
-        <w:rPr>
-          <w:rFonts w:ascii="Times New Roman" w:hAnsi="Times New Roman" w:cs="Times New Roman"/>
-          <w:sz w:val="40"/>
-          <w:szCs w:val="40"/>
-        </w:rPr>
-      </w:pPr>
-    </w:p>
-    <w:p>
-      <w:pPr>
-        <w:rPr>
-          <w:rFonts w:ascii="Times New Roman" w:hAnsi="Times New Roman" w:cs="Times New Roman"/>
-          <w:sz w:val="40"/>
-          <w:szCs w:val="40"/>
-        </w:rPr>
-      </w:pPr>
-    </w:p>
-    <w:p>
-      <w:pPr>
-        <w:rPr>
-          <w:rFonts w:ascii="Times New Roman" w:hAnsi="Times New Roman" w:cs="Times New Roman"/>
-          <w:sz w:val="40"/>
-          <w:szCs w:val="40"/>
-        </w:rPr>
-      </w:pPr>
-    </w:p>
-    <w:p>
-      <w:pPr>
-        <w:rPr>
-          <w:rFonts w:ascii="Times New Roman" w:hAnsi="Times New Roman" w:cs="Times New Roman"/>
-          <w:sz w:val="40"/>
-          <w:szCs w:val="40"/>
-        </w:rPr>
-      </w:pPr>
-    </w:p>
-    <w:p>
-      <w:pPr>
-        <w:rPr>
-          <w:rFonts w:ascii="Times New Roman" w:hAnsi="Times New Roman" w:cs="Times New Roman"/>
-          <w:sz w:val="18"/>
-          <w:szCs w:val="18"/>
-        </w:rPr>
-      </w:pPr>
-    </w:p>
-    <w:p>
-      <w:pPr>
-        <w:rPr>
-          <w:rFonts w:ascii="Times New Roman" w:hAnsi="Times New Roman" w:cs="Times New Roman"/>
-          <w:sz w:val="4"/>
-          <w:szCs w:val="4"/>
-        </w:rPr>
-      </w:pPr>
-    </w:p>
-    <w:p>
-      <w:pPr>
-        <w:rPr>
-          <w:rFonts w:ascii="Times New Roman" w:hAnsi="Times New Roman" w:cs="Times New Roman"/>
-          <w:sz w:val="4"/>
-          <w:szCs w:val="4"/>
-        </w:rPr>
-      </w:pPr>
-    </w:p>
-    <w:p>
-      <w:pPr>
-        <w:rPr>
-          <w:rFonts w:ascii="Times New Roman" w:hAnsi="Times New Roman" w:cs="Times New Roman"/>
-          <w:sz w:val="4"/>
-          <w:szCs w:val="4"/>
-        </w:rPr>
-      </w:pPr>
-    </w:p>
-    <w:p>
-      <w:pPr>
-        <w:rPr>
-          <w:rFonts w:ascii="Times New Roman" w:hAnsi="Times New Roman" w:cs="Times New Roman"/>
-          <w:sz w:val="4"/>
-          <w:szCs w:val="4"/>
-        </w:rPr>
-      </w:pPr>
     </w:p>
     <w:p>
       <w:pPr>
@@ -7717,6 +8820,17 @@
         <w:pStyle w:val="Heading1"/>
         <w:rPr>
           <w:rFonts w:ascii="Times New Roman" w:hAnsi="Times New Roman" w:cs="Times New Roman"/>
+          <w:color w:val="auto"/>
+          <w:sz w:val="2"/>
+          <w:szCs w:val="2"/>
+        </w:rPr>
+      </w:pPr>
+    </w:p>
+    <w:p>
+      <w:pPr>
+        <w:pStyle w:val="Heading1"/>
+        <w:rPr>
+          <w:rFonts w:ascii="Times New Roman" w:hAnsi="Times New Roman" w:cs="Times New Roman"/>
           <w:b/>
           <w:bCs/>
           <w:color w:val="auto"/>
@@ -7967,20 +9081,522 @@
     </w:p>
     <w:p>
       <w:pPr>
+        <w:pStyle w:val="Heading1"/>
+        <w:rPr>
+          <w:rFonts w:ascii="Times New Roman" w:hAnsi="Times New Roman" w:cs="Times New Roman"/>
+          <w:b/>
+          <w:bCs/>
+          <w:color w:val="auto"/>
+          <w:sz w:val="32"/>
+          <w:szCs w:val="32"/>
+        </w:rPr>
+      </w:pPr>
+      <w:r>
+        <w:rPr>
+          <w:rFonts w:ascii="Times New Roman" w:hAnsi="Times New Roman" w:cs="Times New Roman"/>
+          <w:b/>
+          <w:bCs/>
+          <w:noProof/>
+          <w:color w:val="auto"/>
+          <w:sz w:val="32"/>
+          <w:szCs w:val="32"/>
+          <w14:ligatures w14:val="standardContextual"/>
+        </w:rPr>
+        <mc:AlternateContent>
+          <mc:Choice Requires="wps">
+            <w:drawing>
+              <wp:anchor distT="0" distB="0" distL="114300" distR="114300" simplePos="0" relativeHeight="251677696" behindDoc="0" locked="0" layoutInCell="1" allowOverlap="1" wp14:anchorId="0C11707F" wp14:editId="141560C0">
+                <wp:simplePos x="0" y="0"/>
+                <wp:positionH relativeFrom="margin">
+                  <wp:align>left</wp:align>
+                </wp:positionH>
+                <wp:positionV relativeFrom="paragraph">
+                  <wp:posOffset>522271</wp:posOffset>
+                </wp:positionV>
+                <wp:extent cx="3242187" cy="9832"/>
+                <wp:effectExtent l="0" t="0" r="34925" b="28575"/>
+                <wp:wrapNone/>
+                <wp:docPr id="1333453466" name="Straight Connector 3"/>
+                <wp:cNvGraphicFramePr/>
+                <a:graphic xmlns:a="http://schemas.openxmlformats.org/drawingml/2006/main">
+                  <a:graphicData uri="http://schemas.microsoft.com/office/word/2010/wordprocessingShape">
+                    <wps:wsp>
+                      <wps:cNvCnPr/>
+                      <wps:spPr>
+                        <a:xfrm>
+                          <a:off x="0" y="0"/>
+                          <a:ext cx="3242187" cy="9832"/>
+                        </a:xfrm>
+                        <a:prstGeom prst="line">
+                          <a:avLst/>
+                        </a:prstGeom>
+                      </wps:spPr>
+                      <wps:style>
+                        <a:lnRef idx="2">
+                          <a:schemeClr val="accent1"/>
+                        </a:lnRef>
+                        <a:fillRef idx="0">
+                          <a:schemeClr val="accent1"/>
+                        </a:fillRef>
+                        <a:effectRef idx="1">
+                          <a:schemeClr val="accent1"/>
+                        </a:effectRef>
+                        <a:fontRef idx="minor">
+                          <a:schemeClr val="tx1"/>
+                        </a:fontRef>
+                      </wps:style>
+                      <wps:bodyPr/>
+                    </wps:wsp>
+                  </a:graphicData>
+                </a:graphic>
+                <wp14:sizeRelH relativeFrom="margin">
+                  <wp14:pctWidth>0</wp14:pctWidth>
+                </wp14:sizeRelH>
+                <wp14:sizeRelV relativeFrom="margin">
+                  <wp14:pctHeight>0</wp14:pctHeight>
+                </wp14:sizeRelV>
+              </wp:anchor>
+            </w:drawing>
+          </mc:Choice>
+          <mc:Fallback>
+            <w:pict>
+              <v:line w14:anchorId="156CF7B0" id="Straight Connector 3" o:spid="_x0000_s1026" style="position:absolute;z-index:251677696;visibility:visible;mso-wrap-style:square;mso-width-percent:0;mso-height-percent:0;mso-wrap-distance-left:9pt;mso-wrap-distance-top:0;mso-wrap-distance-right:9pt;mso-wrap-distance-bottom:0;mso-position-horizontal:left;mso-position-horizontal-relative:margin;mso-position-vertical:absolute;mso-position-vertical-relative:text;mso-width-percent:0;mso-height-percent:0;mso-width-relative:margin;mso-height-relative:margin" from="0,41.1pt" to="255.3pt,41.85pt" o:gfxdata="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" strokecolor="#4472c4 [3204]" strokeweight="1pt">
+                <v:stroke joinstyle="miter"/>
+                <w10:wrap anchorx="margin"/>
+              </v:line>
+            </w:pict>
+          </mc:Fallback>
+        </mc:AlternateContent>
+      </w:r>
+      <w:r>
+        <w:rPr>
+          <w:rFonts w:ascii="Times New Roman" w:hAnsi="Times New Roman" w:cs="Times New Roman"/>
+          <w:b/>
+          <w:bCs/>
+          <w:color w:val="auto"/>
+          <w:sz w:val="32"/>
+          <w:szCs w:val="32"/>
+        </w:rPr>
+        <w:t>8</w:t>
+      </w:r>
+      <w:r>
+        <w:rPr>
+          <w:rFonts w:ascii="Times New Roman" w:hAnsi="Times New Roman" w:cs="Times New Roman"/>
+          <w:b/>
+          <w:bCs/>
+          <w:color w:val="auto"/>
+          <w:sz w:val="32"/>
+          <w:szCs w:val="32"/>
+        </w:rPr>
+        <w:t xml:space="preserve">. </w:t>
+      </w:r>
+      <w:r>
+        <w:rPr>
+          <w:rFonts w:ascii="Times New Roman" w:hAnsi="Times New Roman" w:cs="Times New Roman"/>
+          <w:b/>
+          <w:bCs/>
+          <w:color w:val="auto"/>
+          <w:sz w:val="32"/>
+          <w:szCs w:val="32"/>
+        </w:rPr>
+        <w:t xml:space="preserve">Future </w:t>
+      </w:r>
+      <w:r>
+        <w:rPr>
+          <w:rFonts w:ascii="Times New Roman" w:hAnsi="Times New Roman" w:cs="Times New Roman"/>
+          <w:b/>
+          <w:bCs/>
+          <w:color w:val="auto"/>
+          <w:sz w:val="32"/>
+          <w:szCs w:val="32"/>
+        </w:rPr>
+        <w:t>Enhancements</w:t>
+      </w:r>
+    </w:p>
+    <w:p/>
+    <w:p>
+      <w:pPr>
+        <w:rPr>
+          <w:rFonts w:ascii="Times New Roman" w:hAnsi="Times New Roman" w:cs="Times New Roman"/>
+        </w:rPr>
+      </w:pPr>
+    </w:p>
+    <w:p>
+      <w:pPr>
+        <w:rPr>
+          <w:rFonts w:ascii="Times New Roman" w:hAnsi="Times New Roman" w:cs="Times New Roman"/>
+          <w:sz w:val="28"/>
+          <w:szCs w:val="28"/>
+        </w:rPr>
+      </w:pPr>
+      <w:r>
+        <w:rPr>
+          <w:rFonts w:ascii="Times New Roman" w:hAnsi="Times New Roman" w:cs="Times New Roman"/>
+          <w:b/>
+          <w:bCs/>
+          <w:sz w:val="28"/>
+          <w:szCs w:val="28"/>
+        </w:rPr>
+        <w:t xml:space="preserve">Enhancement </w:t>
+      </w:r>
+      <w:r>
+        <w:rPr>
+          <w:rFonts w:ascii="Times New Roman" w:hAnsi="Times New Roman" w:cs="Times New Roman"/>
+          <w:b/>
+          <w:bCs/>
+          <w:sz w:val="28"/>
+          <w:szCs w:val="28"/>
+        </w:rPr>
+        <w:t xml:space="preserve">1: </w:t>
+      </w:r>
+      <w:r>
+        <w:rPr>
+          <w:rFonts w:ascii="Times New Roman" w:hAnsi="Times New Roman" w:cs="Times New Roman"/>
+          <w:b/>
+          <w:bCs/>
+          <w:sz w:val="28"/>
+          <w:szCs w:val="28"/>
+        </w:rPr>
+        <w:t>Attachment Content Scanning</w:t>
+      </w:r>
+    </w:p>
+    <w:p>
+      <w:pPr>
+        <w:rPr>
+          <w:rFonts w:ascii="Times New Roman" w:hAnsi="Times New Roman" w:cs="Times New Roman"/>
+        </w:rPr>
+      </w:pPr>
+    </w:p>
+    <w:p>
+      <w:pPr>
+        <w:rPr>
+          <w:rFonts w:ascii="Times New Roman" w:hAnsi="Times New Roman" w:cs="Times New Roman"/>
+          <w:sz w:val="24"/>
+          <w:szCs w:val="24"/>
+        </w:rPr>
+      </w:pPr>
+      <w:r>
+        <w:rPr>
+          <w:rFonts w:ascii="Times New Roman" w:hAnsi="Times New Roman" w:cs="Times New Roman"/>
+          <w:b/>
+          <w:bCs/>
+          <w:sz w:val="24"/>
+          <w:szCs w:val="24"/>
+        </w:rPr>
+        <w:t xml:space="preserve">Limitation:  </w:t>
+      </w:r>
+      <w:r>
+        <w:rPr>
+          <w:rFonts w:ascii="Times New Roman" w:hAnsi="Times New Roman" w:cs="Times New Roman"/>
+          <w:sz w:val="24"/>
+          <w:szCs w:val="24"/>
+        </w:rPr>
+        <w:t>The DLP engine checks only the email body and attachment filenames. Sensitive data hidden inside an Excel or Word file is not detected.</w:t>
+      </w:r>
+    </w:p>
+    <w:p>
+      <w:pPr>
+        <w:rPr>
+          <w:rFonts w:ascii="Times New Roman" w:hAnsi="Times New Roman" w:cs="Times New Roman"/>
+          <w:b/>
+          <w:bCs/>
+          <w:sz w:val="24"/>
+          <w:szCs w:val="24"/>
+        </w:rPr>
+      </w:pPr>
+    </w:p>
+    <w:p>
+      <w:pPr>
+        <w:rPr>
+          <w:rFonts w:ascii="Times New Roman" w:hAnsi="Times New Roman" w:cs="Times New Roman"/>
+          <w:sz w:val="24"/>
+          <w:szCs w:val="24"/>
+        </w:rPr>
+      </w:pPr>
+      <w:r>
+        <w:rPr>
+          <w:rFonts w:ascii="Times New Roman" w:hAnsi="Times New Roman" w:cs="Times New Roman"/>
+          <w:b/>
+          <w:bCs/>
+          <w:sz w:val="24"/>
+          <w:szCs w:val="24"/>
+        </w:rPr>
+        <w:t xml:space="preserve">Enhancement:  </w:t>
+      </w:r>
+      <w:r>
+        <w:rPr>
+          <w:rFonts w:ascii="Times New Roman" w:hAnsi="Times New Roman" w:cs="Times New Roman"/>
+          <w:sz w:val="24"/>
+          <w:szCs w:val="24"/>
+        </w:rPr>
+        <w:t xml:space="preserve">Extract and scan the actual content of attachments using </w:t>
+      </w:r>
+      <w:proofErr w:type="spellStart"/>
+      <w:r>
+        <w:rPr>
+          <w:rFonts w:ascii="Times New Roman" w:hAnsi="Times New Roman" w:cs="Times New Roman"/>
+          <w:sz w:val="24"/>
+          <w:szCs w:val="24"/>
+        </w:rPr>
+        <w:t>openpyxl</w:t>
+      </w:r>
+      <w:proofErr w:type="spellEnd"/>
+      <w:r>
+        <w:rPr>
+          <w:rFonts w:ascii="Times New Roman" w:hAnsi="Times New Roman" w:cs="Times New Roman"/>
+          <w:sz w:val="24"/>
+          <w:szCs w:val="24"/>
+        </w:rPr>
+        <w:t xml:space="preserve"> (Excel), python-docx (Word), and </w:t>
+      </w:r>
+      <w:proofErr w:type="spellStart"/>
+      <w:r>
+        <w:rPr>
+          <w:rFonts w:ascii="Times New Roman" w:hAnsi="Times New Roman" w:cs="Times New Roman"/>
+          <w:sz w:val="24"/>
+          <w:szCs w:val="24"/>
+        </w:rPr>
+        <w:t>pypdf</w:t>
+      </w:r>
+      <w:proofErr w:type="spellEnd"/>
+      <w:r>
+        <w:rPr>
+          <w:rFonts w:ascii="Times New Roman" w:hAnsi="Times New Roman" w:cs="Times New Roman"/>
+          <w:sz w:val="24"/>
+          <w:szCs w:val="24"/>
+        </w:rPr>
+        <w:t xml:space="preserve"> (PDF), then run the same DLP patterns against the extracted text.</w:t>
+      </w:r>
+    </w:p>
+    <w:p>
+      <w:pPr>
+        <w:rPr>
+          <w:rFonts w:ascii="Times New Roman" w:hAnsi="Times New Roman" w:cs="Times New Roman"/>
+        </w:rPr>
+      </w:pPr>
+    </w:p>
+    <w:p>
+      <w:pPr>
+        <w:rPr>
+          <w:rFonts w:ascii="Times New Roman" w:hAnsi="Times New Roman" w:cs="Times New Roman"/>
+        </w:rPr>
+      </w:pPr>
+    </w:p>
+    <w:p>
+      <w:pPr>
+        <w:rPr>
+          <w:rFonts w:ascii="Times New Roman" w:hAnsi="Times New Roman" w:cs="Times New Roman"/>
+          <w:sz w:val="28"/>
+          <w:szCs w:val="28"/>
+        </w:rPr>
+      </w:pPr>
+      <w:r>
+        <w:rPr>
+          <w:rFonts w:ascii="Times New Roman" w:hAnsi="Times New Roman" w:cs="Times New Roman"/>
+          <w:b/>
+          <w:bCs/>
+          <w:sz w:val="28"/>
+          <w:szCs w:val="28"/>
+        </w:rPr>
+        <w:t xml:space="preserve">Enhancement </w:t>
+      </w:r>
+      <w:r>
+        <w:rPr>
+          <w:rFonts w:ascii="Times New Roman" w:hAnsi="Times New Roman" w:cs="Times New Roman"/>
+          <w:b/>
+          <w:bCs/>
+          <w:sz w:val="28"/>
+          <w:szCs w:val="28"/>
+        </w:rPr>
+        <w:t xml:space="preserve">2: </w:t>
+      </w:r>
+      <w:r>
+        <w:rPr>
+          <w:rFonts w:ascii="Times New Roman" w:hAnsi="Times New Roman" w:cs="Times New Roman"/>
+          <w:b/>
+          <w:bCs/>
+          <w:sz w:val="28"/>
+          <w:szCs w:val="28"/>
+        </w:rPr>
+        <w:t>Real-Time Email Scanning via IMAP Integration</w:t>
+      </w:r>
+    </w:p>
+    <w:p>
+      <w:pPr>
+        <w:rPr>
+          <w:rFonts w:ascii="Times New Roman" w:hAnsi="Times New Roman" w:cs="Times New Roman"/>
+        </w:rPr>
+      </w:pPr>
+    </w:p>
+    <w:p>
+      <w:pPr>
+        <w:rPr>
+          <w:rFonts w:ascii="Times New Roman" w:hAnsi="Times New Roman" w:cs="Times New Roman"/>
+          <w:sz w:val="28"/>
+          <w:szCs w:val="28"/>
+        </w:rPr>
+      </w:pPr>
+      <w:r>
+        <w:rPr>
+          <w:rFonts w:ascii="Times New Roman" w:hAnsi="Times New Roman" w:cs="Times New Roman"/>
+          <w:b/>
+          <w:bCs/>
+          <w:sz w:val="24"/>
+          <w:szCs w:val="24"/>
+        </w:rPr>
+        <w:t xml:space="preserve">Limitation:  </w:t>
+      </w:r>
+      <w:proofErr w:type="spellStart"/>
+      <w:r>
+        <w:rPr>
+          <w:rFonts w:ascii="Times New Roman" w:hAnsi="Times New Roman" w:cs="Times New Roman"/>
+          <w:sz w:val="24"/>
+          <w:szCs w:val="24"/>
+        </w:rPr>
+        <w:t>PhishGuard</w:t>
+      </w:r>
+      <w:proofErr w:type="spellEnd"/>
+      <w:r>
+        <w:rPr>
+          <w:rFonts w:ascii="Times New Roman" w:hAnsi="Times New Roman" w:cs="Times New Roman"/>
+          <w:sz w:val="24"/>
+          <w:szCs w:val="24"/>
+        </w:rPr>
+        <w:t xml:space="preserve"> requires users to manually export .</w:t>
+      </w:r>
+      <w:proofErr w:type="spellStart"/>
+      <w:r>
+        <w:rPr>
+          <w:rFonts w:ascii="Times New Roman" w:hAnsi="Times New Roman" w:cs="Times New Roman"/>
+          <w:sz w:val="24"/>
+          <w:szCs w:val="24"/>
+        </w:rPr>
+        <w:t>eml</w:t>
+      </w:r>
+      <w:proofErr w:type="spellEnd"/>
+      <w:r>
+        <w:rPr>
+          <w:rFonts w:ascii="Times New Roman" w:hAnsi="Times New Roman" w:cs="Times New Roman"/>
+          <w:sz w:val="24"/>
+          <w:szCs w:val="24"/>
+        </w:rPr>
+        <w:t xml:space="preserve"> files and place them in a folder before scanning, making it impractical for daily use.</w:t>
+      </w:r>
+    </w:p>
+    <w:p>
+      <w:pPr>
+        <w:rPr>
+          <w:rFonts w:ascii="Times New Roman" w:hAnsi="Times New Roman" w:cs="Times New Roman"/>
+          <w:sz w:val="28"/>
+          <w:szCs w:val="28"/>
+        </w:rPr>
+      </w:pPr>
+    </w:p>
+    <w:p>
+      <w:pPr>
+        <w:rPr>
+          <w:rFonts w:ascii="Times New Roman" w:hAnsi="Times New Roman" w:cs="Times New Roman"/>
+          <w:sz w:val="28"/>
+          <w:szCs w:val="28"/>
+        </w:rPr>
+      </w:pPr>
+      <w:r>
+        <w:rPr>
+          <w:rFonts w:ascii="Times New Roman" w:hAnsi="Times New Roman" w:cs="Times New Roman"/>
+          <w:b/>
+          <w:bCs/>
+          <w:sz w:val="24"/>
+          <w:szCs w:val="24"/>
+        </w:rPr>
+        <w:t xml:space="preserve">Enhancement:  </w:t>
+      </w:r>
+      <w:r>
+        <w:rPr>
+          <w:rFonts w:ascii="Times New Roman" w:hAnsi="Times New Roman" w:cs="Times New Roman"/>
+          <w:sz w:val="24"/>
+          <w:szCs w:val="24"/>
+        </w:rPr>
+        <w:t xml:space="preserve">Connect </w:t>
+      </w:r>
+      <w:proofErr w:type="spellStart"/>
+      <w:r>
+        <w:rPr>
+          <w:rFonts w:ascii="Times New Roman" w:hAnsi="Times New Roman" w:cs="Times New Roman"/>
+          <w:sz w:val="24"/>
+          <w:szCs w:val="24"/>
+        </w:rPr>
+        <w:t>PhishGuard</w:t>
+      </w:r>
+      <w:proofErr w:type="spellEnd"/>
+      <w:r>
+        <w:rPr>
+          <w:rFonts w:ascii="Times New Roman" w:hAnsi="Times New Roman" w:cs="Times New Roman"/>
+          <w:sz w:val="24"/>
+          <w:szCs w:val="24"/>
+        </w:rPr>
+        <w:t xml:space="preserve"> directly to a live mailbox using Python's </w:t>
+      </w:r>
+      <w:r>
+        <w:rPr>
+          <w:rFonts w:ascii="Times New Roman" w:hAnsi="Times New Roman" w:cs="Times New Roman"/>
+          <w:color w:val="374151"/>
+          <w:sz w:val="24"/>
+          <w:szCs w:val="24"/>
+        </w:rPr>
+        <w:t xml:space="preserve">built-in </w:t>
+      </w:r>
+      <w:proofErr w:type="spellStart"/>
+      <w:r>
+        <w:rPr>
+          <w:rFonts w:ascii="Times New Roman" w:hAnsi="Times New Roman" w:cs="Times New Roman"/>
+          <w:color w:val="374151"/>
+          <w:sz w:val="24"/>
+          <w:szCs w:val="24"/>
+        </w:rPr>
+        <w:t>imaplib</w:t>
+      </w:r>
+      <w:proofErr w:type="spellEnd"/>
+      <w:r>
+        <w:rPr>
+          <w:rFonts w:ascii="Times New Roman" w:hAnsi="Times New Roman" w:cs="Times New Roman"/>
+          <w:color w:val="374151"/>
+          <w:sz w:val="24"/>
+          <w:szCs w:val="24"/>
+        </w:rPr>
+        <w:t xml:space="preserve"> library to automatically fetch and scan new emails without any manual action.</w:t>
+      </w:r>
+    </w:p>
+    <w:p>
+      <w:pPr>
+        <w:rPr>
+          <w:rFonts w:ascii="Times New Roman" w:hAnsi="Times New Roman" w:cs="Times New Roman"/>
+          <w:sz w:val="20"/>
+          <w:szCs w:val="20"/>
+        </w:rPr>
+      </w:pPr>
+    </w:p>
+    <w:p>
+      <w:pPr>
+        <w:rPr>
+          <w:rFonts w:ascii="Times New Roman" w:hAnsi="Times New Roman" w:cs="Times New Roman"/>
+        </w:rPr>
+      </w:pPr>
+    </w:p>
+    <w:p>
+      <w:pPr>
+        <w:rPr>
+          <w:rFonts w:ascii="Times New Roman" w:hAnsi="Times New Roman" w:cs="Times New Roman"/>
+        </w:rPr>
+      </w:pPr>
+    </w:p>
+    <w:p>
+      <w:pPr>
         <w:rPr>
           <w:rFonts w:ascii="Times New Roman" w:hAnsi="Times New Roman" w:cs="Times New Roman"/>
           <w:sz w:val="40"/>
           <w:szCs w:val="40"/>
         </w:rPr>
       </w:pPr>
-      <w:r>
-        <w:rPr>
-          <w:rFonts w:ascii="Times New Roman" w:hAnsi="Times New Roman" w:cs="Times New Roman"/>
-          <w:sz w:val="40"/>
-          <w:szCs w:val="40"/>
-        </w:rPr>
-        <w:t>Future work</w:t>
-      </w:r>
     </w:p>
     <w:sectPr>
       <w:headerReference w:type="default" r:id="rId8"/>
@@ -9074,7 +10690,7 @@
   <w:style w:type="paragraph" w:default="1" w:styleId="Normal">
     <w:name w:val="Normal"/>
     <w:qFormat/>
-    <w:rsid w:val="00FD4299"/>
+    <w:rsid w:val="003A40DE"/>
     <w:pPr>
       <w:spacing w:after="0" w:line="240" w:lineRule="auto"/>
     </w:pPr>

--- a/Project_Report.docx
+++ b/Project_Report.docx
@@ -9652,7 +9652,7 @@
           <w:pBdr>
             <w:top w:val="single" w:sz="4" w:space="1" w:color="D9D9D9" w:themeColor="background1" w:themeShade="D9"/>
           </w:pBdr>
-          <w:ind w:left="4847" w:firstLine="4513"/>
+          <w:ind w:left="4127" w:firstLine="4513"/>
           <w:rPr>
             <w:b/>
             <w:bCs/>

--- a/Project_Report.docx
+++ b/Project_Report.docx
@@ -5681,9 +5681,9 @@
         <w:tblLook w:val="04A0" w:firstRow="1" w:lastRow="0" w:firstColumn="1" w:lastColumn="0" w:noHBand="0" w:noVBand="1"/>
       </w:tblPr>
       <w:tblGrid>
-        <w:gridCol w:w="2225"/>
-        <w:gridCol w:w="4530"/>
-        <w:gridCol w:w="3701"/>
+        <w:gridCol w:w="2830"/>
+        <w:gridCol w:w="4231"/>
+        <w:gridCol w:w="3395"/>
       </w:tblGrid>
       <w:tr>
         <w:trPr>
@@ -5692,7 +5692,7 @@
         <w:tc>
           <w:tcPr>
             <w:cnfStyle w:val="001000000000" w:firstRow="0" w:lastRow="0" w:firstColumn="1" w:lastColumn="0" w:oddVBand="0" w:evenVBand="0" w:oddHBand="0" w:evenHBand="0" w:firstRowFirstColumn="0" w:firstRowLastColumn="0" w:lastRowFirstColumn="0" w:lastRowLastColumn="0"/>
-            <w:tcW w:w="0" w:type="auto"/>
+            <w:tcW w:w="2830" w:type="dxa"/>
             <w:hideMark/>
           </w:tcPr>
           <w:p>
@@ -5716,7 +5716,7 @@
         </w:tc>
         <w:tc>
           <w:tcPr>
-            <w:tcW w:w="0" w:type="auto"/>
+            <w:tcW w:w="3925" w:type="dxa"/>
             <w:hideMark/>
           </w:tcPr>
           <w:p>
@@ -5772,97 +5772,97 @@
         <w:tc>
           <w:tcPr>
             <w:cnfStyle w:val="001000000000" w:firstRow="0" w:lastRow="0" w:firstColumn="1" w:lastColumn="0" w:oddVBand="0" w:evenVBand="0" w:oddHBand="0" w:evenHBand="0" w:firstRowFirstColumn="0" w:firstRowLastColumn="0" w:lastRowFirstColumn="0" w:lastRowLastColumn="0"/>
+            <w:tcW w:w="2830" w:type="dxa"/>
+            <w:hideMark/>
+          </w:tcPr>
+          <w:p>
+            <w:pPr>
+              <w:spacing w:before="80"/>
+              <w:rPr>
+                <w:rFonts w:ascii="Times New Roman" w:hAnsi="Times New Roman" w:cs="Times New Roman"/>
+                <w:sz w:val="24"/>
+                <w:szCs w:val="24"/>
+              </w:rPr>
+            </w:pPr>
+            <w:r>
+              <w:rPr>
+                <w:rFonts w:ascii="Times New Roman" w:hAnsi="Times New Roman" w:cs="Times New Roman"/>
+                <w:sz w:val="24"/>
+                <w:szCs w:val="24"/>
+              </w:rPr>
+              <w:t>PAN Card</w:t>
+            </w:r>
+          </w:p>
+        </w:tc>
+        <w:tc>
+          <w:tcPr>
+            <w:tcW w:w="3925" w:type="dxa"/>
+            <w:hideMark/>
+          </w:tcPr>
+          <w:p>
+            <w:pPr>
+              <w:spacing w:before="80"/>
+              <w:cnfStyle w:val="000000100000" w:firstRow="0" w:lastRow="0" w:firstColumn="0" w:lastColumn="0" w:oddVBand="0" w:evenVBand="0" w:oddHBand="1" w:evenHBand="0" w:firstRowFirstColumn="0" w:firstRowLastColumn="0" w:lastRowFirstColumn="0" w:lastRowLastColumn="0"/>
+              <w:rPr>
+                <w:rFonts w:ascii="Times New Roman" w:hAnsi="Times New Roman" w:cs="Times New Roman"/>
+                <w:sz w:val="24"/>
+                <w:szCs w:val="24"/>
+              </w:rPr>
+            </w:pPr>
+            <w:r>
+              <w:rPr>
+                <w:rFonts w:ascii="Times New Roman" w:hAnsi="Times New Roman" w:cs="Times New Roman"/>
+                <w:sz w:val="24"/>
+                <w:szCs w:val="24"/>
+              </w:rPr>
+              <w:t>[A-Z]{</w:t>
+            </w:r>
+            <w:proofErr w:type="gramStart"/>
+            <w:r>
+              <w:rPr>
+                <w:rFonts w:ascii="Times New Roman" w:hAnsi="Times New Roman" w:cs="Times New Roman"/>
+                <w:sz w:val="24"/>
+                <w:szCs w:val="24"/>
+              </w:rPr>
+              <w:t>5}[</w:t>
+            </w:r>
+            <w:proofErr w:type="gramEnd"/>
+            <w:r>
+              <w:rPr>
+                <w:rFonts w:ascii="Times New Roman" w:hAnsi="Times New Roman" w:cs="Times New Roman"/>
+                <w:sz w:val="24"/>
+                <w:szCs w:val="24"/>
+              </w:rPr>
+              <w:t>0-9]{</w:t>
+            </w:r>
+            <w:proofErr w:type="gramStart"/>
+            <w:r>
+              <w:rPr>
+                <w:rFonts w:ascii="Times New Roman" w:hAnsi="Times New Roman" w:cs="Times New Roman"/>
+                <w:sz w:val="24"/>
+                <w:szCs w:val="24"/>
+              </w:rPr>
+              <w:t>4}[</w:t>
+            </w:r>
+            <w:proofErr w:type="gramEnd"/>
+            <w:r>
+              <w:rPr>
+                <w:rFonts w:ascii="Times New Roman" w:hAnsi="Times New Roman" w:cs="Times New Roman"/>
+                <w:sz w:val="24"/>
+                <w:szCs w:val="24"/>
+              </w:rPr>
+              <w:t>A-Z]</w:t>
+            </w:r>
+          </w:p>
+        </w:tc>
+        <w:tc>
+          <w:tcPr>
             <w:tcW w:w="0" w:type="auto"/>
             <w:hideMark/>
           </w:tcPr>
           <w:p>
             <w:pPr>
               <w:spacing w:before="80"/>
-              <w:rPr>
-                <w:rFonts w:ascii="Times New Roman" w:hAnsi="Times New Roman" w:cs="Times New Roman"/>
-                <w:sz w:val="24"/>
-                <w:szCs w:val="24"/>
-              </w:rPr>
-            </w:pPr>
-            <w:r>
-              <w:rPr>
-                <w:rFonts w:ascii="Times New Roman" w:hAnsi="Times New Roman" w:cs="Times New Roman"/>
-                <w:sz w:val="24"/>
-                <w:szCs w:val="24"/>
-              </w:rPr>
-              <w:t>PAN Card</w:t>
-            </w:r>
-          </w:p>
-        </w:tc>
-        <w:tc>
-          <w:tcPr>
-            <w:tcW w:w="0" w:type="auto"/>
-            <w:hideMark/>
-          </w:tcPr>
-          <w:p>
-            <w:pPr>
-              <w:spacing w:before="80"/>
-              <w:cnfStyle w:val="000000100000" w:firstRow="0" w:lastRow="0" w:firstColumn="0" w:lastColumn="0" w:oddVBand="0" w:evenVBand="0" w:oddHBand="1" w:evenHBand="0" w:firstRowFirstColumn="0" w:firstRowLastColumn="0" w:lastRowFirstColumn="0" w:lastRowLastColumn="0"/>
-              <w:rPr>
-                <w:rFonts w:ascii="Times New Roman" w:hAnsi="Times New Roman" w:cs="Times New Roman"/>
-                <w:sz w:val="24"/>
-                <w:szCs w:val="24"/>
-              </w:rPr>
-            </w:pPr>
-            <w:r>
-              <w:rPr>
-                <w:rFonts w:ascii="Times New Roman" w:hAnsi="Times New Roman" w:cs="Times New Roman"/>
-                <w:sz w:val="24"/>
-                <w:szCs w:val="24"/>
-              </w:rPr>
-              <w:t>[A-Z]{</w:t>
-            </w:r>
-            <w:proofErr w:type="gramStart"/>
-            <w:r>
-              <w:rPr>
-                <w:rFonts w:ascii="Times New Roman" w:hAnsi="Times New Roman" w:cs="Times New Roman"/>
-                <w:sz w:val="24"/>
-                <w:szCs w:val="24"/>
-              </w:rPr>
-              <w:t>5}[</w:t>
-            </w:r>
-            <w:proofErr w:type="gramEnd"/>
-            <w:r>
-              <w:rPr>
-                <w:rFonts w:ascii="Times New Roman" w:hAnsi="Times New Roman" w:cs="Times New Roman"/>
-                <w:sz w:val="24"/>
-                <w:szCs w:val="24"/>
-              </w:rPr>
-              <w:t>0-9]{</w:t>
-            </w:r>
-            <w:proofErr w:type="gramStart"/>
-            <w:r>
-              <w:rPr>
-                <w:rFonts w:ascii="Times New Roman" w:hAnsi="Times New Roman" w:cs="Times New Roman"/>
-                <w:sz w:val="24"/>
-                <w:szCs w:val="24"/>
-              </w:rPr>
-              <w:t>4}[</w:t>
-            </w:r>
-            <w:proofErr w:type="gramEnd"/>
-            <w:r>
-              <w:rPr>
-                <w:rFonts w:ascii="Times New Roman" w:hAnsi="Times New Roman" w:cs="Times New Roman"/>
-                <w:sz w:val="24"/>
-                <w:szCs w:val="24"/>
-              </w:rPr>
-              <w:t>A-Z]</w:t>
-            </w:r>
-          </w:p>
-        </w:tc>
-        <w:tc>
-          <w:tcPr>
-            <w:tcW w:w="0" w:type="auto"/>
-            <w:hideMark/>
-          </w:tcPr>
-          <w:p>
-            <w:pPr>
-              <w:spacing w:before="80"/>
               <w:cnfStyle w:val="000000100000" w:firstRow="0" w:lastRow="0" w:firstColumn="0" w:lastColumn="0" w:oddVBand="0" w:evenVBand="0" w:oddHBand="1" w:evenHBand="0" w:firstRowFirstColumn="0" w:firstRowLastColumn="0" w:lastRowFirstColumn="0" w:lastRowLastColumn="0"/>
               <w:rPr>
                 <w:rFonts w:ascii="Times New Roman" w:hAnsi="Times New Roman" w:cs="Times New Roman"/>
@@ -5885,7 +5885,7 @@
         <w:tc>
           <w:tcPr>
             <w:cnfStyle w:val="001000000000" w:firstRow="0" w:lastRow="0" w:firstColumn="1" w:lastColumn="0" w:oddVBand="0" w:evenVBand="0" w:oddHBand="0" w:evenHBand="0" w:firstRowFirstColumn="0" w:firstRowLastColumn="0" w:lastRowFirstColumn="0" w:lastRowLastColumn="0"/>
-            <w:tcW w:w="0" w:type="auto"/>
+            <w:tcW w:w="2830" w:type="dxa"/>
             <w:hideMark/>
           </w:tcPr>
           <w:p>
@@ -5909,7 +5909,7 @@
         </w:tc>
         <w:tc>
           <w:tcPr>
-            <w:tcW w:w="0" w:type="auto"/>
+            <w:tcW w:w="3925" w:type="dxa"/>
             <w:hideMark/>
           </w:tcPr>
           <w:p>
@@ -6055,61 +6055,61 @@
         <w:tc>
           <w:tcPr>
             <w:cnfStyle w:val="001000000000" w:firstRow="0" w:lastRow="0" w:firstColumn="1" w:lastColumn="0" w:oddVBand="0" w:evenVBand="0" w:oddHBand="0" w:evenHBand="0" w:firstRowFirstColumn="0" w:firstRowLastColumn="0" w:lastRowFirstColumn="0" w:lastRowLastColumn="0"/>
+            <w:tcW w:w="2830" w:type="dxa"/>
+            <w:hideMark/>
+          </w:tcPr>
+          <w:p>
+            <w:pPr>
+              <w:spacing w:before="80"/>
+              <w:rPr>
+                <w:rFonts w:ascii="Times New Roman" w:hAnsi="Times New Roman" w:cs="Times New Roman"/>
+                <w:sz w:val="24"/>
+                <w:szCs w:val="24"/>
+              </w:rPr>
+            </w:pPr>
+            <w:r>
+              <w:rPr>
+                <w:rFonts w:ascii="Times New Roman" w:hAnsi="Times New Roman" w:cs="Times New Roman"/>
+                <w:sz w:val="24"/>
+                <w:szCs w:val="24"/>
+              </w:rPr>
+              <w:t>IFSC Code</w:t>
+            </w:r>
+          </w:p>
+        </w:tc>
+        <w:tc>
+          <w:tcPr>
+            <w:tcW w:w="3925" w:type="dxa"/>
+            <w:hideMark/>
+          </w:tcPr>
+          <w:p>
+            <w:pPr>
+              <w:spacing w:before="80"/>
+              <w:cnfStyle w:val="000000100000" w:firstRow="0" w:lastRow="0" w:firstColumn="0" w:lastColumn="0" w:oddVBand="0" w:evenVBand="0" w:oddHBand="1" w:evenHBand="0" w:firstRowFirstColumn="0" w:firstRowLastColumn="0" w:lastRowFirstColumn="0" w:lastRowLastColumn="0"/>
+              <w:rPr>
+                <w:rFonts w:ascii="Times New Roman" w:hAnsi="Times New Roman" w:cs="Times New Roman"/>
+                <w:sz w:val="24"/>
+                <w:szCs w:val="24"/>
+              </w:rPr>
+            </w:pPr>
+            <w:r>
+              <w:rPr>
+                <w:rFonts w:ascii="Times New Roman" w:hAnsi="Times New Roman" w:cs="Times New Roman"/>
+                <w:sz w:val="24"/>
+                <w:szCs w:val="24"/>
+              </w:rPr>
+              <w:t>[A-Z]{4}0[A-Z0-9]{6}</w:t>
+            </w:r>
+          </w:p>
+        </w:tc>
+        <w:tc>
+          <w:tcPr>
             <w:tcW w:w="0" w:type="auto"/>
             <w:hideMark/>
           </w:tcPr>
           <w:p>
             <w:pPr>
               <w:spacing w:before="80"/>
-              <w:rPr>
-                <w:rFonts w:ascii="Times New Roman" w:hAnsi="Times New Roman" w:cs="Times New Roman"/>
-                <w:sz w:val="24"/>
-                <w:szCs w:val="24"/>
-              </w:rPr>
-            </w:pPr>
-            <w:r>
-              <w:rPr>
-                <w:rFonts w:ascii="Times New Roman" w:hAnsi="Times New Roman" w:cs="Times New Roman"/>
-                <w:sz w:val="24"/>
-                <w:szCs w:val="24"/>
-              </w:rPr>
-              <w:t>IFSC Code</w:t>
-            </w:r>
-          </w:p>
-        </w:tc>
-        <w:tc>
-          <w:tcPr>
-            <w:tcW w:w="0" w:type="auto"/>
-            <w:hideMark/>
-          </w:tcPr>
-          <w:p>
-            <w:pPr>
-              <w:spacing w:before="80"/>
-              <w:cnfStyle w:val="000000100000" w:firstRow="0" w:lastRow="0" w:firstColumn="0" w:lastColumn="0" w:oddVBand="0" w:evenVBand="0" w:oddHBand="1" w:evenHBand="0" w:firstRowFirstColumn="0" w:firstRowLastColumn="0" w:lastRowFirstColumn="0" w:lastRowLastColumn="0"/>
-              <w:rPr>
-                <w:rFonts w:ascii="Times New Roman" w:hAnsi="Times New Roman" w:cs="Times New Roman"/>
-                <w:sz w:val="24"/>
-                <w:szCs w:val="24"/>
-              </w:rPr>
-            </w:pPr>
-            <w:r>
-              <w:rPr>
-                <w:rFonts w:ascii="Times New Roman" w:hAnsi="Times New Roman" w:cs="Times New Roman"/>
-                <w:sz w:val="24"/>
-                <w:szCs w:val="24"/>
-              </w:rPr>
-              <w:t>[A-Z]{4}0[A-Z0-9]{6}</w:t>
-            </w:r>
-          </w:p>
-        </w:tc>
-        <w:tc>
-          <w:tcPr>
-            <w:tcW w:w="0" w:type="auto"/>
-            <w:hideMark/>
-          </w:tcPr>
-          <w:p>
-            <w:pPr>
-              <w:spacing w:before="80"/>
               <w:cnfStyle w:val="000000100000" w:firstRow="0" w:lastRow="0" w:firstColumn="0" w:lastColumn="0" w:oddVBand="0" w:evenVBand="0" w:oddHBand="1" w:evenHBand="0" w:firstRowFirstColumn="0" w:firstRowLastColumn="0" w:lastRowFirstColumn="0" w:lastRowLastColumn="0"/>
               <w:rPr>
                 <w:rFonts w:ascii="Times New Roman" w:hAnsi="Times New Roman" w:cs="Times New Roman"/>
@@ -6132,7 +6132,7 @@
         <w:tc>
           <w:tcPr>
             <w:cnfStyle w:val="001000000000" w:firstRow="0" w:lastRow="0" w:firstColumn="1" w:lastColumn="0" w:oddVBand="0" w:evenVBand="0" w:oddHBand="0" w:evenHBand="0" w:firstRowFirstColumn="0" w:firstRowLastColumn="0" w:lastRowFirstColumn="0" w:lastRowLastColumn="0"/>
-            <w:tcW w:w="0" w:type="auto"/>
+            <w:tcW w:w="2830" w:type="dxa"/>
             <w:hideMark/>
           </w:tcPr>
           <w:p>
@@ -6156,7 +6156,7 @@
         </w:tc>
         <w:tc>
           <w:tcPr>
-            <w:tcW w:w="0" w:type="auto"/>
+            <w:tcW w:w="3925" w:type="dxa"/>
             <w:hideMark/>
           </w:tcPr>
           <w:p>
@@ -6284,25 +6284,163 @@
         <w:tc>
           <w:tcPr>
             <w:cnfStyle w:val="001000000000" w:firstRow="0" w:lastRow="0" w:firstColumn="1" w:lastColumn="0" w:oddVBand="0" w:evenVBand="0" w:oddHBand="0" w:evenHBand="0" w:firstRowFirstColumn="0" w:firstRowLastColumn="0" w:lastRowFirstColumn="0" w:lastRowLastColumn="0"/>
+            <w:tcW w:w="2830" w:type="dxa"/>
+            <w:hideMark/>
+          </w:tcPr>
+          <w:p>
+            <w:pPr>
+              <w:spacing w:before="80"/>
+              <w:rPr>
+                <w:rFonts w:ascii="Times New Roman" w:hAnsi="Times New Roman" w:cs="Times New Roman"/>
+                <w:sz w:val="24"/>
+                <w:szCs w:val="24"/>
+              </w:rPr>
+            </w:pPr>
+            <w:r>
+              <w:rPr>
+                <w:rFonts w:ascii="Times New Roman" w:hAnsi="Times New Roman" w:cs="Times New Roman"/>
+                <w:sz w:val="24"/>
+                <w:szCs w:val="24"/>
+              </w:rPr>
+              <w:t>Credit Card – Visa</w:t>
+            </w:r>
+          </w:p>
+        </w:tc>
+        <w:tc>
+          <w:tcPr>
+            <w:tcW w:w="3925" w:type="dxa"/>
+            <w:hideMark/>
+          </w:tcPr>
+          <w:p>
+            <w:pPr>
+              <w:spacing w:before="80"/>
+              <w:cnfStyle w:val="000000100000" w:firstRow="0" w:lastRow="0" w:firstColumn="0" w:lastColumn="0" w:oddVBand="0" w:evenVBand="0" w:oddHBand="1" w:evenHBand="0" w:firstRowFirstColumn="0" w:firstRowLastColumn="0" w:lastRowFirstColumn="0" w:lastRowLastColumn="0"/>
+              <w:rPr>
+                <w:rFonts w:ascii="Times New Roman" w:hAnsi="Times New Roman" w:cs="Times New Roman"/>
+                <w:sz w:val="24"/>
+                <w:szCs w:val="24"/>
+              </w:rPr>
+            </w:pPr>
+            <w:r>
+              <w:rPr>
+                <w:rFonts w:ascii="Times New Roman" w:hAnsi="Times New Roman" w:cs="Times New Roman"/>
+                <w:sz w:val="24"/>
+                <w:szCs w:val="24"/>
+              </w:rPr>
+              <w:t>4[0-9]{</w:t>
+            </w:r>
+            <w:proofErr w:type="gramStart"/>
+            <w:r>
+              <w:rPr>
+                <w:rFonts w:ascii="Times New Roman" w:hAnsi="Times New Roman" w:cs="Times New Roman"/>
+                <w:sz w:val="24"/>
+                <w:szCs w:val="24"/>
+              </w:rPr>
+              <w:t>12}(?:</w:t>
+            </w:r>
+            <w:proofErr w:type="gramEnd"/>
+            <w:r>
+              <w:rPr>
+                <w:rFonts w:ascii="Times New Roman" w:hAnsi="Times New Roman" w:cs="Times New Roman"/>
+                <w:sz w:val="24"/>
+                <w:szCs w:val="24"/>
+              </w:rPr>
+              <w:t>[0-9]{3})?</w:t>
+            </w:r>
+          </w:p>
+        </w:tc>
+        <w:tc>
+          <w:tcPr>
             <w:tcW w:w="0" w:type="auto"/>
             <w:hideMark/>
           </w:tcPr>
           <w:p>
             <w:pPr>
               <w:spacing w:before="80"/>
-              <w:rPr>
-                <w:rFonts w:ascii="Times New Roman" w:hAnsi="Times New Roman" w:cs="Times New Roman"/>
-                <w:sz w:val="24"/>
-                <w:szCs w:val="24"/>
-              </w:rPr>
-            </w:pPr>
-            <w:r>
-              <w:rPr>
-                <w:rFonts w:ascii="Times New Roman" w:hAnsi="Times New Roman" w:cs="Times New Roman"/>
-                <w:sz w:val="24"/>
-                <w:szCs w:val="24"/>
-              </w:rPr>
-              <w:t>IP URL</w:t>
+              <w:cnfStyle w:val="000000100000" w:firstRow="0" w:lastRow="0" w:firstColumn="0" w:lastColumn="0" w:oddVBand="0" w:evenVBand="0" w:oddHBand="1" w:evenHBand="0" w:firstRowFirstColumn="0" w:firstRowLastColumn="0" w:lastRowFirstColumn="0" w:lastRowLastColumn="0"/>
+              <w:rPr>
+                <w:rFonts w:ascii="Times New Roman" w:hAnsi="Times New Roman" w:cs="Times New Roman"/>
+                <w:sz w:val="24"/>
+                <w:szCs w:val="24"/>
+              </w:rPr>
+            </w:pPr>
+            <w:r>
+              <w:rPr>
+                <w:rFonts w:ascii="Times New Roman" w:hAnsi="Times New Roman" w:cs="Times New Roman"/>
+                <w:sz w:val="24"/>
+                <w:szCs w:val="24"/>
+              </w:rPr>
+              <w:t>Visa cards start with 4 and contain 13 or 16 digits.</w:t>
+            </w:r>
+          </w:p>
+        </w:tc>
+      </w:tr>
+      <w:tr>
+        <w:tc>
+          <w:tcPr>
+            <w:cnfStyle w:val="001000000000" w:firstRow="0" w:lastRow="0" w:firstColumn="1" w:lastColumn="0" w:oddVBand="0" w:evenVBand="0" w:oddHBand="0" w:evenHBand="0" w:firstRowFirstColumn="0" w:firstRowLastColumn="0" w:lastRowFirstColumn="0" w:lastRowLastColumn="0"/>
+            <w:tcW w:w="2830" w:type="dxa"/>
+            <w:hideMark/>
+          </w:tcPr>
+          <w:p>
+            <w:pPr>
+              <w:spacing w:before="80"/>
+              <w:rPr>
+                <w:rFonts w:ascii="Times New Roman" w:hAnsi="Times New Roman" w:cs="Times New Roman"/>
+                <w:sz w:val="24"/>
+                <w:szCs w:val="24"/>
+              </w:rPr>
+            </w:pPr>
+            <w:r>
+              <w:rPr>
+                <w:rFonts w:ascii="Times New Roman" w:hAnsi="Times New Roman" w:cs="Times New Roman"/>
+                <w:sz w:val="24"/>
+                <w:szCs w:val="24"/>
+              </w:rPr>
+              <w:t>Credit Card – Mastercard</w:t>
+            </w:r>
+          </w:p>
+        </w:tc>
+        <w:tc>
+          <w:tcPr>
+            <w:tcW w:w="3925" w:type="dxa"/>
+            <w:hideMark/>
+          </w:tcPr>
+          <w:p>
+            <w:pPr>
+              <w:spacing w:before="80"/>
+              <w:cnfStyle w:val="000000000000" w:firstRow="0" w:lastRow="0" w:firstColumn="0" w:lastColumn="0" w:oddVBand="0" w:evenVBand="0" w:oddHBand="0" w:evenHBand="0" w:firstRowFirstColumn="0" w:firstRowLastColumn="0" w:lastRowFirstColumn="0" w:lastRowLastColumn="0"/>
+              <w:rPr>
+                <w:rFonts w:ascii="Times New Roman" w:hAnsi="Times New Roman" w:cs="Times New Roman"/>
+                <w:sz w:val="24"/>
+                <w:szCs w:val="24"/>
+              </w:rPr>
+            </w:pPr>
+            <w:r>
+              <w:rPr>
+                <w:rFonts w:ascii="Times New Roman" w:hAnsi="Times New Roman" w:cs="Times New Roman"/>
+                <w:sz w:val="24"/>
+                <w:szCs w:val="24"/>
+              </w:rPr>
+              <w:t>5[1-</w:t>
+            </w:r>
+            <w:proofErr w:type="gramStart"/>
+            <w:r>
+              <w:rPr>
+                <w:rFonts w:ascii="Times New Roman" w:hAnsi="Times New Roman" w:cs="Times New Roman"/>
+                <w:sz w:val="24"/>
+                <w:szCs w:val="24"/>
+              </w:rPr>
+              <w:t>5][</w:t>
+            </w:r>
+            <w:proofErr w:type="gramEnd"/>
+            <w:r>
+              <w:rPr>
+                <w:rFonts w:ascii="Times New Roman" w:hAnsi="Times New Roman" w:cs="Times New Roman"/>
+                <w:sz w:val="24"/>
+                <w:szCs w:val="24"/>
+              </w:rPr>
+              <w:t>0-9]{14}</w:t>
             </w:r>
           </w:p>
         </w:tc>
@@ -6314,111 +6452,6 @@
           <w:p>
             <w:pPr>
               <w:spacing w:before="80"/>
-              <w:cnfStyle w:val="000000100000" w:firstRow="0" w:lastRow="0" w:firstColumn="0" w:lastColumn="0" w:oddVBand="0" w:evenVBand="0" w:oddHBand="1" w:evenHBand="0" w:firstRowFirstColumn="0" w:firstRowLastColumn="0" w:lastRowFirstColumn="0" w:lastRowLastColumn="0"/>
-              <w:rPr>
-                <w:rFonts w:ascii="Times New Roman" w:hAnsi="Times New Roman" w:cs="Times New Roman"/>
-                <w:sz w:val="24"/>
-                <w:szCs w:val="24"/>
-              </w:rPr>
-            </w:pPr>
-            <w:proofErr w:type="gramStart"/>
-            <w:r>
-              <w:rPr>
-                <w:rFonts w:ascii="Times New Roman" w:hAnsi="Times New Roman" w:cs="Times New Roman"/>
-                <w:sz w:val="24"/>
-                <w:szCs w:val="24"/>
-              </w:rPr>
-              <w:t>https?:/</w:t>
-            </w:r>
-            <w:proofErr w:type="gramEnd"/>
-            <w:r>
-              <w:rPr>
-                <w:rFonts w:ascii="Times New Roman" w:hAnsi="Times New Roman" w:cs="Times New Roman"/>
-                <w:sz w:val="24"/>
-                <w:szCs w:val="24"/>
-              </w:rPr>
-              <w:t>/(\d{1,</w:t>
-            </w:r>
-            <w:proofErr w:type="gramStart"/>
-            <w:r>
-              <w:rPr>
-                <w:rFonts w:ascii="Times New Roman" w:hAnsi="Times New Roman" w:cs="Times New Roman"/>
-                <w:sz w:val="24"/>
-                <w:szCs w:val="24"/>
-              </w:rPr>
-              <w:t>3}\.){3}\d{</w:t>
-            </w:r>
-            <w:proofErr w:type="gramEnd"/>
-            <w:r>
-              <w:rPr>
-                <w:rFonts w:ascii="Times New Roman" w:hAnsi="Times New Roman" w:cs="Times New Roman"/>
-                <w:sz w:val="24"/>
-                <w:szCs w:val="24"/>
-              </w:rPr>
-              <w:t>1,3}</w:t>
-            </w:r>
-          </w:p>
-        </w:tc>
-        <w:tc>
-          <w:tcPr>
-            <w:tcW w:w="0" w:type="auto"/>
-            <w:hideMark/>
-          </w:tcPr>
-          <w:p>
-            <w:pPr>
-              <w:spacing w:before="80"/>
-              <w:cnfStyle w:val="000000100000" w:firstRow="0" w:lastRow="0" w:firstColumn="0" w:lastColumn="0" w:oddVBand="0" w:evenVBand="0" w:oddHBand="1" w:evenHBand="0" w:firstRowFirstColumn="0" w:firstRowLastColumn="0" w:lastRowFirstColumn="0" w:lastRowLastColumn="0"/>
-              <w:rPr>
-                <w:rFonts w:ascii="Times New Roman" w:hAnsi="Times New Roman" w:cs="Times New Roman"/>
-                <w:sz w:val="24"/>
-                <w:szCs w:val="24"/>
-              </w:rPr>
-            </w:pPr>
-            <w:r>
-              <w:rPr>
-                <w:rFonts w:ascii="Times New Roman" w:hAnsi="Times New Roman" w:cs="Times New Roman"/>
-                <w:sz w:val="24"/>
-                <w:szCs w:val="24"/>
-              </w:rPr>
-              <w:t>URL using raw IP address instead of domain name.</w:t>
-            </w:r>
-          </w:p>
-        </w:tc>
-      </w:tr>
-      <w:tr>
-        <w:tc>
-          <w:tcPr>
-            <w:cnfStyle w:val="001000000000" w:firstRow="0" w:lastRow="0" w:firstColumn="1" w:lastColumn="0" w:oddVBand="0" w:evenVBand="0" w:oddHBand="0" w:evenHBand="0" w:firstRowFirstColumn="0" w:firstRowLastColumn="0" w:lastRowFirstColumn="0" w:lastRowLastColumn="0"/>
-            <w:tcW w:w="0" w:type="auto"/>
-            <w:hideMark/>
-          </w:tcPr>
-          <w:p>
-            <w:pPr>
-              <w:spacing w:before="80"/>
-              <w:rPr>
-                <w:rFonts w:ascii="Times New Roman" w:hAnsi="Times New Roman" w:cs="Times New Roman"/>
-                <w:sz w:val="24"/>
-                <w:szCs w:val="24"/>
-              </w:rPr>
-            </w:pPr>
-            <w:r>
-              <w:rPr>
-                <w:rFonts w:ascii="Times New Roman" w:hAnsi="Times New Roman" w:cs="Times New Roman"/>
-                <w:sz w:val="24"/>
-                <w:szCs w:val="24"/>
-              </w:rPr>
-              <w:t>Credit Card – Visa</w:t>
-            </w:r>
-          </w:p>
-        </w:tc>
-        <w:tc>
-          <w:tcPr>
-            <w:tcW w:w="0" w:type="auto"/>
-            <w:hideMark/>
-          </w:tcPr>
-          <w:p>
-            <w:pPr>
-              <w:spacing w:before="80"/>
               <w:cnfStyle w:val="000000000000" w:firstRow="0" w:lastRow="0" w:firstColumn="0" w:lastColumn="0" w:oddVBand="0" w:evenVBand="0" w:oddHBand="0" w:evenHBand="0" w:firstRowFirstColumn="0" w:firstRowLastColumn="0" w:lastRowFirstColumn="0" w:lastRowLastColumn="0"/>
               <w:rPr>
                 <w:rFonts w:ascii="Times New Roman" w:hAnsi="Times New Roman" w:cs="Times New Roman"/>
@@ -6432,50 +6465,7 @@
                 <w:sz w:val="24"/>
                 <w:szCs w:val="24"/>
               </w:rPr>
-              <w:t>4[0-9]{</w:t>
-            </w:r>
-            <w:proofErr w:type="gramStart"/>
-            <w:r>
-              <w:rPr>
-                <w:rFonts w:ascii="Times New Roman" w:hAnsi="Times New Roman" w:cs="Times New Roman"/>
-                <w:sz w:val="24"/>
-                <w:szCs w:val="24"/>
-              </w:rPr>
-              <w:t>12}(?:</w:t>
-            </w:r>
-            <w:proofErr w:type="gramEnd"/>
-            <w:r>
-              <w:rPr>
-                <w:rFonts w:ascii="Times New Roman" w:hAnsi="Times New Roman" w:cs="Times New Roman"/>
-                <w:sz w:val="24"/>
-                <w:szCs w:val="24"/>
-              </w:rPr>
-              <w:t>[0-9]{3})?</w:t>
-            </w:r>
-          </w:p>
-        </w:tc>
-        <w:tc>
-          <w:tcPr>
-            <w:tcW w:w="0" w:type="auto"/>
-            <w:hideMark/>
-          </w:tcPr>
-          <w:p>
-            <w:pPr>
-              <w:spacing w:before="80"/>
-              <w:cnfStyle w:val="000000000000" w:firstRow="0" w:lastRow="0" w:firstColumn="0" w:lastColumn="0" w:oddVBand="0" w:evenVBand="0" w:oddHBand="0" w:evenHBand="0" w:firstRowFirstColumn="0" w:firstRowLastColumn="0" w:lastRowFirstColumn="0" w:lastRowLastColumn="0"/>
-              <w:rPr>
-                <w:rFonts w:ascii="Times New Roman" w:hAnsi="Times New Roman" w:cs="Times New Roman"/>
-                <w:sz w:val="24"/>
-                <w:szCs w:val="24"/>
-              </w:rPr>
-            </w:pPr>
-            <w:r>
-              <w:rPr>
-                <w:rFonts w:ascii="Times New Roman" w:hAnsi="Times New Roman" w:cs="Times New Roman"/>
-                <w:sz w:val="24"/>
-                <w:szCs w:val="24"/>
-              </w:rPr>
-              <w:t>Visa cards start with 4 and contain 13 or 16 digits.</w:t>
+              <w:t>Mastercard numbers start with 51–55 and contain 16 digits.</w:t>
             </w:r>
           </w:p>
         </w:tc>
@@ -6487,25 +6477,289 @@
         <w:tc>
           <w:tcPr>
             <w:cnfStyle w:val="001000000000" w:firstRow="0" w:lastRow="0" w:firstColumn="1" w:lastColumn="0" w:oddVBand="0" w:evenVBand="0" w:oddHBand="0" w:evenHBand="0" w:firstRowFirstColumn="0" w:firstRowLastColumn="0" w:lastRowFirstColumn="0" w:lastRowLastColumn="0"/>
+            <w:tcW w:w="2830" w:type="dxa"/>
+            <w:hideMark/>
+          </w:tcPr>
+          <w:p>
+            <w:pPr>
+              <w:spacing w:before="80"/>
+              <w:rPr>
+                <w:rFonts w:ascii="Times New Roman" w:hAnsi="Times New Roman" w:cs="Times New Roman"/>
+                <w:sz w:val="24"/>
+                <w:szCs w:val="24"/>
+              </w:rPr>
+            </w:pPr>
+            <w:r>
+              <w:rPr>
+                <w:rFonts w:ascii="Times New Roman" w:hAnsi="Times New Roman" w:cs="Times New Roman"/>
+                <w:sz w:val="24"/>
+                <w:szCs w:val="24"/>
+              </w:rPr>
+              <w:t>Credit Card – Mastercard (New Range)</w:t>
+            </w:r>
+          </w:p>
+        </w:tc>
+        <w:tc>
+          <w:tcPr>
+            <w:tcW w:w="3925" w:type="dxa"/>
+            <w:hideMark/>
+          </w:tcPr>
+          <w:p>
+            <w:pPr>
+              <w:spacing w:before="80"/>
+              <w:cnfStyle w:val="000000100000" w:firstRow="0" w:lastRow="0" w:firstColumn="0" w:lastColumn="0" w:oddVBand="0" w:evenVBand="0" w:oddHBand="1" w:evenHBand="0" w:firstRowFirstColumn="0" w:firstRowLastColumn="0" w:lastRowFirstColumn="0" w:lastRowLastColumn="0"/>
+              <w:rPr>
+                <w:rFonts w:ascii="Times New Roman" w:hAnsi="Times New Roman" w:cs="Times New Roman"/>
+                <w:sz w:val="24"/>
+                <w:szCs w:val="24"/>
+              </w:rPr>
+            </w:pPr>
+            <w:r>
+              <w:rPr>
+                <w:rFonts w:ascii="Times New Roman" w:hAnsi="Times New Roman" w:cs="Times New Roman"/>
+                <w:sz w:val="24"/>
+                <w:szCs w:val="24"/>
+              </w:rPr>
+              <w:t>2</w:t>
+            </w:r>
+            <w:proofErr w:type="gramStart"/>
+            <w:r>
+              <w:rPr>
+                <w:rFonts w:ascii="Times New Roman" w:hAnsi="Times New Roman" w:cs="Times New Roman"/>
+                <w:sz w:val="24"/>
+                <w:szCs w:val="24"/>
+              </w:rPr>
+              <w:t>(?:</w:t>
+            </w:r>
+            <w:proofErr w:type="gramEnd"/>
+            <w:r>
+              <w:rPr>
+                <w:rFonts w:ascii="Times New Roman" w:hAnsi="Times New Roman" w:cs="Times New Roman"/>
+                <w:sz w:val="24"/>
+                <w:szCs w:val="24"/>
+              </w:rPr>
+              <w:t>2[2-</w:t>
+            </w:r>
+            <w:proofErr w:type="gramStart"/>
+            <w:r>
+              <w:rPr>
+                <w:rFonts w:ascii="Times New Roman" w:hAnsi="Times New Roman" w:cs="Times New Roman"/>
+                <w:sz w:val="24"/>
+                <w:szCs w:val="24"/>
+              </w:rPr>
+              <w:t>9]\</w:t>
+            </w:r>
+            <w:proofErr w:type="gramEnd"/>
+            <w:r>
+              <w:rPr>
+                <w:rFonts w:ascii="Times New Roman" w:hAnsi="Times New Roman" w:cs="Times New Roman"/>
+                <w:sz w:val="24"/>
+                <w:szCs w:val="24"/>
+              </w:rPr>
+              <w:t>d{</w:t>
+            </w:r>
+            <w:proofErr w:type="gramStart"/>
+            <w:r>
+              <w:rPr>
+                <w:rFonts w:ascii="Times New Roman" w:hAnsi="Times New Roman" w:cs="Times New Roman"/>
+                <w:sz w:val="24"/>
+                <w:szCs w:val="24"/>
+              </w:rPr>
+              <w:t>12}|</w:t>
+            </w:r>
+            <w:proofErr w:type="gramEnd"/>
+            <w:r>
+              <w:rPr>
+                <w:rFonts w:ascii="Times New Roman" w:hAnsi="Times New Roman" w:cs="Times New Roman"/>
+                <w:sz w:val="24"/>
+                <w:szCs w:val="24"/>
+              </w:rPr>
+              <w:t>[3-</w:t>
+            </w:r>
+            <w:proofErr w:type="gramStart"/>
+            <w:r>
+              <w:rPr>
+                <w:rFonts w:ascii="Times New Roman" w:hAnsi="Times New Roman" w:cs="Times New Roman"/>
+                <w:sz w:val="24"/>
+                <w:szCs w:val="24"/>
+              </w:rPr>
+              <w:t>6]\</w:t>
+            </w:r>
+            <w:proofErr w:type="gramEnd"/>
+            <w:r>
+              <w:rPr>
+                <w:rFonts w:ascii="Times New Roman" w:hAnsi="Times New Roman" w:cs="Times New Roman"/>
+                <w:sz w:val="24"/>
+                <w:szCs w:val="24"/>
+              </w:rPr>
+              <w:t>d{</w:t>
+            </w:r>
+            <w:proofErr w:type="gramStart"/>
+            <w:r>
+              <w:rPr>
+                <w:rFonts w:ascii="Times New Roman" w:hAnsi="Times New Roman" w:cs="Times New Roman"/>
+                <w:sz w:val="24"/>
+                <w:szCs w:val="24"/>
+              </w:rPr>
+              <w:t>13}|</w:t>
+            </w:r>
+            <w:proofErr w:type="gramEnd"/>
+            <w:r>
+              <w:rPr>
+                <w:rFonts w:ascii="Times New Roman" w:hAnsi="Times New Roman" w:cs="Times New Roman"/>
+                <w:sz w:val="24"/>
+                <w:szCs w:val="24"/>
+              </w:rPr>
+              <w:t>7[</w:t>
+            </w:r>
+            <w:proofErr w:type="gramStart"/>
+            <w:r>
+              <w:rPr>
+                <w:rFonts w:ascii="Times New Roman" w:hAnsi="Times New Roman" w:cs="Times New Roman"/>
+                <w:sz w:val="24"/>
+                <w:szCs w:val="24"/>
+              </w:rPr>
+              <w:t>01]\</w:t>
+            </w:r>
+            <w:proofErr w:type="gramEnd"/>
+            <w:r>
+              <w:rPr>
+                <w:rFonts w:ascii="Times New Roman" w:hAnsi="Times New Roman" w:cs="Times New Roman"/>
+                <w:sz w:val="24"/>
+                <w:szCs w:val="24"/>
+              </w:rPr>
+              <w:t>d{</w:t>
+            </w:r>
+            <w:proofErr w:type="gramStart"/>
+            <w:r>
+              <w:rPr>
+                <w:rFonts w:ascii="Times New Roman" w:hAnsi="Times New Roman" w:cs="Times New Roman"/>
+                <w:sz w:val="24"/>
+                <w:szCs w:val="24"/>
+              </w:rPr>
+              <w:t>12}|</w:t>
+            </w:r>
+            <w:proofErr w:type="gramEnd"/>
+            <w:r>
+              <w:rPr>
+                <w:rFonts w:ascii="Times New Roman" w:hAnsi="Times New Roman" w:cs="Times New Roman"/>
+                <w:sz w:val="24"/>
+                <w:szCs w:val="24"/>
+              </w:rPr>
+              <w:t>720\</w:t>
+            </w:r>
+            <w:proofErr w:type="gramStart"/>
+            <w:r>
+              <w:rPr>
+                <w:rFonts w:ascii="Times New Roman" w:hAnsi="Times New Roman" w:cs="Times New Roman"/>
+                <w:sz w:val="24"/>
+                <w:szCs w:val="24"/>
+              </w:rPr>
+              <w:t>d{</w:t>
+            </w:r>
+            <w:proofErr w:type="gramEnd"/>
+            <w:r>
+              <w:rPr>
+                <w:rFonts w:ascii="Times New Roman" w:hAnsi="Times New Roman" w:cs="Times New Roman"/>
+                <w:sz w:val="24"/>
+                <w:szCs w:val="24"/>
+              </w:rPr>
+              <w:t>12})</w:t>
+            </w:r>
+          </w:p>
+        </w:tc>
+        <w:tc>
+          <w:tcPr>
             <w:tcW w:w="0" w:type="auto"/>
             <w:hideMark/>
           </w:tcPr>
           <w:p>
             <w:pPr>
               <w:spacing w:before="80"/>
-              <w:rPr>
-                <w:rFonts w:ascii="Times New Roman" w:hAnsi="Times New Roman" w:cs="Times New Roman"/>
-                <w:sz w:val="24"/>
-                <w:szCs w:val="24"/>
-              </w:rPr>
-            </w:pPr>
-            <w:r>
-              <w:rPr>
-                <w:rFonts w:ascii="Times New Roman" w:hAnsi="Times New Roman" w:cs="Times New Roman"/>
-                <w:sz w:val="24"/>
-                <w:szCs w:val="24"/>
-              </w:rPr>
-              <w:t>Credit Card – Mastercard</w:t>
+              <w:cnfStyle w:val="000000100000" w:firstRow="0" w:lastRow="0" w:firstColumn="0" w:lastColumn="0" w:oddVBand="0" w:evenVBand="0" w:oddHBand="1" w:evenHBand="0" w:firstRowFirstColumn="0" w:firstRowLastColumn="0" w:lastRowFirstColumn="0" w:lastRowLastColumn="0"/>
+              <w:rPr>
+                <w:rFonts w:ascii="Times New Roman" w:hAnsi="Times New Roman" w:cs="Times New Roman"/>
+                <w:sz w:val="24"/>
+                <w:szCs w:val="24"/>
+              </w:rPr>
+            </w:pPr>
+            <w:r>
+              <w:rPr>
+                <w:rFonts w:ascii="Times New Roman" w:hAnsi="Times New Roman" w:cs="Times New Roman"/>
+                <w:sz w:val="24"/>
+                <w:szCs w:val="24"/>
+              </w:rPr>
+              <w:t>New Mastercard BIN range from 2221–2720.</w:t>
+            </w:r>
+          </w:p>
+        </w:tc>
+      </w:tr>
+      <w:tr>
+        <w:tc>
+          <w:tcPr>
+            <w:cnfStyle w:val="001000000000" w:firstRow="0" w:lastRow="0" w:firstColumn="1" w:lastColumn="0" w:oddVBand="0" w:evenVBand="0" w:oddHBand="0" w:evenHBand="0" w:firstRowFirstColumn="0" w:firstRowLastColumn="0" w:lastRowFirstColumn="0" w:lastRowLastColumn="0"/>
+            <w:tcW w:w="2830" w:type="dxa"/>
+            <w:hideMark/>
+          </w:tcPr>
+          <w:p>
+            <w:pPr>
+              <w:spacing w:before="80"/>
+              <w:rPr>
+                <w:rFonts w:ascii="Times New Roman" w:hAnsi="Times New Roman" w:cs="Times New Roman"/>
+                <w:sz w:val="24"/>
+                <w:szCs w:val="24"/>
+              </w:rPr>
+            </w:pPr>
+            <w:r>
+              <w:rPr>
+                <w:rFonts w:ascii="Times New Roman" w:hAnsi="Times New Roman" w:cs="Times New Roman"/>
+                <w:sz w:val="24"/>
+                <w:szCs w:val="24"/>
+              </w:rPr>
+              <w:t>Credit Card – American Express</w:t>
+            </w:r>
+          </w:p>
+        </w:tc>
+        <w:tc>
+          <w:tcPr>
+            <w:tcW w:w="3925" w:type="dxa"/>
+            <w:hideMark/>
+          </w:tcPr>
+          <w:p>
+            <w:pPr>
+              <w:spacing w:before="80"/>
+              <w:cnfStyle w:val="000000000000" w:firstRow="0" w:lastRow="0" w:firstColumn="0" w:lastColumn="0" w:oddVBand="0" w:evenVBand="0" w:oddHBand="0" w:evenHBand="0" w:firstRowFirstColumn="0" w:firstRowLastColumn="0" w:lastRowFirstColumn="0" w:lastRowLastColumn="0"/>
+              <w:rPr>
+                <w:rFonts w:ascii="Times New Roman" w:hAnsi="Times New Roman" w:cs="Times New Roman"/>
+                <w:sz w:val="24"/>
+                <w:szCs w:val="24"/>
+              </w:rPr>
+            </w:pPr>
+            <w:r>
+              <w:rPr>
+                <w:rFonts w:ascii="Times New Roman" w:hAnsi="Times New Roman" w:cs="Times New Roman"/>
+                <w:sz w:val="24"/>
+                <w:szCs w:val="24"/>
+              </w:rPr>
+              <w:t>3[</w:t>
+            </w:r>
+            <w:proofErr w:type="gramStart"/>
+            <w:r>
+              <w:rPr>
+                <w:rFonts w:ascii="Times New Roman" w:hAnsi="Times New Roman" w:cs="Times New Roman"/>
+                <w:sz w:val="24"/>
+                <w:szCs w:val="24"/>
+              </w:rPr>
+              <w:t>47][</w:t>
+            </w:r>
+            <w:proofErr w:type="gramEnd"/>
+            <w:r>
+              <w:rPr>
+                <w:rFonts w:ascii="Times New Roman" w:hAnsi="Times New Roman" w:cs="Times New Roman"/>
+                <w:sz w:val="24"/>
+                <w:szCs w:val="24"/>
+              </w:rPr>
+              <w:t>0-9]{13}</w:t>
             </w:r>
           </w:p>
         </w:tc>
@@ -6517,101 +6771,6 @@
           <w:p>
             <w:pPr>
               <w:spacing w:before="80"/>
-              <w:cnfStyle w:val="000000100000" w:firstRow="0" w:lastRow="0" w:firstColumn="0" w:lastColumn="0" w:oddVBand="0" w:evenVBand="0" w:oddHBand="1" w:evenHBand="0" w:firstRowFirstColumn="0" w:firstRowLastColumn="0" w:lastRowFirstColumn="0" w:lastRowLastColumn="0"/>
-              <w:rPr>
-                <w:rFonts w:ascii="Times New Roman" w:hAnsi="Times New Roman" w:cs="Times New Roman"/>
-                <w:sz w:val="24"/>
-                <w:szCs w:val="24"/>
-              </w:rPr>
-            </w:pPr>
-            <w:r>
-              <w:rPr>
-                <w:rFonts w:ascii="Times New Roman" w:hAnsi="Times New Roman" w:cs="Times New Roman"/>
-                <w:sz w:val="24"/>
-                <w:szCs w:val="24"/>
-              </w:rPr>
-              <w:t>5[1-</w:t>
-            </w:r>
-            <w:proofErr w:type="gramStart"/>
-            <w:r>
-              <w:rPr>
-                <w:rFonts w:ascii="Times New Roman" w:hAnsi="Times New Roman" w:cs="Times New Roman"/>
-                <w:sz w:val="24"/>
-                <w:szCs w:val="24"/>
-              </w:rPr>
-              <w:t>5][</w:t>
-            </w:r>
-            <w:proofErr w:type="gramEnd"/>
-            <w:r>
-              <w:rPr>
-                <w:rFonts w:ascii="Times New Roman" w:hAnsi="Times New Roman" w:cs="Times New Roman"/>
-                <w:sz w:val="24"/>
-                <w:szCs w:val="24"/>
-              </w:rPr>
-              <w:t>0-9]{14}</w:t>
-            </w:r>
-          </w:p>
-        </w:tc>
-        <w:tc>
-          <w:tcPr>
-            <w:tcW w:w="0" w:type="auto"/>
-            <w:hideMark/>
-          </w:tcPr>
-          <w:p>
-            <w:pPr>
-              <w:spacing w:before="80"/>
-              <w:cnfStyle w:val="000000100000" w:firstRow="0" w:lastRow="0" w:firstColumn="0" w:lastColumn="0" w:oddVBand="0" w:evenVBand="0" w:oddHBand="1" w:evenHBand="0" w:firstRowFirstColumn="0" w:firstRowLastColumn="0" w:lastRowFirstColumn="0" w:lastRowLastColumn="0"/>
-              <w:rPr>
-                <w:rFonts w:ascii="Times New Roman" w:hAnsi="Times New Roman" w:cs="Times New Roman"/>
-                <w:sz w:val="24"/>
-                <w:szCs w:val="24"/>
-              </w:rPr>
-            </w:pPr>
-            <w:r>
-              <w:rPr>
-                <w:rFonts w:ascii="Times New Roman" w:hAnsi="Times New Roman" w:cs="Times New Roman"/>
-                <w:sz w:val="24"/>
-                <w:szCs w:val="24"/>
-              </w:rPr>
-              <w:t>Mastercard numbers start with 51–55 and contain 16 digits.</w:t>
-            </w:r>
-          </w:p>
-        </w:tc>
-      </w:tr>
-      <w:tr>
-        <w:tc>
-          <w:tcPr>
-            <w:cnfStyle w:val="001000000000" w:firstRow="0" w:lastRow="0" w:firstColumn="1" w:lastColumn="0" w:oddVBand="0" w:evenVBand="0" w:oddHBand="0" w:evenHBand="0" w:firstRowFirstColumn="0" w:firstRowLastColumn="0" w:lastRowFirstColumn="0" w:lastRowLastColumn="0"/>
-            <w:tcW w:w="0" w:type="auto"/>
-            <w:hideMark/>
-          </w:tcPr>
-          <w:p>
-            <w:pPr>
-              <w:spacing w:before="80"/>
-              <w:rPr>
-                <w:rFonts w:ascii="Times New Roman" w:hAnsi="Times New Roman" w:cs="Times New Roman"/>
-                <w:sz w:val="24"/>
-                <w:szCs w:val="24"/>
-              </w:rPr>
-            </w:pPr>
-            <w:r>
-              <w:rPr>
-                <w:rFonts w:ascii="Times New Roman" w:hAnsi="Times New Roman" w:cs="Times New Roman"/>
-                <w:sz w:val="24"/>
-                <w:szCs w:val="24"/>
-              </w:rPr>
-              <w:t>Credit Card – Mastercard (New Range)</w:t>
-            </w:r>
-          </w:p>
-        </w:tc>
-        <w:tc>
-          <w:tcPr>
-            <w:tcW w:w="0" w:type="auto"/>
-            <w:hideMark/>
-          </w:tcPr>
-          <w:p>
-            <w:pPr>
-              <w:spacing w:before="80"/>
               <w:cnfStyle w:val="000000000000" w:firstRow="0" w:lastRow="0" w:firstColumn="0" w:lastColumn="0" w:oddVBand="0" w:evenVBand="0" w:oddHBand="0" w:evenHBand="0" w:firstRowFirstColumn="0" w:firstRowLastColumn="0" w:lastRowFirstColumn="0" w:lastRowLastColumn="0"/>
               <w:rPr>
                 <w:rFonts w:ascii="Times New Roman" w:hAnsi="Times New Roman" w:cs="Times New Roman"/>
@@ -6625,176 +6784,7 @@
                 <w:sz w:val="24"/>
                 <w:szCs w:val="24"/>
               </w:rPr>
-              <w:t>2</w:t>
-            </w:r>
-            <w:proofErr w:type="gramStart"/>
-            <w:r>
-              <w:rPr>
-                <w:rFonts w:ascii="Times New Roman" w:hAnsi="Times New Roman" w:cs="Times New Roman"/>
-                <w:sz w:val="24"/>
-                <w:szCs w:val="24"/>
-              </w:rPr>
-              <w:t>(?:</w:t>
-            </w:r>
-            <w:proofErr w:type="gramEnd"/>
-            <w:r>
-              <w:rPr>
-                <w:rFonts w:ascii="Times New Roman" w:hAnsi="Times New Roman" w:cs="Times New Roman"/>
-                <w:sz w:val="24"/>
-                <w:szCs w:val="24"/>
-              </w:rPr>
-              <w:t>2[2-</w:t>
-            </w:r>
-            <w:proofErr w:type="gramStart"/>
-            <w:r>
-              <w:rPr>
-                <w:rFonts w:ascii="Times New Roman" w:hAnsi="Times New Roman" w:cs="Times New Roman"/>
-                <w:sz w:val="24"/>
-                <w:szCs w:val="24"/>
-              </w:rPr>
-              <w:t>9]\</w:t>
-            </w:r>
-            <w:proofErr w:type="gramEnd"/>
-            <w:r>
-              <w:rPr>
-                <w:rFonts w:ascii="Times New Roman" w:hAnsi="Times New Roman" w:cs="Times New Roman"/>
-                <w:sz w:val="24"/>
-                <w:szCs w:val="24"/>
-              </w:rPr>
-              <w:t>d{</w:t>
-            </w:r>
-            <w:proofErr w:type="gramStart"/>
-            <w:r>
-              <w:rPr>
-                <w:rFonts w:ascii="Times New Roman" w:hAnsi="Times New Roman" w:cs="Times New Roman"/>
-                <w:sz w:val="24"/>
-                <w:szCs w:val="24"/>
-              </w:rPr>
-              <w:t>12}|</w:t>
-            </w:r>
-            <w:proofErr w:type="gramEnd"/>
-            <w:r>
-              <w:rPr>
-                <w:rFonts w:ascii="Times New Roman" w:hAnsi="Times New Roman" w:cs="Times New Roman"/>
-                <w:sz w:val="24"/>
-                <w:szCs w:val="24"/>
-              </w:rPr>
-              <w:t>[3-</w:t>
-            </w:r>
-            <w:proofErr w:type="gramStart"/>
-            <w:r>
-              <w:rPr>
-                <w:rFonts w:ascii="Times New Roman" w:hAnsi="Times New Roman" w:cs="Times New Roman"/>
-                <w:sz w:val="24"/>
-                <w:szCs w:val="24"/>
-              </w:rPr>
-              <w:t>6]\</w:t>
-            </w:r>
-            <w:proofErr w:type="gramEnd"/>
-            <w:r>
-              <w:rPr>
-                <w:rFonts w:ascii="Times New Roman" w:hAnsi="Times New Roman" w:cs="Times New Roman"/>
-                <w:sz w:val="24"/>
-                <w:szCs w:val="24"/>
-              </w:rPr>
-              <w:t>d{</w:t>
-            </w:r>
-            <w:proofErr w:type="gramStart"/>
-            <w:r>
-              <w:rPr>
-                <w:rFonts w:ascii="Times New Roman" w:hAnsi="Times New Roman" w:cs="Times New Roman"/>
-                <w:sz w:val="24"/>
-                <w:szCs w:val="24"/>
-              </w:rPr>
-              <w:t>13}|</w:t>
-            </w:r>
-            <w:proofErr w:type="gramEnd"/>
-            <w:r>
-              <w:rPr>
-                <w:rFonts w:ascii="Times New Roman" w:hAnsi="Times New Roman" w:cs="Times New Roman"/>
-                <w:sz w:val="24"/>
-                <w:szCs w:val="24"/>
-              </w:rPr>
-              <w:t>7[</w:t>
-            </w:r>
-            <w:proofErr w:type="gramStart"/>
-            <w:r>
-              <w:rPr>
-                <w:rFonts w:ascii="Times New Roman" w:hAnsi="Times New Roman" w:cs="Times New Roman"/>
-                <w:sz w:val="24"/>
-                <w:szCs w:val="24"/>
-              </w:rPr>
-              <w:t>01]\</w:t>
-            </w:r>
-            <w:proofErr w:type="gramEnd"/>
-            <w:r>
-              <w:rPr>
-                <w:rFonts w:ascii="Times New Roman" w:hAnsi="Times New Roman" w:cs="Times New Roman"/>
-                <w:sz w:val="24"/>
-                <w:szCs w:val="24"/>
-              </w:rPr>
-              <w:t>d{</w:t>
-            </w:r>
-            <w:proofErr w:type="gramStart"/>
-            <w:r>
-              <w:rPr>
-                <w:rFonts w:ascii="Times New Roman" w:hAnsi="Times New Roman" w:cs="Times New Roman"/>
-                <w:sz w:val="24"/>
-                <w:szCs w:val="24"/>
-              </w:rPr>
-              <w:t>12}|</w:t>
-            </w:r>
-            <w:proofErr w:type="gramEnd"/>
-            <w:r>
-              <w:rPr>
-                <w:rFonts w:ascii="Times New Roman" w:hAnsi="Times New Roman" w:cs="Times New Roman"/>
-                <w:sz w:val="24"/>
-                <w:szCs w:val="24"/>
-              </w:rPr>
-              <w:t>720\</w:t>
-            </w:r>
-            <w:proofErr w:type="gramStart"/>
-            <w:r>
-              <w:rPr>
-                <w:rFonts w:ascii="Times New Roman" w:hAnsi="Times New Roman" w:cs="Times New Roman"/>
-                <w:sz w:val="24"/>
-                <w:szCs w:val="24"/>
-              </w:rPr>
-              <w:t>d{</w:t>
-            </w:r>
-            <w:proofErr w:type="gramEnd"/>
-            <w:r>
-              <w:rPr>
-                <w:rFonts w:ascii="Times New Roman" w:hAnsi="Times New Roman" w:cs="Times New Roman"/>
-                <w:sz w:val="24"/>
-                <w:szCs w:val="24"/>
-              </w:rPr>
-              <w:t>12})</w:t>
-            </w:r>
-          </w:p>
-        </w:tc>
-        <w:tc>
-          <w:tcPr>
-            <w:tcW w:w="0" w:type="auto"/>
-            <w:hideMark/>
-          </w:tcPr>
-          <w:p>
-            <w:pPr>
-              <w:spacing w:before="80"/>
-              <w:cnfStyle w:val="000000000000" w:firstRow="0" w:lastRow="0" w:firstColumn="0" w:lastColumn="0" w:oddVBand="0" w:evenVBand="0" w:oddHBand="0" w:evenHBand="0" w:firstRowFirstColumn="0" w:firstRowLastColumn="0" w:lastRowFirstColumn="0" w:lastRowLastColumn="0"/>
-              <w:rPr>
-                <w:rFonts w:ascii="Times New Roman" w:hAnsi="Times New Roman" w:cs="Times New Roman"/>
-                <w:sz w:val="24"/>
-                <w:szCs w:val="24"/>
-              </w:rPr>
-            </w:pPr>
-            <w:r>
-              <w:rPr>
-                <w:rFonts w:ascii="Times New Roman" w:hAnsi="Times New Roman" w:cs="Times New Roman"/>
-                <w:sz w:val="24"/>
-                <w:szCs w:val="24"/>
-              </w:rPr>
-              <w:t>New Mastercard BIN range from 2221–2720.</w:t>
+              <w:t>American Express cards start with 34 or 37 and contain 15 digits.</w:t>
             </w:r>
           </w:p>
         </w:tc>
@@ -6806,25 +6796,229 @@
         <w:tc>
           <w:tcPr>
             <w:cnfStyle w:val="001000000000" w:firstRow="0" w:lastRow="0" w:firstColumn="1" w:lastColumn="0" w:oddVBand="0" w:evenVBand="0" w:oddHBand="0" w:evenHBand="0" w:firstRowFirstColumn="0" w:firstRowLastColumn="0" w:lastRowFirstColumn="0" w:lastRowLastColumn="0"/>
+            <w:tcW w:w="2830" w:type="dxa"/>
+            <w:hideMark/>
+          </w:tcPr>
+          <w:p>
+            <w:pPr>
+              <w:spacing w:before="80"/>
+              <w:rPr>
+                <w:rFonts w:ascii="Times New Roman" w:hAnsi="Times New Roman" w:cs="Times New Roman"/>
+                <w:sz w:val="24"/>
+                <w:szCs w:val="24"/>
+              </w:rPr>
+            </w:pPr>
+            <w:r>
+              <w:rPr>
+                <w:rFonts w:ascii="Times New Roman" w:hAnsi="Times New Roman" w:cs="Times New Roman"/>
+                <w:sz w:val="24"/>
+                <w:szCs w:val="24"/>
+              </w:rPr>
+              <w:t xml:space="preserve">Credit Card – </w:t>
+            </w:r>
+            <w:proofErr w:type="spellStart"/>
+            <w:r>
+              <w:rPr>
+                <w:rFonts w:ascii="Times New Roman" w:hAnsi="Times New Roman" w:cs="Times New Roman"/>
+                <w:sz w:val="24"/>
+                <w:szCs w:val="24"/>
+              </w:rPr>
+              <w:t>RuPay</w:t>
+            </w:r>
+            <w:proofErr w:type="spellEnd"/>
+          </w:p>
+        </w:tc>
+        <w:tc>
+          <w:tcPr>
+            <w:tcW w:w="3925" w:type="dxa"/>
+            <w:hideMark/>
+          </w:tcPr>
+          <w:p>
+            <w:pPr>
+              <w:spacing w:before="80"/>
+              <w:cnfStyle w:val="000000100000" w:firstRow="0" w:lastRow="0" w:firstColumn="0" w:lastColumn="0" w:oddVBand="0" w:evenVBand="0" w:oddHBand="1" w:evenHBand="0" w:firstRowFirstColumn="0" w:firstRowLastColumn="0" w:lastRowFirstColumn="0" w:lastRowLastColumn="0"/>
+              <w:rPr>
+                <w:rFonts w:ascii="Times New Roman" w:hAnsi="Times New Roman" w:cs="Times New Roman"/>
+                <w:sz w:val="24"/>
+                <w:szCs w:val="24"/>
+              </w:rPr>
+            </w:pPr>
+            <w:proofErr w:type="gramStart"/>
+            <w:r>
+              <w:rPr>
+                <w:rFonts w:ascii="Times New Roman" w:hAnsi="Times New Roman" w:cs="Times New Roman"/>
+                <w:sz w:val="24"/>
+                <w:szCs w:val="24"/>
+              </w:rPr>
+              <w:t>(?:</w:t>
+            </w:r>
+            <w:proofErr w:type="gramEnd"/>
+            <w:r>
+              <w:rPr>
+                <w:rFonts w:ascii="Times New Roman" w:hAnsi="Times New Roman" w:cs="Times New Roman"/>
+                <w:sz w:val="24"/>
+                <w:szCs w:val="24"/>
+              </w:rPr>
+              <w:t>6[0-9]{</w:t>
+            </w:r>
+            <w:proofErr w:type="gramStart"/>
+            <w:r>
+              <w:rPr>
+                <w:rFonts w:ascii="Times New Roman" w:hAnsi="Times New Roman" w:cs="Times New Roman"/>
+                <w:sz w:val="24"/>
+                <w:szCs w:val="24"/>
+              </w:rPr>
+              <w:t>15}|</w:t>
+            </w:r>
+            <w:proofErr w:type="gramEnd"/>
+            <w:r>
+              <w:rPr>
+                <w:rFonts w:ascii="Times New Roman" w:hAnsi="Times New Roman" w:cs="Times New Roman"/>
+                <w:sz w:val="24"/>
+                <w:szCs w:val="24"/>
+              </w:rPr>
+              <w:t>8[0-9]{</w:t>
+            </w:r>
+            <w:proofErr w:type="gramStart"/>
+            <w:r>
+              <w:rPr>
+                <w:rFonts w:ascii="Times New Roman" w:hAnsi="Times New Roman" w:cs="Times New Roman"/>
+                <w:sz w:val="24"/>
+                <w:szCs w:val="24"/>
+              </w:rPr>
+              <w:t>15}|</w:t>
+            </w:r>
+            <w:proofErr w:type="gramEnd"/>
+            <w:r>
+              <w:rPr>
+                <w:rFonts w:ascii="Times New Roman" w:hAnsi="Times New Roman" w:cs="Times New Roman"/>
+                <w:sz w:val="24"/>
+                <w:szCs w:val="24"/>
+              </w:rPr>
+              <w:t>508[0-9]{13})</w:t>
+            </w:r>
+          </w:p>
+        </w:tc>
+        <w:tc>
+          <w:tcPr>
             <w:tcW w:w="0" w:type="auto"/>
             <w:hideMark/>
           </w:tcPr>
           <w:p>
             <w:pPr>
               <w:spacing w:before="80"/>
-              <w:rPr>
-                <w:rFonts w:ascii="Times New Roman" w:hAnsi="Times New Roman" w:cs="Times New Roman"/>
-                <w:sz w:val="24"/>
-                <w:szCs w:val="24"/>
-              </w:rPr>
-            </w:pPr>
-            <w:r>
-              <w:rPr>
-                <w:rFonts w:ascii="Times New Roman" w:hAnsi="Times New Roman" w:cs="Times New Roman"/>
-                <w:sz w:val="24"/>
-                <w:szCs w:val="24"/>
-              </w:rPr>
-              <w:t>Credit Card – American Express</w:t>
+              <w:cnfStyle w:val="000000100000" w:firstRow="0" w:lastRow="0" w:firstColumn="0" w:lastColumn="0" w:oddVBand="0" w:evenVBand="0" w:oddHBand="1" w:evenHBand="0" w:firstRowFirstColumn="0" w:firstRowLastColumn="0" w:lastRowFirstColumn="0" w:lastRowLastColumn="0"/>
+              <w:rPr>
+                <w:rFonts w:ascii="Times New Roman" w:hAnsi="Times New Roman" w:cs="Times New Roman"/>
+                <w:sz w:val="24"/>
+                <w:szCs w:val="24"/>
+              </w:rPr>
+            </w:pPr>
+            <w:proofErr w:type="spellStart"/>
+            <w:r>
+              <w:rPr>
+                <w:rFonts w:ascii="Times New Roman" w:hAnsi="Times New Roman" w:cs="Times New Roman"/>
+                <w:sz w:val="24"/>
+                <w:szCs w:val="24"/>
+              </w:rPr>
+              <w:t>RuPay</w:t>
+            </w:r>
+            <w:proofErr w:type="spellEnd"/>
+            <w:r>
+              <w:rPr>
+                <w:rFonts w:ascii="Times New Roman" w:hAnsi="Times New Roman" w:cs="Times New Roman"/>
+                <w:sz w:val="24"/>
+                <w:szCs w:val="24"/>
+              </w:rPr>
+              <w:t xml:space="preserve"> cards issued in India with prefixes 60, 65, 81, 82, or 508.</w:t>
+            </w:r>
+          </w:p>
+        </w:tc>
+      </w:tr>
+      <w:tr>
+        <w:tc>
+          <w:tcPr>
+            <w:cnfStyle w:val="001000000000" w:firstRow="0" w:lastRow="0" w:firstColumn="1" w:lastColumn="0" w:oddVBand="0" w:evenVBand="0" w:oddHBand="0" w:evenHBand="0" w:firstRowFirstColumn="0" w:firstRowLastColumn="0" w:lastRowFirstColumn="0" w:lastRowLastColumn="0"/>
+            <w:tcW w:w="2830" w:type="dxa"/>
+            <w:hideMark/>
+          </w:tcPr>
+          <w:p>
+            <w:pPr>
+              <w:spacing w:before="80"/>
+              <w:rPr>
+                <w:rFonts w:ascii="Times New Roman" w:hAnsi="Times New Roman" w:cs="Times New Roman"/>
+                <w:sz w:val="24"/>
+                <w:szCs w:val="24"/>
+              </w:rPr>
+            </w:pPr>
+            <w:r>
+              <w:rPr>
+                <w:rFonts w:ascii="Times New Roman" w:hAnsi="Times New Roman" w:cs="Times New Roman"/>
+                <w:sz w:val="24"/>
+                <w:szCs w:val="24"/>
+              </w:rPr>
+              <w:t>Credit Card – Discover</w:t>
+            </w:r>
+          </w:p>
+        </w:tc>
+        <w:tc>
+          <w:tcPr>
+            <w:tcW w:w="3925" w:type="dxa"/>
+            <w:hideMark/>
+          </w:tcPr>
+          <w:p>
+            <w:pPr>
+              <w:spacing w:before="80"/>
+              <w:cnfStyle w:val="000000000000" w:firstRow="0" w:lastRow="0" w:firstColumn="0" w:lastColumn="0" w:oddVBand="0" w:evenVBand="0" w:oddHBand="0" w:evenHBand="0" w:firstRowFirstColumn="0" w:firstRowLastColumn="0" w:lastRowFirstColumn="0" w:lastRowLastColumn="0"/>
+              <w:rPr>
+                <w:rFonts w:ascii="Times New Roman" w:hAnsi="Times New Roman" w:cs="Times New Roman"/>
+                <w:sz w:val="24"/>
+                <w:szCs w:val="24"/>
+              </w:rPr>
+            </w:pPr>
+            <w:r>
+              <w:rPr>
+                <w:rFonts w:ascii="Times New Roman" w:hAnsi="Times New Roman" w:cs="Times New Roman"/>
+                <w:sz w:val="24"/>
+                <w:szCs w:val="24"/>
+              </w:rPr>
+              <w:t>6</w:t>
+            </w:r>
+            <w:proofErr w:type="gramStart"/>
+            <w:r>
+              <w:rPr>
+                <w:rFonts w:ascii="Times New Roman" w:hAnsi="Times New Roman" w:cs="Times New Roman"/>
+                <w:sz w:val="24"/>
+                <w:szCs w:val="24"/>
+              </w:rPr>
+              <w:t>(?:</w:t>
+            </w:r>
+            <w:proofErr w:type="gramEnd"/>
+            <w:r>
+              <w:rPr>
+                <w:rFonts w:ascii="Times New Roman" w:hAnsi="Times New Roman" w:cs="Times New Roman"/>
+                <w:sz w:val="24"/>
+                <w:szCs w:val="24"/>
+              </w:rPr>
+              <w:t>011|5[0-9]{2</w:t>
+            </w:r>
+            <w:proofErr w:type="gramStart"/>
+            <w:r>
+              <w:rPr>
+                <w:rFonts w:ascii="Times New Roman" w:hAnsi="Times New Roman" w:cs="Times New Roman"/>
+                <w:sz w:val="24"/>
+                <w:szCs w:val="24"/>
+              </w:rPr>
+              <w:t>})[</w:t>
+            </w:r>
+            <w:proofErr w:type="gramEnd"/>
+            <w:r>
+              <w:rPr>
+                <w:rFonts w:ascii="Times New Roman" w:hAnsi="Times New Roman" w:cs="Times New Roman"/>
+                <w:sz w:val="24"/>
+                <w:szCs w:val="24"/>
+              </w:rPr>
+              <w:t>0-9]{12}</w:t>
             </w:r>
           </w:p>
         </w:tc>
@@ -6836,111 +7030,6 @@
           <w:p>
             <w:pPr>
               <w:spacing w:before="80"/>
-              <w:cnfStyle w:val="000000100000" w:firstRow="0" w:lastRow="0" w:firstColumn="0" w:lastColumn="0" w:oddVBand="0" w:evenVBand="0" w:oddHBand="1" w:evenHBand="0" w:firstRowFirstColumn="0" w:firstRowLastColumn="0" w:lastRowFirstColumn="0" w:lastRowLastColumn="0"/>
-              <w:rPr>
-                <w:rFonts w:ascii="Times New Roman" w:hAnsi="Times New Roman" w:cs="Times New Roman"/>
-                <w:sz w:val="24"/>
-                <w:szCs w:val="24"/>
-              </w:rPr>
-            </w:pPr>
-            <w:r>
-              <w:rPr>
-                <w:rFonts w:ascii="Times New Roman" w:hAnsi="Times New Roman" w:cs="Times New Roman"/>
-                <w:sz w:val="24"/>
-                <w:szCs w:val="24"/>
-              </w:rPr>
-              <w:t>3[</w:t>
-            </w:r>
-            <w:proofErr w:type="gramStart"/>
-            <w:r>
-              <w:rPr>
-                <w:rFonts w:ascii="Times New Roman" w:hAnsi="Times New Roman" w:cs="Times New Roman"/>
-                <w:sz w:val="24"/>
-                <w:szCs w:val="24"/>
-              </w:rPr>
-              <w:t>47][</w:t>
-            </w:r>
-            <w:proofErr w:type="gramEnd"/>
-            <w:r>
-              <w:rPr>
-                <w:rFonts w:ascii="Times New Roman" w:hAnsi="Times New Roman" w:cs="Times New Roman"/>
-                <w:sz w:val="24"/>
-                <w:szCs w:val="24"/>
-              </w:rPr>
-              <w:t>0-9]{13}</w:t>
-            </w:r>
-          </w:p>
-        </w:tc>
-        <w:tc>
-          <w:tcPr>
-            <w:tcW w:w="0" w:type="auto"/>
-            <w:hideMark/>
-          </w:tcPr>
-          <w:p>
-            <w:pPr>
-              <w:spacing w:before="80"/>
-              <w:cnfStyle w:val="000000100000" w:firstRow="0" w:lastRow="0" w:firstColumn="0" w:lastColumn="0" w:oddVBand="0" w:evenVBand="0" w:oddHBand="1" w:evenHBand="0" w:firstRowFirstColumn="0" w:firstRowLastColumn="0" w:lastRowFirstColumn="0" w:lastRowLastColumn="0"/>
-              <w:rPr>
-                <w:rFonts w:ascii="Times New Roman" w:hAnsi="Times New Roman" w:cs="Times New Roman"/>
-                <w:sz w:val="24"/>
-                <w:szCs w:val="24"/>
-              </w:rPr>
-            </w:pPr>
-            <w:r>
-              <w:rPr>
-                <w:rFonts w:ascii="Times New Roman" w:hAnsi="Times New Roman" w:cs="Times New Roman"/>
-                <w:sz w:val="24"/>
-                <w:szCs w:val="24"/>
-              </w:rPr>
-              <w:t>American Express cards start with 34 or 37 and contain 15 digits.</w:t>
-            </w:r>
-          </w:p>
-        </w:tc>
-      </w:tr>
-      <w:tr>
-        <w:tc>
-          <w:tcPr>
-            <w:cnfStyle w:val="001000000000" w:firstRow="0" w:lastRow="0" w:firstColumn="1" w:lastColumn="0" w:oddVBand="0" w:evenVBand="0" w:oddHBand="0" w:evenHBand="0" w:firstRowFirstColumn="0" w:firstRowLastColumn="0" w:lastRowFirstColumn="0" w:lastRowLastColumn="0"/>
-            <w:tcW w:w="0" w:type="auto"/>
-            <w:hideMark/>
-          </w:tcPr>
-          <w:p>
-            <w:pPr>
-              <w:spacing w:before="80"/>
-              <w:rPr>
-                <w:rFonts w:ascii="Times New Roman" w:hAnsi="Times New Roman" w:cs="Times New Roman"/>
-                <w:sz w:val="24"/>
-                <w:szCs w:val="24"/>
-              </w:rPr>
-            </w:pPr>
-            <w:r>
-              <w:rPr>
-                <w:rFonts w:ascii="Times New Roman" w:hAnsi="Times New Roman" w:cs="Times New Roman"/>
-                <w:sz w:val="24"/>
-                <w:szCs w:val="24"/>
-              </w:rPr>
-              <w:t xml:space="preserve">Credit Card – </w:t>
-            </w:r>
-            <w:proofErr w:type="spellStart"/>
-            <w:r>
-              <w:rPr>
-                <w:rFonts w:ascii="Times New Roman" w:hAnsi="Times New Roman" w:cs="Times New Roman"/>
-                <w:sz w:val="24"/>
-                <w:szCs w:val="24"/>
-              </w:rPr>
-              <w:t>RuPay</w:t>
-            </w:r>
-            <w:proofErr w:type="spellEnd"/>
-          </w:p>
-        </w:tc>
-        <w:tc>
-          <w:tcPr>
-            <w:tcW w:w="0" w:type="auto"/>
-            <w:hideMark/>
-          </w:tcPr>
-          <w:p>
-            <w:pPr>
-              <w:spacing w:before="80"/>
               <w:cnfStyle w:val="000000000000" w:firstRow="0" w:lastRow="0" w:firstColumn="0" w:lastColumn="0" w:oddVBand="0" w:evenVBand="0" w:oddHBand="0" w:evenHBand="0" w:firstRowFirstColumn="0" w:firstRowLastColumn="0" w:lastRowFirstColumn="0" w:lastRowLastColumn="0"/>
               <w:rPr>
                 <w:rFonts w:ascii="Times New Roman" w:hAnsi="Times New Roman" w:cs="Times New Roman"/>
@@ -6948,94 +7037,13 @@
                 <w:szCs w:val="24"/>
               </w:rPr>
             </w:pPr>
-            <w:proofErr w:type="gramStart"/>
-            <w:r>
-              <w:rPr>
-                <w:rFonts w:ascii="Times New Roman" w:hAnsi="Times New Roman" w:cs="Times New Roman"/>
-                <w:sz w:val="24"/>
-                <w:szCs w:val="24"/>
-              </w:rPr>
-              <w:t>(?:</w:t>
-            </w:r>
-            <w:proofErr w:type="gramEnd"/>
-            <w:r>
-              <w:rPr>
-                <w:rFonts w:ascii="Times New Roman" w:hAnsi="Times New Roman" w:cs="Times New Roman"/>
-                <w:sz w:val="24"/>
-                <w:szCs w:val="24"/>
-              </w:rPr>
-              <w:t>6[0-9]{</w:t>
-            </w:r>
-            <w:proofErr w:type="gramStart"/>
-            <w:r>
-              <w:rPr>
-                <w:rFonts w:ascii="Times New Roman" w:hAnsi="Times New Roman" w:cs="Times New Roman"/>
-                <w:sz w:val="24"/>
-                <w:szCs w:val="24"/>
-              </w:rPr>
-              <w:t>15}|</w:t>
-            </w:r>
-            <w:proofErr w:type="gramEnd"/>
-            <w:r>
-              <w:rPr>
-                <w:rFonts w:ascii="Times New Roman" w:hAnsi="Times New Roman" w:cs="Times New Roman"/>
-                <w:sz w:val="24"/>
-                <w:szCs w:val="24"/>
-              </w:rPr>
-              <w:t>8[0-9]{</w:t>
-            </w:r>
-            <w:proofErr w:type="gramStart"/>
-            <w:r>
-              <w:rPr>
-                <w:rFonts w:ascii="Times New Roman" w:hAnsi="Times New Roman" w:cs="Times New Roman"/>
-                <w:sz w:val="24"/>
-                <w:szCs w:val="24"/>
-              </w:rPr>
-              <w:t>15}|</w:t>
-            </w:r>
-            <w:proofErr w:type="gramEnd"/>
-            <w:r>
-              <w:rPr>
-                <w:rFonts w:ascii="Times New Roman" w:hAnsi="Times New Roman" w:cs="Times New Roman"/>
-                <w:sz w:val="24"/>
-                <w:szCs w:val="24"/>
-              </w:rPr>
-              <w:t>508[0-9]{13})</w:t>
-            </w:r>
-          </w:p>
-        </w:tc>
-        <w:tc>
-          <w:tcPr>
-            <w:tcW w:w="0" w:type="auto"/>
-            <w:hideMark/>
-          </w:tcPr>
-          <w:p>
-            <w:pPr>
-              <w:spacing w:before="80"/>
-              <w:cnfStyle w:val="000000000000" w:firstRow="0" w:lastRow="0" w:firstColumn="0" w:lastColumn="0" w:oddVBand="0" w:evenVBand="0" w:oddHBand="0" w:evenHBand="0" w:firstRowFirstColumn="0" w:firstRowLastColumn="0" w:lastRowFirstColumn="0" w:lastRowLastColumn="0"/>
-              <w:rPr>
-                <w:rFonts w:ascii="Times New Roman" w:hAnsi="Times New Roman" w:cs="Times New Roman"/>
-                <w:sz w:val="24"/>
-                <w:szCs w:val="24"/>
-              </w:rPr>
-            </w:pPr>
-            <w:proofErr w:type="spellStart"/>
-            <w:r>
-              <w:rPr>
-                <w:rFonts w:ascii="Times New Roman" w:hAnsi="Times New Roman" w:cs="Times New Roman"/>
-                <w:sz w:val="24"/>
-                <w:szCs w:val="24"/>
-              </w:rPr>
-              <w:t>RuPay</w:t>
-            </w:r>
-            <w:proofErr w:type="spellEnd"/>
-            <w:r>
-              <w:rPr>
-                <w:rFonts w:ascii="Times New Roman" w:hAnsi="Times New Roman" w:cs="Times New Roman"/>
-                <w:sz w:val="24"/>
-                <w:szCs w:val="24"/>
-              </w:rPr>
-              <w:t xml:space="preserve"> cards issued in India with prefixes 60, 65, 81, 82, or 508.</w:t>
+            <w:r>
+              <w:rPr>
+                <w:rFonts w:ascii="Times New Roman" w:hAnsi="Times New Roman" w:cs="Times New Roman"/>
+                <w:sz w:val="24"/>
+                <w:szCs w:val="24"/>
+              </w:rPr>
+              <w:t>Discover cards begin with 6011 or 65 and contain 16 digits.</w:t>
             </w:r>
           </w:p>
         </w:tc>
@@ -7047,25 +7055,217 @@
         <w:tc>
           <w:tcPr>
             <w:cnfStyle w:val="001000000000" w:firstRow="0" w:lastRow="0" w:firstColumn="1" w:lastColumn="0" w:oddVBand="0" w:evenVBand="0" w:oddHBand="0" w:evenHBand="0" w:firstRowFirstColumn="0" w:firstRowLastColumn="0" w:lastRowFirstColumn="0" w:lastRowLastColumn="0"/>
+            <w:tcW w:w="2830" w:type="dxa"/>
+            <w:hideMark/>
+          </w:tcPr>
+          <w:p>
+            <w:pPr>
+              <w:spacing w:before="80"/>
+              <w:rPr>
+                <w:rFonts w:ascii="Times New Roman" w:hAnsi="Times New Roman" w:cs="Times New Roman"/>
+                <w:sz w:val="24"/>
+                <w:szCs w:val="24"/>
+              </w:rPr>
+            </w:pPr>
+            <w:r>
+              <w:rPr>
+                <w:rFonts w:ascii="Times New Roman" w:hAnsi="Times New Roman" w:cs="Times New Roman"/>
+                <w:sz w:val="24"/>
+                <w:szCs w:val="24"/>
+              </w:rPr>
+              <w:t>Credit Card – UnionPay</w:t>
+            </w:r>
+          </w:p>
+        </w:tc>
+        <w:tc>
+          <w:tcPr>
+            <w:tcW w:w="3925" w:type="dxa"/>
+            <w:hideMark/>
+          </w:tcPr>
+          <w:p>
+            <w:pPr>
+              <w:spacing w:before="80"/>
+              <w:cnfStyle w:val="000000100000" w:firstRow="0" w:lastRow="0" w:firstColumn="0" w:lastColumn="0" w:oddVBand="0" w:evenVBand="0" w:oddHBand="1" w:evenHBand="0" w:firstRowFirstColumn="0" w:firstRowLastColumn="0" w:lastRowFirstColumn="0" w:lastRowLastColumn="0"/>
+              <w:rPr>
+                <w:rFonts w:ascii="Times New Roman" w:hAnsi="Times New Roman" w:cs="Times New Roman"/>
+                <w:sz w:val="24"/>
+                <w:szCs w:val="24"/>
+              </w:rPr>
+            </w:pPr>
+            <w:r>
+              <w:rPr>
+                <w:rFonts w:ascii="Times New Roman" w:hAnsi="Times New Roman" w:cs="Times New Roman"/>
+                <w:sz w:val="24"/>
+                <w:szCs w:val="24"/>
+              </w:rPr>
+              <w:t>62[0-</w:t>
+            </w:r>
+            <w:proofErr w:type="gramStart"/>
+            <w:r>
+              <w:rPr>
+                <w:rFonts w:ascii="Times New Roman" w:hAnsi="Times New Roman" w:cs="Times New Roman"/>
+                <w:sz w:val="24"/>
+                <w:szCs w:val="24"/>
+              </w:rPr>
+              <w:t>9]{</w:t>
+            </w:r>
+            <w:proofErr w:type="gramEnd"/>
+            <w:r>
+              <w:rPr>
+                <w:rFonts w:ascii="Times New Roman" w:hAnsi="Times New Roman" w:cs="Times New Roman"/>
+                <w:sz w:val="24"/>
+                <w:szCs w:val="24"/>
+              </w:rPr>
+              <w:t>14,17}</w:t>
+            </w:r>
+          </w:p>
+        </w:tc>
+        <w:tc>
+          <w:tcPr>
             <w:tcW w:w="0" w:type="auto"/>
             <w:hideMark/>
           </w:tcPr>
           <w:p>
             <w:pPr>
               <w:spacing w:before="80"/>
-              <w:rPr>
-                <w:rFonts w:ascii="Times New Roman" w:hAnsi="Times New Roman" w:cs="Times New Roman"/>
-                <w:sz w:val="24"/>
-                <w:szCs w:val="24"/>
-              </w:rPr>
-            </w:pPr>
-            <w:r>
-              <w:rPr>
-                <w:rFonts w:ascii="Times New Roman" w:hAnsi="Times New Roman" w:cs="Times New Roman"/>
-                <w:sz w:val="24"/>
-                <w:szCs w:val="24"/>
-              </w:rPr>
-              <w:t>Credit Card – Discover</w:t>
+              <w:cnfStyle w:val="000000100000" w:firstRow="0" w:lastRow="0" w:firstColumn="0" w:lastColumn="0" w:oddVBand="0" w:evenVBand="0" w:oddHBand="1" w:evenHBand="0" w:firstRowFirstColumn="0" w:firstRowLastColumn="0" w:lastRowFirstColumn="0" w:lastRowLastColumn="0"/>
+              <w:rPr>
+                <w:rFonts w:ascii="Times New Roman" w:hAnsi="Times New Roman" w:cs="Times New Roman"/>
+                <w:sz w:val="24"/>
+                <w:szCs w:val="24"/>
+              </w:rPr>
+            </w:pPr>
+            <w:r>
+              <w:rPr>
+                <w:rFonts w:ascii="Times New Roman" w:hAnsi="Times New Roman" w:cs="Times New Roman"/>
+                <w:sz w:val="24"/>
+                <w:szCs w:val="24"/>
+              </w:rPr>
+              <w:t>China UnionPay cards contain 16–19 digits and start with 62.</w:t>
+            </w:r>
+          </w:p>
+        </w:tc>
+      </w:tr>
+      <w:tr>
+        <w:tc>
+          <w:tcPr>
+            <w:cnfStyle w:val="001000000000" w:firstRow="0" w:lastRow="0" w:firstColumn="1" w:lastColumn="0" w:oddVBand="0" w:evenVBand="0" w:oddHBand="0" w:evenHBand="0" w:firstRowFirstColumn="0" w:firstRowLastColumn="0" w:lastRowFirstColumn="0" w:lastRowLastColumn="0"/>
+            <w:tcW w:w="2830" w:type="dxa"/>
+            <w:hideMark/>
+          </w:tcPr>
+          <w:p>
+            <w:pPr>
+              <w:spacing w:before="80"/>
+              <w:rPr>
+                <w:rFonts w:ascii="Times New Roman" w:hAnsi="Times New Roman" w:cs="Times New Roman"/>
+                <w:sz w:val="24"/>
+                <w:szCs w:val="24"/>
+              </w:rPr>
+            </w:pPr>
+            <w:r>
+              <w:rPr>
+                <w:rFonts w:ascii="Times New Roman" w:hAnsi="Times New Roman" w:cs="Times New Roman"/>
+                <w:sz w:val="24"/>
+                <w:szCs w:val="24"/>
+              </w:rPr>
+              <w:t>Credit/Debit Card (Generic)</w:t>
+            </w:r>
+          </w:p>
+        </w:tc>
+        <w:tc>
+          <w:tcPr>
+            <w:tcW w:w="3925" w:type="dxa"/>
+            <w:hideMark/>
+          </w:tcPr>
+          <w:p>
+            <w:pPr>
+              <w:spacing w:before="80"/>
+              <w:cnfStyle w:val="000000000000" w:firstRow="0" w:lastRow="0" w:firstColumn="0" w:lastColumn="0" w:oddVBand="0" w:evenVBand="0" w:oddHBand="0" w:evenHBand="0" w:firstRowFirstColumn="0" w:firstRowLastColumn="0" w:lastRowFirstColumn="0" w:lastRowLastColumn="0"/>
+              <w:rPr>
+                <w:rFonts w:ascii="Times New Roman" w:hAnsi="Times New Roman" w:cs="Times New Roman"/>
+                <w:sz w:val="24"/>
+                <w:szCs w:val="24"/>
+              </w:rPr>
+            </w:pPr>
+            <w:r>
+              <w:rPr>
+                <w:rFonts w:ascii="Times New Roman" w:hAnsi="Times New Roman" w:cs="Times New Roman"/>
+                <w:sz w:val="24"/>
+                <w:szCs w:val="24"/>
+              </w:rPr>
+              <w:t>\b</w:t>
+            </w:r>
+            <w:proofErr w:type="gramStart"/>
+            <w:r>
+              <w:rPr>
+                <w:rFonts w:ascii="Times New Roman" w:hAnsi="Times New Roman" w:cs="Times New Roman"/>
+                <w:sz w:val="24"/>
+                <w:szCs w:val="24"/>
+              </w:rPr>
+              <w:t>(?:</w:t>
+            </w:r>
+            <w:proofErr w:type="gramEnd"/>
+            <w:r>
+              <w:rPr>
+                <w:rFonts w:ascii="Times New Roman" w:hAnsi="Times New Roman" w:cs="Times New Roman"/>
+                <w:sz w:val="24"/>
+                <w:szCs w:val="24"/>
+              </w:rPr>
+              <w:t>\</w:t>
+            </w:r>
+            <w:proofErr w:type="gramStart"/>
+            <w:r>
+              <w:rPr>
+                <w:rFonts w:ascii="Times New Roman" w:hAnsi="Times New Roman" w:cs="Times New Roman"/>
+                <w:sz w:val="24"/>
+                <w:szCs w:val="24"/>
+              </w:rPr>
+              <w:t>d[</w:t>
+            </w:r>
+            <w:proofErr w:type="gramEnd"/>
+            <w:r>
+              <w:rPr>
+                <w:rFonts w:ascii="Times New Roman" w:hAnsi="Times New Roman" w:cs="Times New Roman"/>
+                <w:sz w:val="24"/>
+                <w:szCs w:val="24"/>
+              </w:rPr>
+              <w:t xml:space="preserve"> </w:t>
+            </w:r>
+            <w:proofErr w:type="gramStart"/>
+            <w:r>
+              <w:rPr>
+                <w:rFonts w:ascii="Times New Roman" w:hAnsi="Times New Roman" w:cs="Times New Roman"/>
+                <w:sz w:val="24"/>
+                <w:szCs w:val="24"/>
+              </w:rPr>
+              <w:t>-]*?){</w:t>
+            </w:r>
+            <w:proofErr w:type="gramEnd"/>
+            <w:r>
+              <w:rPr>
+                <w:rFonts w:ascii="Times New Roman" w:hAnsi="Times New Roman" w:cs="Times New Roman"/>
+                <w:sz w:val="24"/>
+                <w:szCs w:val="24"/>
+              </w:rPr>
+              <w:t>13,</w:t>
+            </w:r>
+            <w:proofErr w:type="gramStart"/>
+            <w:r>
+              <w:rPr>
+                <w:rFonts w:ascii="Times New Roman" w:hAnsi="Times New Roman" w:cs="Times New Roman"/>
+                <w:sz w:val="24"/>
+                <w:szCs w:val="24"/>
+              </w:rPr>
+              <w:t>19}\</w:t>
+            </w:r>
+            <w:proofErr w:type="gramEnd"/>
+            <w:r>
+              <w:rPr>
+                <w:rFonts w:ascii="Times New Roman" w:hAnsi="Times New Roman" w:cs="Times New Roman"/>
+                <w:sz w:val="24"/>
+                <w:szCs w:val="24"/>
+              </w:rPr>
+              <w:t>b</w:t>
             </w:r>
           </w:p>
         </w:tc>
@@ -7077,119 +7277,6 @@
           <w:p>
             <w:pPr>
               <w:spacing w:before="80"/>
-              <w:cnfStyle w:val="000000100000" w:firstRow="0" w:lastRow="0" w:firstColumn="0" w:lastColumn="0" w:oddVBand="0" w:evenVBand="0" w:oddHBand="1" w:evenHBand="0" w:firstRowFirstColumn="0" w:firstRowLastColumn="0" w:lastRowFirstColumn="0" w:lastRowLastColumn="0"/>
-              <w:rPr>
-                <w:rFonts w:ascii="Times New Roman" w:hAnsi="Times New Roman" w:cs="Times New Roman"/>
-                <w:sz w:val="24"/>
-                <w:szCs w:val="24"/>
-              </w:rPr>
-            </w:pPr>
-            <w:r>
-              <w:rPr>
-                <w:rFonts w:ascii="Times New Roman" w:hAnsi="Times New Roman" w:cs="Times New Roman"/>
-                <w:sz w:val="24"/>
-                <w:szCs w:val="24"/>
-              </w:rPr>
-              <w:t>6</w:t>
-            </w:r>
-            <w:proofErr w:type="gramStart"/>
-            <w:r>
-              <w:rPr>
-                <w:rFonts w:ascii="Times New Roman" w:hAnsi="Times New Roman" w:cs="Times New Roman"/>
-                <w:sz w:val="24"/>
-                <w:szCs w:val="24"/>
-              </w:rPr>
-              <w:t>(?:</w:t>
-            </w:r>
-            <w:proofErr w:type="gramEnd"/>
-            <w:r>
-              <w:rPr>
-                <w:rFonts w:ascii="Times New Roman" w:hAnsi="Times New Roman" w:cs="Times New Roman"/>
-                <w:sz w:val="24"/>
-                <w:szCs w:val="24"/>
-              </w:rPr>
-              <w:t>011|5[0-9]{2</w:t>
-            </w:r>
-            <w:proofErr w:type="gramStart"/>
-            <w:r>
-              <w:rPr>
-                <w:rFonts w:ascii="Times New Roman" w:hAnsi="Times New Roman" w:cs="Times New Roman"/>
-                <w:sz w:val="24"/>
-                <w:szCs w:val="24"/>
-              </w:rPr>
-              <w:t>})[</w:t>
-            </w:r>
-            <w:proofErr w:type="gramEnd"/>
-            <w:r>
-              <w:rPr>
-                <w:rFonts w:ascii="Times New Roman" w:hAnsi="Times New Roman" w:cs="Times New Roman"/>
-                <w:sz w:val="24"/>
-                <w:szCs w:val="24"/>
-              </w:rPr>
-              <w:t>0-9]{12}</w:t>
-            </w:r>
-          </w:p>
-        </w:tc>
-        <w:tc>
-          <w:tcPr>
-            <w:tcW w:w="0" w:type="auto"/>
-            <w:hideMark/>
-          </w:tcPr>
-          <w:p>
-            <w:pPr>
-              <w:spacing w:before="80"/>
-              <w:cnfStyle w:val="000000100000" w:firstRow="0" w:lastRow="0" w:firstColumn="0" w:lastColumn="0" w:oddVBand="0" w:evenVBand="0" w:oddHBand="1" w:evenHBand="0" w:firstRowFirstColumn="0" w:firstRowLastColumn="0" w:lastRowFirstColumn="0" w:lastRowLastColumn="0"/>
-              <w:rPr>
-                <w:rFonts w:ascii="Times New Roman" w:hAnsi="Times New Roman" w:cs="Times New Roman"/>
-                <w:sz w:val="24"/>
-                <w:szCs w:val="24"/>
-              </w:rPr>
-            </w:pPr>
-            <w:r>
-              <w:rPr>
-                <w:rFonts w:ascii="Times New Roman" w:hAnsi="Times New Roman" w:cs="Times New Roman"/>
-                <w:sz w:val="24"/>
-                <w:szCs w:val="24"/>
-              </w:rPr>
-              <w:t>Discover cards begin with 6011 or 65 and contain 16 digits.</w:t>
-            </w:r>
-          </w:p>
-        </w:tc>
-      </w:tr>
-      <w:tr>
-        <w:tc>
-          <w:tcPr>
-            <w:cnfStyle w:val="001000000000" w:firstRow="0" w:lastRow="0" w:firstColumn="1" w:lastColumn="0" w:oddVBand="0" w:evenVBand="0" w:oddHBand="0" w:evenHBand="0" w:firstRowFirstColumn="0" w:firstRowLastColumn="0" w:lastRowFirstColumn="0" w:lastRowLastColumn="0"/>
-            <w:tcW w:w="0" w:type="auto"/>
-            <w:hideMark/>
-          </w:tcPr>
-          <w:p>
-            <w:pPr>
-              <w:spacing w:before="80"/>
-              <w:rPr>
-                <w:rFonts w:ascii="Times New Roman" w:hAnsi="Times New Roman" w:cs="Times New Roman"/>
-                <w:sz w:val="24"/>
-                <w:szCs w:val="24"/>
-              </w:rPr>
-            </w:pPr>
-            <w:r>
-              <w:rPr>
-                <w:rFonts w:ascii="Times New Roman" w:hAnsi="Times New Roman" w:cs="Times New Roman"/>
-                <w:sz w:val="24"/>
-                <w:szCs w:val="24"/>
-              </w:rPr>
-              <w:t>Credit Card – UnionPay</w:t>
-            </w:r>
-          </w:p>
-        </w:tc>
-        <w:tc>
-          <w:tcPr>
-            <w:tcW w:w="0" w:type="auto"/>
-            <w:hideMark/>
-          </w:tcPr>
-          <w:p>
-            <w:pPr>
-              <w:spacing w:before="80"/>
               <w:cnfStyle w:val="000000000000" w:firstRow="0" w:lastRow="0" w:firstColumn="0" w:lastColumn="0" w:oddVBand="0" w:evenVBand="0" w:oddHBand="0" w:evenHBand="0" w:firstRowFirstColumn="0" w:firstRowLastColumn="0" w:lastRowFirstColumn="0" w:lastRowLastColumn="0"/>
               <w:rPr>
                 <w:rFonts w:ascii="Times New Roman" w:hAnsi="Times New Roman" w:cs="Times New Roman"/>
@@ -7203,50 +7290,7 @@
                 <w:sz w:val="24"/>
                 <w:szCs w:val="24"/>
               </w:rPr>
-              <w:t>62[0-</w:t>
-            </w:r>
-            <w:proofErr w:type="gramStart"/>
-            <w:r>
-              <w:rPr>
-                <w:rFonts w:ascii="Times New Roman" w:hAnsi="Times New Roman" w:cs="Times New Roman"/>
-                <w:sz w:val="24"/>
-                <w:szCs w:val="24"/>
-              </w:rPr>
-              <w:t>9]{</w:t>
-            </w:r>
-            <w:proofErr w:type="gramEnd"/>
-            <w:r>
-              <w:rPr>
-                <w:rFonts w:ascii="Times New Roman" w:hAnsi="Times New Roman" w:cs="Times New Roman"/>
-                <w:sz w:val="24"/>
-                <w:szCs w:val="24"/>
-              </w:rPr>
-              <w:t>14,17}</w:t>
-            </w:r>
-          </w:p>
-        </w:tc>
-        <w:tc>
-          <w:tcPr>
-            <w:tcW w:w="0" w:type="auto"/>
-            <w:hideMark/>
-          </w:tcPr>
-          <w:p>
-            <w:pPr>
-              <w:spacing w:before="80"/>
-              <w:cnfStyle w:val="000000000000" w:firstRow="0" w:lastRow="0" w:firstColumn="0" w:lastColumn="0" w:oddVBand="0" w:evenVBand="0" w:oddHBand="0" w:evenHBand="0" w:firstRowFirstColumn="0" w:firstRowLastColumn="0" w:lastRowFirstColumn="0" w:lastRowLastColumn="0"/>
-              <w:rPr>
-                <w:rFonts w:ascii="Times New Roman" w:hAnsi="Times New Roman" w:cs="Times New Roman"/>
-                <w:sz w:val="24"/>
-                <w:szCs w:val="24"/>
-              </w:rPr>
-            </w:pPr>
-            <w:r>
-              <w:rPr>
-                <w:rFonts w:ascii="Times New Roman" w:hAnsi="Times New Roman" w:cs="Times New Roman"/>
-                <w:sz w:val="24"/>
-                <w:szCs w:val="24"/>
-              </w:rPr>
-              <w:t>China UnionPay cards contain 16–19 digits and start with 62.</w:t>
+              <w:t>Detects card numbers of 13–19 digits with optional spaces or hyphens; requires Luhn validation.</w:t>
             </w:r>
           </w:p>
         </w:tc>
@@ -7258,239 +7302,90 @@
         <w:tc>
           <w:tcPr>
             <w:cnfStyle w:val="001000000000" w:firstRow="0" w:lastRow="0" w:firstColumn="1" w:lastColumn="0" w:oddVBand="0" w:evenVBand="0" w:oddHBand="0" w:evenHBand="0" w:firstRowFirstColumn="0" w:firstRowLastColumn="0" w:lastRowFirstColumn="0" w:lastRowLastColumn="0"/>
+            <w:tcW w:w="2830" w:type="dxa"/>
+            <w:hideMark/>
+          </w:tcPr>
+          <w:p>
+            <w:pPr>
+              <w:spacing w:before="80"/>
+              <w:rPr>
+                <w:rFonts w:ascii="Times New Roman" w:hAnsi="Times New Roman" w:cs="Times New Roman"/>
+                <w:sz w:val="24"/>
+                <w:szCs w:val="24"/>
+              </w:rPr>
+            </w:pPr>
+            <w:r>
+              <w:rPr>
+                <w:rFonts w:ascii="Times New Roman" w:hAnsi="Times New Roman" w:cs="Times New Roman"/>
+                <w:sz w:val="24"/>
+                <w:szCs w:val="24"/>
+              </w:rPr>
+              <w:t>Bank Account Number</w:t>
+            </w:r>
+          </w:p>
+        </w:tc>
+        <w:tc>
+          <w:tcPr>
+            <w:tcW w:w="3925" w:type="dxa"/>
+            <w:hideMark/>
+          </w:tcPr>
+          <w:p>
+            <w:pPr>
+              <w:spacing w:before="80"/>
+              <w:cnfStyle w:val="000000100000" w:firstRow="0" w:lastRow="0" w:firstColumn="0" w:lastColumn="0" w:oddVBand="0" w:evenVBand="0" w:oddHBand="1" w:evenHBand="0" w:firstRowFirstColumn="0" w:firstRowLastColumn="0" w:lastRowFirstColumn="0" w:lastRowLastColumn="0"/>
+              <w:rPr>
+                <w:rFonts w:ascii="Times New Roman" w:hAnsi="Times New Roman" w:cs="Times New Roman"/>
+                <w:sz w:val="24"/>
+                <w:szCs w:val="24"/>
+              </w:rPr>
+            </w:pPr>
+            <w:proofErr w:type="gramStart"/>
+            <w:r>
+              <w:rPr>
+                <w:rFonts w:ascii="Times New Roman" w:hAnsi="Times New Roman" w:cs="Times New Roman"/>
+                <w:sz w:val="24"/>
+                <w:szCs w:val="24"/>
+              </w:rPr>
+              <w:t>\b\d{</w:t>
+            </w:r>
+            <w:proofErr w:type="gramEnd"/>
+            <w:r>
+              <w:rPr>
+                <w:rFonts w:ascii="Times New Roman" w:hAnsi="Times New Roman" w:cs="Times New Roman"/>
+                <w:sz w:val="24"/>
+                <w:szCs w:val="24"/>
+              </w:rPr>
+              <w:t>9,</w:t>
+            </w:r>
+            <w:proofErr w:type="gramStart"/>
+            <w:r>
+              <w:rPr>
+                <w:rFonts w:ascii="Times New Roman" w:hAnsi="Times New Roman" w:cs="Times New Roman"/>
+                <w:sz w:val="24"/>
+                <w:szCs w:val="24"/>
+              </w:rPr>
+              <w:t>18}\</w:t>
+            </w:r>
+            <w:proofErr w:type="gramEnd"/>
+            <w:r>
+              <w:rPr>
+                <w:rFonts w:ascii="Times New Roman" w:hAnsi="Times New Roman" w:cs="Times New Roman"/>
+                <w:sz w:val="24"/>
+                <w:szCs w:val="24"/>
+              </w:rPr>
+              <w:t>b</w:t>
+            </w:r>
+          </w:p>
+        </w:tc>
+        <w:tc>
+          <w:tcPr>
             <w:tcW w:w="0" w:type="auto"/>
             <w:hideMark/>
           </w:tcPr>
           <w:p>
             <w:pPr>
               <w:spacing w:before="80"/>
-              <w:rPr>
-                <w:rFonts w:ascii="Times New Roman" w:hAnsi="Times New Roman" w:cs="Times New Roman"/>
-                <w:sz w:val="24"/>
-                <w:szCs w:val="24"/>
-              </w:rPr>
-            </w:pPr>
-            <w:r>
-              <w:rPr>
-                <w:rFonts w:ascii="Times New Roman" w:hAnsi="Times New Roman" w:cs="Times New Roman"/>
-                <w:sz w:val="24"/>
-                <w:szCs w:val="24"/>
-              </w:rPr>
-              <w:t>Credit/Debit Card (Generic)</w:t>
-            </w:r>
-          </w:p>
-        </w:tc>
-        <w:tc>
-          <w:tcPr>
-            <w:tcW w:w="0" w:type="auto"/>
-            <w:hideMark/>
-          </w:tcPr>
-          <w:p>
-            <w:pPr>
-              <w:spacing w:before="80"/>
               <w:cnfStyle w:val="000000100000" w:firstRow="0" w:lastRow="0" w:firstColumn="0" w:lastColumn="0" w:oddVBand="0" w:evenVBand="0" w:oddHBand="1" w:evenHBand="0" w:firstRowFirstColumn="0" w:firstRowLastColumn="0" w:lastRowFirstColumn="0" w:lastRowLastColumn="0"/>
-              <w:rPr>
-                <w:rFonts w:ascii="Times New Roman" w:hAnsi="Times New Roman" w:cs="Times New Roman"/>
-                <w:sz w:val="24"/>
-                <w:szCs w:val="24"/>
-              </w:rPr>
-            </w:pPr>
-            <w:r>
-              <w:rPr>
-                <w:rFonts w:ascii="Times New Roman" w:hAnsi="Times New Roman" w:cs="Times New Roman"/>
-                <w:sz w:val="24"/>
-                <w:szCs w:val="24"/>
-              </w:rPr>
-              <w:t>\b</w:t>
-            </w:r>
-            <w:proofErr w:type="gramStart"/>
-            <w:r>
-              <w:rPr>
-                <w:rFonts w:ascii="Times New Roman" w:hAnsi="Times New Roman" w:cs="Times New Roman"/>
-                <w:sz w:val="24"/>
-                <w:szCs w:val="24"/>
-              </w:rPr>
-              <w:t>(?:</w:t>
-            </w:r>
-            <w:proofErr w:type="gramEnd"/>
-            <w:r>
-              <w:rPr>
-                <w:rFonts w:ascii="Times New Roman" w:hAnsi="Times New Roman" w:cs="Times New Roman"/>
-                <w:sz w:val="24"/>
-                <w:szCs w:val="24"/>
-              </w:rPr>
-              <w:t>\</w:t>
-            </w:r>
-            <w:proofErr w:type="gramStart"/>
-            <w:r>
-              <w:rPr>
-                <w:rFonts w:ascii="Times New Roman" w:hAnsi="Times New Roman" w:cs="Times New Roman"/>
-                <w:sz w:val="24"/>
-                <w:szCs w:val="24"/>
-              </w:rPr>
-              <w:t>d[</w:t>
-            </w:r>
-            <w:proofErr w:type="gramEnd"/>
-            <w:r>
-              <w:rPr>
-                <w:rFonts w:ascii="Times New Roman" w:hAnsi="Times New Roman" w:cs="Times New Roman"/>
-                <w:sz w:val="24"/>
-                <w:szCs w:val="24"/>
-              </w:rPr>
-              <w:t xml:space="preserve"> </w:t>
-            </w:r>
-            <w:proofErr w:type="gramStart"/>
-            <w:r>
-              <w:rPr>
-                <w:rFonts w:ascii="Times New Roman" w:hAnsi="Times New Roman" w:cs="Times New Roman"/>
-                <w:sz w:val="24"/>
-                <w:szCs w:val="24"/>
-              </w:rPr>
-              <w:t>-]*?){</w:t>
-            </w:r>
-            <w:proofErr w:type="gramEnd"/>
-            <w:r>
-              <w:rPr>
-                <w:rFonts w:ascii="Times New Roman" w:hAnsi="Times New Roman" w:cs="Times New Roman"/>
-                <w:sz w:val="24"/>
-                <w:szCs w:val="24"/>
-              </w:rPr>
-              <w:t>13,</w:t>
-            </w:r>
-            <w:proofErr w:type="gramStart"/>
-            <w:r>
-              <w:rPr>
-                <w:rFonts w:ascii="Times New Roman" w:hAnsi="Times New Roman" w:cs="Times New Roman"/>
-                <w:sz w:val="24"/>
-                <w:szCs w:val="24"/>
-              </w:rPr>
-              <w:t>19}\</w:t>
-            </w:r>
-            <w:proofErr w:type="gramEnd"/>
-            <w:r>
-              <w:rPr>
-                <w:rFonts w:ascii="Times New Roman" w:hAnsi="Times New Roman" w:cs="Times New Roman"/>
-                <w:sz w:val="24"/>
-                <w:szCs w:val="24"/>
-              </w:rPr>
-              <w:t>b</w:t>
-            </w:r>
-          </w:p>
-        </w:tc>
-        <w:tc>
-          <w:tcPr>
-            <w:tcW w:w="0" w:type="auto"/>
-            <w:hideMark/>
-          </w:tcPr>
-          <w:p>
-            <w:pPr>
-              <w:spacing w:before="80"/>
-              <w:cnfStyle w:val="000000100000" w:firstRow="0" w:lastRow="0" w:firstColumn="0" w:lastColumn="0" w:oddVBand="0" w:evenVBand="0" w:oddHBand="1" w:evenHBand="0" w:firstRowFirstColumn="0" w:firstRowLastColumn="0" w:lastRowFirstColumn="0" w:lastRowLastColumn="0"/>
-              <w:rPr>
-                <w:rFonts w:ascii="Times New Roman" w:hAnsi="Times New Roman" w:cs="Times New Roman"/>
-                <w:sz w:val="24"/>
-                <w:szCs w:val="24"/>
-              </w:rPr>
-            </w:pPr>
-            <w:r>
-              <w:rPr>
-                <w:rFonts w:ascii="Times New Roman" w:hAnsi="Times New Roman" w:cs="Times New Roman"/>
-                <w:sz w:val="24"/>
-                <w:szCs w:val="24"/>
-              </w:rPr>
-              <w:t>Detects card numbers of 13–19 digits with optional spaces or hyphens; requires Luhn validation.</w:t>
-            </w:r>
-          </w:p>
-        </w:tc>
-      </w:tr>
-      <w:tr>
-        <w:tc>
-          <w:tcPr>
-            <w:cnfStyle w:val="001000000000" w:firstRow="0" w:lastRow="0" w:firstColumn="1" w:lastColumn="0" w:oddVBand="0" w:evenVBand="0" w:oddHBand="0" w:evenHBand="0" w:firstRowFirstColumn="0" w:firstRowLastColumn="0" w:lastRowFirstColumn="0" w:lastRowLastColumn="0"/>
-            <w:tcW w:w="0" w:type="auto"/>
-            <w:hideMark/>
-          </w:tcPr>
-          <w:p>
-            <w:pPr>
-              <w:spacing w:before="80"/>
-              <w:rPr>
-                <w:rFonts w:ascii="Times New Roman" w:hAnsi="Times New Roman" w:cs="Times New Roman"/>
-                <w:sz w:val="24"/>
-                <w:szCs w:val="24"/>
-              </w:rPr>
-            </w:pPr>
-            <w:r>
-              <w:rPr>
-                <w:rFonts w:ascii="Times New Roman" w:hAnsi="Times New Roman" w:cs="Times New Roman"/>
-                <w:sz w:val="24"/>
-                <w:szCs w:val="24"/>
-              </w:rPr>
-              <w:t>Bank Account Number</w:t>
-            </w:r>
-          </w:p>
-        </w:tc>
-        <w:tc>
-          <w:tcPr>
-            <w:tcW w:w="0" w:type="auto"/>
-            <w:hideMark/>
-          </w:tcPr>
-          <w:p>
-            <w:pPr>
-              <w:spacing w:before="80"/>
-              <w:cnfStyle w:val="000000000000" w:firstRow="0" w:lastRow="0" w:firstColumn="0" w:lastColumn="0" w:oddVBand="0" w:evenVBand="0" w:oddHBand="0" w:evenHBand="0" w:firstRowFirstColumn="0" w:firstRowLastColumn="0" w:lastRowFirstColumn="0" w:lastRowLastColumn="0"/>
-              <w:rPr>
-                <w:rFonts w:ascii="Times New Roman" w:hAnsi="Times New Roman" w:cs="Times New Roman"/>
-                <w:sz w:val="24"/>
-                <w:szCs w:val="24"/>
-              </w:rPr>
-            </w:pPr>
-            <w:proofErr w:type="gramStart"/>
-            <w:r>
-              <w:rPr>
-                <w:rFonts w:ascii="Times New Roman" w:hAnsi="Times New Roman" w:cs="Times New Roman"/>
-                <w:sz w:val="24"/>
-                <w:szCs w:val="24"/>
-              </w:rPr>
-              <w:t>\b\d{</w:t>
-            </w:r>
-            <w:proofErr w:type="gramEnd"/>
-            <w:r>
-              <w:rPr>
-                <w:rFonts w:ascii="Times New Roman" w:hAnsi="Times New Roman" w:cs="Times New Roman"/>
-                <w:sz w:val="24"/>
-                <w:szCs w:val="24"/>
-              </w:rPr>
-              <w:t>9,</w:t>
-            </w:r>
-            <w:proofErr w:type="gramStart"/>
-            <w:r>
-              <w:rPr>
-                <w:rFonts w:ascii="Times New Roman" w:hAnsi="Times New Roman" w:cs="Times New Roman"/>
-                <w:sz w:val="24"/>
-                <w:szCs w:val="24"/>
-              </w:rPr>
-              <w:t>18}\</w:t>
-            </w:r>
-            <w:proofErr w:type="gramEnd"/>
-            <w:r>
-              <w:rPr>
-                <w:rFonts w:ascii="Times New Roman" w:hAnsi="Times New Roman" w:cs="Times New Roman"/>
-                <w:sz w:val="24"/>
-                <w:szCs w:val="24"/>
-              </w:rPr>
-              <w:t>b</w:t>
-            </w:r>
-          </w:p>
-        </w:tc>
-        <w:tc>
-          <w:tcPr>
-            <w:tcW w:w="0" w:type="auto"/>
-            <w:hideMark/>
-          </w:tcPr>
-          <w:p>
-            <w:pPr>
-              <w:spacing w:before="80"/>
-              <w:cnfStyle w:val="000000000000" w:firstRow="0" w:lastRow="0" w:firstColumn="0" w:lastColumn="0" w:oddVBand="0" w:evenVBand="0" w:oddHBand="0" w:evenHBand="0" w:firstRowFirstColumn="0" w:firstRowLastColumn="0" w:lastRowFirstColumn="0" w:lastRowLastColumn="0"/>
               <w:rPr>
                 <w:rFonts w:ascii="Times New Roman" w:hAnsi="Times New Roman" w:cs="Times New Roman"/>
                 <w:sz w:val="24"/>
@@ -7509,6 +7404,11 @@
         </w:tc>
       </w:tr>
     </w:tbl>
+    <w:p>
+      <w:pPr>
+        <w:spacing w:before="80"/>
+      </w:pPr>
+    </w:p>
     <w:p>
       <w:pPr>
         <w:spacing w:before="80"/>

--- a/Project_Report.docx
+++ b/Project_Report.docx
@@ -72,7 +72,6 @@
         <w:spacing w:after="160"/>
         <w:jc w:val="center"/>
       </w:pPr>
-      <w:proofErr w:type="spellStart"/>
       <w:r>
         <w:rPr>
           <w:b/>
@@ -83,7 +82,6 @@
         </w:rPr>
         <w:t>PhishGuard</w:t>
       </w:r>
-      <w:proofErr w:type="spellEnd"/>
     </w:p>
     <w:p>
       <w:pPr>
@@ -405,115 +403,33 @@
           <w:sz w:val="24"/>
           <w:szCs w:val="24"/>
         </w:rPr>
-        <w:t xml:space="preserve">While email is still the leading communication channel used in current organizations, it is also the principal source of cyberattacks and breaches such as phishing attacks and information leakage. As a way of resolving these issues, this work introduces </w:t>
-      </w:r>
-      <w:proofErr w:type="spellStart"/>
-      <w:r>
-        <w:rPr>
-          <w:rFonts w:ascii="Times New Roman" w:hAnsi="Times New Roman" w:cs="Times New Roman"/>
-          <w:sz w:val="24"/>
-          <w:szCs w:val="24"/>
-        </w:rPr>
-        <w:t>PhishGuard</w:t>
-      </w:r>
-      <w:proofErr w:type="spellEnd"/>
-      <w:r>
-        <w:rPr>
-          <w:rFonts w:ascii="Times New Roman" w:hAnsi="Times New Roman" w:cs="Times New Roman"/>
-          <w:sz w:val="24"/>
-          <w:szCs w:val="24"/>
-        </w:rPr>
-        <w:t xml:space="preserve">, an email filtering software that utilizes rule-based logic to detect any phishing activity and stop confidential data from leaking. Different from typical approaches, which use machine learning and threat intelligence, </w:t>
-      </w:r>
-      <w:proofErr w:type="spellStart"/>
-      <w:r>
-        <w:rPr>
-          <w:rFonts w:ascii="Times New Roman" w:hAnsi="Times New Roman" w:cs="Times New Roman"/>
-          <w:sz w:val="24"/>
-          <w:szCs w:val="24"/>
-        </w:rPr>
-        <w:t>PhishGuard</w:t>
-      </w:r>
-      <w:proofErr w:type="spellEnd"/>
-      <w:r>
-        <w:rPr>
-          <w:rFonts w:ascii="Times New Roman" w:hAnsi="Times New Roman" w:cs="Times New Roman"/>
-          <w:sz w:val="24"/>
-          <w:szCs w:val="24"/>
-        </w:rPr>
-        <w:t xml:space="preserve"> works completely offline and uses deterministic algorithms, providing high explainability and predictability.</w:t>
-      </w:r>
-    </w:p>
-    <w:p>
-      <w:pPr>
-        <w:rPr>
-          <w:rFonts w:ascii="Times New Roman" w:hAnsi="Times New Roman" w:cs="Times New Roman"/>
-          <w:sz w:val="24"/>
-          <w:szCs w:val="24"/>
-        </w:rPr>
-      </w:pPr>
-    </w:p>
-    <w:p>
-      <w:pPr>
-        <w:rPr>
-          <w:rFonts w:ascii="Times New Roman" w:hAnsi="Times New Roman" w:cs="Times New Roman"/>
-          <w:sz w:val="24"/>
-          <w:szCs w:val="24"/>
-        </w:rPr>
-      </w:pPr>
-      <w:proofErr w:type="spellStart"/>
-      <w:r>
-        <w:rPr>
-          <w:rFonts w:ascii="Times New Roman" w:hAnsi="Times New Roman" w:cs="Times New Roman"/>
-          <w:sz w:val="24"/>
-          <w:szCs w:val="24"/>
-        </w:rPr>
-        <w:t>PhishGuard</w:t>
-      </w:r>
-      <w:proofErr w:type="spellEnd"/>
-      <w:r>
-        <w:rPr>
-          <w:rFonts w:ascii="Times New Roman" w:hAnsi="Times New Roman" w:cs="Times New Roman"/>
-          <w:sz w:val="24"/>
-          <w:szCs w:val="24"/>
-        </w:rPr>
-        <w:t xml:space="preserve"> consists of two engines: a Phishing Detection Engine used for examining incoming emails for any signs of phishing activities and a Data Loss Prevention (DLP) Engine, which scans outgoing emails for any signs of information leakage. Using various methods, such as regular expression matching, checking SPF and DKIM authentication, risk rating, and Luhn checksums, </w:t>
-      </w:r>
-      <w:proofErr w:type="spellStart"/>
-      <w:r>
-        <w:rPr>
-          <w:rFonts w:ascii="Times New Roman" w:hAnsi="Times New Roman" w:cs="Times New Roman"/>
-          <w:sz w:val="24"/>
-          <w:szCs w:val="24"/>
-        </w:rPr>
-        <w:t>PhishGuard</w:t>
-      </w:r>
-      <w:proofErr w:type="spellEnd"/>
-      <w:r>
-        <w:rPr>
-          <w:rFonts w:ascii="Times New Roman" w:hAnsi="Times New Roman" w:cs="Times New Roman"/>
-          <w:sz w:val="24"/>
-          <w:szCs w:val="24"/>
-        </w:rPr>
-        <w:t xml:space="preserve"> ensures high accuracy and audibility. Moreover, the ability to detect phishing campaigns in batch is included in </w:t>
-      </w:r>
-      <w:proofErr w:type="spellStart"/>
-      <w:r>
-        <w:rPr>
-          <w:rFonts w:ascii="Times New Roman" w:hAnsi="Times New Roman" w:cs="Times New Roman"/>
-          <w:sz w:val="24"/>
-          <w:szCs w:val="24"/>
-        </w:rPr>
-        <w:t>PhishGuard's</w:t>
-      </w:r>
-      <w:proofErr w:type="spellEnd"/>
-      <w:r>
-        <w:rPr>
-          <w:rFonts w:ascii="Times New Roman" w:hAnsi="Times New Roman" w:cs="Times New Roman"/>
-          <w:sz w:val="24"/>
-          <w:szCs w:val="24"/>
-        </w:rPr>
-        <w:t xml:space="preserve"> capabilities.</w:t>
+        <w:t>While email is still the leading communication channel used in current organizations, it is also the principal source of cyberattacks and breaches such as phishing attacks and information leakage. As a way of resolving these issues, this work introduces PhishGuard, an email filtering software that utilizes rule-based logic to detect any phishing activity and stop confidential data from leaking. Different from typical approaches, which use machine learning and threat intelligence, PhishGuard works completely offline and uses deterministic algorithms, providing high explainability and predictability.</w:t>
+      </w:r>
+    </w:p>
+    <w:p>
+      <w:pPr>
+        <w:rPr>
+          <w:rFonts w:ascii="Times New Roman" w:hAnsi="Times New Roman" w:cs="Times New Roman"/>
+          <w:sz w:val="24"/>
+          <w:szCs w:val="24"/>
+        </w:rPr>
+      </w:pPr>
+    </w:p>
+    <w:p>
+      <w:pPr>
+        <w:rPr>
+          <w:rFonts w:ascii="Times New Roman" w:hAnsi="Times New Roman" w:cs="Times New Roman"/>
+          <w:sz w:val="24"/>
+          <w:szCs w:val="24"/>
+        </w:rPr>
+      </w:pPr>
+      <w:r>
+        <w:rPr>
+          <w:rFonts w:ascii="Times New Roman" w:hAnsi="Times New Roman" w:cs="Times New Roman"/>
+          <w:sz w:val="24"/>
+          <w:szCs w:val="24"/>
+        </w:rPr>
+        <w:t>PhishGuard consists of two engines: a Phishing Detection Engine used for examining incoming emails for any signs of phishing activities and a Data Loss Prevention (DLP) Engine, which scans outgoing emails for any signs of information leakage. Using various methods, such as regular expression matching, checking SPF and DKIM authentication, risk rating, and Luhn checksums, PhishGuard ensures high accuracy and audibility. Moreover, the ability to detect phishing campaigns in batch is included in PhishGuard's capabilities.</w:t>
       </w:r>
     </w:p>
     <w:p>
@@ -1137,23 +1053,13 @@
           <w:szCs w:val="24"/>
         </w:rPr>
       </w:pPr>
-      <w:proofErr w:type="spellStart"/>
-      <w:r>
-        <w:rPr>
-          <w:rFonts w:ascii="Times New Roman" w:hAnsi="Times New Roman" w:cs="Times New Roman"/>
-          <w:sz w:val="24"/>
-          <w:szCs w:val="24"/>
-        </w:rPr>
-        <w:t>PhishGuard</w:t>
-      </w:r>
-      <w:proofErr w:type="spellEnd"/>
-      <w:r>
-        <w:rPr>
-          <w:rFonts w:ascii="Times New Roman" w:hAnsi="Times New Roman" w:cs="Times New Roman"/>
-          <w:sz w:val="24"/>
-          <w:szCs w:val="24"/>
-        </w:rPr>
-        <w:t xml:space="preserve"> is a rule-based email security tool that analyses both incoming and outgoing emails without using any Artificial Intelligence or Machine Learning. Every decision the system makes is driven by explicit, readable, deterministic rules — making it fully transparent and auditable.</w:t>
+      <w:r>
+        <w:rPr>
+          <w:rFonts w:ascii="Times New Roman" w:hAnsi="Times New Roman" w:cs="Times New Roman"/>
+          <w:sz w:val="24"/>
+          <w:szCs w:val="24"/>
+        </w:rPr>
+        <w:t>PhishGuard is a rule-based email security tool that analyses both incoming and outgoing emails without using any Artificial Intelligence or Machine Learning. Every decision the system makes is driven by explicit, readable, deterministic rules — making it fully transparent and auditable.</w:t>
       </w:r>
     </w:p>
     <w:p>
@@ -1424,43 +1330,7 @@
           <w:sz w:val="24"/>
           <w:szCs w:val="24"/>
         </w:rPr>
-        <w:t>User places .</w:t>
-      </w:r>
-      <w:proofErr w:type="spellStart"/>
-      <w:r>
-        <w:rPr>
-          <w:rFonts w:ascii="Times New Roman" w:hAnsi="Times New Roman" w:cs="Times New Roman"/>
-          <w:sz w:val="24"/>
-          <w:szCs w:val="24"/>
-        </w:rPr>
-        <w:t>eml</w:t>
-      </w:r>
-      <w:proofErr w:type="spellEnd"/>
-      <w:r>
-        <w:rPr>
-          <w:rFonts w:ascii="Times New Roman" w:hAnsi="Times New Roman" w:cs="Times New Roman"/>
-          <w:sz w:val="24"/>
-          <w:szCs w:val="24"/>
-        </w:rPr>
-        <w:t xml:space="preserve"> files in the </w:t>
-      </w:r>
-      <w:proofErr w:type="spellStart"/>
-      <w:r>
-        <w:rPr>
-          <w:rFonts w:ascii="Times New Roman" w:hAnsi="Times New Roman" w:cs="Times New Roman"/>
-          <w:sz w:val="24"/>
-          <w:szCs w:val="24"/>
-        </w:rPr>
-        <w:t>sample_emails</w:t>
-      </w:r>
-      <w:proofErr w:type="spellEnd"/>
-      <w:r>
-        <w:rPr>
-          <w:rFonts w:ascii="Times New Roman" w:hAnsi="Times New Roman" w:cs="Times New Roman"/>
-          <w:sz w:val="24"/>
-          <w:szCs w:val="24"/>
-        </w:rPr>
-        <w:t>/ folder.</w:t>
+        <w:t>User places .eml files in the sample_emails/ folder.</w:t>
       </w:r>
     </w:p>
     <w:p>
@@ -1695,43 +1565,7 @@
           <w:sz w:val="24"/>
           <w:szCs w:val="24"/>
         </w:rPr>
-        <w:t>User places outgoing draft .</w:t>
-      </w:r>
-      <w:proofErr w:type="spellStart"/>
-      <w:r>
-        <w:rPr>
-          <w:rFonts w:ascii="Times New Roman" w:hAnsi="Times New Roman" w:cs="Times New Roman"/>
-          <w:sz w:val="24"/>
-          <w:szCs w:val="24"/>
-        </w:rPr>
-        <w:t>eml</w:t>
-      </w:r>
-      <w:proofErr w:type="spellEnd"/>
-      <w:r>
-        <w:rPr>
-          <w:rFonts w:ascii="Times New Roman" w:hAnsi="Times New Roman" w:cs="Times New Roman"/>
-          <w:sz w:val="24"/>
-          <w:szCs w:val="24"/>
-        </w:rPr>
-        <w:t xml:space="preserve"> files in the </w:t>
-      </w:r>
-      <w:proofErr w:type="spellStart"/>
-      <w:r>
-        <w:rPr>
-          <w:rFonts w:ascii="Times New Roman" w:hAnsi="Times New Roman" w:cs="Times New Roman"/>
-          <w:sz w:val="24"/>
-          <w:szCs w:val="24"/>
-        </w:rPr>
-        <w:t>outgoing_drafts</w:t>
-      </w:r>
-      <w:proofErr w:type="spellEnd"/>
-      <w:r>
-        <w:rPr>
-          <w:rFonts w:ascii="Times New Roman" w:hAnsi="Times New Roman" w:cs="Times New Roman"/>
-          <w:sz w:val="24"/>
-          <w:szCs w:val="24"/>
-        </w:rPr>
-        <w:t>/ folder.</w:t>
+        <w:t>User places outgoing draft .eml files in the outgoing_drafts/ folder.</w:t>
       </w:r>
     </w:p>
     <w:p>
@@ -2355,25 +2189,7 @@
           <w:sz w:val="24"/>
           <w:szCs w:val="24"/>
         </w:rPr>
-        <w:t>python main.py –email “</w:t>
-      </w:r>
-      <w:proofErr w:type="spellStart"/>
-      <w:r>
-        <w:rPr>
-          <w:rFonts w:ascii="Times New Roman" w:eastAsia="Courier New" w:hAnsi="Times New Roman" w:cs="Times New Roman"/>
-          <w:sz w:val="24"/>
-          <w:szCs w:val="24"/>
-        </w:rPr>
-        <w:t>folder_name</w:t>
-      </w:r>
-      <w:proofErr w:type="spellEnd"/>
-      <w:r>
-        <w:rPr>
-          <w:rFonts w:ascii="Times New Roman" w:eastAsia="Courier New" w:hAnsi="Times New Roman" w:cs="Times New Roman"/>
-          <w:sz w:val="24"/>
-          <w:szCs w:val="24"/>
-        </w:rPr>
-        <w:t>\file.ml” # to scan a single email file</w:t>
+        <w:t>python main.py –email “folder_name\file.ml” # to scan a single email file</w:t>
       </w:r>
     </w:p>
     <w:p>
@@ -2426,25 +2242,7 @@
           <w:sz w:val="24"/>
           <w:szCs w:val="24"/>
         </w:rPr>
-        <w:t>Responsible for reading a .</w:t>
-      </w:r>
-      <w:proofErr w:type="spellStart"/>
-      <w:r>
-        <w:rPr>
-          <w:rFonts w:ascii="Times New Roman" w:hAnsi="Times New Roman" w:cs="Times New Roman"/>
-          <w:sz w:val="24"/>
-          <w:szCs w:val="24"/>
-        </w:rPr>
-        <w:t>eml</w:t>
-      </w:r>
-      <w:proofErr w:type="spellEnd"/>
-      <w:r>
-        <w:rPr>
-          <w:rFonts w:ascii="Times New Roman" w:hAnsi="Times New Roman" w:cs="Times New Roman"/>
-          <w:sz w:val="24"/>
-          <w:szCs w:val="24"/>
-        </w:rPr>
-        <w:t xml:space="preserve"> file using Python's built-in email library and running all phishing indicator detectors. Returns a structured dictionary containing every piece of extracted information and all triggered indicators.</w:t>
+        <w:t>Responsible for reading a .eml file using Python's built-in email library and running all phishing indicator detectors. Returns a structured dictionary containing every piece of extracted information and all triggered indicators.</w:t>
       </w:r>
     </w:p>
     <w:p>
@@ -3279,25 +3077,7 @@
           <w:sz w:val="24"/>
           <w:szCs w:val="24"/>
         </w:rPr>
-        <w:t xml:space="preserve">Add the pre-computed </w:t>
-      </w:r>
-      <w:proofErr w:type="spellStart"/>
-      <w:r>
-        <w:rPr>
-          <w:rFonts w:ascii="Times New Roman" w:hAnsi="Times New Roman" w:cs="Times New Roman"/>
-          <w:sz w:val="24"/>
-          <w:szCs w:val="24"/>
-        </w:rPr>
-        <w:t>attachment_score</w:t>
-      </w:r>
-      <w:proofErr w:type="spellEnd"/>
-      <w:r>
-        <w:rPr>
-          <w:rFonts w:ascii="Times New Roman" w:hAnsi="Times New Roman" w:cs="Times New Roman"/>
-          <w:sz w:val="24"/>
-          <w:szCs w:val="24"/>
-        </w:rPr>
-        <w:t>.</w:t>
+        <w:t>Add the pre-computed attachment_score.</w:t>
       </w:r>
     </w:p>
     <w:p>
@@ -3351,10 +3131,6 @@
     <w:p>
       <w:pPr>
         <w:pStyle w:val="ListParagraph"/>
-        <w:numPr>
-          <w:ilvl w:val="0"/>
-          <w:numId w:val="6"/>
-        </w:numPr>
         <w:spacing w:before="40" w:after="40"/>
         <w:contextualSpacing w:val="0"/>
         <w:rPr>
@@ -4062,27 +3838,7 @@
                 <w:sz w:val="24"/>
                 <w:szCs w:val="24"/>
               </w:rPr>
-              <w:t xml:space="preserve">Regex for </w:t>
-            </w:r>
-            <w:proofErr w:type="gramStart"/>
-            <w:r>
-              <w:rPr>
-                <w:rFonts w:ascii="Times New Roman" w:hAnsi="Times New Roman" w:cs="Times New Roman"/>
-                <w:color w:val="4A4A4A"/>
-                <w:sz w:val="24"/>
-                <w:szCs w:val="24"/>
-              </w:rPr>
-              <w:t>13-19 digit</w:t>
-            </w:r>
-            <w:proofErr w:type="gramEnd"/>
-            <w:r>
-              <w:rPr>
-                <w:rFonts w:ascii="Times New Roman" w:hAnsi="Times New Roman" w:cs="Times New Roman"/>
-                <w:color w:val="4A4A4A"/>
-                <w:sz w:val="24"/>
-                <w:szCs w:val="24"/>
-              </w:rPr>
-              <w:t xml:space="preserve"> card formats + Luhn algorithm validation</w:t>
+              <w:t>Regex for 13-19 digit card formats + Luhn algorithm validation</w:t>
             </w:r>
           </w:p>
         </w:tc>
@@ -4156,27 +3912,7 @@
                 <w:sz w:val="24"/>
                 <w:szCs w:val="24"/>
               </w:rPr>
-              <w:t xml:space="preserve">Regex: password=xxx, secret: xxx, </w:t>
-            </w:r>
-            <w:proofErr w:type="spellStart"/>
-            <w:r>
-              <w:rPr>
-                <w:rFonts w:ascii="Times New Roman" w:hAnsi="Times New Roman" w:cs="Times New Roman"/>
-                <w:color w:val="4A4A4A"/>
-                <w:sz w:val="24"/>
-                <w:szCs w:val="24"/>
-              </w:rPr>
-              <w:t>api_key</w:t>
-            </w:r>
-            <w:proofErr w:type="spellEnd"/>
-            <w:r>
-              <w:rPr>
-                <w:rFonts w:ascii="Times New Roman" w:hAnsi="Times New Roman" w:cs="Times New Roman"/>
-                <w:color w:val="4A4A4A"/>
-                <w:sz w:val="24"/>
-                <w:szCs w:val="24"/>
-              </w:rPr>
-              <w:t>=xxx patterns</w:t>
+              <w:t>Regex: password=xxx, secret: xxx, api_key=xxx patterns</w:t>
             </w:r>
           </w:p>
         </w:tc>
@@ -4327,27 +4063,7 @@
                 <w:sz w:val="24"/>
                 <w:szCs w:val="24"/>
               </w:rPr>
-              <w:t xml:space="preserve">Regex: </w:t>
-            </w:r>
-            <w:proofErr w:type="gramStart"/>
-            <w:r>
-              <w:rPr>
-                <w:rFonts w:ascii="Times New Roman" w:hAnsi="Times New Roman" w:cs="Times New Roman"/>
-                <w:color w:val="4A4A4A"/>
-                <w:sz w:val="24"/>
-                <w:szCs w:val="24"/>
-              </w:rPr>
-              <w:t>9-18 digit</w:t>
-            </w:r>
-            <w:proofErr w:type="gramEnd"/>
-            <w:r>
-              <w:rPr>
-                <w:rFonts w:ascii="Times New Roman" w:hAnsi="Times New Roman" w:cs="Times New Roman"/>
-                <w:color w:val="4A4A4A"/>
-                <w:sz w:val="24"/>
-                <w:szCs w:val="24"/>
-              </w:rPr>
-              <w:t xml:space="preserve"> sequences (flagged if 3+ instances found)</w:t>
+              <w:t>Regex: 9-18 digit sequences (flagged if 3+ instances found)</w:t>
             </w:r>
           </w:p>
         </w:tc>
@@ -4837,20 +4553,8 @@
           <w:sz w:val="24"/>
           <w:szCs w:val="24"/>
         </w:rPr>
-        <w:t xml:space="preserve">Why It Is Used in </w:t>
-      </w:r>
-      <w:proofErr w:type="spellStart"/>
-      <w:r>
-        <w:rPr>
-          <w:rFonts w:ascii="Times New Roman" w:hAnsi="Times New Roman" w:cs="Times New Roman"/>
-          <w:b/>
-          <w:bCs/>
-          <w:sz w:val="24"/>
-          <w:szCs w:val="24"/>
-        </w:rPr>
-        <w:t>PhishGuard</w:t>
-      </w:r>
-      <w:proofErr w:type="spellEnd"/>
+        <w:t>Why It Is Used in PhishGuard</w:t>
+      </w:r>
     </w:p>
     <w:p>
       <w:pPr>
@@ -4867,25 +4571,7 @@
           <w:sz w:val="24"/>
           <w:szCs w:val="24"/>
         </w:rPr>
-        <w:t xml:space="preserve">Regex alone matches any </w:t>
-      </w:r>
-      <w:proofErr w:type="gramStart"/>
-      <w:r>
-        <w:rPr>
-          <w:rFonts w:ascii="Times New Roman" w:hAnsi="Times New Roman" w:cs="Times New Roman"/>
-          <w:sz w:val="24"/>
-          <w:szCs w:val="24"/>
-        </w:rPr>
-        <w:t>13-19 digit</w:t>
-      </w:r>
-      <w:proofErr w:type="gramEnd"/>
-      <w:r>
-        <w:rPr>
-          <w:rFonts w:ascii="Times New Roman" w:hAnsi="Times New Roman" w:cs="Times New Roman"/>
-          <w:sz w:val="24"/>
-          <w:szCs w:val="24"/>
-        </w:rPr>
-        <w:t xml:space="preserve"> sequence, which produces many false positives (e.g., phone numbers, order IDs). The Luhn check filters out sequences that look like card numbers but fail the checksum — dramatically improving precision without any database lookup.</w:t>
+        <w:t>Regex alone matches any 13-19 digit sequence, which produces many false positives (e.g., phone numbers, order IDs). The Luhn check filters out sequences that look like card numbers but fail the checksum — dramatically improving precision without any database lookup.</w:t>
       </w:r>
     </w:p>
     <w:p>
@@ -5095,77 +4781,7 @@
         <w:rPr>
           <w:rFonts w:ascii="Times New Roman" w:eastAsia="Courier New" w:hAnsi="Times New Roman" w:cs="Times New Roman"/>
         </w:rPr>
-        <w:t xml:space="preserve">Position:   </w:t>
-      </w:r>
-      <w:proofErr w:type="gramStart"/>
-      <w:r>
-        <w:rPr>
-          <w:rFonts w:ascii="Times New Roman" w:eastAsia="Courier New" w:hAnsi="Times New Roman" w:cs="Times New Roman"/>
-        </w:rPr>
-        <w:t>1  2</w:t>
-      </w:r>
-      <w:proofErr w:type="gramEnd"/>
-      <w:r>
-        <w:rPr>
-          <w:rFonts w:ascii="Times New Roman" w:eastAsia="Courier New" w:hAnsi="Times New Roman" w:cs="Times New Roman"/>
-        </w:rPr>
-        <w:t xml:space="preserve">  </w:t>
-      </w:r>
-      <w:proofErr w:type="gramStart"/>
-      <w:r>
-        <w:rPr>
-          <w:rFonts w:ascii="Times New Roman" w:eastAsia="Courier New" w:hAnsi="Times New Roman" w:cs="Times New Roman"/>
-        </w:rPr>
-        <w:t>3  4</w:t>
-      </w:r>
-      <w:proofErr w:type="gramEnd"/>
-      <w:r>
-        <w:rPr>
-          <w:rFonts w:ascii="Times New Roman" w:eastAsia="Courier New" w:hAnsi="Times New Roman" w:cs="Times New Roman"/>
-        </w:rPr>
-        <w:t xml:space="preserve">  </w:t>
-      </w:r>
-      <w:proofErr w:type="gramStart"/>
-      <w:r>
-        <w:rPr>
-          <w:rFonts w:ascii="Times New Roman" w:eastAsia="Courier New" w:hAnsi="Times New Roman" w:cs="Times New Roman"/>
-        </w:rPr>
-        <w:t>5  6</w:t>
-      </w:r>
-      <w:proofErr w:type="gramEnd"/>
-      <w:r>
-        <w:rPr>
-          <w:rFonts w:ascii="Times New Roman" w:eastAsia="Courier New" w:hAnsi="Times New Roman" w:cs="Times New Roman"/>
-        </w:rPr>
-        <w:t xml:space="preserve">  </w:t>
-      </w:r>
-      <w:proofErr w:type="gramStart"/>
-      <w:r>
-        <w:rPr>
-          <w:rFonts w:ascii="Times New Roman" w:eastAsia="Courier New" w:hAnsi="Times New Roman" w:cs="Times New Roman"/>
-        </w:rPr>
-        <w:t>7  8</w:t>
-      </w:r>
-      <w:proofErr w:type="gramEnd"/>
-      <w:r>
-        <w:rPr>
-          <w:rFonts w:ascii="Times New Roman" w:eastAsia="Courier New" w:hAnsi="Times New Roman" w:cs="Times New Roman"/>
-        </w:rPr>
-        <w:t xml:space="preserve">  </w:t>
-      </w:r>
-      <w:proofErr w:type="gramStart"/>
-      <w:r>
-        <w:rPr>
-          <w:rFonts w:ascii="Times New Roman" w:eastAsia="Courier New" w:hAnsi="Times New Roman" w:cs="Times New Roman"/>
-        </w:rPr>
-        <w:t>9  10</w:t>
-      </w:r>
-      <w:proofErr w:type="gramEnd"/>
-      <w:r>
-        <w:rPr>
-          <w:rFonts w:ascii="Times New Roman" w:eastAsia="Courier New" w:hAnsi="Times New Roman" w:cs="Times New Roman"/>
-        </w:rPr>
-        <w:t xml:space="preserve"> 11 12 13 14 15 16</w:t>
+        <w:t>Position:   1  2  3  4  5  6  7  8  9  10 11 12 13 14 15 16</w:t>
       </w:r>
     </w:p>
     <w:p>
@@ -5181,114 +4797,8 @@
         <w:rPr>
           <w:rFonts w:ascii="Times New Roman" w:eastAsia="Courier New" w:hAnsi="Times New Roman" w:cs="Times New Roman"/>
         </w:rPr>
-        <w:t xml:space="preserve">Digit:      </w:t>
-      </w:r>
-      <w:proofErr w:type="gramStart"/>
-      <w:r>
-        <w:rPr>
-          <w:rFonts w:ascii="Times New Roman" w:eastAsia="Courier New" w:hAnsi="Times New Roman" w:cs="Times New Roman"/>
-        </w:rPr>
-        <w:t>1  1</w:t>
-      </w:r>
-      <w:proofErr w:type="gramEnd"/>
-      <w:r>
-        <w:rPr>
-          <w:rFonts w:ascii="Times New Roman" w:eastAsia="Courier New" w:hAnsi="Times New Roman" w:cs="Times New Roman"/>
-        </w:rPr>
-        <w:t xml:space="preserve">  </w:t>
-      </w:r>
-      <w:proofErr w:type="gramStart"/>
-      <w:r>
-        <w:rPr>
-          <w:rFonts w:ascii="Times New Roman" w:eastAsia="Courier New" w:hAnsi="Times New Roman" w:cs="Times New Roman"/>
-        </w:rPr>
-        <w:t>1  1</w:t>
-      </w:r>
-      <w:proofErr w:type="gramEnd"/>
-      <w:r>
-        <w:rPr>
-          <w:rFonts w:ascii="Times New Roman" w:eastAsia="Courier New" w:hAnsi="Times New Roman" w:cs="Times New Roman"/>
-        </w:rPr>
-        <w:t xml:space="preserve">  </w:t>
-      </w:r>
-      <w:proofErr w:type="gramStart"/>
-      <w:r>
-        <w:rPr>
-          <w:rFonts w:ascii="Times New Roman" w:eastAsia="Courier New" w:hAnsi="Times New Roman" w:cs="Times New Roman"/>
-        </w:rPr>
-        <w:t>1  1</w:t>
-      </w:r>
-      <w:proofErr w:type="gramEnd"/>
-      <w:r>
-        <w:rPr>
-          <w:rFonts w:ascii="Times New Roman" w:eastAsia="Courier New" w:hAnsi="Times New Roman" w:cs="Times New Roman"/>
-        </w:rPr>
-        <w:t xml:space="preserve">  </w:t>
-      </w:r>
-      <w:proofErr w:type="gramStart"/>
-      <w:r>
-        <w:rPr>
-          <w:rFonts w:ascii="Times New Roman" w:eastAsia="Courier New" w:hAnsi="Times New Roman" w:cs="Times New Roman"/>
-        </w:rPr>
-        <w:t>1  1</w:t>
-      </w:r>
-      <w:proofErr w:type="gramEnd"/>
-      <w:r>
-        <w:rPr>
-          <w:rFonts w:ascii="Times New Roman" w:eastAsia="Courier New" w:hAnsi="Times New Roman" w:cs="Times New Roman"/>
-        </w:rPr>
-        <w:t xml:space="preserve">  </w:t>
-      </w:r>
-      <w:proofErr w:type="gramStart"/>
-      <w:r>
-        <w:rPr>
-          <w:rFonts w:ascii="Times New Roman" w:eastAsia="Courier New" w:hAnsi="Times New Roman" w:cs="Times New Roman"/>
-        </w:rPr>
-        <w:t>1  1</w:t>
-      </w:r>
-      <w:proofErr w:type="gramEnd"/>
-      <w:r>
-        <w:rPr>
-          <w:rFonts w:ascii="Times New Roman" w:eastAsia="Courier New" w:hAnsi="Times New Roman" w:cs="Times New Roman"/>
-        </w:rPr>
-        <w:t xml:space="preserve">  </w:t>
-      </w:r>
-      <w:proofErr w:type="gramStart"/>
-      <w:r>
-        <w:rPr>
-          <w:rFonts w:ascii="Times New Roman" w:eastAsia="Courier New" w:hAnsi="Times New Roman" w:cs="Times New Roman"/>
-        </w:rPr>
-        <w:t>1  1</w:t>
-      </w:r>
-      <w:proofErr w:type="gramEnd"/>
-      <w:r>
-        <w:rPr>
-          <w:rFonts w:ascii="Times New Roman" w:eastAsia="Courier New" w:hAnsi="Times New Roman" w:cs="Times New Roman"/>
-        </w:rPr>
-        <w:t xml:space="preserve">  </w:t>
-      </w:r>
-      <w:proofErr w:type="gramStart"/>
-      <w:r>
-        <w:rPr>
-          <w:rFonts w:ascii="Times New Roman" w:eastAsia="Courier New" w:hAnsi="Times New Roman" w:cs="Times New Roman"/>
-        </w:rPr>
-        <w:t>1  1</w:t>
-      </w:r>
-      <w:proofErr w:type="gramEnd"/>
-      <w:r>
-        <w:rPr>
-          <w:rFonts w:ascii="Times New Roman" w:eastAsia="Courier New" w:hAnsi="Times New Roman" w:cs="Times New Roman"/>
-        </w:rPr>
-        <w:t xml:space="preserve">  </w:t>
-      </w:r>
-      <w:proofErr w:type="gramStart"/>
-      <w:r>
-        <w:rPr>
-          <w:rFonts w:ascii="Times New Roman" w:eastAsia="Courier New" w:hAnsi="Times New Roman" w:cs="Times New Roman"/>
-        </w:rPr>
-        <w:t>1  4</w:t>
-      </w:r>
-      <w:proofErr w:type="gramEnd"/>
+        <w:t>Digit:      1  1  1  1  1  1  1  1  1  1  1  1  1  1  1  4</w:t>
+      </w:r>
     </w:p>
     <w:p>
       <w:pPr>
@@ -5303,114 +4813,8 @@
         <w:rPr>
           <w:rFonts w:ascii="Times New Roman" w:eastAsia="Courier New" w:hAnsi="Times New Roman" w:cs="Times New Roman"/>
         </w:rPr>
-        <w:t xml:space="preserve">Double?     </w:t>
-      </w:r>
-      <w:proofErr w:type="gramStart"/>
-      <w:r>
-        <w:rPr>
-          <w:rFonts w:ascii="Times New Roman" w:eastAsia="Courier New" w:hAnsi="Times New Roman" w:cs="Times New Roman"/>
-        </w:rPr>
-        <w:t>N  Y</w:t>
-      </w:r>
-      <w:proofErr w:type="gramEnd"/>
-      <w:r>
-        <w:rPr>
-          <w:rFonts w:ascii="Times New Roman" w:eastAsia="Courier New" w:hAnsi="Times New Roman" w:cs="Times New Roman"/>
-        </w:rPr>
-        <w:t xml:space="preserve">  </w:t>
-      </w:r>
-      <w:proofErr w:type="gramStart"/>
-      <w:r>
-        <w:rPr>
-          <w:rFonts w:ascii="Times New Roman" w:eastAsia="Courier New" w:hAnsi="Times New Roman" w:cs="Times New Roman"/>
-        </w:rPr>
-        <w:t>N  Y</w:t>
-      </w:r>
-      <w:proofErr w:type="gramEnd"/>
-      <w:r>
-        <w:rPr>
-          <w:rFonts w:ascii="Times New Roman" w:eastAsia="Courier New" w:hAnsi="Times New Roman" w:cs="Times New Roman"/>
-        </w:rPr>
-        <w:t xml:space="preserve">  </w:t>
-      </w:r>
-      <w:proofErr w:type="gramStart"/>
-      <w:r>
-        <w:rPr>
-          <w:rFonts w:ascii="Times New Roman" w:eastAsia="Courier New" w:hAnsi="Times New Roman" w:cs="Times New Roman"/>
-        </w:rPr>
-        <w:t>N  Y</w:t>
-      </w:r>
-      <w:proofErr w:type="gramEnd"/>
-      <w:r>
-        <w:rPr>
-          <w:rFonts w:ascii="Times New Roman" w:eastAsia="Courier New" w:hAnsi="Times New Roman" w:cs="Times New Roman"/>
-        </w:rPr>
-        <w:t xml:space="preserve">  </w:t>
-      </w:r>
-      <w:proofErr w:type="gramStart"/>
-      <w:r>
-        <w:rPr>
-          <w:rFonts w:ascii="Times New Roman" w:eastAsia="Courier New" w:hAnsi="Times New Roman" w:cs="Times New Roman"/>
-        </w:rPr>
-        <w:t>N  Y</w:t>
-      </w:r>
-      <w:proofErr w:type="gramEnd"/>
-      <w:r>
-        <w:rPr>
-          <w:rFonts w:ascii="Times New Roman" w:eastAsia="Courier New" w:hAnsi="Times New Roman" w:cs="Times New Roman"/>
-        </w:rPr>
-        <w:t xml:space="preserve">  </w:t>
-      </w:r>
-      <w:proofErr w:type="gramStart"/>
-      <w:r>
-        <w:rPr>
-          <w:rFonts w:ascii="Times New Roman" w:eastAsia="Courier New" w:hAnsi="Times New Roman" w:cs="Times New Roman"/>
-        </w:rPr>
-        <w:t>N  Y</w:t>
-      </w:r>
-      <w:proofErr w:type="gramEnd"/>
-      <w:r>
-        <w:rPr>
-          <w:rFonts w:ascii="Times New Roman" w:eastAsia="Courier New" w:hAnsi="Times New Roman" w:cs="Times New Roman"/>
-        </w:rPr>
-        <w:t xml:space="preserve">  </w:t>
-      </w:r>
-      <w:proofErr w:type="gramStart"/>
-      <w:r>
-        <w:rPr>
-          <w:rFonts w:ascii="Times New Roman" w:eastAsia="Courier New" w:hAnsi="Times New Roman" w:cs="Times New Roman"/>
-        </w:rPr>
-        <w:t>N  Y</w:t>
-      </w:r>
-      <w:proofErr w:type="gramEnd"/>
-      <w:r>
-        <w:rPr>
-          <w:rFonts w:ascii="Times New Roman" w:eastAsia="Courier New" w:hAnsi="Times New Roman" w:cs="Times New Roman"/>
-        </w:rPr>
-        <w:t xml:space="preserve">  </w:t>
-      </w:r>
-      <w:proofErr w:type="gramStart"/>
-      <w:r>
-        <w:rPr>
-          <w:rFonts w:ascii="Times New Roman" w:eastAsia="Courier New" w:hAnsi="Times New Roman" w:cs="Times New Roman"/>
-        </w:rPr>
-        <w:t>N  Y</w:t>
-      </w:r>
-      <w:proofErr w:type="gramEnd"/>
-      <w:r>
-        <w:rPr>
-          <w:rFonts w:ascii="Times New Roman" w:eastAsia="Courier New" w:hAnsi="Times New Roman" w:cs="Times New Roman"/>
-        </w:rPr>
-        <w:t xml:space="preserve">  </w:t>
-      </w:r>
-      <w:proofErr w:type="gramStart"/>
-      <w:r>
-        <w:rPr>
-          <w:rFonts w:ascii="Times New Roman" w:eastAsia="Courier New" w:hAnsi="Times New Roman" w:cs="Times New Roman"/>
-        </w:rPr>
-        <w:t>N  Y</w:t>
-      </w:r>
-      <w:proofErr w:type="gramEnd"/>
+        <w:t>Double?     N  Y  N  Y  N  Y  N  Y  N  Y  N  Y  N  Y  N  Y</w:t>
+      </w:r>
     </w:p>
     <w:p>
       <w:pPr>
@@ -5425,128 +4829,8 @@
         <w:rPr>
           <w:rFonts w:ascii="Times New Roman" w:eastAsia="Courier New" w:hAnsi="Times New Roman" w:cs="Times New Roman"/>
         </w:rPr>
-        <w:t xml:space="preserve">After </w:t>
-      </w:r>
-      <w:proofErr w:type="spellStart"/>
-      <w:r>
-        <w:rPr>
-          <w:rFonts w:ascii="Times New Roman" w:eastAsia="Courier New" w:hAnsi="Times New Roman" w:cs="Times New Roman"/>
-        </w:rPr>
-        <w:t>dbl</w:t>
-      </w:r>
-      <w:proofErr w:type="spellEnd"/>
-      <w:r>
-        <w:rPr>
-          <w:rFonts w:ascii="Times New Roman" w:eastAsia="Courier New" w:hAnsi="Times New Roman" w:cs="Times New Roman"/>
-        </w:rPr>
-        <w:t xml:space="preserve">:  </w:t>
-      </w:r>
-      <w:proofErr w:type="gramStart"/>
-      <w:r>
-        <w:rPr>
-          <w:rFonts w:ascii="Times New Roman" w:eastAsia="Courier New" w:hAnsi="Times New Roman" w:cs="Times New Roman"/>
-        </w:rPr>
-        <w:t>1  2</w:t>
-      </w:r>
-      <w:proofErr w:type="gramEnd"/>
-      <w:r>
-        <w:rPr>
-          <w:rFonts w:ascii="Times New Roman" w:eastAsia="Courier New" w:hAnsi="Times New Roman" w:cs="Times New Roman"/>
-        </w:rPr>
-        <w:t xml:space="preserve">  </w:t>
-      </w:r>
-      <w:proofErr w:type="gramStart"/>
-      <w:r>
-        <w:rPr>
-          <w:rFonts w:ascii="Times New Roman" w:eastAsia="Courier New" w:hAnsi="Times New Roman" w:cs="Times New Roman"/>
-        </w:rPr>
-        <w:t>1  2</w:t>
-      </w:r>
-      <w:proofErr w:type="gramEnd"/>
-      <w:r>
-        <w:rPr>
-          <w:rFonts w:ascii="Times New Roman" w:eastAsia="Courier New" w:hAnsi="Times New Roman" w:cs="Times New Roman"/>
-        </w:rPr>
-        <w:t xml:space="preserve">  </w:t>
-      </w:r>
-      <w:proofErr w:type="gramStart"/>
-      <w:r>
-        <w:rPr>
-          <w:rFonts w:ascii="Times New Roman" w:eastAsia="Courier New" w:hAnsi="Times New Roman" w:cs="Times New Roman"/>
-        </w:rPr>
-        <w:t>1  2</w:t>
-      </w:r>
-      <w:proofErr w:type="gramEnd"/>
-      <w:r>
-        <w:rPr>
-          <w:rFonts w:ascii="Times New Roman" w:eastAsia="Courier New" w:hAnsi="Times New Roman" w:cs="Times New Roman"/>
-        </w:rPr>
-        <w:t xml:space="preserve">  </w:t>
-      </w:r>
-      <w:proofErr w:type="gramStart"/>
-      <w:r>
-        <w:rPr>
-          <w:rFonts w:ascii="Times New Roman" w:eastAsia="Courier New" w:hAnsi="Times New Roman" w:cs="Times New Roman"/>
-        </w:rPr>
-        <w:t>1  2</w:t>
-      </w:r>
-      <w:proofErr w:type="gramEnd"/>
-      <w:r>
-        <w:rPr>
-          <w:rFonts w:ascii="Times New Roman" w:eastAsia="Courier New" w:hAnsi="Times New Roman" w:cs="Times New Roman"/>
-        </w:rPr>
-        <w:t xml:space="preserve">  </w:t>
-      </w:r>
-      <w:proofErr w:type="gramStart"/>
-      <w:r>
-        <w:rPr>
-          <w:rFonts w:ascii="Times New Roman" w:eastAsia="Courier New" w:hAnsi="Times New Roman" w:cs="Times New Roman"/>
-        </w:rPr>
-        <w:t>1  2</w:t>
-      </w:r>
-      <w:proofErr w:type="gramEnd"/>
-      <w:r>
-        <w:rPr>
-          <w:rFonts w:ascii="Times New Roman" w:eastAsia="Courier New" w:hAnsi="Times New Roman" w:cs="Times New Roman"/>
-        </w:rPr>
-        <w:t xml:space="preserve">  </w:t>
-      </w:r>
-      <w:proofErr w:type="gramStart"/>
-      <w:r>
-        <w:rPr>
-          <w:rFonts w:ascii="Times New Roman" w:eastAsia="Courier New" w:hAnsi="Times New Roman" w:cs="Times New Roman"/>
-        </w:rPr>
-        <w:t>1  2</w:t>
-      </w:r>
-      <w:proofErr w:type="gramEnd"/>
-      <w:r>
-        <w:rPr>
-          <w:rFonts w:ascii="Times New Roman" w:eastAsia="Courier New" w:hAnsi="Times New Roman" w:cs="Times New Roman"/>
-        </w:rPr>
-        <w:t xml:space="preserve">  </w:t>
-      </w:r>
-      <w:proofErr w:type="gramStart"/>
-      <w:r>
-        <w:rPr>
-          <w:rFonts w:ascii="Times New Roman" w:eastAsia="Courier New" w:hAnsi="Times New Roman" w:cs="Times New Roman"/>
-        </w:rPr>
-        <w:t>1  2</w:t>
-      </w:r>
-      <w:proofErr w:type="gramEnd"/>
-      <w:r>
-        <w:rPr>
-          <w:rFonts w:ascii="Times New Roman" w:eastAsia="Courier New" w:hAnsi="Times New Roman" w:cs="Times New Roman"/>
-        </w:rPr>
-        <w:t xml:space="preserve">  </w:t>
-      </w:r>
-      <w:proofErr w:type="gramStart"/>
-      <w:r>
-        <w:rPr>
-          <w:rFonts w:ascii="Times New Roman" w:eastAsia="Courier New" w:hAnsi="Times New Roman" w:cs="Times New Roman"/>
-        </w:rPr>
-        <w:t>1  8</w:t>
-      </w:r>
-      <w:proofErr w:type="gramEnd"/>
+        <w:t>After dbl:  1  2  1  2  1  2  1  2  1  2  1  2  1  2  1  8</w:t>
+      </w:r>
     </w:p>
     <w:p>
       <w:pPr>
@@ -5585,21 +4869,7 @@
         <w:rPr>
           <w:rFonts w:ascii="Times New Roman" w:eastAsia="Courier New" w:hAnsi="Times New Roman" w:cs="Times New Roman"/>
         </w:rPr>
-        <w:t xml:space="preserve">30 mod 10 = </w:t>
-      </w:r>
-      <w:proofErr w:type="gramStart"/>
-      <w:r>
-        <w:rPr>
-          <w:rFonts w:ascii="Times New Roman" w:eastAsia="Courier New" w:hAnsi="Times New Roman" w:cs="Times New Roman"/>
-        </w:rPr>
-        <w:t>0  →</w:t>
-      </w:r>
-      <w:proofErr w:type="gramEnd"/>
-      <w:r>
-        <w:rPr>
-          <w:rFonts w:ascii="Times New Roman" w:eastAsia="Courier New" w:hAnsi="Times New Roman" w:cs="Times New Roman"/>
-        </w:rPr>
-        <w:t xml:space="preserve">  VALID</w:t>
+        <w:t>30 mod 10 = 0  →  VALID</w:t>
       </w:r>
     </w:p>
     <w:p>
@@ -5815,43 +5085,7 @@
                 <w:sz w:val="24"/>
                 <w:szCs w:val="24"/>
               </w:rPr>
-              <w:t>[A-Z]{</w:t>
-            </w:r>
-            <w:proofErr w:type="gramStart"/>
-            <w:r>
-              <w:rPr>
-                <w:rFonts w:ascii="Times New Roman" w:hAnsi="Times New Roman" w:cs="Times New Roman"/>
-                <w:sz w:val="24"/>
-                <w:szCs w:val="24"/>
-              </w:rPr>
-              <w:t>5}[</w:t>
-            </w:r>
-            <w:proofErr w:type="gramEnd"/>
-            <w:r>
-              <w:rPr>
-                <w:rFonts w:ascii="Times New Roman" w:hAnsi="Times New Roman" w:cs="Times New Roman"/>
-                <w:sz w:val="24"/>
-                <w:szCs w:val="24"/>
-              </w:rPr>
-              <w:t>0-9]{</w:t>
-            </w:r>
-            <w:proofErr w:type="gramStart"/>
-            <w:r>
-              <w:rPr>
-                <w:rFonts w:ascii="Times New Roman" w:hAnsi="Times New Roman" w:cs="Times New Roman"/>
-                <w:sz w:val="24"/>
-                <w:szCs w:val="24"/>
-              </w:rPr>
-              <w:t>4}[</w:t>
-            </w:r>
-            <w:proofErr w:type="gramEnd"/>
-            <w:r>
-              <w:rPr>
-                <w:rFonts w:ascii="Times New Roman" w:hAnsi="Times New Roman" w:cs="Times New Roman"/>
-                <w:sz w:val="24"/>
-                <w:szCs w:val="24"/>
-              </w:rPr>
-              <w:t>A-Z]</w:t>
+              <w:t>[A-Z]{5}[0-9]{4}[A-Z]</w:t>
             </w:r>
           </w:p>
         </w:tc>
@@ -5928,97 +5162,7 @@
                 <w:sz w:val="24"/>
                 <w:szCs w:val="24"/>
               </w:rPr>
-              <w:t>[2-</w:t>
-            </w:r>
-            <w:proofErr w:type="gramStart"/>
-            <w:r>
-              <w:rPr>
-                <w:rFonts w:ascii="Times New Roman" w:hAnsi="Times New Roman" w:cs="Times New Roman"/>
-                <w:sz w:val="24"/>
-                <w:szCs w:val="24"/>
-              </w:rPr>
-              <w:t>9]\</w:t>
-            </w:r>
-            <w:proofErr w:type="gramEnd"/>
-            <w:r>
-              <w:rPr>
-                <w:rFonts w:ascii="Times New Roman" w:hAnsi="Times New Roman" w:cs="Times New Roman"/>
-                <w:sz w:val="24"/>
-                <w:szCs w:val="24"/>
-              </w:rPr>
-              <w:t>d{</w:t>
-            </w:r>
-            <w:proofErr w:type="gramStart"/>
-            <w:r>
-              <w:rPr>
-                <w:rFonts w:ascii="Times New Roman" w:hAnsi="Times New Roman" w:cs="Times New Roman"/>
-                <w:sz w:val="24"/>
-                <w:szCs w:val="24"/>
-              </w:rPr>
-              <w:t>3}[</w:t>
-            </w:r>
-            <w:proofErr w:type="gramEnd"/>
-            <w:r>
-              <w:rPr>
-                <w:rFonts w:ascii="Times New Roman" w:hAnsi="Times New Roman" w:cs="Times New Roman"/>
-                <w:sz w:val="24"/>
-                <w:szCs w:val="24"/>
-              </w:rPr>
-              <w:t>\s-</w:t>
-            </w:r>
-            <w:proofErr w:type="gramStart"/>
-            <w:r>
-              <w:rPr>
-                <w:rFonts w:ascii="Times New Roman" w:hAnsi="Times New Roman" w:cs="Times New Roman"/>
-                <w:sz w:val="24"/>
-                <w:szCs w:val="24"/>
-              </w:rPr>
-              <w:t>]?\</w:t>
-            </w:r>
-            <w:proofErr w:type="gramEnd"/>
-            <w:r>
-              <w:rPr>
-                <w:rFonts w:ascii="Times New Roman" w:hAnsi="Times New Roman" w:cs="Times New Roman"/>
-                <w:sz w:val="24"/>
-                <w:szCs w:val="24"/>
-              </w:rPr>
-              <w:t>d{</w:t>
-            </w:r>
-            <w:proofErr w:type="gramStart"/>
-            <w:r>
-              <w:rPr>
-                <w:rFonts w:ascii="Times New Roman" w:hAnsi="Times New Roman" w:cs="Times New Roman"/>
-                <w:sz w:val="24"/>
-                <w:szCs w:val="24"/>
-              </w:rPr>
-              <w:t>4}[</w:t>
-            </w:r>
-            <w:proofErr w:type="gramEnd"/>
-            <w:r>
-              <w:rPr>
-                <w:rFonts w:ascii="Times New Roman" w:hAnsi="Times New Roman" w:cs="Times New Roman"/>
-                <w:sz w:val="24"/>
-                <w:szCs w:val="24"/>
-              </w:rPr>
-              <w:t>\s-</w:t>
-            </w:r>
-            <w:proofErr w:type="gramStart"/>
-            <w:r>
-              <w:rPr>
-                <w:rFonts w:ascii="Times New Roman" w:hAnsi="Times New Roman" w:cs="Times New Roman"/>
-                <w:sz w:val="24"/>
-                <w:szCs w:val="24"/>
-              </w:rPr>
-              <w:t>]?\d{</w:t>
-            </w:r>
-            <w:proofErr w:type="gramEnd"/>
-            <w:r>
-              <w:rPr>
-                <w:rFonts w:ascii="Times New Roman" w:hAnsi="Times New Roman" w:cs="Times New Roman"/>
-                <w:sz w:val="24"/>
-                <w:szCs w:val="24"/>
-              </w:rPr>
-              <w:t>4}</w:t>
+              <w:t>[2-9]\d{3}[\s-]?\d{4}[\s-]?\d{4}</w:t>
             </w:r>
           </w:p>
         </w:tc>
@@ -6175,79 +5319,7 @@
                 <w:sz w:val="24"/>
                 <w:szCs w:val="24"/>
               </w:rPr>
-              <w:t>(</w:t>
-            </w:r>
-            <w:proofErr w:type="spellStart"/>
-            <w:r>
-              <w:rPr>
-                <w:rFonts w:ascii="Times New Roman" w:hAnsi="Times New Roman" w:cs="Times New Roman"/>
-                <w:sz w:val="24"/>
-                <w:szCs w:val="24"/>
-              </w:rPr>
-              <w:t>password|secret|api_</w:t>
-            </w:r>
-            <w:proofErr w:type="gramStart"/>
-            <w:r>
-              <w:rPr>
-                <w:rFonts w:ascii="Times New Roman" w:hAnsi="Times New Roman" w:cs="Times New Roman"/>
-                <w:sz w:val="24"/>
-                <w:szCs w:val="24"/>
-              </w:rPr>
-              <w:t>key</w:t>
-            </w:r>
-            <w:proofErr w:type="spellEnd"/>
-            <w:r>
-              <w:rPr>
-                <w:rFonts w:ascii="Times New Roman" w:hAnsi="Times New Roman" w:cs="Times New Roman"/>
-                <w:sz w:val="24"/>
-                <w:szCs w:val="24"/>
-              </w:rPr>
-              <w:t>)\</w:t>
-            </w:r>
-            <w:proofErr w:type="gramEnd"/>
-            <w:r>
-              <w:rPr>
-                <w:rFonts w:ascii="Times New Roman" w:hAnsi="Times New Roman" w:cs="Times New Roman"/>
-                <w:sz w:val="24"/>
-                <w:szCs w:val="24"/>
-              </w:rPr>
-              <w:t>s*[=</w:t>
-            </w:r>
-            <w:proofErr w:type="gramStart"/>
-            <w:r>
-              <w:rPr>
-                <w:rFonts w:ascii="Times New Roman" w:hAnsi="Times New Roman" w:cs="Times New Roman"/>
-                <w:sz w:val="24"/>
-                <w:szCs w:val="24"/>
-              </w:rPr>
-              <w:t>:]\</w:t>
-            </w:r>
-            <w:proofErr w:type="gramEnd"/>
-            <w:r>
-              <w:rPr>
-                <w:rFonts w:ascii="Times New Roman" w:hAnsi="Times New Roman" w:cs="Times New Roman"/>
-                <w:sz w:val="24"/>
-                <w:szCs w:val="24"/>
-              </w:rPr>
-              <w:t>s*\</w:t>
-            </w:r>
-            <w:proofErr w:type="gramStart"/>
-            <w:r>
-              <w:rPr>
-                <w:rFonts w:ascii="Times New Roman" w:hAnsi="Times New Roman" w:cs="Times New Roman"/>
-                <w:sz w:val="24"/>
-                <w:szCs w:val="24"/>
-              </w:rPr>
-              <w:t>S{</w:t>
-            </w:r>
-            <w:proofErr w:type="gramEnd"/>
-            <w:r>
-              <w:rPr>
-                <w:rFonts w:ascii="Times New Roman" w:hAnsi="Times New Roman" w:cs="Times New Roman"/>
-                <w:sz w:val="24"/>
-                <w:szCs w:val="24"/>
-              </w:rPr>
-              <w:t>6,}</w:t>
+              <w:t>(password|secret|api_key)\s*[=:]\s*\S{6,}</w:t>
             </w:r>
           </w:p>
         </w:tc>
@@ -6327,25 +5399,7 @@
                 <w:sz w:val="24"/>
                 <w:szCs w:val="24"/>
               </w:rPr>
-              <w:t>4[0-9]{</w:t>
-            </w:r>
-            <w:proofErr w:type="gramStart"/>
-            <w:r>
-              <w:rPr>
-                <w:rFonts w:ascii="Times New Roman" w:hAnsi="Times New Roman" w:cs="Times New Roman"/>
-                <w:sz w:val="24"/>
-                <w:szCs w:val="24"/>
-              </w:rPr>
-              <w:t>12}(?:</w:t>
-            </w:r>
-            <w:proofErr w:type="gramEnd"/>
-            <w:r>
-              <w:rPr>
-                <w:rFonts w:ascii="Times New Roman" w:hAnsi="Times New Roman" w:cs="Times New Roman"/>
-                <w:sz w:val="24"/>
-                <w:szCs w:val="24"/>
-              </w:rPr>
-              <w:t>[0-9]{3})?</w:t>
+              <w:t>4[0-9]{12}(?:[0-9]{3})?</w:t>
             </w:r>
           </w:p>
         </w:tc>
@@ -6422,25 +5476,7 @@
                 <w:sz w:val="24"/>
                 <w:szCs w:val="24"/>
               </w:rPr>
-              <w:t>5[1-</w:t>
-            </w:r>
-            <w:proofErr w:type="gramStart"/>
-            <w:r>
-              <w:rPr>
-                <w:rFonts w:ascii="Times New Roman" w:hAnsi="Times New Roman" w:cs="Times New Roman"/>
-                <w:sz w:val="24"/>
-                <w:szCs w:val="24"/>
-              </w:rPr>
-              <w:t>5][</w:t>
-            </w:r>
-            <w:proofErr w:type="gramEnd"/>
-            <w:r>
-              <w:rPr>
-                <w:rFonts w:ascii="Times New Roman" w:hAnsi="Times New Roman" w:cs="Times New Roman"/>
-                <w:sz w:val="24"/>
-                <w:szCs w:val="24"/>
-              </w:rPr>
-              <w:t>0-9]{14}</w:t>
+              <w:t>5[1-5][0-9]{14}</w:t>
             </w:r>
           </w:p>
         </w:tc>
@@ -6520,151 +5556,7 @@
                 <w:sz w:val="24"/>
                 <w:szCs w:val="24"/>
               </w:rPr>
-              <w:t>2</w:t>
-            </w:r>
-            <w:proofErr w:type="gramStart"/>
-            <w:r>
-              <w:rPr>
-                <w:rFonts w:ascii="Times New Roman" w:hAnsi="Times New Roman" w:cs="Times New Roman"/>
-                <w:sz w:val="24"/>
-                <w:szCs w:val="24"/>
-              </w:rPr>
-              <w:t>(?:</w:t>
-            </w:r>
-            <w:proofErr w:type="gramEnd"/>
-            <w:r>
-              <w:rPr>
-                <w:rFonts w:ascii="Times New Roman" w:hAnsi="Times New Roman" w:cs="Times New Roman"/>
-                <w:sz w:val="24"/>
-                <w:szCs w:val="24"/>
-              </w:rPr>
-              <w:t>2[2-</w:t>
-            </w:r>
-            <w:proofErr w:type="gramStart"/>
-            <w:r>
-              <w:rPr>
-                <w:rFonts w:ascii="Times New Roman" w:hAnsi="Times New Roman" w:cs="Times New Roman"/>
-                <w:sz w:val="24"/>
-                <w:szCs w:val="24"/>
-              </w:rPr>
-              <w:t>9]\</w:t>
-            </w:r>
-            <w:proofErr w:type="gramEnd"/>
-            <w:r>
-              <w:rPr>
-                <w:rFonts w:ascii="Times New Roman" w:hAnsi="Times New Roman" w:cs="Times New Roman"/>
-                <w:sz w:val="24"/>
-                <w:szCs w:val="24"/>
-              </w:rPr>
-              <w:t>d{</w:t>
-            </w:r>
-            <w:proofErr w:type="gramStart"/>
-            <w:r>
-              <w:rPr>
-                <w:rFonts w:ascii="Times New Roman" w:hAnsi="Times New Roman" w:cs="Times New Roman"/>
-                <w:sz w:val="24"/>
-                <w:szCs w:val="24"/>
-              </w:rPr>
-              <w:t>12}|</w:t>
-            </w:r>
-            <w:proofErr w:type="gramEnd"/>
-            <w:r>
-              <w:rPr>
-                <w:rFonts w:ascii="Times New Roman" w:hAnsi="Times New Roman" w:cs="Times New Roman"/>
-                <w:sz w:val="24"/>
-                <w:szCs w:val="24"/>
-              </w:rPr>
-              <w:t>[3-</w:t>
-            </w:r>
-            <w:proofErr w:type="gramStart"/>
-            <w:r>
-              <w:rPr>
-                <w:rFonts w:ascii="Times New Roman" w:hAnsi="Times New Roman" w:cs="Times New Roman"/>
-                <w:sz w:val="24"/>
-                <w:szCs w:val="24"/>
-              </w:rPr>
-              <w:t>6]\</w:t>
-            </w:r>
-            <w:proofErr w:type="gramEnd"/>
-            <w:r>
-              <w:rPr>
-                <w:rFonts w:ascii="Times New Roman" w:hAnsi="Times New Roman" w:cs="Times New Roman"/>
-                <w:sz w:val="24"/>
-                <w:szCs w:val="24"/>
-              </w:rPr>
-              <w:t>d{</w:t>
-            </w:r>
-            <w:proofErr w:type="gramStart"/>
-            <w:r>
-              <w:rPr>
-                <w:rFonts w:ascii="Times New Roman" w:hAnsi="Times New Roman" w:cs="Times New Roman"/>
-                <w:sz w:val="24"/>
-                <w:szCs w:val="24"/>
-              </w:rPr>
-              <w:t>13}|</w:t>
-            </w:r>
-            <w:proofErr w:type="gramEnd"/>
-            <w:r>
-              <w:rPr>
-                <w:rFonts w:ascii="Times New Roman" w:hAnsi="Times New Roman" w:cs="Times New Roman"/>
-                <w:sz w:val="24"/>
-                <w:szCs w:val="24"/>
-              </w:rPr>
-              <w:t>7[</w:t>
-            </w:r>
-            <w:proofErr w:type="gramStart"/>
-            <w:r>
-              <w:rPr>
-                <w:rFonts w:ascii="Times New Roman" w:hAnsi="Times New Roman" w:cs="Times New Roman"/>
-                <w:sz w:val="24"/>
-                <w:szCs w:val="24"/>
-              </w:rPr>
-              <w:t>01]\</w:t>
-            </w:r>
-            <w:proofErr w:type="gramEnd"/>
-            <w:r>
-              <w:rPr>
-                <w:rFonts w:ascii="Times New Roman" w:hAnsi="Times New Roman" w:cs="Times New Roman"/>
-                <w:sz w:val="24"/>
-                <w:szCs w:val="24"/>
-              </w:rPr>
-              <w:t>d{</w:t>
-            </w:r>
-            <w:proofErr w:type="gramStart"/>
-            <w:r>
-              <w:rPr>
-                <w:rFonts w:ascii="Times New Roman" w:hAnsi="Times New Roman" w:cs="Times New Roman"/>
-                <w:sz w:val="24"/>
-                <w:szCs w:val="24"/>
-              </w:rPr>
-              <w:t>12}|</w:t>
-            </w:r>
-            <w:proofErr w:type="gramEnd"/>
-            <w:r>
-              <w:rPr>
-                <w:rFonts w:ascii="Times New Roman" w:hAnsi="Times New Roman" w:cs="Times New Roman"/>
-                <w:sz w:val="24"/>
-                <w:szCs w:val="24"/>
-              </w:rPr>
-              <w:t>720\</w:t>
-            </w:r>
-            <w:proofErr w:type="gramStart"/>
-            <w:r>
-              <w:rPr>
-                <w:rFonts w:ascii="Times New Roman" w:hAnsi="Times New Roman" w:cs="Times New Roman"/>
-                <w:sz w:val="24"/>
-                <w:szCs w:val="24"/>
-              </w:rPr>
-              <w:t>d{</w:t>
-            </w:r>
-            <w:proofErr w:type="gramEnd"/>
-            <w:r>
-              <w:rPr>
-                <w:rFonts w:ascii="Times New Roman" w:hAnsi="Times New Roman" w:cs="Times New Roman"/>
-                <w:sz w:val="24"/>
-                <w:szCs w:val="24"/>
-              </w:rPr>
-              <w:t>12})</w:t>
+              <w:t>2(?:2[2-9]\d{12}|[3-6]\d{13}|7[01]\d{12}|720\d{12})</w:t>
             </w:r>
           </w:p>
         </w:tc>
@@ -6741,25 +5633,7 @@
                 <w:sz w:val="24"/>
                 <w:szCs w:val="24"/>
               </w:rPr>
-              <w:t>3[</w:t>
-            </w:r>
-            <w:proofErr w:type="gramStart"/>
-            <w:r>
-              <w:rPr>
-                <w:rFonts w:ascii="Times New Roman" w:hAnsi="Times New Roman" w:cs="Times New Roman"/>
-                <w:sz w:val="24"/>
-                <w:szCs w:val="24"/>
-              </w:rPr>
-              <w:t>47][</w:t>
-            </w:r>
-            <w:proofErr w:type="gramEnd"/>
-            <w:r>
-              <w:rPr>
-                <w:rFonts w:ascii="Times New Roman" w:hAnsi="Times New Roman" w:cs="Times New Roman"/>
-                <w:sz w:val="24"/>
-                <w:szCs w:val="24"/>
-              </w:rPr>
-              <w:t>0-9]{13}</w:t>
+              <w:t>3[47][0-9]{13}</w:t>
             </w:r>
           </w:p>
         </w:tc>
@@ -6814,18 +5688,8 @@
                 <w:sz w:val="24"/>
                 <w:szCs w:val="24"/>
               </w:rPr>
-              <w:t xml:space="preserve">Credit Card – </w:t>
-            </w:r>
-            <w:proofErr w:type="spellStart"/>
-            <w:r>
-              <w:rPr>
-                <w:rFonts w:ascii="Times New Roman" w:hAnsi="Times New Roman" w:cs="Times New Roman"/>
-                <w:sz w:val="24"/>
-                <w:szCs w:val="24"/>
-              </w:rPr>
-              <w:t>RuPay</w:t>
-            </w:r>
-            <w:proofErr w:type="spellEnd"/>
+              <w:t>Credit Card – RuPay</w:t>
+            </w:r>
           </w:p>
         </w:tc>
         <w:tc>
@@ -6843,59 +5707,13 @@
                 <w:szCs w:val="24"/>
               </w:rPr>
             </w:pPr>
-            <w:proofErr w:type="gramStart"/>
-            <w:r>
-              <w:rPr>
-                <w:rFonts w:ascii="Times New Roman" w:hAnsi="Times New Roman" w:cs="Times New Roman"/>
-                <w:sz w:val="24"/>
-                <w:szCs w:val="24"/>
-              </w:rPr>
-              <w:t>(?:</w:t>
-            </w:r>
-            <w:proofErr w:type="gramEnd"/>
-            <w:r>
-              <w:rPr>
-                <w:rFonts w:ascii="Times New Roman" w:hAnsi="Times New Roman" w:cs="Times New Roman"/>
-                <w:sz w:val="24"/>
-                <w:szCs w:val="24"/>
-              </w:rPr>
-              <w:t>6[0-9]{</w:t>
-            </w:r>
-            <w:proofErr w:type="gramStart"/>
-            <w:r>
-              <w:rPr>
-                <w:rFonts w:ascii="Times New Roman" w:hAnsi="Times New Roman" w:cs="Times New Roman"/>
-                <w:sz w:val="24"/>
-                <w:szCs w:val="24"/>
-              </w:rPr>
-              <w:t>15}|</w:t>
-            </w:r>
-            <w:proofErr w:type="gramEnd"/>
-            <w:r>
-              <w:rPr>
-                <w:rFonts w:ascii="Times New Roman" w:hAnsi="Times New Roman" w:cs="Times New Roman"/>
-                <w:sz w:val="24"/>
-                <w:szCs w:val="24"/>
-              </w:rPr>
-              <w:t>8[0-9]{</w:t>
-            </w:r>
-            <w:proofErr w:type="gramStart"/>
-            <w:r>
-              <w:rPr>
-                <w:rFonts w:ascii="Times New Roman" w:hAnsi="Times New Roman" w:cs="Times New Roman"/>
-                <w:sz w:val="24"/>
-                <w:szCs w:val="24"/>
-              </w:rPr>
-              <w:t>15}|</w:t>
-            </w:r>
-            <w:proofErr w:type="gramEnd"/>
-            <w:r>
-              <w:rPr>
-                <w:rFonts w:ascii="Times New Roman" w:hAnsi="Times New Roman" w:cs="Times New Roman"/>
-                <w:sz w:val="24"/>
-                <w:szCs w:val="24"/>
-              </w:rPr>
-              <w:t>508[0-9]{13})</w:t>
+            <w:r>
+              <w:rPr>
+                <w:rFonts w:ascii="Times New Roman" w:hAnsi="Times New Roman" w:cs="Times New Roman"/>
+                <w:sz w:val="24"/>
+                <w:szCs w:val="24"/>
+              </w:rPr>
+              <w:t>(?:6[0-9]{15}|8[0-9]{15}|508[0-9]{13})</w:t>
             </w:r>
           </w:p>
         </w:tc>
@@ -6914,23 +5732,13 @@
                 <w:szCs w:val="24"/>
               </w:rPr>
             </w:pPr>
-            <w:proofErr w:type="spellStart"/>
-            <w:r>
-              <w:rPr>
-                <w:rFonts w:ascii="Times New Roman" w:hAnsi="Times New Roman" w:cs="Times New Roman"/>
-                <w:sz w:val="24"/>
-                <w:szCs w:val="24"/>
-              </w:rPr>
-              <w:t>RuPay</w:t>
-            </w:r>
-            <w:proofErr w:type="spellEnd"/>
-            <w:r>
-              <w:rPr>
-                <w:rFonts w:ascii="Times New Roman" w:hAnsi="Times New Roman" w:cs="Times New Roman"/>
-                <w:sz w:val="24"/>
-                <w:szCs w:val="24"/>
-              </w:rPr>
-              <w:t xml:space="preserve"> cards issued in India with prefixes 60, 65, 81, 82, or 508.</w:t>
+            <w:r>
+              <w:rPr>
+                <w:rFonts w:ascii="Times New Roman" w:hAnsi="Times New Roman" w:cs="Times New Roman"/>
+                <w:sz w:val="24"/>
+                <w:szCs w:val="24"/>
+              </w:rPr>
+              <w:t>RuPay cards issued in India with prefixes 60, 65, 81, 82, or 508.</w:t>
             </w:r>
           </w:p>
         </w:tc>
@@ -6982,43 +5790,7 @@
                 <w:sz w:val="24"/>
                 <w:szCs w:val="24"/>
               </w:rPr>
-              <w:t>6</w:t>
-            </w:r>
-            <w:proofErr w:type="gramStart"/>
-            <w:r>
-              <w:rPr>
-                <w:rFonts w:ascii="Times New Roman" w:hAnsi="Times New Roman" w:cs="Times New Roman"/>
-                <w:sz w:val="24"/>
-                <w:szCs w:val="24"/>
-              </w:rPr>
-              <w:t>(?:</w:t>
-            </w:r>
-            <w:proofErr w:type="gramEnd"/>
-            <w:r>
-              <w:rPr>
-                <w:rFonts w:ascii="Times New Roman" w:hAnsi="Times New Roman" w:cs="Times New Roman"/>
-                <w:sz w:val="24"/>
-                <w:szCs w:val="24"/>
-              </w:rPr>
-              <w:t>011|5[0-9]{2</w:t>
-            </w:r>
-            <w:proofErr w:type="gramStart"/>
-            <w:r>
-              <w:rPr>
-                <w:rFonts w:ascii="Times New Roman" w:hAnsi="Times New Roman" w:cs="Times New Roman"/>
-                <w:sz w:val="24"/>
-                <w:szCs w:val="24"/>
-              </w:rPr>
-              <w:t>})[</w:t>
-            </w:r>
-            <w:proofErr w:type="gramEnd"/>
-            <w:r>
-              <w:rPr>
-                <w:rFonts w:ascii="Times New Roman" w:hAnsi="Times New Roman" w:cs="Times New Roman"/>
-                <w:sz w:val="24"/>
-                <w:szCs w:val="24"/>
-              </w:rPr>
-              <w:t>0-9]{12}</w:t>
+              <w:t>6(?:011|5[0-9]{2})[0-9]{12}</w:t>
             </w:r>
           </w:p>
         </w:tc>
@@ -7098,25 +5870,7 @@
                 <w:sz w:val="24"/>
                 <w:szCs w:val="24"/>
               </w:rPr>
-              <w:t>62[0-</w:t>
-            </w:r>
-            <w:proofErr w:type="gramStart"/>
-            <w:r>
-              <w:rPr>
-                <w:rFonts w:ascii="Times New Roman" w:hAnsi="Times New Roman" w:cs="Times New Roman"/>
-                <w:sz w:val="24"/>
-                <w:szCs w:val="24"/>
-              </w:rPr>
-              <w:t>9]{</w:t>
-            </w:r>
-            <w:proofErr w:type="gramEnd"/>
-            <w:r>
-              <w:rPr>
-                <w:rFonts w:ascii="Times New Roman" w:hAnsi="Times New Roman" w:cs="Times New Roman"/>
-                <w:sz w:val="24"/>
-                <w:szCs w:val="24"/>
-              </w:rPr>
-              <w:t>14,17}</w:t>
+              <w:t>62[0-9]{14,17}</w:t>
             </w:r>
           </w:p>
         </w:tc>
@@ -7193,79 +5947,7 @@
                 <w:sz w:val="24"/>
                 <w:szCs w:val="24"/>
               </w:rPr>
-              <w:t>\b</w:t>
-            </w:r>
-            <w:proofErr w:type="gramStart"/>
-            <w:r>
-              <w:rPr>
-                <w:rFonts w:ascii="Times New Roman" w:hAnsi="Times New Roman" w:cs="Times New Roman"/>
-                <w:sz w:val="24"/>
-                <w:szCs w:val="24"/>
-              </w:rPr>
-              <w:t>(?:</w:t>
-            </w:r>
-            <w:proofErr w:type="gramEnd"/>
-            <w:r>
-              <w:rPr>
-                <w:rFonts w:ascii="Times New Roman" w:hAnsi="Times New Roman" w:cs="Times New Roman"/>
-                <w:sz w:val="24"/>
-                <w:szCs w:val="24"/>
-              </w:rPr>
-              <w:t>\</w:t>
-            </w:r>
-            <w:proofErr w:type="gramStart"/>
-            <w:r>
-              <w:rPr>
-                <w:rFonts w:ascii="Times New Roman" w:hAnsi="Times New Roman" w:cs="Times New Roman"/>
-                <w:sz w:val="24"/>
-                <w:szCs w:val="24"/>
-              </w:rPr>
-              <w:t>d[</w:t>
-            </w:r>
-            <w:proofErr w:type="gramEnd"/>
-            <w:r>
-              <w:rPr>
-                <w:rFonts w:ascii="Times New Roman" w:hAnsi="Times New Roman" w:cs="Times New Roman"/>
-                <w:sz w:val="24"/>
-                <w:szCs w:val="24"/>
-              </w:rPr>
-              <w:t xml:space="preserve"> </w:t>
-            </w:r>
-            <w:proofErr w:type="gramStart"/>
-            <w:r>
-              <w:rPr>
-                <w:rFonts w:ascii="Times New Roman" w:hAnsi="Times New Roman" w:cs="Times New Roman"/>
-                <w:sz w:val="24"/>
-                <w:szCs w:val="24"/>
-              </w:rPr>
-              <w:t>-]*?){</w:t>
-            </w:r>
-            <w:proofErr w:type="gramEnd"/>
-            <w:r>
-              <w:rPr>
-                <w:rFonts w:ascii="Times New Roman" w:hAnsi="Times New Roman" w:cs="Times New Roman"/>
-                <w:sz w:val="24"/>
-                <w:szCs w:val="24"/>
-              </w:rPr>
-              <w:t>13,</w:t>
-            </w:r>
-            <w:proofErr w:type="gramStart"/>
-            <w:r>
-              <w:rPr>
-                <w:rFonts w:ascii="Times New Roman" w:hAnsi="Times New Roman" w:cs="Times New Roman"/>
-                <w:sz w:val="24"/>
-                <w:szCs w:val="24"/>
-              </w:rPr>
-              <w:t>19}\</w:t>
-            </w:r>
-            <w:proofErr w:type="gramEnd"/>
-            <w:r>
-              <w:rPr>
-                <w:rFonts w:ascii="Times New Roman" w:hAnsi="Times New Roman" w:cs="Times New Roman"/>
-                <w:sz w:val="24"/>
-                <w:szCs w:val="24"/>
-              </w:rPr>
-              <w:t>b</w:t>
+              <w:t>\b(?:\d[ -]*?){13,19}\b</w:t>
             </w:r>
           </w:p>
         </w:tc>
@@ -7339,41 +6021,13 @@
                 <w:szCs w:val="24"/>
               </w:rPr>
             </w:pPr>
-            <w:proofErr w:type="gramStart"/>
-            <w:r>
-              <w:rPr>
-                <w:rFonts w:ascii="Times New Roman" w:hAnsi="Times New Roman" w:cs="Times New Roman"/>
-                <w:sz w:val="24"/>
-                <w:szCs w:val="24"/>
-              </w:rPr>
-              <w:t>\b\d{</w:t>
-            </w:r>
-            <w:proofErr w:type="gramEnd"/>
-            <w:r>
-              <w:rPr>
-                <w:rFonts w:ascii="Times New Roman" w:hAnsi="Times New Roman" w:cs="Times New Roman"/>
-                <w:sz w:val="24"/>
-                <w:szCs w:val="24"/>
-              </w:rPr>
-              <w:t>9,</w:t>
-            </w:r>
-            <w:proofErr w:type="gramStart"/>
-            <w:r>
-              <w:rPr>
-                <w:rFonts w:ascii="Times New Roman" w:hAnsi="Times New Roman" w:cs="Times New Roman"/>
-                <w:sz w:val="24"/>
-                <w:szCs w:val="24"/>
-              </w:rPr>
-              <w:t>18}\</w:t>
-            </w:r>
-            <w:proofErr w:type="gramEnd"/>
-            <w:r>
-              <w:rPr>
-                <w:rFonts w:ascii="Times New Roman" w:hAnsi="Times New Roman" w:cs="Times New Roman"/>
-                <w:sz w:val="24"/>
-                <w:szCs w:val="24"/>
-              </w:rPr>
-              <w:t>b</w:t>
+            <w:r>
+              <w:rPr>
+                <w:rFonts w:ascii="Times New Roman" w:hAnsi="Times New Roman" w:cs="Times New Roman"/>
+                <w:sz w:val="24"/>
+                <w:szCs w:val="24"/>
+              </w:rPr>
+              <w:t>\b\d{9,18}\b</w:t>
             </w:r>
           </w:p>
         </w:tc>
@@ -7479,23 +6133,13 @@
           <w:szCs w:val="24"/>
         </w:rPr>
       </w:pPr>
-      <w:proofErr w:type="spellStart"/>
-      <w:r>
-        <w:rPr>
-          <w:rFonts w:ascii="Times New Roman" w:hAnsi="Times New Roman" w:cs="Times New Roman"/>
-          <w:sz w:val="24"/>
-          <w:szCs w:val="24"/>
-        </w:rPr>
-        <w:t>PhishGuard</w:t>
-      </w:r>
-      <w:proofErr w:type="spellEnd"/>
-      <w:r>
-        <w:rPr>
-          <w:rFonts w:ascii="Times New Roman" w:hAnsi="Times New Roman" w:cs="Times New Roman"/>
-          <w:sz w:val="24"/>
-          <w:szCs w:val="24"/>
-        </w:rPr>
-        <w:t xml:space="preserve"> assigns a different weight to each phishing indicator based on how strongly it correlates with real phishing. A single triggered indicator of weight 3 (e.g., a known phishing template match) contributes more than three low-weight indicators of weight 1 each.</w:t>
+      <w:r>
+        <w:rPr>
+          <w:rFonts w:ascii="Times New Roman" w:hAnsi="Times New Roman" w:cs="Times New Roman"/>
+          <w:sz w:val="24"/>
+          <w:szCs w:val="24"/>
+        </w:rPr>
+        <w:t>PhishGuard assigns a different weight to each phishing indicator based on how strongly it correlates with real phishing. A single triggered indicator of weight 3 (e.g., a known phishing template match) contributes more than three low-weight indicators of weight 1 each.</w:t>
       </w:r>
     </w:p>
     <w:p>
@@ -7605,7 +6249,7 @@
     </w:p>
     <w:p>
       <w:pPr>
-        <w:pStyle w:val="Heading2"/>
+        <w:spacing w:before="60" w:after="80"/>
         <w:rPr>
           <w:rFonts w:ascii="Times New Roman" w:hAnsi="Times New Roman" w:cs="Times New Roman"/>
           <w:sz w:val="28"/>
@@ -7615,9 +6259,33 @@
       <w:r>
         <w:rPr>
           <w:rFonts w:ascii="Times New Roman" w:hAnsi="Times New Roman" w:cs="Times New Roman"/>
+          <w:color w:val="374151"/>
           <w:sz w:val="28"/>
           <w:szCs w:val="28"/>
         </w:rPr>
+        <w:t>Risk Score = Sum of triggered indicator weights + attachment score + (SPF fail × 2) + (DKIM fail × 2)</w:t>
+      </w:r>
+    </w:p>
+    <w:p>
+      <w:pPr>
+        <w:spacing w:before="80"/>
+      </w:pPr>
+    </w:p>
+    <w:p>
+      <w:pPr>
+        <w:pStyle w:val="Heading2"/>
+        <w:rPr>
+          <w:rFonts w:ascii="Times New Roman" w:hAnsi="Times New Roman" w:cs="Times New Roman"/>
+          <w:sz w:val="28"/>
+          <w:szCs w:val="28"/>
+        </w:rPr>
+      </w:pPr>
+      <w:r>
+        <w:rPr>
+          <w:rFonts w:ascii="Times New Roman" w:hAnsi="Times New Roman" w:cs="Times New Roman"/>
+          <w:sz w:val="28"/>
+          <w:szCs w:val="28"/>
+        </w:rPr>
         <w:t>5.4 Batch Pattern Analysis</w:t>
       </w:r>
     </w:p>
@@ -7644,25 +6312,7 @@
           <w:sz w:val="24"/>
           <w:szCs w:val="24"/>
         </w:rPr>
-        <w:t xml:space="preserve">After all emails are individually scanned, </w:t>
-      </w:r>
-      <w:proofErr w:type="spellStart"/>
-      <w:r>
-        <w:rPr>
-          <w:rFonts w:ascii="Times New Roman" w:hAnsi="Times New Roman" w:cs="Times New Roman"/>
-          <w:sz w:val="24"/>
-          <w:szCs w:val="24"/>
-        </w:rPr>
-        <w:t>PhishGuard</w:t>
-      </w:r>
-      <w:proofErr w:type="spellEnd"/>
-      <w:r>
-        <w:rPr>
-          <w:rFonts w:ascii="Times New Roman" w:hAnsi="Times New Roman" w:cs="Times New Roman"/>
-          <w:sz w:val="24"/>
-          <w:szCs w:val="24"/>
-        </w:rPr>
-        <w:t xml:space="preserve"> performs a cross-email analysis using Python's collections.</w:t>
+        <w:t>After all emails are individually scanned, PhishGuard performs a cross-email analysis using Python's collections.</w:t>
       </w:r>
       <w:r>
         <w:rPr>
@@ -7848,10 +6498,10 @@
         <w:tblLook w:val="04A0" w:firstRow="1" w:lastRow="0" w:firstColumn="1" w:lastColumn="0" w:noHBand="0" w:noVBand="1"/>
       </w:tblPr>
       <w:tblGrid>
-        <w:gridCol w:w="2600"/>
-        <w:gridCol w:w="3000"/>
-        <w:gridCol w:w="1213"/>
-        <w:gridCol w:w="2213"/>
+        <w:gridCol w:w="3329"/>
+        <w:gridCol w:w="2691"/>
+        <w:gridCol w:w="1078"/>
+        <w:gridCol w:w="1928"/>
       </w:tblGrid>
       <w:tr>
         <w:trPr>
@@ -7860,7 +6510,7 @@
         <w:tc>
           <w:tcPr>
             <w:cnfStyle w:val="001000000000" w:firstRow="0" w:lastRow="0" w:firstColumn="1" w:lastColumn="0" w:oddVBand="0" w:evenVBand="0" w:oddHBand="0" w:evenHBand="0" w:firstRowFirstColumn="0" w:firstRowLastColumn="0" w:lastRowFirstColumn="0" w:lastRowLastColumn="0"/>
-            <w:tcW w:w="2600" w:type="dxa"/>
+            <w:tcW w:w="3329" w:type="dxa"/>
           </w:tcPr>
           <w:p>
             <w:pPr>
@@ -7883,7 +6533,7 @@
         </w:tc>
         <w:tc>
           <w:tcPr>
-            <w:tcW w:w="3000" w:type="dxa"/>
+            <w:tcW w:w="2691" w:type="dxa"/>
           </w:tcPr>
           <w:p>
             <w:pPr>
@@ -7907,7 +6557,7 @@
         </w:tc>
         <w:tc>
           <w:tcPr>
-            <w:tcW w:w="1213" w:type="dxa"/>
+            <w:tcW w:w="1078" w:type="dxa"/>
           </w:tcPr>
           <w:p>
             <w:pPr>
@@ -7931,7 +6581,7 @@
         </w:tc>
         <w:tc>
           <w:tcPr>
-            <w:tcW w:w="2213" w:type="dxa"/>
+            <w:tcW w:w="1928" w:type="dxa"/>
           </w:tcPr>
           <w:p>
             <w:pPr>
@@ -7961,7 +6611,7 @@
         <w:tc>
           <w:tcPr>
             <w:cnfStyle w:val="001000000000" w:firstRow="0" w:lastRow="0" w:firstColumn="1" w:lastColumn="0" w:oddVBand="0" w:evenVBand="0" w:oddHBand="0" w:evenHBand="0" w:firstRowFirstColumn="0" w:firstRowLastColumn="0" w:lastRowFirstColumn="0" w:lastRowLastColumn="0"/>
-            <w:tcW w:w="2600" w:type="dxa"/>
+            <w:tcW w:w="3329" w:type="dxa"/>
           </w:tcPr>
           <w:p>
             <w:pPr>
@@ -7984,7 +6634,7 @@
         </w:tc>
         <w:tc>
           <w:tcPr>
-            <w:tcW w:w="3000" w:type="dxa"/>
+            <w:tcW w:w="2691" w:type="dxa"/>
           </w:tcPr>
           <w:p>
             <w:pPr>
@@ -8008,7 +6658,7 @@
         </w:tc>
         <w:tc>
           <w:tcPr>
-            <w:tcW w:w="1213" w:type="dxa"/>
+            <w:tcW w:w="1078" w:type="dxa"/>
           </w:tcPr>
           <w:p>
             <w:pPr>
@@ -8032,7 +6682,7 @@
         </w:tc>
         <w:tc>
           <w:tcPr>
-            <w:tcW w:w="2213" w:type="dxa"/>
+            <w:tcW w:w="1928" w:type="dxa"/>
           </w:tcPr>
           <w:p>
             <w:pPr>
@@ -8059,7 +6709,7 @@
         <w:tc>
           <w:tcPr>
             <w:cnfStyle w:val="001000000000" w:firstRow="0" w:lastRow="0" w:firstColumn="1" w:lastColumn="0" w:oddVBand="0" w:evenVBand="0" w:oddHBand="0" w:evenHBand="0" w:firstRowFirstColumn="0" w:firstRowLastColumn="0" w:lastRowFirstColumn="0" w:lastRowLastColumn="0"/>
-            <w:tcW w:w="2600" w:type="dxa"/>
+            <w:tcW w:w="3329" w:type="dxa"/>
           </w:tcPr>
           <w:p>
             <w:pPr>
@@ -8082,7 +6732,7 @@
         </w:tc>
         <w:tc>
           <w:tcPr>
-            <w:tcW w:w="3000" w:type="dxa"/>
+            <w:tcW w:w="2691" w:type="dxa"/>
           </w:tcPr>
           <w:p>
             <w:pPr>
@@ -8106,7 +6756,7 @@
         </w:tc>
         <w:tc>
           <w:tcPr>
-            <w:tcW w:w="1213" w:type="dxa"/>
+            <w:tcW w:w="1078" w:type="dxa"/>
           </w:tcPr>
           <w:p>
             <w:pPr>
@@ -8130,7 +6780,7 @@
         </w:tc>
         <w:tc>
           <w:tcPr>
-            <w:tcW w:w="2213" w:type="dxa"/>
+            <w:tcW w:w="1928" w:type="dxa"/>
           </w:tcPr>
           <w:p>
             <w:pPr>
@@ -8160,7 +6810,7 @@
         <w:tc>
           <w:tcPr>
             <w:cnfStyle w:val="001000000000" w:firstRow="0" w:lastRow="0" w:firstColumn="1" w:lastColumn="0" w:oddVBand="0" w:evenVBand="0" w:oddHBand="0" w:evenHBand="0" w:firstRowFirstColumn="0" w:firstRowLastColumn="0" w:lastRowFirstColumn="0" w:lastRowLastColumn="0"/>
-            <w:tcW w:w="2600" w:type="dxa"/>
+            <w:tcW w:w="3329" w:type="dxa"/>
           </w:tcPr>
           <w:p>
             <w:pPr>
@@ -8183,7 +6833,7 @@
         </w:tc>
         <w:tc>
           <w:tcPr>
-            <w:tcW w:w="3000" w:type="dxa"/>
+            <w:tcW w:w="2691" w:type="dxa"/>
           </w:tcPr>
           <w:p>
             <w:pPr>
@@ -8207,7 +6857,7 @@
         </w:tc>
         <w:tc>
           <w:tcPr>
-            <w:tcW w:w="1213" w:type="dxa"/>
+            <w:tcW w:w="1078" w:type="dxa"/>
           </w:tcPr>
           <w:p>
             <w:pPr>
@@ -8231,7 +6881,7 @@
         </w:tc>
         <w:tc>
           <w:tcPr>
-            <w:tcW w:w="2213" w:type="dxa"/>
+            <w:tcW w:w="1928" w:type="dxa"/>
           </w:tcPr>
           <w:p>
             <w:pPr>
@@ -8258,7 +6908,7 @@
         <w:tc>
           <w:tcPr>
             <w:cnfStyle w:val="001000000000" w:firstRow="0" w:lastRow="0" w:firstColumn="1" w:lastColumn="0" w:oddVBand="0" w:evenVBand="0" w:oddHBand="0" w:evenHBand="0" w:firstRowFirstColumn="0" w:firstRowLastColumn="0" w:lastRowFirstColumn="0" w:lastRowLastColumn="0"/>
-            <w:tcW w:w="2600" w:type="dxa"/>
+            <w:tcW w:w="3329" w:type="dxa"/>
           </w:tcPr>
           <w:p>
             <w:pPr>
@@ -8281,7 +6931,7 @@
         </w:tc>
         <w:tc>
           <w:tcPr>
-            <w:tcW w:w="3000" w:type="dxa"/>
+            <w:tcW w:w="2691" w:type="dxa"/>
           </w:tcPr>
           <w:p>
             <w:pPr>
@@ -8305,7 +6955,7 @@
         </w:tc>
         <w:tc>
           <w:tcPr>
-            <w:tcW w:w="1213" w:type="dxa"/>
+            <w:tcW w:w="1078" w:type="dxa"/>
           </w:tcPr>
           <w:p>
             <w:pPr>
@@ -8329,13 +6979,325 @@
         </w:tc>
         <w:tc>
           <w:tcPr>
-            <w:tcW w:w="2213" w:type="dxa"/>
+            <w:tcW w:w="1928" w:type="dxa"/>
           </w:tcPr>
           <w:p>
             <w:pPr>
               <w:cnfStyle w:val="000000000000" w:firstRow="0" w:lastRow="0" w:firstColumn="0" w:lastColumn="0" w:oddVBand="0" w:evenVBand="0" w:oddHBand="0" w:evenHBand="0" w:firstRowFirstColumn="0" w:firstRowLastColumn="0" w:lastRowFirstColumn="0" w:lastRowLastColumn="0"/>
               <w:rPr>
                 <w:rFonts w:ascii="Times New Roman" w:hAnsi="Times New Roman" w:cs="Times New Roman"/>
+                <w:sz w:val="24"/>
+                <w:szCs w:val="24"/>
+              </w:rPr>
+            </w:pPr>
+            <w:r>
+              <w:rPr>
+                <w:rFonts w:ascii="Times New Roman" w:hAnsi="Times New Roman" w:cs="Times New Roman"/>
+                <w:color w:val="4A4A4A"/>
+                <w:sz w:val="24"/>
+                <w:szCs w:val="24"/>
+              </w:rPr>
+              <w:t>SAFE</w:t>
+            </w:r>
+          </w:p>
+        </w:tc>
+      </w:tr>
+      <w:tr>
+        <w:trPr>
+          <w:cnfStyle w:val="000000100000" w:firstRow="0" w:lastRow="0" w:firstColumn="0" w:lastColumn="0" w:oddVBand="0" w:evenVBand="0" w:oddHBand="1" w:evenHBand="0" w:firstRowFirstColumn="0" w:firstRowLastColumn="0" w:lastRowFirstColumn="0" w:lastRowLastColumn="0"/>
+        </w:trPr>
+        <w:tc>
+          <w:tcPr>
+            <w:cnfStyle w:val="001000000000" w:firstRow="0" w:lastRow="0" w:firstColumn="1" w:lastColumn="0" w:oddVBand="0" w:evenVBand="0" w:oddHBand="0" w:evenHBand="0" w:firstRowFirstColumn="0" w:firstRowLastColumn="0" w:lastRowFirstColumn="0" w:lastRowLastColumn="0"/>
+            <w:tcW w:w="3329" w:type="dxa"/>
+          </w:tcPr>
+          <w:p>
+            <w:pPr>
+              <w:rPr>
+                <w:rFonts w:ascii="Times New Roman" w:hAnsi="Times New Roman" w:cs="Times New Roman"/>
+                <w:color w:val="4A4A4A"/>
+                <w:sz w:val="24"/>
+                <w:szCs w:val="24"/>
+              </w:rPr>
+            </w:pPr>
+            <w:r>
+              <w:rPr>
+                <w:rFonts w:ascii="Times New Roman" w:hAnsi="Times New Roman" w:cs="Times New Roman"/>
+                <w:color w:val="4A4A4A"/>
+                <w:sz w:val="24"/>
+                <w:szCs w:val="24"/>
+              </w:rPr>
+              <w:t>microsoft_password_reset.eml</w:t>
+            </w:r>
+          </w:p>
+        </w:tc>
+        <w:tc>
+          <w:tcPr>
+            <w:tcW w:w="2691" w:type="dxa"/>
+          </w:tcPr>
+          <w:p>
+            <w:pPr>
+              <w:cnfStyle w:val="000000100000" w:firstRow="0" w:lastRow="0" w:firstColumn="0" w:lastColumn="0" w:oddVBand="0" w:evenVBand="0" w:oddHBand="1" w:evenHBand="0" w:firstRowFirstColumn="0" w:firstRowLastColumn="0" w:lastRowFirstColumn="0" w:lastRowLastColumn="0"/>
+              <w:rPr>
+                <w:rFonts w:ascii="Times New Roman" w:hAnsi="Times New Roman" w:cs="Times New Roman"/>
+                <w:color w:val="4A4A4A"/>
+                <w:sz w:val="24"/>
+                <w:szCs w:val="24"/>
+              </w:rPr>
+            </w:pPr>
+            <w:r>
+              <w:rPr>
+                <w:rFonts w:ascii="Times New Roman" w:hAnsi="Times New Roman" w:cs="Times New Roman"/>
+                <w:color w:val="4A4A4A"/>
+                <w:sz w:val="24"/>
+                <w:szCs w:val="24"/>
+              </w:rPr>
+              <w:t>HTML form,brandspoo, name mismatch,template match</w:t>
+            </w:r>
+          </w:p>
+        </w:tc>
+        <w:tc>
+          <w:tcPr>
+            <w:tcW w:w="1078" w:type="dxa"/>
+          </w:tcPr>
+          <w:p>
+            <w:pPr>
+              <w:cnfStyle w:val="000000100000" w:firstRow="0" w:lastRow="0" w:firstColumn="0" w:lastColumn="0" w:oddVBand="0" w:evenVBand="0" w:oddHBand="1" w:evenHBand="0" w:firstRowFirstColumn="0" w:firstRowLastColumn="0" w:lastRowFirstColumn="0" w:lastRowLastColumn="0"/>
+              <w:rPr>
+                <w:rFonts w:ascii="Times New Roman" w:hAnsi="Times New Roman" w:cs="Times New Roman"/>
+                <w:color w:val="4A4A4A"/>
+                <w:sz w:val="24"/>
+                <w:szCs w:val="24"/>
+              </w:rPr>
+            </w:pPr>
+            <w:r>
+              <w:rPr>
+                <w:rFonts w:ascii="Times New Roman" w:hAnsi="Times New Roman" w:cs="Times New Roman"/>
+                <w:color w:val="4A4A4A"/>
+                <w:sz w:val="24"/>
+                <w:szCs w:val="24"/>
+              </w:rPr>
+              <w:t>23</w:t>
+            </w:r>
+          </w:p>
+        </w:tc>
+        <w:tc>
+          <w:tcPr>
+            <w:tcW w:w="1928" w:type="dxa"/>
+          </w:tcPr>
+          <w:p>
+            <w:pPr>
+              <w:cnfStyle w:val="000000100000" w:firstRow="0" w:lastRow="0" w:firstColumn="0" w:lastColumn="0" w:oddVBand="0" w:evenVBand="0" w:oddHBand="1" w:evenHBand="0" w:firstRowFirstColumn="0" w:firstRowLastColumn="0" w:lastRowFirstColumn="0" w:lastRowLastColumn="0"/>
+              <w:rPr>
+                <w:rFonts w:ascii="Times New Roman" w:hAnsi="Times New Roman" w:cs="Times New Roman"/>
+                <w:color w:val="4A4A4A"/>
+                <w:sz w:val="24"/>
+                <w:szCs w:val="24"/>
+              </w:rPr>
+            </w:pPr>
+            <w:r>
+              <w:rPr>
+                <w:rFonts w:ascii="Times New Roman" w:hAnsi="Times New Roman" w:cs="Times New Roman"/>
+                <w:color w:val="4A4A4A"/>
+                <w:sz w:val="24"/>
+                <w:szCs w:val="24"/>
+              </w:rPr>
+              <w:t>CRITICAL</w:t>
+            </w:r>
+          </w:p>
+        </w:tc>
+      </w:tr>
+      <w:tr>
+        <w:tc>
+          <w:tcPr>
+            <w:cnfStyle w:val="001000000000" w:firstRow="0" w:lastRow="0" w:firstColumn="1" w:lastColumn="0" w:oddVBand="0" w:evenVBand="0" w:oddHBand="0" w:evenHBand="0" w:firstRowFirstColumn="0" w:firstRowLastColumn="0" w:lastRowFirstColumn="0" w:lastRowLastColumn="0"/>
+            <w:tcW w:w="3329" w:type="dxa"/>
+          </w:tcPr>
+          <w:p>
+            <w:pPr>
+              <w:rPr>
+                <w:rFonts w:ascii="Times New Roman" w:hAnsi="Times New Roman" w:cs="Times New Roman"/>
+                <w:color w:val="4A4A4A"/>
+                <w:sz w:val="24"/>
+                <w:szCs w:val="24"/>
+              </w:rPr>
+            </w:pPr>
+            <w:r>
+              <w:rPr>
+                <w:rFonts w:ascii="Times New Roman" w:hAnsi="Times New Roman" w:cs="Times New Roman"/>
+                <w:color w:val="4A4A4A"/>
+                <w:sz w:val="24"/>
+                <w:szCs w:val="24"/>
+              </w:rPr>
+              <w:t>dhl_delivery_scam.eml</w:t>
+            </w:r>
+          </w:p>
+        </w:tc>
+        <w:tc>
+          <w:tcPr>
+            <w:tcW w:w="2691" w:type="dxa"/>
+          </w:tcPr>
+          <w:p>
+            <w:pPr>
+              <w:cnfStyle w:val="000000000000" w:firstRow="0" w:lastRow="0" w:firstColumn="0" w:lastColumn="0" w:oddVBand="0" w:evenVBand="0" w:oddHBand="0" w:evenHBand="0" w:firstRowFirstColumn="0" w:firstRowLastColumn="0" w:lastRowFirstColumn="0" w:lastRowLastColumn="0"/>
+              <w:rPr>
+                <w:rFonts w:ascii="Times New Roman" w:hAnsi="Times New Roman" w:cs="Times New Roman"/>
+                <w:color w:val="4A4A4A"/>
+                <w:sz w:val="24"/>
+                <w:szCs w:val="24"/>
+              </w:rPr>
+            </w:pPr>
+            <w:r>
+              <w:rPr>
+                <w:rFonts w:ascii="Times New Roman" w:hAnsi="Times New Roman" w:cs="Times New Roman"/>
+                <w:color w:val="4A4A4A"/>
+                <w:sz w:val="24"/>
+                <w:szCs w:val="24"/>
+              </w:rPr>
+              <w:t>Banned domain URL,DHL template match,urgency</w:t>
+            </w:r>
+          </w:p>
+        </w:tc>
+        <w:tc>
+          <w:tcPr>
+            <w:tcW w:w="1078" w:type="dxa"/>
+          </w:tcPr>
+          <w:p>
+            <w:pPr>
+              <w:cnfStyle w:val="000000000000" w:firstRow="0" w:lastRow="0" w:firstColumn="0" w:lastColumn="0" w:oddVBand="0" w:evenVBand="0" w:oddHBand="0" w:evenHBand="0" w:firstRowFirstColumn="0" w:firstRowLastColumn="0" w:lastRowFirstColumn="0" w:lastRowLastColumn="0"/>
+              <w:rPr>
+                <w:rFonts w:ascii="Times New Roman" w:hAnsi="Times New Roman" w:cs="Times New Roman"/>
+                <w:color w:val="4A4A4A"/>
+                <w:sz w:val="24"/>
+                <w:szCs w:val="24"/>
+              </w:rPr>
+            </w:pPr>
+            <w:r>
+              <w:rPr>
+                <w:rFonts w:ascii="Times New Roman" w:hAnsi="Times New Roman" w:cs="Times New Roman"/>
+                <w:color w:val="4A4A4A"/>
+                <w:sz w:val="24"/>
+                <w:szCs w:val="24"/>
+              </w:rPr>
+              <w:t>12</w:t>
+            </w:r>
+          </w:p>
+        </w:tc>
+        <w:tc>
+          <w:tcPr>
+            <w:tcW w:w="1928" w:type="dxa"/>
+          </w:tcPr>
+          <w:p>
+            <w:pPr>
+              <w:cnfStyle w:val="000000000000" w:firstRow="0" w:lastRow="0" w:firstColumn="0" w:lastColumn="0" w:oddVBand="0" w:evenVBand="0" w:oddHBand="0" w:evenHBand="0" w:firstRowFirstColumn="0" w:firstRowLastColumn="0" w:lastRowFirstColumn="0" w:lastRowLastColumn="0"/>
+              <w:rPr>
+                <w:rFonts w:ascii="Times New Roman" w:hAnsi="Times New Roman" w:cs="Times New Roman"/>
+                <w:color w:val="4A4A4A"/>
+                <w:sz w:val="24"/>
+                <w:szCs w:val="24"/>
+              </w:rPr>
+            </w:pPr>
+            <w:r>
+              <w:rPr>
+                <w:rFonts w:ascii="Times New Roman" w:hAnsi="Times New Roman" w:cs="Times New Roman"/>
+                <w:color w:val="4A4A4A"/>
+                <w:sz w:val="24"/>
+                <w:szCs w:val="24"/>
+              </w:rPr>
+              <w:t>CRITICAL</w:t>
+            </w:r>
+          </w:p>
+        </w:tc>
+      </w:tr>
+      <w:tr>
+        <w:trPr>
+          <w:cnfStyle w:val="000000100000" w:firstRow="0" w:lastRow="0" w:firstColumn="0" w:lastColumn="0" w:oddVBand="0" w:evenVBand="0" w:oddHBand="1" w:evenHBand="0" w:firstRowFirstColumn="0" w:firstRowLastColumn="0" w:lastRowFirstColumn="0" w:lastRowLastColumn="0"/>
+        </w:trPr>
+        <w:tc>
+          <w:tcPr>
+            <w:cnfStyle w:val="001000000000" w:firstRow="0" w:lastRow="0" w:firstColumn="1" w:lastColumn="0" w:oddVBand="0" w:evenVBand="0" w:oddHBand="0" w:evenHBand="0" w:firstRowFirstColumn="0" w:firstRowLastColumn="0" w:lastRowFirstColumn="0" w:lastRowLastColumn="0"/>
+            <w:tcW w:w="3329" w:type="dxa"/>
+          </w:tcPr>
+          <w:p>
+            <w:pPr>
+              <w:rPr>
+                <w:rFonts w:ascii="Times New Roman" w:hAnsi="Times New Roman" w:cs="Times New Roman"/>
+                <w:color w:val="4A4A4A"/>
+                <w:sz w:val="24"/>
+                <w:szCs w:val="24"/>
+              </w:rPr>
+            </w:pPr>
+            <w:r>
+              <w:rPr>
+                <w:rFonts w:ascii="Times New Roman" w:hAnsi="Times New Roman" w:cs="Times New Roman"/>
+                <w:color w:val="4A4A4A"/>
+                <w:sz w:val="24"/>
+                <w:szCs w:val="24"/>
+              </w:rPr>
+              <w:t>safe_newsletter.eml</w:t>
+            </w:r>
+          </w:p>
+        </w:tc>
+        <w:tc>
+          <w:tcPr>
+            <w:tcW w:w="2691" w:type="dxa"/>
+          </w:tcPr>
+          <w:p>
+            <w:pPr>
+              <w:cnfStyle w:val="000000100000" w:firstRow="0" w:lastRow="0" w:firstColumn="0" w:lastColumn="0" w:oddVBand="0" w:evenVBand="0" w:oddHBand="1" w:evenHBand="0" w:firstRowFirstColumn="0" w:firstRowLastColumn="0" w:lastRowFirstColumn="0" w:lastRowLastColumn="0"/>
+              <w:rPr>
+                <w:rFonts w:ascii="Times New Roman" w:hAnsi="Times New Roman" w:cs="Times New Roman"/>
+                <w:color w:val="4A4A4A"/>
+                <w:sz w:val="24"/>
+                <w:szCs w:val="24"/>
+              </w:rPr>
+            </w:pPr>
+            <w:r>
+              <w:rPr>
+                <w:rFonts w:ascii="Times New Roman" w:hAnsi="Times New Roman" w:cs="Times New Roman"/>
+                <w:color w:val="4A4A4A"/>
+                <w:sz w:val="24"/>
+                <w:szCs w:val="24"/>
+              </w:rPr>
+              <w:t>None</w:t>
+            </w:r>
+          </w:p>
+        </w:tc>
+        <w:tc>
+          <w:tcPr>
+            <w:tcW w:w="1078" w:type="dxa"/>
+          </w:tcPr>
+          <w:p>
+            <w:pPr>
+              <w:cnfStyle w:val="000000100000" w:firstRow="0" w:lastRow="0" w:firstColumn="0" w:lastColumn="0" w:oddVBand="0" w:evenVBand="0" w:oddHBand="1" w:evenHBand="0" w:firstRowFirstColumn="0" w:firstRowLastColumn="0" w:lastRowFirstColumn="0" w:lastRowLastColumn="0"/>
+              <w:rPr>
+                <w:rFonts w:ascii="Times New Roman" w:hAnsi="Times New Roman" w:cs="Times New Roman"/>
+                <w:color w:val="4A4A4A"/>
+                <w:sz w:val="24"/>
+                <w:szCs w:val="24"/>
+              </w:rPr>
+            </w:pPr>
+            <w:r>
+              <w:rPr>
+                <w:rFonts w:ascii="Times New Roman" w:hAnsi="Times New Roman" w:cs="Times New Roman"/>
+                <w:color w:val="4A4A4A"/>
+                <w:sz w:val="24"/>
+                <w:szCs w:val="24"/>
+              </w:rPr>
+              <w:t>0</w:t>
+            </w:r>
+          </w:p>
+        </w:tc>
+        <w:tc>
+          <w:tcPr>
+            <w:tcW w:w="1928" w:type="dxa"/>
+          </w:tcPr>
+          <w:p>
+            <w:pPr>
+              <w:cnfStyle w:val="000000100000" w:firstRow="0" w:lastRow="0" w:firstColumn="0" w:lastColumn="0" w:oddVBand="0" w:evenVBand="0" w:oddHBand="1" w:evenHBand="0" w:firstRowFirstColumn="0" w:firstRowLastColumn="0" w:lastRowFirstColumn="0" w:lastRowLastColumn="0"/>
+              <w:rPr>
+                <w:rFonts w:ascii="Times New Roman" w:hAnsi="Times New Roman" w:cs="Times New Roman"/>
+                <w:color w:val="4A4A4A"/>
                 <w:sz w:val="24"/>
                 <w:szCs w:val="24"/>
               </w:rPr>
@@ -8355,11 +7317,6 @@
     </w:tbl>
     <w:p>
       <w:pPr>
-        <w:spacing w:before="80"/>
-      </w:pPr>
-    </w:p>
-    <w:p>
-      <w:pPr>
         <w:pStyle w:val="Heading2"/>
         <w:rPr>
           <w:rFonts w:ascii="Times New Roman" w:hAnsi="Times New Roman" w:cs="Times New Roman"/>
@@ -8373,6 +7330,7 @@
           <w:sz w:val="28"/>
           <w:szCs w:val="28"/>
         </w:rPr>
+        <w:lastRenderedPageBreak/>
         <w:t>6.2 DLP — Outgoing Emails</w:t>
       </w:r>
     </w:p>
@@ -8700,32 +7658,182 @@
           </w:p>
         </w:tc>
       </w:tr>
+      <w:tr>
+        <w:tc>
+          <w:tcPr>
+            <w:cnfStyle w:val="001000000000" w:firstRow="0" w:lastRow="0" w:firstColumn="1" w:lastColumn="0" w:oddVBand="0" w:evenVBand="0" w:oddHBand="0" w:evenHBand="0" w:firstRowFirstColumn="0" w:firstRowLastColumn="0" w:lastRowFirstColumn="0" w:lastRowLastColumn="0"/>
+            <w:tcW w:w="2800" w:type="dxa"/>
+          </w:tcPr>
+          <w:p>
+            <w:pPr>
+              <w:rPr>
+                <w:rFonts w:ascii="Times New Roman" w:hAnsi="Times New Roman" w:cs="Times New Roman"/>
+                <w:color w:val="4A4A4A"/>
+                <w:sz w:val="24"/>
+                <w:szCs w:val="24"/>
+              </w:rPr>
+            </w:pPr>
+            <w:r>
+              <w:rPr>
+                <w:rFonts w:ascii="Times New Roman" w:hAnsi="Times New Roman" w:cs="Times New Roman"/>
+                <w:color w:val="4A4A4A"/>
+                <w:sz w:val="24"/>
+                <w:szCs w:val="24"/>
+              </w:rPr>
+              <w:t>bank_details_leak.eml</w:t>
+            </w:r>
+          </w:p>
+        </w:tc>
+        <w:tc>
+          <w:tcPr>
+            <w:tcW w:w="3526" w:type="dxa"/>
+          </w:tcPr>
+          <w:p>
+            <w:pPr>
+              <w:cnfStyle w:val="000000000000" w:firstRow="0" w:lastRow="0" w:firstColumn="0" w:lastColumn="0" w:oddVBand="0" w:evenVBand="0" w:oddHBand="0" w:evenHBand="0" w:firstRowFirstColumn="0" w:firstRowLastColumn="0" w:lastRowFirstColumn="0" w:lastRowLastColumn="0"/>
+              <w:rPr>
+                <w:rFonts w:ascii="Times New Roman" w:hAnsi="Times New Roman" w:cs="Times New Roman"/>
+                <w:color w:val="4A4A4A"/>
+                <w:sz w:val="24"/>
+                <w:szCs w:val="24"/>
+              </w:rPr>
+            </w:pPr>
+            <w:r>
+              <w:rPr>
+                <w:rFonts w:ascii="Times New Roman" w:hAnsi="Times New Roman" w:cs="Times New Roman"/>
+                <w:color w:val="4A4A4A"/>
+                <w:sz w:val="24"/>
+                <w:szCs w:val="24"/>
+              </w:rPr>
+              <w:t>2x Aa</w:t>
+            </w:r>
+            <w:r>
+              <w:rPr>
+                <w:rFonts w:ascii="Times New Roman" w:hAnsi="Times New Roman" w:cs="Times New Roman"/>
+                <w:color w:val="4A4A4A"/>
+                <w:sz w:val="24"/>
+                <w:szCs w:val="24"/>
+              </w:rPr>
+              <w:t>d</w:t>
+            </w:r>
+            <w:r>
+              <w:rPr>
+                <w:rFonts w:ascii="Times New Roman" w:hAnsi="Times New Roman" w:cs="Times New Roman"/>
+                <w:color w:val="4A4A4A"/>
+                <w:sz w:val="24"/>
+                <w:szCs w:val="24"/>
+              </w:rPr>
+              <w:t>haar Pattern + 2x IFSC Code</w:t>
+            </w:r>
+          </w:p>
+        </w:tc>
+        <w:tc>
+          <w:tcPr>
+            <w:tcW w:w="2700" w:type="dxa"/>
+          </w:tcPr>
+          <w:p>
+            <w:pPr>
+              <w:cnfStyle w:val="000000000000" w:firstRow="0" w:lastRow="0" w:firstColumn="0" w:lastColumn="0" w:oddVBand="0" w:evenVBand="0" w:oddHBand="0" w:evenHBand="0" w:firstRowFirstColumn="0" w:firstRowLastColumn="0" w:lastRowFirstColumn="0" w:lastRowLastColumn="0"/>
+              <w:rPr>
+                <w:rFonts w:ascii="Times New Roman" w:hAnsi="Times New Roman" w:cs="Times New Roman"/>
+                <w:color w:val="4A4A4A"/>
+                <w:sz w:val="24"/>
+                <w:szCs w:val="24"/>
+              </w:rPr>
+            </w:pPr>
+            <w:r>
+              <w:rPr>
+                <w:rFonts w:ascii="Times New Roman" w:hAnsi="Times New Roman" w:cs="Times New Roman"/>
+                <w:color w:val="4A4A4A"/>
+                <w:sz w:val="24"/>
+                <w:szCs w:val="24"/>
+              </w:rPr>
+              <w:t>BLOCKED</w:t>
+            </w:r>
+          </w:p>
+        </w:tc>
+      </w:tr>
+      <w:tr>
+        <w:trPr>
+          <w:cnfStyle w:val="000000100000" w:firstRow="0" w:lastRow="0" w:firstColumn="0" w:lastColumn="0" w:oddVBand="0" w:evenVBand="0" w:oddHBand="1" w:evenHBand="0" w:firstRowFirstColumn="0" w:firstRowLastColumn="0" w:lastRowFirstColumn="0" w:lastRowLastColumn="0"/>
+        </w:trPr>
+        <w:tc>
+          <w:tcPr>
+            <w:cnfStyle w:val="001000000000" w:firstRow="0" w:lastRow="0" w:firstColumn="1" w:lastColumn="0" w:oddVBand="0" w:evenVBand="0" w:oddHBand="0" w:evenHBand="0" w:firstRowFirstColumn="0" w:firstRowLastColumn="0" w:lastRowFirstColumn="0" w:lastRowLastColumn="0"/>
+            <w:tcW w:w="2800" w:type="dxa"/>
+          </w:tcPr>
+          <w:p>
+            <w:pPr>
+              <w:rPr>
+                <w:rFonts w:ascii="Times New Roman" w:hAnsi="Times New Roman" w:cs="Times New Roman"/>
+                <w:color w:val="4A4A4A"/>
+                <w:sz w:val="24"/>
+                <w:szCs w:val="24"/>
+              </w:rPr>
+            </w:pPr>
+            <w:r>
+              <w:rPr>
+                <w:rFonts w:ascii="Times New Roman" w:hAnsi="Times New Roman" w:cs="Times New Roman"/>
+                <w:color w:val="4A4A4A"/>
+                <w:sz w:val="24"/>
+                <w:szCs w:val="24"/>
+              </w:rPr>
+              <w:t>Safe_project_update.eml</w:t>
+            </w:r>
+          </w:p>
+        </w:tc>
+        <w:tc>
+          <w:tcPr>
+            <w:tcW w:w="3526" w:type="dxa"/>
+          </w:tcPr>
+          <w:p>
+            <w:pPr>
+              <w:cnfStyle w:val="000000100000" w:firstRow="0" w:lastRow="0" w:firstColumn="0" w:lastColumn="0" w:oddVBand="0" w:evenVBand="0" w:oddHBand="1" w:evenHBand="0" w:firstRowFirstColumn="0" w:firstRowLastColumn="0" w:lastRowFirstColumn="0" w:lastRowLastColumn="0"/>
+              <w:rPr>
+                <w:rFonts w:ascii="Times New Roman" w:hAnsi="Times New Roman" w:cs="Times New Roman"/>
+                <w:color w:val="4A4A4A"/>
+                <w:sz w:val="24"/>
+                <w:szCs w:val="24"/>
+              </w:rPr>
+            </w:pPr>
+            <w:r>
+              <w:rPr>
+                <w:rFonts w:ascii="Times New Roman" w:hAnsi="Times New Roman" w:cs="Times New Roman"/>
+                <w:color w:val="4A4A4A"/>
+                <w:sz w:val="24"/>
+                <w:szCs w:val="24"/>
+              </w:rPr>
+              <w:t>None</w:t>
+            </w:r>
+          </w:p>
+        </w:tc>
+        <w:tc>
+          <w:tcPr>
+            <w:tcW w:w="2700" w:type="dxa"/>
+          </w:tcPr>
+          <w:p>
+            <w:pPr>
+              <w:cnfStyle w:val="000000100000" w:firstRow="0" w:lastRow="0" w:firstColumn="0" w:lastColumn="0" w:oddVBand="0" w:evenVBand="0" w:oddHBand="1" w:evenHBand="0" w:firstRowFirstColumn="0" w:firstRowLastColumn="0" w:lastRowFirstColumn="0" w:lastRowLastColumn="0"/>
+              <w:rPr>
+                <w:rFonts w:ascii="Times New Roman" w:hAnsi="Times New Roman" w:cs="Times New Roman"/>
+                <w:color w:val="4A4A4A"/>
+                <w:sz w:val="24"/>
+                <w:szCs w:val="24"/>
+              </w:rPr>
+            </w:pPr>
+            <w:r>
+              <w:rPr>
+                <w:rFonts w:ascii="Times New Roman" w:hAnsi="Times New Roman" w:cs="Times New Roman"/>
+                <w:color w:val="4A4A4A"/>
+                <w:sz w:val="24"/>
+                <w:szCs w:val="24"/>
+              </w:rPr>
+              <w:t>CLEARED</w:t>
+            </w:r>
+          </w:p>
+        </w:tc>
+      </w:tr>
     </w:tbl>
-    <w:p>
-      <w:pPr>
-        <w:spacing w:before="80"/>
-      </w:pPr>
-    </w:p>
-    <w:p>
-      <w:pPr>
-        <w:rPr>
-          <w:rFonts w:ascii="Times New Roman" w:hAnsi="Times New Roman" w:cs="Times New Roman"/>
-          <w:sz w:val="40"/>
-          <w:szCs w:val="40"/>
-        </w:rPr>
-      </w:pPr>
-    </w:p>
-    <w:p>
-      <w:pPr>
-        <w:pStyle w:val="Heading1"/>
-        <w:rPr>
-          <w:rFonts w:ascii="Times New Roman" w:hAnsi="Times New Roman" w:cs="Times New Roman"/>
-          <w:color w:val="auto"/>
-          <w:sz w:val="2"/>
-          <w:szCs w:val="2"/>
-        </w:rPr>
-      </w:pPr>
-    </w:p>
     <w:p>
       <w:pPr>
         <w:pStyle w:val="Heading1"/>
@@ -8859,23 +7967,13 @@
           <w:szCs w:val="24"/>
         </w:rPr>
       </w:pPr>
-      <w:proofErr w:type="spellStart"/>
-      <w:r>
-        <w:rPr>
-          <w:rFonts w:ascii="Times New Roman" w:hAnsi="Times New Roman" w:cs="Times New Roman"/>
-          <w:sz w:val="24"/>
-          <w:szCs w:val="24"/>
-        </w:rPr>
-        <w:t>PhishGuard</w:t>
-      </w:r>
-      <w:proofErr w:type="spellEnd"/>
-      <w:r>
-        <w:rPr>
-          <w:rFonts w:ascii="Times New Roman" w:hAnsi="Times New Roman" w:cs="Times New Roman"/>
-          <w:sz w:val="24"/>
-          <w:szCs w:val="24"/>
-        </w:rPr>
-        <w:t xml:space="preserve"> demonstrates that effective email security does not require Artificial Intelligence. By combining deterministic rule-based detection, weighted risk scoring, cryptographic checksum validation (Luhn), and regex-based sensitive data scanning, the system achieves reliable phishing detection and data loss prevention for both incoming and outgoing emails.</w:t>
+      <w:r>
+        <w:rPr>
+          <w:rFonts w:ascii="Times New Roman" w:hAnsi="Times New Roman" w:cs="Times New Roman"/>
+          <w:sz w:val="24"/>
+          <w:szCs w:val="24"/>
+        </w:rPr>
+        <w:t>PhishGuard demonstrates that effective email security does not require Artificial Intelligence. By combining deterministic rule-based detection, weighted risk scoring, cryptographic checksum validation (Luhn), and regex-based sensitive data scanning, the system achieves reliable phishing detection and data loss prevention for both incoming and outgoing emails.</w:t>
       </w:r>
     </w:p>
     <w:p>
@@ -8931,43 +8029,7 @@
           <w:sz w:val="24"/>
           <w:szCs w:val="24"/>
         </w:rPr>
-        <w:t xml:space="preserve">The India-specific DLP patterns (PAN, Aadhaar, IFSC, </w:t>
-      </w:r>
-      <w:proofErr w:type="spellStart"/>
-      <w:r>
-        <w:rPr>
-          <w:rFonts w:ascii="Times New Roman" w:hAnsi="Times New Roman" w:cs="Times New Roman"/>
-          <w:sz w:val="24"/>
-          <w:szCs w:val="24"/>
-        </w:rPr>
-        <w:t>RuPay</w:t>
-      </w:r>
-      <w:proofErr w:type="spellEnd"/>
-      <w:r>
-        <w:rPr>
-          <w:rFonts w:ascii="Times New Roman" w:hAnsi="Times New Roman" w:cs="Times New Roman"/>
-          <w:sz w:val="24"/>
-          <w:szCs w:val="24"/>
-        </w:rPr>
-        <w:t xml:space="preserve">) make </w:t>
-      </w:r>
-      <w:proofErr w:type="spellStart"/>
-      <w:r>
-        <w:rPr>
-          <w:rFonts w:ascii="Times New Roman" w:hAnsi="Times New Roman" w:cs="Times New Roman"/>
-          <w:sz w:val="24"/>
-          <w:szCs w:val="24"/>
-        </w:rPr>
-        <w:t>PhishGuard</w:t>
-      </w:r>
-      <w:proofErr w:type="spellEnd"/>
-      <w:r>
-        <w:rPr>
-          <w:rFonts w:ascii="Times New Roman" w:hAnsi="Times New Roman" w:cs="Times New Roman"/>
-          <w:sz w:val="24"/>
-          <w:szCs w:val="24"/>
-        </w:rPr>
-        <w:t xml:space="preserve"> directly relevant to the Indian regulatory and compliance context.</w:t>
+        <w:t>The India-specific DLP patterns (PAN, Aadhaar, IFSC, RuPay) make PhishGuard directly relevant to the Indian regulatory and compliance context.</w:t>
       </w:r>
     </w:p>
     <w:p>
@@ -9229,43 +8291,7 @@
           <w:sz w:val="24"/>
           <w:szCs w:val="24"/>
         </w:rPr>
-        <w:t xml:space="preserve">Extract and scan the actual content of attachments using </w:t>
-      </w:r>
-      <w:proofErr w:type="spellStart"/>
-      <w:r>
-        <w:rPr>
-          <w:rFonts w:ascii="Times New Roman" w:hAnsi="Times New Roman" w:cs="Times New Roman"/>
-          <w:sz w:val="24"/>
-          <w:szCs w:val="24"/>
-        </w:rPr>
-        <w:t>openpyxl</w:t>
-      </w:r>
-      <w:proofErr w:type="spellEnd"/>
-      <w:r>
-        <w:rPr>
-          <w:rFonts w:ascii="Times New Roman" w:hAnsi="Times New Roman" w:cs="Times New Roman"/>
-          <w:sz w:val="24"/>
-          <w:szCs w:val="24"/>
-        </w:rPr>
-        <w:t xml:space="preserve"> (Excel), python-docx (Word), and </w:t>
-      </w:r>
-      <w:proofErr w:type="spellStart"/>
-      <w:r>
-        <w:rPr>
-          <w:rFonts w:ascii="Times New Roman" w:hAnsi="Times New Roman" w:cs="Times New Roman"/>
-          <w:sz w:val="24"/>
-          <w:szCs w:val="24"/>
-        </w:rPr>
-        <w:t>pypdf</w:t>
-      </w:r>
-      <w:proofErr w:type="spellEnd"/>
-      <w:r>
-        <w:rPr>
-          <w:rFonts w:ascii="Times New Roman" w:hAnsi="Times New Roman" w:cs="Times New Roman"/>
-          <w:sz w:val="24"/>
-          <w:szCs w:val="24"/>
-        </w:rPr>
-        <w:t xml:space="preserve"> (PDF), then run the same DLP patterns against the extracted text.</w:t>
+        <w:t>Extract and scan the actual content of attachments using openpyxl (Excel), python-docx (Word), and pypdf (PDF), then run the same DLP patterns against the extracted text.</w:t>
       </w:r>
     </w:p>
     <w:p>
@@ -9346,41 +8372,13 @@
         </w:rPr>
         <w:t xml:space="preserve">Limitation:  </w:t>
       </w:r>
-      <w:proofErr w:type="spellStart"/>
-      <w:r>
-        <w:rPr>
-          <w:rFonts w:ascii="Times New Roman" w:hAnsi="Times New Roman" w:cs="Times New Roman"/>
-          <w:sz w:val="24"/>
-          <w:szCs w:val="24"/>
-        </w:rPr>
-        <w:t>PhishGuard</w:t>
-      </w:r>
-      <w:proofErr w:type="spellEnd"/>
-      <w:r>
-        <w:rPr>
-          <w:rFonts w:ascii="Times New Roman" w:hAnsi="Times New Roman" w:cs="Times New Roman"/>
-          <w:sz w:val="24"/>
-          <w:szCs w:val="24"/>
-        </w:rPr>
-        <w:t xml:space="preserve"> requires users to manually export .</w:t>
-      </w:r>
-      <w:proofErr w:type="spellStart"/>
-      <w:r>
-        <w:rPr>
-          <w:rFonts w:ascii="Times New Roman" w:hAnsi="Times New Roman" w:cs="Times New Roman"/>
-          <w:sz w:val="24"/>
-          <w:szCs w:val="24"/>
-        </w:rPr>
-        <w:t>eml</w:t>
-      </w:r>
-      <w:proofErr w:type="spellEnd"/>
-      <w:r>
-        <w:rPr>
-          <w:rFonts w:ascii="Times New Roman" w:hAnsi="Times New Roman" w:cs="Times New Roman"/>
-          <w:sz w:val="24"/>
-          <w:szCs w:val="24"/>
-        </w:rPr>
-        <w:t xml:space="preserve"> files and place them in a folder before scanning, making it impractical for daily use.</w:t>
+      <w:r>
+        <w:rPr>
+          <w:rFonts w:ascii="Times New Roman" w:hAnsi="Times New Roman" w:cs="Times New Roman"/>
+          <w:sz w:val="24"/>
+          <w:szCs w:val="24"/>
+        </w:rPr>
+        <w:t>PhishGuard requires users to manually export .eml files and place them in a folder before scanning, making it impractical for daily use.</w:t>
       </w:r>
     </w:p>
     <w:p>
@@ -9416,25 +8414,7 @@
           <w:sz w:val="24"/>
           <w:szCs w:val="24"/>
         </w:rPr>
-        <w:t xml:space="preserve">Connect </w:t>
-      </w:r>
-      <w:proofErr w:type="spellStart"/>
-      <w:r>
-        <w:rPr>
-          <w:rFonts w:ascii="Times New Roman" w:hAnsi="Times New Roman" w:cs="Times New Roman"/>
-          <w:sz w:val="24"/>
-          <w:szCs w:val="24"/>
-        </w:rPr>
-        <w:t>PhishGuard</w:t>
-      </w:r>
-      <w:proofErr w:type="spellEnd"/>
-      <w:r>
-        <w:rPr>
-          <w:rFonts w:ascii="Times New Roman" w:hAnsi="Times New Roman" w:cs="Times New Roman"/>
-          <w:sz w:val="24"/>
-          <w:szCs w:val="24"/>
-        </w:rPr>
-        <w:t xml:space="preserve"> directly to a live mailbox using Python's </w:t>
+        <w:t xml:space="preserve">Connect PhishGuard directly to a live mailbox using Python's </w:t>
       </w:r>
       <w:r>
         <w:rPr>
@@ -9443,60 +8423,8 @@
           <w:sz w:val="24"/>
           <w:szCs w:val="24"/>
         </w:rPr>
-        <w:t xml:space="preserve">built-in </w:t>
-      </w:r>
-      <w:proofErr w:type="spellStart"/>
-      <w:r>
-        <w:rPr>
-          <w:rFonts w:ascii="Times New Roman" w:hAnsi="Times New Roman" w:cs="Times New Roman"/>
-          <w:color w:val="374151"/>
-          <w:sz w:val="24"/>
-          <w:szCs w:val="24"/>
-        </w:rPr>
-        <w:t>imaplib</w:t>
-      </w:r>
-      <w:proofErr w:type="spellEnd"/>
-      <w:r>
-        <w:rPr>
-          <w:rFonts w:ascii="Times New Roman" w:hAnsi="Times New Roman" w:cs="Times New Roman"/>
-          <w:color w:val="374151"/>
-          <w:sz w:val="24"/>
-          <w:szCs w:val="24"/>
-        </w:rPr>
-        <w:t xml:space="preserve"> library to automatically fetch and scan new emails without any manual action.</w:t>
-      </w:r>
-    </w:p>
-    <w:p>
-      <w:pPr>
-        <w:rPr>
-          <w:rFonts w:ascii="Times New Roman" w:hAnsi="Times New Roman" w:cs="Times New Roman"/>
-          <w:sz w:val="20"/>
-          <w:szCs w:val="20"/>
-        </w:rPr>
-      </w:pPr>
-    </w:p>
-    <w:p>
-      <w:pPr>
-        <w:rPr>
-          <w:rFonts w:ascii="Times New Roman" w:hAnsi="Times New Roman" w:cs="Times New Roman"/>
-        </w:rPr>
-      </w:pPr>
-    </w:p>
-    <w:p>
-      <w:pPr>
-        <w:rPr>
-          <w:rFonts w:ascii="Times New Roman" w:hAnsi="Times New Roman" w:cs="Times New Roman"/>
-        </w:rPr>
-      </w:pPr>
-    </w:p>
-    <w:p>
-      <w:pPr>
-        <w:rPr>
-          <w:rFonts w:ascii="Times New Roman" w:hAnsi="Times New Roman" w:cs="Times New Roman"/>
-          <w:sz w:val="40"/>
-          <w:szCs w:val="40"/>
-        </w:rPr>
-      </w:pPr>
+        <w:t>built-in imaplib library to automatically fetch and scan new emails without any manual action.</w:t>
+      </w:r>
     </w:p>
     <w:sectPr>
       <w:headerReference w:type="default" r:id="rId8"/>
@@ -9636,7 +8564,6 @@
         <w:rFonts w:ascii="Times New Roman" w:hAnsi="Times New Roman" w:cs="Times New Roman"/>
       </w:rPr>
     </w:pPr>
-    <w:proofErr w:type="spellStart"/>
     <w:r>
       <w:rPr>
         <w:rFonts w:ascii="Times New Roman" w:hAnsi="Times New Roman" w:cs="Times New Roman"/>
@@ -9645,18 +8572,7 @@
         <w:color w:val="4472C4" w:themeColor="accent1"/>
         <w:u w:val="single"/>
       </w:rPr>
-      <w:t>PhishGuard</w:t>
-    </w:r>
-    <w:proofErr w:type="spellEnd"/>
-    <w:r>
-      <w:rPr>
-        <w:rFonts w:ascii="Times New Roman" w:hAnsi="Times New Roman" w:cs="Times New Roman"/>
-        <w:b/>
-        <w:bCs/>
-        <w:color w:val="4472C4" w:themeColor="accent1"/>
-        <w:u w:val="single"/>
-      </w:rPr>
-      <w:t xml:space="preserve"> — Project Report</w:t>
+      <w:t>PhishGuard — Project Report</w:t>
     </w:r>
     <w:r>
       <w:rPr>
